--- a/src/Layers/W1/BaseApp/Foundation/Reporting/ReportParts/HeaderFooterDesign/ExternalDefaultDetailed.docx
+++ b/src/Layers/W1/BaseApp/Foundation/Reporting/ReportParts/HeaderFooterDesign/ExternalDefaultDetailed.docx
@@ -267,7 +267,7 @@
     <w:tr>
       <w:trPr>
         <w:cnfStyle w:val="100000000000" w:firstRow="1" w:lastRow="0" w:firstColumn="0" w:lastColumn="0" w:oddVBand="0" w:evenVBand="0" w:oddHBand="0" w:evenHBand="0" w:firstRowFirstColumn="0" w:firstRowLastColumn="0" w:lastRowFirstColumn="0" w:lastRowLastColumn="0"/>
-        <w:trHeight w:val="284"/>
+        <w:trHeight w:val="181"/>
       </w:trPr>
       <w:tc>
         <w:tcPr>
@@ -275,7 +275,7 @@
         </w:tcPr>
         <w:p>
           <w:pPr>
-            <w:spacing w:before="120" w:after="60"/>
+            <w:spacing w:before="120"/>
             <w:rPr>
               <w:rFonts w:cs="Segoe UI"/>
               <w:color w:val="242424"/>
@@ -317,7 +317,7 @@
         </w:tcPr>
         <w:p>
           <w:pPr>
-            <w:spacing w:before="120" w:after="60"/>
+            <w:spacing w:before="120"/>
             <w:rPr>
               <w:rFonts w:cs="Segoe UI"/>
               <w:color w:val="242424"/>
@@ -359,7 +359,7 @@
         </w:tcPr>
         <w:p>
           <w:pPr>
-            <w:spacing w:before="120" w:after="60"/>
+            <w:spacing w:before="120"/>
             <w:rPr>
               <w:rFonts w:cs="Segoe UI"/>
               <w:color w:val="242424"/>
@@ -401,7 +401,7 @@
         </w:tcPr>
         <w:p>
           <w:pPr>
-            <w:spacing w:before="120" w:after="60"/>
+            <w:spacing w:before="120"/>
             <w:rPr>
               <w:rFonts w:cs="Segoe UI"/>
               <w:color w:val="242424"/>
@@ -670,7 +670,7 @@
         <w:p>
           <w:pPr>
             <w:pStyle w:val="BCLabel"/>
-            <w:spacing w:before="120" w:after="60"/>
+            <w:spacing w:before="120"/>
             <w:rPr>
               <w:rFonts w:cstheme="majorHAnsi"/>
               <w:b/>
@@ -709,11 +709,11 @@
       </w:tc>
       <w:tc>
         <w:tcPr>
-          <w:tcW w:w="2625" w:type="dxa"/>
+          <w:tcW w:w="2624" w:type="dxa"/>
         </w:tcPr>
         <w:p>
           <w:pPr>
-            <w:spacing w:before="120" w:after="60"/>
+            <w:spacing w:before="120"/>
             <w:rPr>
               <w:rFonts w:cs="Segoe UI"/>
               <w:b/>
@@ -753,11 +753,11 @@
       </w:tc>
       <w:tc>
         <w:tcPr>
-          <w:tcW w:w="2624" w:type="dxa"/>
+          <w:tcW w:w="2623" w:type="dxa"/>
         </w:tcPr>
         <w:p>
           <w:pPr>
-            <w:spacing w:before="120" w:after="60"/>
+            <w:spacing w:before="120"/>
             <w:rPr>
               <w:rFonts w:cs="Segoe UI"/>
               <w:b/>
@@ -797,11 +797,11 @@
       </w:tc>
       <w:tc>
         <w:tcPr>
-          <w:tcW w:w="2625" w:type="dxa"/>
+          <w:tcW w:w="2624" w:type="dxa"/>
         </w:tcPr>
         <w:p>
           <w:pPr>
-            <w:spacing w:before="120" w:after="60"/>
+            <w:spacing w:before="120"/>
             <w:rPr>
               <w:rFonts w:cs="Segoe UI"/>
               <w:b/>
@@ -842,7 +842,7 @@
     </w:tr>
     <w:tr>
       <w:trPr>
-        <w:trHeight w:val="266"/>
+        <w:trHeight w:val="52"/>
       </w:trPr>
       <w:tc>
         <w:tcPr>
@@ -851,7 +851,6 @@
         <w:p>
           <w:pPr>
             <w:pStyle w:val="BCLabel"/>
-            <w:spacing w:after="120"/>
             <w:rPr>
               <w:rFonts w:cstheme="majorHAnsi"/>
               <w:b/>
@@ -902,11 +901,10 @@
       </w:tc>
       <w:tc>
         <w:tcPr>
-          <w:tcW w:w="2625" w:type="dxa"/>
+          <w:tcW w:w="2624" w:type="dxa"/>
         </w:tcPr>
         <w:p>
           <w:pPr>
-            <w:spacing w:after="120"/>
             <w:rPr>
               <w:rFonts w:cstheme="majorHAnsi"/>
               <w:b/>
@@ -943,11 +941,10 @@
       </w:tc>
       <w:tc>
         <w:tcPr>
-          <w:tcW w:w="2624" w:type="dxa"/>
+          <w:tcW w:w="2623" w:type="dxa"/>
         </w:tcPr>
         <w:p>
           <w:pPr>
-            <w:spacing w:after="120"/>
             <w:rPr>
               <w:rFonts w:cstheme="majorHAnsi"/>
               <w:b/>
@@ -998,11 +995,10 @@
       </w:tc>
       <w:tc>
         <w:tcPr>
-          <w:tcW w:w="2625" w:type="dxa"/>
+          <w:tcW w:w="2624" w:type="dxa"/>
         </w:tcPr>
         <w:p>
           <w:pPr>
-            <w:spacing w:after="120"/>
             <w:rPr>
               <w:rFonts w:cstheme="majorHAnsi"/>
               <w:b/>
@@ -1035,6 +1031,28 @@
               </w:r>
             </w:sdtContent>
           </w:sdt>
+        </w:p>
+      </w:tc>
+    </w:tr>
+    <w:tr>
+      <w:trPr>
+        <w:trHeight w:val="52"/>
+      </w:trPr>
+      <w:tc>
+        <w:tcPr>
+          <w:tcW w:w="10495" w:type="dxa"/>
+          <w:gridSpan w:val="4"/>
+        </w:tcPr>
+        <w:p>
+          <w:pPr>
+            <w:spacing w:line="240" w:lineRule="auto"/>
+            <w:rPr>
+              <w:rFonts w:cs="Segoe UI"/>
+              <w:color w:val="242424"/>
+              <w:sz w:val="8"/>
+              <w:szCs w:val="8"/>
+            </w:rPr>
+          </w:pPr>
         </w:p>
       </w:tc>
     </w:tr>
@@ -1080,7 +1098,7 @@
       </w:tc>
       <w:tc>
         <w:tcPr>
-          <w:tcW w:w="2625" w:type="dxa"/>
+          <w:tcW w:w="2624" w:type="dxa"/>
         </w:tcPr>
         <w:p>
           <w:pPr>
@@ -1119,7 +1137,7 @@
       </w:tc>
       <w:tc>
         <w:tcPr>
-          <w:tcW w:w="2624" w:type="dxa"/>
+          <w:tcW w:w="2623" w:type="dxa"/>
         </w:tcPr>
         <w:p>
           <w:pPr>
@@ -1158,7 +1176,7 @@
       </w:tc>
       <w:tc>
         <w:tcPr>
-          <w:tcW w:w="2625" w:type="dxa"/>
+          <w:tcW w:w="2624" w:type="dxa"/>
         </w:tcPr>
         <w:p>
           <w:pPr>
@@ -1247,7 +1265,7 @@
       </w:tc>
       <w:tc>
         <w:tcPr>
-          <w:tcW w:w="2625" w:type="dxa"/>
+          <w:tcW w:w="2624" w:type="dxa"/>
         </w:tcPr>
         <w:p>
           <w:pPr>
@@ -1286,7 +1304,7 @@
       </w:tc>
       <w:tc>
         <w:tcPr>
-          <w:tcW w:w="2624" w:type="dxa"/>
+          <w:tcW w:w="2623" w:type="dxa"/>
         </w:tcPr>
         <w:p>
           <w:pPr>
@@ -1325,7 +1343,7 @@
       </w:tc>
       <w:tc>
         <w:tcPr>
-          <w:tcW w:w="2625" w:type="dxa"/>
+          <w:tcW w:w="2624" w:type="dxa"/>
         </w:tcPr>
         <w:p>
           <w:pPr>
@@ -1434,7 +1452,7 @@
             <w:tag w:val="#BC:InsertDataItem,BCReportInformation/ReportMetadata/ReportCaption"/>
             <w:id w:val="-1105262526"/>
             <w:placeholder>
-              <w:docPart w:val="9351E1828E2647B397589986DFAEE98B"/>
+              <w:docPart w:val="A470FFC2275947AF90A0CCF60903D2DE"/>
             </w:placeholder>
             <w:dataBinding w:prefixMappings="&lt;xmlns:ns0='urn:microsoft-dynamics-nav/reports/Tenant_Report_Defaults/2000000001/' " w:xpath="/ns0:NavWordReportXmlPart[1]/ns0:BCReportInformation[1]/ns0:ReportMetadata[1]/ns0:ReportCaption[1]" w:storeItemID="{00000000-0000-0000-0000-000000000000}"/>
             <w15:color w:val="808080"/>
@@ -1444,6 +1462,7 @@
             <w:p>
               <w:pPr>
                 <w:pStyle w:val="Title"/>
+                <w:spacing w:before="0" w:after="0"/>
                 <w:rPr>
                   <w:rFonts w:ascii="Segoe UI" w:eastAsia="Times New Roman" w:hAnsi="Segoe UI" w:cs="Segoe UI"/>
                   <w:sz w:val="56"/>
@@ -1478,7 +1497,8 @@
             <w:p>
               <w:pPr>
                 <w:pStyle w:val="BCNumber"/>
-                <w:spacing w:after="360"/>
+                <w:spacing w:before="60"/>
+                <w:jc w:val="right"/>
               </w:pPr>
               <w:r>
                 <w:fldChar w:fldCharType="begin"/>
@@ -1551,13 +1571,55 @@
             <w:pStyle w:val="NoSpacing"/>
             <w:jc w:val="right"/>
           </w:pPr>
+          <w:r>
+            <w:t>Friday</w:t>
+          </w:r>
+          <w:r>
+            <w:t>,</w:t>
+          </w:r>
+          <w:r>
+            <w:t xml:space="preserve"> September </w:t>
+          </w:r>
+          <w:r>
+            <w:t>23, 2026</w:t>
+          </w:r>
+        </w:p>
+      </w:tc>
+    </w:tr>
+    <w:tr>
+      <w:trPr>
+        <w:trHeight w:val="80"/>
+      </w:trPr>
+      <w:tc>
+        <w:tcPr>
+          <w:tcW w:w="3302" w:type="pct"/>
+          <w:vMerge/>
+        </w:tcPr>
+        <w:p>
+          <w:pPr>
+            <w:spacing w:before="120"/>
+            <w:rPr>
+              <w:rFonts w:ascii="Aptos" w:eastAsia="Aptos" w:hAnsi="Aptos" w:cs="Times New Roman"/>
+            </w:rPr>
+          </w:pPr>
+        </w:p>
+      </w:tc>
+      <w:tc>
+        <w:tcPr>
+          <w:tcW w:w="1698" w:type="pct"/>
+        </w:tcPr>
+        <w:p>
+          <w:pPr>
+            <w:pStyle w:val="NoSpacing"/>
+            <w:jc w:val="right"/>
+          </w:pPr>
           <w:sdt>
             <w:sdtPr>
               <w:alias w:val="CompanyName"/>
               <w:tag w:val="#BC:InsertDataItem,BCReportInformation/ReportRequest/CompanyName"/>
-              <w:id w:val="975574590"/>
+              <w:id w:val="1327564643"/>
               <w:placeholder>
-                <w:docPart w:val="EFC9E7A090A04250AD62E99527EC3400"/>
+                <w:docPart w:val="AD8251DE783341B48D89D00C46DFB6CF"/>
               </w:placeholder>
               <w:dataBinding w:prefixMappings="&lt;xmlns:ns0='urn:microsoft-dynamics-nav/reports/Tenant_Report_Defaults/2000000001/' " w:xpath="/ns0:NavWordReportXmlPart[1]/ns0:BCReportInformation[1]/ns0:ReportRequest[1]/ns0:CompanyName[1]" w:storeItemID="{00000000-0000-0000-0000-000000000000}"/>
               <w15:color w:val="808080"/>
@@ -1632,7 +1694,6 @@
                   <w:tab w:val="center" w:pos="5310"/>
                   <w:tab w:val="right" w:pos="10440"/>
                 </w:tabs>
-                <w:ind w:right="26"/>
                 <w:rPr>
                   <w:color w:val="242424"/>
                   <w:sz w:val="36"/>
@@ -1670,7 +1731,7 @@
           <w:sdtContent>
             <w:p>
               <w:pPr>
-                <w:spacing w:after="120"/>
+                <w:spacing w:before="60"/>
                 <w:jc w:val="right"/>
                 <w:rPr>
                   <w:color w:val="242424"/>
@@ -3263,7 +3324,6 @@
     <w:uiPriority w:val="1"/>
     <w:semiHidden/>
     <w:unhideWhenUsed/>
-    <w:rsid w:val="008C78C0"/>
   </w:style>
   <w:style w:type="table" w:default="1" w:styleId="TableNormal">
     <w:name w:val="Normal Table"/>
@@ -3285,7 +3345,6 @@
     <w:uiPriority w:val="99"/>
     <w:semiHidden/>
     <w:unhideWhenUsed/>
-    <w:rsid w:val="008C78C0"/>
   </w:style>
   <w:style w:type="table" w:styleId="TableGrid">
     <w:name w:val="Table Grid"/>
@@ -30111,35 +30170,6 @@
         <w:p>
           <w:pPr>
             <w:pStyle w:val="568E8CB4D7A94ED2BC0C28819883F940"/>
-          </w:pPr>
-          <w:r>
-            <w:rPr>
-              <w:rStyle w:val="PlaceholderText"/>
-            </w:rPr>
-            <w:t>Click or tap here to enter text.</w:t>
-          </w:r>
-        </w:p>
-      </w:docPartBody>
-    </w:docPart>
-    <w:docPart>
-      <w:docPartPr>
-        <w:name w:val="9351E1828E2647B397589986DFAEE98B"/>
-        <w:category>
-          <w:name w:val="Generelt"/>
-          <w:gallery w:val="placeholder"/>
-        </w:category>
-        <w:types>
-          <w:type w:val="bbPlcHdr"/>
-        </w:types>
-        <w:behaviors>
-          <w:behavior w:val="content"/>
-        </w:behaviors>
-        <w:guid w:val="{F1578845-B221-4ED7-9F25-9C419199421F}"/>
-      </w:docPartPr>
-      <w:docPartBody>
-        <w:p>
-          <w:pPr>
-            <w:pStyle w:val="9351E1828E2647B397589986DFAEE98B"/>
           </w:pPr>
           <w:r>
             <w:rPr>
@@ -30604,35 +30634,6 @@
     </w:docPart>
     <w:docPart>
       <w:docPartPr>
-        <w:name w:val="EFC9E7A090A04250AD62E99527EC3400"/>
-        <w:category>
-          <w:name w:val="General"/>
-          <w:gallery w:val="placeholder"/>
-        </w:category>
-        <w:types>
-          <w:type w:val="bbPlcHdr"/>
-        </w:types>
-        <w:behaviors>
-          <w:behavior w:val="content"/>
-        </w:behaviors>
-        <w:guid w:val="{41EA72BB-A937-4ADC-9CA6-D8F319D72E92}"/>
-      </w:docPartPr>
-      <w:docPartBody>
-        <w:p>
-          <w:pPr>
-            <w:pStyle w:val="EFC9E7A090A04250AD62E99527EC3400"/>
-          </w:pPr>
-          <w:r>
-            <w:rPr>
-              <w:rStyle w:val="PlaceholderText"/>
-            </w:rPr>
-            <w:t>Click or tap here to enter text.</w:t>
-          </w:r>
-        </w:p>
-      </w:docPartBody>
-    </w:docPart>
-    <w:docPart>
-      <w:docPartPr>
         <w:name w:val="85701054D69D41C2BD908C9148E6F4EB"/>
         <w:category>
           <w:name w:val="General"/>
@@ -30863,6 +30864,64 @@
         </w:p>
       </w:docPartBody>
     </w:docPart>
+    <w:docPart>
+      <w:docPartPr>
+        <w:name w:val="A470FFC2275947AF90A0CCF60903D2DE"/>
+        <w:category>
+          <w:name w:val="General"/>
+          <w:gallery w:val="placeholder"/>
+        </w:category>
+        <w:types>
+          <w:type w:val="bbPlcHdr"/>
+        </w:types>
+        <w:behaviors>
+          <w:behavior w:val="content"/>
+        </w:behaviors>
+        <w:guid w:val="{691ECADA-FE98-48FD-ADAB-644415B52353}"/>
+      </w:docPartPr>
+      <w:docPartBody>
+        <w:p>
+          <w:pPr>
+            <w:pStyle w:val="A470FFC2275947AF90A0CCF60903D2DE"/>
+          </w:pPr>
+          <w:r>
+            <w:rPr>
+              <w:rStyle w:val="PlaceholderText"/>
+            </w:rPr>
+            <w:t>Click or tap here to enter text.</w:t>
+          </w:r>
+        </w:p>
+      </w:docPartBody>
+    </w:docPart>
+    <w:docPart>
+      <w:docPartPr>
+        <w:name w:val="AD8251DE783341B48D89D00C46DFB6CF"/>
+        <w:category>
+          <w:name w:val="General"/>
+          <w:gallery w:val="placeholder"/>
+        </w:category>
+        <w:types>
+          <w:type w:val="bbPlcHdr"/>
+        </w:types>
+        <w:behaviors>
+          <w:behavior w:val="content"/>
+        </w:behaviors>
+        <w:guid w:val="{9F453786-3631-4712-A661-F064FC2A4655}"/>
+      </w:docPartPr>
+      <w:docPartBody>
+        <w:p>
+          <w:pPr>
+            <w:pStyle w:val="AD8251DE783341B48D89D00C46DFB6CF"/>
+          </w:pPr>
+          <w:r>
+            <w:rPr>
+              <w:rStyle w:val="PlaceholderText"/>
+            </w:rPr>
+            <w:t>Click or tap here to enter text.</w:t>
+          </w:r>
+        </w:p>
+      </w:docPartBody>
+    </w:docPart>
   </w:docParts>
 </w:glossaryDocument>
 </file>
@@ -30919,12 +30978,14 @@
     <w:sig w:usb0="E4002EFF" w:usb1="C000E47F" w:usb2="00000009" w:usb3="00000000" w:csb0="000001FF" w:csb1="00000000"/>
   </w:font>
   <w:font w:name="Aptos">
+    <w:panose1 w:val="020B0004020202020204"/>
     <w:charset w:val="00"/>
     <w:family w:val="swiss"/>
     <w:pitch w:val="variable"/>
     <w:sig w:usb0="20000287" w:usb1="00000003" w:usb2="00000000" w:usb3="00000000" w:csb0="0000019F" w:csb1="00000000"/>
   </w:font>
   <w:font w:name="Aptos Display">
+    <w:panose1 w:val="020B0004020202020204"/>
     <w:charset w:val="00"/>
     <w:family w:val="swiss"/>
     <w:pitch w:val="variable"/>
@@ -30957,6 +31018,7 @@
     <w:rsid w:val="0009355D"/>
     <w:rsid w:val="001024DE"/>
     <w:rsid w:val="001024F7"/>
+    <w:rsid w:val="00107F6B"/>
     <w:rsid w:val="00133336"/>
     <w:rsid w:val="00184BAF"/>
     <w:rsid w:val="001A2258"/>
@@ -31007,6 +31069,7 @@
     <w:rsid w:val="0080614B"/>
     <w:rsid w:val="00822ACB"/>
     <w:rsid w:val="00825186"/>
+    <w:rsid w:val="0087642A"/>
     <w:rsid w:val="0089757A"/>
     <w:rsid w:val="008A720C"/>
     <w:rsid w:val="008C225B"/>
@@ -31033,6 +31096,7 @@
     <w:rsid w:val="00BF27CE"/>
     <w:rsid w:val="00C03606"/>
     <w:rsid w:val="00C224B4"/>
+    <w:rsid w:val="00C32F6B"/>
     <w:rsid w:val="00CB7A61"/>
     <w:rsid w:val="00CB7A74"/>
     <w:rsid w:val="00CC7327"/>
@@ -31504,7 +31568,7 @@
     <w:basedOn w:val="DefaultParagraphFont"/>
     <w:uiPriority w:val="99"/>
     <w:semiHidden/>
-    <w:rsid w:val="0055153E"/>
+    <w:rsid w:val="00C32F6B"/>
     <w:rPr>
       <w:color w:val="808080"/>
     </w:rPr>
@@ -31817,6 +31881,62 @@
       <w:kern w:val="2"/>
       <w:sz w:val="24"/>
       <w:szCs w:val="24"/>
+      <w14:ligatures w14:val="standardContextual"/>
+    </w:rPr>
+  </w:style>
+  <w:style w:type="paragraph" w:customStyle="1" w:styleId="DA23F7B6FEFE4123804DF6120FC699C1">
+    <w:name w:val="DA23F7B6FEFE4123804DF6120FC699C1"/>
+    <w:rsid w:val="00C32F6B"/>
+    <w:pPr>
+      <w:spacing w:line="278" w:lineRule="auto"/>
+    </w:pPr>
+    <w:rPr>
+      <w:kern w:val="2"/>
+      <w:sz w:val="24"/>
+      <w:szCs w:val="24"/>
+      <w:lang w:val="en-DK" w:eastAsia="en-DK"/>
+      <w14:ligatures w14:val="standardContextual"/>
+    </w:rPr>
+  </w:style>
+  <w:style w:type="paragraph" w:customStyle="1" w:styleId="A470FFC2275947AF90A0CCF60903D2DE">
+    <w:name w:val="A470FFC2275947AF90A0CCF60903D2DE"/>
+    <w:rsid w:val="00C32F6B"/>
+    <w:pPr>
+      <w:spacing w:line="278" w:lineRule="auto"/>
+    </w:pPr>
+    <w:rPr>
+      <w:kern w:val="2"/>
+      <w:sz w:val="24"/>
+      <w:szCs w:val="24"/>
+      <w:lang w:val="en-DK" w:eastAsia="en-DK"/>
+      <w14:ligatures w14:val="standardContextual"/>
+    </w:rPr>
+  </w:style>
+  <w:style w:type="paragraph" w:customStyle="1" w:styleId="692B9BB1C04C471EB89905D584C97CF4">
+    <w:name w:val="692B9BB1C04C471EB89905D584C97CF4"/>
+    <w:rsid w:val="00C32F6B"/>
+    <w:pPr>
+      <w:spacing w:line="278" w:lineRule="auto"/>
+    </w:pPr>
+    <w:rPr>
+      <w:kern w:val="2"/>
+      <w:sz w:val="24"/>
+      <w:szCs w:val="24"/>
+      <w:lang w:val="en-DK" w:eastAsia="en-DK"/>
+      <w14:ligatures w14:val="standardContextual"/>
+    </w:rPr>
+  </w:style>
+  <w:style w:type="paragraph" w:customStyle="1" w:styleId="AD8251DE783341B48D89D00C46DFB6CF">
+    <w:name w:val="AD8251DE783341B48D89D00C46DFB6CF"/>
+    <w:rsid w:val="00C32F6B"/>
+    <w:pPr>
+      <w:spacing w:line="278" w:lineRule="auto"/>
+    </w:pPr>
+    <w:rPr>
+      <w:kern w:val="2"/>
+      <w:sz w:val="24"/>
+      <w:szCs w:val="24"/>
+      <w:lang w:val="en-DK" w:eastAsia="en-DK"/>
       <w14:ligatures w14:val="standardContextual"/>
     </w:rPr>
   </w:style>
@@ -32093,7 +32213,7 @@
 
 <file path=word/webextensions/taskpanes.xml><?xml version="1.0" encoding="utf-8"?>
 <wetp:taskpanes xmlns:wetp="http://schemas.microsoft.com/office/webextensions/taskpanes/2010/11">
-  <wetp:taskpane dockstate="right" visibility="0" width="350" row="7">
+  <wetp:taskpane dockstate="right" visibility="0" width="350" row="8">
     <wetp:webextensionref xmlns:r="http://schemas.openxmlformats.org/officeDocument/2006/relationships" r:id="rId1"/>
   </wetp:taskpane>
 </wetp:taskpanes>
@@ -32112,6 +32232,10 @@
 </file>
 
 <file path=customXml/item1.xml><?xml version="1.0" encoding="utf-8"?>
+<b:Sources xmlns:b="http://schemas.openxmlformats.org/officeDocument/2006/bibliography" xmlns="http://schemas.openxmlformats.org/officeDocument/2006/bibliography" SelectedStyle="\APASixthEditionOfficeOnline.xsl" StyleName="APA" Version="6"/>
+</file>
+
+<file path=customXml/item2.xml><?xml version="1.0" encoding="utf-8"?>
 <ct:contentTypeSchema xmlns:ct="http://schemas.microsoft.com/office/2006/metadata/contentType" xmlns:ma="http://schemas.microsoft.com/office/2006/metadata/properties/metaAttributes" ct:_="" ma:_="" ma:contentTypeName="Document" ma:contentTypeID="0x0101001DCAE6B6EBFA5442B0B9E84E60AFF245" ma:contentTypeVersion="18" ma:contentTypeDescription="Create a new document." ma:contentTypeScope="" ma:versionID="69eec3b24558e1297a79cd42e69b0397">
   <xsd:schema xmlns:xsd="http://www.w3.org/2001/XMLSchema" xmlns:xs="http://www.w3.org/2001/XMLSchema" xmlns:p="http://schemas.microsoft.com/office/2006/metadata/properties" xmlns:ns1="http://schemas.microsoft.com/sharepoint/v3" xmlns:ns2="178f68d8-b893-4efd-8406-fab0f21873e4" xmlns:ns3="b83e059f-de16-406c-a902-3d56d4e79ec8" targetNamespace="http://schemas.microsoft.com/office/2006/metadata/properties" ma:root="true" ma:fieldsID="0f52a3acd42ec0bd0d267ba89c916a39" ns1:_="" ns2:_="" ns3:_="">
     <xsd:import namespace="http://schemas.microsoft.com/sharepoint/v3"/>
@@ -32377,169 +32501,23 @@
 </ct:contentTypeSchema>
 </file>
 
-<file path=customXml/item2.xml><?xml version="1.0" encoding="utf-8"?>
-<b:Sources xmlns:b="http://schemas.openxmlformats.org/officeDocument/2006/bibliography" xmlns="http://schemas.openxmlformats.org/officeDocument/2006/bibliography" SelectedStyle="\APASixthEditionOfficeOnline.xsl" StyleName="APA" Version="6"/>
+<file path=customXml/item3.xml><?xml version="1.0" encoding="utf-8"?>
+<p:properties xmlns:p="http://schemas.microsoft.com/office/2006/metadata/properties" xmlns:xsi="http://www.w3.org/2001/XMLSchema-instance" xmlns:pc="http://schemas.microsoft.com/office/infopath/2007/PartnerControls">
+  <documentManagement>
+    <Package xmlns="178f68d8-b893-4efd-8406-fab0f21873e4" xsi:nil="true"/>
+    <lcf76f155ced4ddcb4097134ff3c332f xmlns="178f68d8-b893-4efd-8406-fab0f21873e4">
+      <Terms xmlns="http://schemas.microsoft.com/office/infopath/2007/PartnerControls"/>
+    </lcf76f155ced4ddcb4097134ff3c332f>
+    <_ip_UnifiedCompliancePolicyUIAction xmlns="http://schemas.microsoft.com/sharepoint/v3" xsi:nil="true"/>
+    <TaxCatchAll xmlns="b83e059f-de16-406c-a902-3d56d4e79ec8" xsi:nil="true"/>
+    <Audience xmlns="178f68d8-b893-4efd-8406-fab0f21873e4" xsi:nil="true"/>
+    <_ip_UnifiedCompliancePolicyProperties xmlns="http://schemas.microsoft.com/sharepoint/v3" xsi:nil="true"/>
+    <DocumentType xmlns="178f68d8-b893-4efd-8406-fab0f21873e4" xsi:nil="true"/>
+  </documentManagement>
+</p:properties>
 </file>
 
-<file path=customXml/item3.xml>��< ? x m l   v e r s i o n = " 1 . 0 "   e n c o d i n g = " u t f - 1 6 " ? > < N a v W o r d R e p o r t X m l P a r t   x m l n s = " u r n : m i c r o s o f t - d y n a m i c s - n a v / r e p o r t s / T e n a n t _ R e p o r t _ D e f a u l t s / 2 0 0 0 0 0 0 0 0 1 / " > - 
-     < B C R e p o r t I n f o r m a t i o n > - 
-         < R e p o r t M e t a d a t a > - 
-             < E x t e n s i o n I d > E x t e n s i o n   I D < / E x t e n s i o n I d > - 
-             < E x t e n s i o n N a m e > E x t e n s i o n   N a m e < / E x t e n s i o n N a m e > - 
-             < E x t e n s i o n P u b l i s h e r > E x t e n s i o n   P u b l i s h e r < / E x t e n s i o n P u b l i s h e r > - 
-             < E x t e n s i o n V e r s i o n > E x t e n s i o n   V e r s i o n < / E x t e n s i o n V e r s i o n > - 
-             < R e p o r t I d > R e p o r t   I D < / R e p o r t I d > - 
-             < R e p o r t N a m e > R e p o r t   N a m e < / R e p o r t N a m e > - 
-             < R e p o r t C a p t i o n > R e p o r t   C a p t i o n < / R e p o r t C a p t i o n > - 
-             < A b o u t T h i s R e p o r t T i t l e > A b o u t   T h i s   R e p o r t   T i t l e < / A b o u t T h i s R e p o r t T i t l e > - 
-             < A b o u t T h i s R e p o r t T e x t > A b o u t   T h i s   R e p o r t   T e x t < / A b o u t T h i s R e p o r t T e x t > - 
-             < R e p o r t H e l p L i n k > R e p o r t   H e l p   L i n k < / R e p o r t H e l p L i n k > - 
-         < / R e p o r t M e t a d a t a > - 
-         < R e p o r t R e q u e s t > - 
-             < T e n a n t E n t r a I d > T e n a n t   E n t r a   I d < / T e n a n t E n t r a I d > - 
-             < E n v i r o n m e n t N a m e > E n v i r o n m e n t   N a m e < / E n v i r o n m e n t N a m e > - 
-             < E n v i r o n m e n t T y p e > E n v i r o n m e n t   T y p e < / E n v i r o n m e n t T y p e > - 
-             < C o m p a n y N a m e > C o m p a n y   N a m e < / C o m p a n y N a m e > - 
-             < C o m p a n y D i s p l a y N a m e > C o m p a n y   D i s p l a y   N a m e < / C o m p a n y D i s p l a y N a m e > - 
-             < C o m p a n y I d > C o m p a n y   I D < / C o m p a n y I d > - 
-             < U s e r N a m e > U s e r   N a m e < / U s e r N a m e > - 
-             < D a t e A n d T i m e > D a t e   a n d   T i m e < / D a t e A n d T i m e > - 
-             < L a n g u a g e > L a n g u a g e < / L a n g u a g e > - 
-             < F o r m a t R e g i o n > F o r m a t   R e g i o n < / F o r m a t R e g i o n > - 
-             < D a t e T i m e V a l u e s > - 
-                 < Y e a r > Y e a r < / Y e a r > - 
-                 < M o n t h N u m b e r > M o n t h   N u m b e r < / M o n t h N u m b e r > - 
-                 < D a y N u m b e r > D a y   N u m b e r < / D a y N u m b e r > - 
-                 < H o u r > H o u r < / H o u r > - 
-                 < M i n u t e > M i n u t e < / M i n u t e > - 
-             < / D a t e T i m e V a l u e s > - 
-         < / R e p o r t R e q u e s t > - 
-         < C o m p a n y M e t a d a t a > - 
-             < C o m p a n y N a m e > C o m p a n y   N a m e < / C o m p a n y N a m e > - 
-             < C o m p a n y D i s p l a y N a m e > C o m p a n y   D i s p l a y   N a m e < / C o m p a n y D i s p l a y N a m e > - 
-             < C o m p a n y A d d r e s s L i n e s > - 
-                 < C o m p a n y A d d r e s s L i n e 1 > C o m p a n y   A d d r e s s   L i n e   1 < / C o m p a n y A d d r e s s L i n e 1 > - 
-                 < C o m p a n y A d d r e s s L i n e 2 > C o m p a n y   A d d r e s s   L i n e   2 < / C o m p a n y A d d r e s s L i n e 2 > - 
-                 < C o m p a n y A d d r e s s L i n e 3 > C o m p a n y   A d d r e s s   L i n e   3 < / C o m p a n y A d d r e s s L i n e 3 > - 
-                 < C o m p a n y A d d r e s s L i n e 4 > C o m p a n y   A d d r e s s   L i n e   4 < / C o m p a n y A d d r e s s L i n e 4 > - 
-                 < C o m p a n y A d d r e s s L i n e 5 > C o m p a n y   A d d r e s s   L i n e   5 < / C o m p a n y A d d r e s s L i n e 5 > - 
-                 < C o m p a n y A d d r e s s L i n e 6 > C o m p a n y   A d d r e s s   L i n e   6 < / C o m p a n y A d d r e s s L i n e 6 > - 
-                 < C o m p a n y A d d r e s s L i n e 7 > C o m p a n y   A d d r e s s   L i n e   7 < / C o m p a n y A d d r e s s L i n e 7 > - 
-                 < C o m p a n y A d d r e s s L i n e 8 > C o m p a n y   A d d r e s s   L i n e   8 < / C o m p a n y A d d r e s s L i n e 8 > - 
-             < / C o m p a n y A d d r e s s L i n e s > - 
-             < C o m p a n y P h o n e > C o m p a n y   P h o n e < / C o m p a n y P h o n e > - 
-             < C o m p a n y P h o n e C a p t i o n > C o m p a n y   P h o n e   C a p t i o n < / C o m p a n y P h o n e C a p t i o n > - 
-             < C o m p a n y F a x N o > C o m p a n y   F a x   N o . < / C o m p a n y F a x N o > - 
-             < C o m p a n y F a x N o C a p t i o n > C o m p a n y   F a x   N o .   C a p t i o n < / C o m p a n y F a x N o C a p t i o n > - 
-             < C o m p a n y E m a i l > C o m p a n y   E m a i l < / C o m p a n y E m a i l > - 
-             < C o m p a n y E m a i l C a p t i o n > C o m p a n y   E m a i l   C a p t i o n < / C o m p a n y E m a i l C a p t i o n > - 
-             < C o m p a n y H o m e P a g e > C o m p a n y   H o m e   P a g e < / C o m p a n y H o m e P a g e > - 
-             < C o m p a n y H o m e P a g e C a p t i o n > C o m p a n y   H o m e   P a g e   C a p t i o n < / C o m p a n y H o m e P a g e C a p t i o n > - 
-             < C o m p a n y L o g o > C o m p a n y   L o g o < / C o m p a n y L o g o > - 
-             < C o m p a n y V A T R e g i s t r a t i o n N o > C o m p a n y   V A T   R e g i s t r a t i o n   N o . < / C o m p a n y V A T R e g i s t r a t i o n N o > - 
-             < C o m p a n y V A T R e g i s t r a t i o n N o C a p t i o n > C o m p a n y   V A T   R e g i s t r a t i o n   N o .   C a p t i o n < / C o m p a n y V A T R e g i s t r a t i o n N o C a p t i o n > - 
-             < C o m p a n y R e g i s t r a t i o n N o > C o m p a n y   R e g i s t r a t i o n   N o . < / C o m p a n y R e g i s t r a t i o n N o > - 
-             < C o m p a n y R e g i s t r a t i o n N o C a p t i o n > C o m p a n y   R e g i s t r a t i o n   N o .   C a p t i o n < / C o m p a n y R e g i s t r a t i o n N o C a p t i o n > - 
-             < C o m p a n y B a n k N a m e > C o m p a n y   B a n k   N a m e < / C o m p a n y B a n k N a m e > - 
-             < C o m p a n y B a n k N a m e C a p t i o n > C o m p a n y   B a n k   N a m e   C a p t i o n < / C o m p a n y B a n k N a m e C a p t i o n > - 
-             < C o m p a n y B a n k A c c o u n t N o > C o m p a n y   B a n k   A c c o u n t   N o . < / C o m p a n y B a n k A c c o u n t N o > - 
-             < C o m p a n y B a n k A c c o u n t N o C a p t i o n > C o m p a n y   B a n k   A c c o u n t   N o .   C a p t i o n < / C o m p a n y B a n k A c c o u n t N o C a p t i o n > - 
-             < C o m p a n y B a n k B r a n c h N o > C o m p a n y   B a n k   B r a n c h   N o . < / C o m p a n y B a n k B r a n c h N o > - 
-             < C o m p a n y B a n k B r a n c h N o C a p t i o n > C o m p a n y   B a n k   B r a n c h   N o .   C a p t i o n < / C o m p a n y B a n k B r a n c h N o C a p t i o n > - 
-             < C o m p a n y I B A N > C o m p a n y   I B A N < / C o m p a n y I B A N > - 
-             < C o m p a n y I B A N C a p t i o n > C o m p a n y   I B A N   C a p t i o n < / C o m p a n y I B A N C a p t i o n > - 
-             < C o m p a n y B a n k S W I F T > C o m p a n y   B a n k   S W I F T < / C o m p a n y B a n k S W I F T > - 
-             < C o m p a n y B a n k S W I F T C a p t i o n > C o m p a n y   B a n k   S W I F T   C a p t i o n < / C o m p a n y B a n k S W I F T C a p t i o n > - 
-             < C o m p a n y G i r o N o > C o m p a n y   G i r o   N o . < / C o m p a n y G i r o N o > - 
-             < C o m p a n y G i r o N o C a p t i o n > C o m p a n y   G i r o   N o .   C a p t i o n < / C o m p a n y G i r o N o C a p t i o n > - 
-         < / C o m p a n y M e t a d a t a > - 
-     < / B C R e p o r t I n f o r m a t i o n > - 
- < / N a v W o r d R e p o r t X m l P a r t > 
-</file>
-
-<file path=customXml/item4.xml><?xml version="1.0" encoding="utf-8"?>
-<?mso-contentType ?>
-<FormTemplates xmlns="http://schemas.microsoft.com/sharepoint/v3/contenttype/forms">
-  <Display>DocumentLibraryForm</Display>
-  <Edit>DocumentLibraryForm</Edit>
-  <New>DocumentLibraryForm</New>
-</FormTemplates>
-</file>
-
-<file path=customXml/item5.xml>��< ? x m l   v e r s i o n = " 1 . 0 "   e n c o d i n g = " u t f - 1 6 " ? > < N a v W o r d R e p o r t X m l P a r t   x m l n s = " u r n : m i c r o s o f t - d y n a m i c s - b u s i n e s s c e n t r a l / i n t e r n a l / e x t e n d e d / r e p o r t s / T e n a n t _ R e p o r t _ D e f a u l t s / 2 0 0 0 0 0 0 0 0 1 / " > +<file path=customXml/item4.xml>��< ? x m l   v e r s i o n = " 1 . 0 "   e n c o d i n g = " u t f - 1 6 " ? > < N a v W o r d R e p o r t X m l P a r t   x m l n s = " u r n : m i c r o s o f t - d y n a m i c s - b u s i n e s s c e n t r a l / i n t e r n a l / e x t e n d e d / r e p o r t s / T e n a n t _ R e p o r t _ D e f a u l t s / 2 0 0 0 0 0 0 0 0 1 / " >   
      < B C R e p o r t I n f o r m a t i o n >   
@@ -32690,23 +32668,173 @@
  < / N a v W o r d R e p o r t X m l P a r t > 
 </file>
 
-<file path=customXml/item6.xml><?xml version="1.0" encoding="utf-8"?>
-<p:properties xmlns:p="http://schemas.microsoft.com/office/2006/metadata/properties" xmlns:xsi="http://www.w3.org/2001/XMLSchema-instance" xmlns:pc="http://schemas.microsoft.com/office/infopath/2007/PartnerControls">
-  <documentManagement>
-    <Package xmlns="178f68d8-b893-4efd-8406-fab0f21873e4" xsi:nil="true"/>
-    <lcf76f155ced4ddcb4097134ff3c332f xmlns="178f68d8-b893-4efd-8406-fab0f21873e4">
-      <Terms xmlns="http://schemas.microsoft.com/office/infopath/2007/PartnerControls"/>
-    </lcf76f155ced4ddcb4097134ff3c332f>
-    <_ip_UnifiedCompliancePolicyUIAction xmlns="http://schemas.microsoft.com/sharepoint/v3" xsi:nil="true"/>
-    <TaxCatchAll xmlns="b83e059f-de16-406c-a902-3d56d4e79ec8" xsi:nil="true"/>
-    <Audience xmlns="178f68d8-b893-4efd-8406-fab0f21873e4" xsi:nil="true"/>
-    <_ip_UnifiedCompliancePolicyProperties xmlns="http://schemas.microsoft.com/sharepoint/v3" xsi:nil="true"/>
-    <DocumentType xmlns="178f68d8-b893-4efd-8406-fab0f21873e4" xsi:nil="true"/>
-  </documentManagement>
-</p:properties>
+<file path=customXml/item5.xml><?xml version="1.0" encoding="utf-8"?>
+<?mso-contentType ?>
+<FormTemplates xmlns="http://schemas.microsoft.com/sharepoint/v3/contenttype/forms">
+  <Display>DocumentLibraryForm</Display>
+  <Edit>DocumentLibraryForm</Edit>
+  <New>DocumentLibraryForm</New>
+</FormTemplates>
+</file>
+
+<file path=customXml/item6.xml>��< ? x m l   v e r s i o n = " 1 . 0 "   e n c o d i n g = " u t f - 1 6 " ? > < N a v W o r d R e p o r t X m l P a r t   x m l n s = " u r n : m i c r o s o f t - d y n a m i c s - n a v / r e p o r t s / T e n a n t _ R e p o r t _ D e f a u l t s / 2 0 0 0 0 0 0 0 0 1 / " > + 
+     < B C R e p o r t I n f o r m a t i o n > + 
+         < R e p o r t M e t a d a t a > + 
+             < E x t e n s i o n I d > E x t e n s i o n   I D < / E x t e n s i o n I d > + 
+             < E x t e n s i o n N a m e > E x t e n s i o n   N a m e < / E x t e n s i o n N a m e > + 
+             < E x t e n s i o n P u b l i s h e r > E x t e n s i o n   P u b l i s h e r < / E x t e n s i o n P u b l i s h e r > + 
+             < E x t e n s i o n V e r s i o n > E x t e n s i o n   V e r s i o n < / E x t e n s i o n V e r s i o n > + 
+             < R e p o r t I d > R e p o r t   I D < / R e p o r t I d > + 
+             < R e p o r t N a m e > R e p o r t   N a m e < / R e p o r t N a m e > + 
+             < R e p o r t C a p t i o n > R e p o r t   C a p t i o n < / R e p o r t C a p t i o n > + 
+             < A b o u t T h i s R e p o r t T i t l e > A b o u t   T h i s   R e p o r t   T i t l e < / A b o u t T h i s R e p o r t T i t l e > + 
+             < A b o u t T h i s R e p o r t T e x t > A b o u t   T h i s   R e p o r t   T e x t < / A b o u t T h i s R e p o r t T e x t > + 
+             < R e p o r t H e l p L i n k > R e p o r t   H e l p   L i n k < / R e p o r t H e l p L i n k > + 
+         < / R e p o r t M e t a d a t a > + 
+         < R e p o r t R e q u e s t > + 
+             < T e n a n t E n t r a I d > T e n a n t   E n t r a   I d < / T e n a n t E n t r a I d > + 
+             < E n v i r o n m e n t N a m e > E n v i r o n m e n t   N a m e < / E n v i r o n m e n t N a m e > + 
+             < E n v i r o n m e n t T y p e > E n v i r o n m e n t   T y p e < / E n v i r o n m e n t T y p e > + 
+             < C o m p a n y N a m e > C o m p a n y   N a m e < / C o m p a n y N a m e > + 
+             < C o m p a n y D i s p l a y N a m e > C o m p a n y   D i s p l a y   N a m e < / C o m p a n y D i s p l a y N a m e > + 
+             < C o m p a n y I d > C o m p a n y   I D < / C o m p a n y I d > + 
+             < U s e r N a m e > U s e r   N a m e < / U s e r N a m e > + 
+             < D a t e A n d T i m e > D a t e   a n d   T i m e < / D a t e A n d T i m e > + 
+             < L a n g u a g e > L a n g u a g e < / L a n g u a g e > + 
+             < F o r m a t R e g i o n > F o r m a t   R e g i o n < / F o r m a t R e g i o n > + 
+             < D a t e T i m e V a l u e s > + 
+                 < Y e a r > Y e a r < / Y e a r > + 
+                 < M o n t h N u m b e r > M o n t h   N u m b e r < / M o n t h N u m b e r > + 
+                 < D a y N u m b e r > D a y   N u m b e r < / D a y N u m b e r > + 
+                 < H o u r > H o u r < / H o u r > + 
+                 < M i n u t e > M i n u t e < / M i n u t e > + 
+             < / D a t e T i m e V a l u e s > + 
+         < / R e p o r t R e q u e s t > + 
+         < C o m p a n y M e t a d a t a > + 
+             < C o m p a n y N a m e > C o m p a n y   N a m e < / C o m p a n y N a m e > + 
+             < C o m p a n y D i s p l a y N a m e > C o m p a n y   D i s p l a y   N a m e < / C o m p a n y D i s p l a y N a m e > + 
+             < C o m p a n y A d d r e s s L i n e s > + 
+                 < C o m p a n y A d d r e s s L i n e 1 > C o m p a n y   A d d r e s s   L i n e   1 < / C o m p a n y A d d r e s s L i n e 1 > + 
+                 < C o m p a n y A d d r e s s L i n e 2 > C o m p a n y   A d d r e s s   L i n e   2 < / C o m p a n y A d d r e s s L i n e 2 > + 
+                 < C o m p a n y A d d r e s s L i n e 3 > C o m p a n y   A d d r e s s   L i n e   3 < / C o m p a n y A d d r e s s L i n e 3 > + 
+                 < C o m p a n y A d d r e s s L i n e 4 > C o m p a n y   A d d r e s s   L i n e   4 < / C o m p a n y A d d r e s s L i n e 4 > + 
+                 < C o m p a n y A d d r e s s L i n e 5 > C o m p a n y   A d d r e s s   L i n e   5 < / C o m p a n y A d d r e s s L i n e 5 > + 
+                 < C o m p a n y A d d r e s s L i n e 6 > C o m p a n y   A d d r e s s   L i n e   6 < / C o m p a n y A d d r e s s L i n e 6 > + 
+                 < C o m p a n y A d d r e s s L i n e 7 > C o m p a n y   A d d r e s s   L i n e   7 < / C o m p a n y A d d r e s s L i n e 7 > + 
+                 < C o m p a n y A d d r e s s L i n e 8 > C o m p a n y   A d d r e s s   L i n e   8 < / C o m p a n y A d d r e s s L i n e 8 > + 
+             < / C o m p a n y A d d r e s s L i n e s > + 
+             < C o m p a n y P h o n e > C o m p a n y   P h o n e < / C o m p a n y P h o n e > + 
+             < C o m p a n y P h o n e C a p t i o n > C o m p a n y   P h o n e   C a p t i o n < / C o m p a n y P h o n e C a p t i o n > + 
+             < C o m p a n y F a x N o > C o m p a n y   F a x   N o . < / C o m p a n y F a x N o > + 
+             < C o m p a n y F a x N o C a p t i o n > C o m p a n y   F a x   N o .   C a p t i o n < / C o m p a n y F a x N o C a p t i o n > + 
+             < C o m p a n y E m a i l > C o m p a n y   E m a i l < / C o m p a n y E m a i l > + 
+             < C o m p a n y E m a i l C a p t i o n > C o m p a n y   E m a i l   C a p t i o n < / C o m p a n y E m a i l C a p t i o n > + 
+             < C o m p a n y H o m e P a g e > C o m p a n y   H o m e   P a g e < / C o m p a n y H o m e P a g e > + 
+             < C o m p a n y H o m e P a g e C a p t i o n > C o m p a n y   H o m e   P a g e   C a p t i o n < / C o m p a n y H o m e P a g e C a p t i o n > + 
+             < C o m p a n y L o g o > C o m p a n y   L o g o < / C o m p a n y L o g o > + 
+             < C o m p a n y V A T R e g i s t r a t i o n N o > C o m p a n y   V A T   R e g i s t r a t i o n   N o . < / C o m p a n y V A T R e g i s t r a t i o n N o > + 
+             < C o m p a n y V A T R e g i s t r a t i o n N o C a p t i o n > C o m p a n y   V A T   R e g i s t r a t i o n   N o .   C a p t i o n < / C o m p a n y V A T R e g i s t r a t i o n N o C a p t i o n > + 
+             < C o m p a n y R e g i s t r a t i o n N o > C o m p a n y   R e g i s t r a t i o n   N o . < / C o m p a n y R e g i s t r a t i o n N o > + 
+             < C o m p a n y R e g i s t r a t i o n N o C a p t i o n > C o m p a n y   R e g i s t r a t i o n   N o .   C a p t i o n < / C o m p a n y R e g i s t r a t i o n N o C a p t i o n > + 
+             < C o m p a n y B a n k N a m e > C o m p a n y   B a n k   N a m e < / C o m p a n y B a n k N a m e > + 
+             < C o m p a n y B a n k N a m e C a p t i o n > C o m p a n y   B a n k   N a m e   C a p t i o n < / C o m p a n y B a n k N a m e C a p t i o n > + 
+             < C o m p a n y B a n k A c c o u n t N o > C o m p a n y   B a n k   A c c o u n t   N o . < / C o m p a n y B a n k A c c o u n t N o > + 
+             < C o m p a n y B a n k A c c o u n t N o C a p t i o n > C o m p a n y   B a n k   A c c o u n t   N o .   C a p t i o n < / C o m p a n y B a n k A c c o u n t N o C a p t i o n > + 
+             < C o m p a n y B a n k B r a n c h N o > C o m p a n y   B a n k   B r a n c h   N o . < / C o m p a n y B a n k B r a n c h N o > + 
+             < C o m p a n y B a n k B r a n c h N o C a p t i o n > C o m p a n y   B a n k   B r a n c h   N o .   C a p t i o n < / C o m p a n y B a n k B r a n c h N o C a p t i o n > + 
+             < C o m p a n y I B A N > C o m p a n y   I B A N < / C o m p a n y I B A N > + 
+             < C o m p a n y I B A N C a p t i o n > C o m p a n y   I B A N   C a p t i o n < / C o m p a n y I B A N C a p t i o n > + 
+             < C o m p a n y B a n k S W I F T > C o m p a n y   B a n k   S W I F T < / C o m p a n y B a n k S W I F T > + 
+             < C o m p a n y B a n k S W I F T C a p t i o n > C o m p a n y   B a n k   S W I F T   C a p t i o n < / C o m p a n y B a n k S W I F T C a p t i o n > + 
+             < C o m p a n y G i r o N o > C o m p a n y   G i r o   N o . < / C o m p a n y G i r o N o > + 
+             < C o m p a n y G i r o N o C a p t i o n > C o m p a n y   G i r o   N o .   C a p t i o n < / C o m p a n y G i r o N o C a p t i o n > + 
+         < / C o m p a n y M e t a d a t a > + 
+     < / B C R e p o r t I n f o r m a t i o n > + 
+ < / N a v W o r d R e p o r t X m l P a r t > 
 </file>
 
 <file path=customXml/itemProps1.xml><?xml version="1.0" encoding="utf-8"?>
+<ds:datastoreItem xmlns:ds="http://schemas.openxmlformats.org/officeDocument/2006/customXml" ds:itemID="{89DB96BF-8133-438A-AAD3-A3C21079AEB1}">
+  <ds:schemaRefs>
+    <ds:schemaRef ds:uri="http://schemas.openxmlformats.org/officeDocument/2006/bibliography"/>
+  </ds:schemaRefs>
+</ds:datastoreItem>
+</file>
+
+<file path=customXml/itemProps2.xml><?xml version="1.0" encoding="utf-8"?>
 <ds:datastoreItem xmlns:ds="http://schemas.openxmlformats.org/officeDocument/2006/customXml" ds:itemID="{0FFE40E4-CA26-441C-A1D4-EB398D712217}">
   <ds:schemaRefs>
     <ds:schemaRef ds:uri="http://schemas.microsoft.com/office/2006/metadata/contentType"/>
@@ -32726,39 +32854,7 @@
 </ds:datastoreItem>
 </file>
 
-<file path=customXml/itemProps2.xml><?xml version="1.0" encoding="utf-8"?>
-<ds:datastoreItem xmlns:ds="http://schemas.openxmlformats.org/officeDocument/2006/customXml" ds:itemID="{89DB96BF-8133-438A-AAD3-A3C21079AEB1}">
-  <ds:schemaRefs>
-    <ds:schemaRef ds:uri="http://schemas.openxmlformats.org/officeDocument/2006/bibliography"/>
-  </ds:schemaRefs>
-</ds:datastoreItem>
-</file>
-
 <file path=customXml/itemProps3.xml><?xml version="1.0" encoding="utf-8"?>
-<ds:datastoreItem xmlns:ds="http://schemas.openxmlformats.org/officeDocument/2006/customXml" ds:itemID="{20B1C7BE-CC2E-41B2-B1D5-B0B8F36428EB}">
-  <ds:schemaRefs>
-    <ds:schemaRef ds:uri="urn:microsoft-dynamics-nav/reports/Tenant_Report_Defaults/2000000001/"/>
-  </ds:schemaRefs>
-</ds:datastoreItem>
-</file>
-
-<file path=customXml/itemProps4.xml><?xml version="1.0" encoding="utf-8"?>
-<ds:datastoreItem xmlns:ds="http://schemas.openxmlformats.org/officeDocument/2006/customXml" ds:itemID="{7AEC2198-F042-4C71-9FA1-0766E4DE10D1}">
-  <ds:schemaRefs>
-    <ds:schemaRef ds:uri="http://schemas.microsoft.com/sharepoint/v3/contenttype/forms"/>
-  </ds:schemaRefs>
-</ds:datastoreItem>
-</file>
-
-<file path=customXml/itemProps5.xml><?xml version="1.0" encoding="utf-8"?>
-<ds:datastoreItem xmlns:ds="http://schemas.openxmlformats.org/officeDocument/2006/customXml" ds:itemID="{E02279C7-2801-4BF1-B032-710495FC8DAA}">
-  <ds:schemaRefs>
-    <ds:schemaRef ds:uri="urn:microsoft-dynamics-businesscentral/internal/extended/reports/Tenant_Report_Defaults/2000000001/"/>
-  </ds:schemaRefs>
-</ds:datastoreItem>
-</file>
-
-<file path=customXml/itemProps6.xml><?xml version="1.0" encoding="utf-8"?>
 <ds:datastoreItem xmlns:ds="http://schemas.openxmlformats.org/officeDocument/2006/customXml" ds:itemID="{A86F1D83-C9A8-49B5-A7A4-4B754CFBD1D9}">
   <ds:schemaRefs>
     <ds:schemaRef ds:uri="http://schemas.microsoft.com/office/2006/metadata/properties"/>
@@ -32770,6 +32866,30 @@
 </ds:datastoreItem>
 </file>
 
+<file path=customXml/itemProps4.xml><?xml version="1.0" encoding="utf-8"?>
+<ds:datastoreItem xmlns:ds="http://schemas.openxmlformats.org/officeDocument/2006/customXml" ds:itemID="{E02279C7-2801-4BF1-B032-710495FC8DAA}">
+  <ds:schemaRefs>
+    <ds:schemaRef ds:uri="urn:microsoft-dynamics-businesscentral/internal/extended/reports/Tenant_Report_Defaults/2000000001/"/>
+  </ds:schemaRefs>
+</ds:datastoreItem>
+</file>
+
+<file path=customXml/itemProps5.xml><?xml version="1.0" encoding="utf-8"?>
+<ds:datastoreItem xmlns:ds="http://schemas.openxmlformats.org/officeDocument/2006/customXml" ds:itemID="{7AEC2198-F042-4C71-9FA1-0766E4DE10D1}">
+  <ds:schemaRefs>
+    <ds:schemaRef ds:uri="http://schemas.microsoft.com/sharepoint/v3/contenttype/forms"/>
+  </ds:schemaRefs>
+</ds:datastoreItem>
+</file>
+
+<file path=customXml/itemProps6.xml><?xml version="1.0" encoding="utf-8"?>
+<ds:datastoreItem xmlns:ds="http://schemas.openxmlformats.org/officeDocument/2006/customXml" ds:itemID="{20B1C7BE-CC2E-41B2-B1D5-B0B8F36428EB}">
+  <ds:schemaRefs>
+    <ds:schemaRef ds:uri="urn:microsoft-dynamics-nav/reports/Tenant_Report_Defaults/2000000001/"/>
+  </ds:schemaRefs>
+</ds:datastoreItem>
+</file>
+
 <file path=docMetadata/LabelInfo.xml><?xml version="1.0" encoding="utf-8"?>
 <clbl:labelList xmlns:clbl="http://schemas.microsoft.com/office/2020/mipLabelMetadata">
   <clbl:label id="{f42aa342-8706-4288-bd11-ebb85995028c}" enabled="1" method="Standard" siteId="{72f988bf-86f1-41af-91ab-2d7cd011db47}" contentBits="0" removed="0"/>

--- a/src/Layers/W1/BaseApp/Foundation/Reporting/ReportParts/HeaderFooterDesign/ExternalDefaultDetailed.docx
+++ b/src/Layers/W1/BaseApp/Foundation/Reporting/ReportParts/HeaderFooterDesign/ExternalDefaultDetailed.docx
@@ -294,7 +294,7 @@
               <w:placeholder>
                 <w:docPart w:val="85701054D69D41C2BD908C9148E6F4EB"/>
               </w:placeholder>
-              <w:dataBinding w:prefixMappings="&lt;xmlns:ns0='urn:microsoft-dynamics-nav/reports/Tenant_Report_Defaults/2000000001/' " w:xpath="/ns0:NavWordReportXmlPart[1]/ns0:BCReportInformation[1]/ns0:CompanyMetadata[1]/ns0:CompanyHomePageCaption[1]" w:storeItemID="{00000000-0000-0000-0000-000000000000}"/>
+              <w:dataBinding w:prefixMappings="xmlns:ns0='urn:microsoft-dynamics-nav/reports/Tenant_Report_Defaults/2000000001/' " w:xpath="/ns0:NavWordReportXmlPart[1]/ns0:BCReportInformation[1]/ns0:CompanyMetadata[1]/ns0:CompanyHomePageCaption[1]" w:storeItemID="{20B1C7BE-CC2E-41B2-B1D5-B0B8F36428EB}"/>
               <w15:color w:val="808080"/>
               <w:text/>
             </w:sdtPr>
@@ -336,7 +336,7 @@
               <w:placeholder>
                 <w:docPart w:val="659AE933361246C8A828238DF52C987D"/>
               </w:placeholder>
-              <w:dataBinding w:prefixMappings="&lt;xmlns:ns0='urn:microsoft-dynamics-nav/reports/Tenant_Report_Defaults/2000000001/' " w:xpath="/ns0:NavWordReportXmlPart[1]/ns0:BCReportInformation[1]/ns0:CompanyMetadata[1]/ns0:CompanyPhoneCaption[1]" w:storeItemID="{00000000-0000-0000-0000-000000000000}"/>
+              <w:dataBinding w:prefixMappings="xmlns:ns0='urn:microsoft-dynamics-nav/reports/Tenant_Report_Defaults/2000000001/' " w:xpath="/ns0:NavWordReportXmlPart[1]/ns0:BCReportInformation[1]/ns0:CompanyMetadata[1]/ns0:CompanyPhoneCaption[1]" w:storeItemID="{20B1C7BE-CC2E-41B2-B1D5-B0B8F36428EB}"/>
               <w15:color w:val="808080"/>
               <w:text/>
             </w:sdtPr>
@@ -378,7 +378,7 @@
               <w:placeholder>
                 <w:docPart w:val="09E5604B17EA485E8EA7A79A7FF673A9"/>
               </w:placeholder>
-              <w:dataBinding w:prefixMappings="&lt;xmlns:ns0='urn:microsoft-dynamics-nav/reports/Tenant_Report_Defaults/2000000001/' " w:xpath="/ns0:NavWordReportXmlPart[1]/ns0:BCReportInformation[1]/ns0:CompanyMetadata[1]/ns0:CompanyEmailCaption[1]" w:storeItemID="{00000000-0000-0000-0000-000000000000}"/>
+              <w:dataBinding w:prefixMappings="xmlns:ns0='urn:microsoft-dynamics-nav/reports/Tenant_Report_Defaults/2000000001/' " w:xpath="/ns0:NavWordReportXmlPart[1]/ns0:BCReportInformation[1]/ns0:CompanyMetadata[1]/ns0:CompanyEmailCaption[1]" w:storeItemID="{20B1C7BE-CC2E-41B2-B1D5-B0B8F36428EB}"/>
               <w15:color w:val="808080"/>
               <w:text/>
             </w:sdtPr>
@@ -420,7 +420,7 @@
               <w:placeholder>
                 <w:docPart w:val="34E45D03839642CE93502D2A4DC11C14"/>
               </w:placeholder>
-              <w:dataBinding w:prefixMappings="&lt;xmlns:ns0='urn:microsoft-dynamics-nav/reports/Tenant_Report_Defaults/2000000001/' " w:xpath="/ns0:NavWordReportXmlPart[1]/ns0:BCReportInformation[1]/ns0:CompanyMetadata[1]/ns0:CompanyFaxNoCaption[1]" w:storeItemID="{00000000-0000-0000-0000-000000000000}"/>
+              <w:dataBinding w:prefixMappings="xmlns:ns0='urn:microsoft-dynamics-nav/reports/Tenant_Report_Defaults/2000000001/' " w:xpath="/ns0:NavWordReportXmlPart[1]/ns0:BCReportInformation[1]/ns0:CompanyMetadata[1]/ns0:CompanyFaxNoCaption[1]" w:storeItemID="{20B1C7BE-CC2E-41B2-B1D5-B0B8F36428EB}"/>
               <w15:color w:val="808080"/>
               <w:text/>
             </w:sdtPr>
@@ -466,7 +466,7 @@
               <w:placeholder>
                 <w:docPart w:val="F90E8D701C384C2CA81200342F77C4DC"/>
               </w:placeholder>
-              <w:dataBinding w:prefixMappings="&lt;xmlns:ns0='urn:microsoft-dynamics-nav/reports/Tenant_Report_Defaults/2000000001/' " w:xpath="/ns0:NavWordReportXmlPart[1]/ns0:BCReportInformation[1]/ns0:CompanyMetadata[1]/ns0:CompanyHomePage[1]" w:storeItemID="{00000000-0000-0000-0000-000000000000}"/>
+              <w:dataBinding w:prefixMappings="xmlns:ns0='urn:microsoft-dynamics-nav/reports/Tenant_Report_Defaults/2000000001/' " w:xpath="/ns0:NavWordReportXmlPart[1]/ns0:BCReportInformation[1]/ns0:CompanyMetadata[1]/ns0:CompanyHomePage[1]" w:storeItemID="{20B1C7BE-CC2E-41B2-B1D5-B0B8F36428EB}"/>
               <w15:color w:val="808080"/>
               <w:text/>
             </w:sdtPr>
@@ -520,7 +520,7 @@
               <w:placeholder>
                 <w:docPart w:val="6F3F6DA25AE546BEB9DD51E23D3763A1"/>
               </w:placeholder>
-              <w:dataBinding w:prefixMappings="&lt;xmlns:ns0='urn:microsoft-dynamics-nav/reports/Tenant_Report_Defaults/2000000001/' " w:xpath="/ns0:NavWordReportXmlPart[1]/ns0:BCReportInformation[1]/ns0:CompanyMetadata[1]/ns0:CompanyPhone[1]" w:storeItemID="{00000000-0000-0000-0000-000000000000}"/>
+              <w:dataBinding w:prefixMappings="xmlns:ns0='urn:microsoft-dynamics-nav/reports/Tenant_Report_Defaults/2000000001/' " w:xpath="/ns0:NavWordReportXmlPart[1]/ns0:BCReportInformation[1]/ns0:CompanyMetadata[1]/ns0:CompanyPhone[1]" w:storeItemID="{20B1C7BE-CC2E-41B2-B1D5-B0B8F36428EB}"/>
               <w15:color w:val="808080"/>
               <w:text/>
             </w:sdtPr>
@@ -560,7 +560,7 @@
               <w:placeholder>
                 <w:docPart w:val="91CBE31744304E739A7BFA8B577A4B1F"/>
               </w:placeholder>
-              <w:dataBinding w:prefixMappings="&lt;xmlns:ns0='urn:microsoft-dynamics-nav/reports/Tenant_Report_Defaults/2000000001/' " w:xpath="/ns0:NavWordReportXmlPart[1]/ns0:BCReportInformation[1]/ns0:CompanyMetadata[1]/ns0:CompanyEmail[1]" w:storeItemID="{00000000-0000-0000-0000-000000000000}"/>
+              <w:dataBinding w:prefixMappings="xmlns:ns0='urn:microsoft-dynamics-nav/reports/Tenant_Report_Defaults/2000000001/' " w:xpath="/ns0:NavWordReportXmlPart[1]/ns0:BCReportInformation[1]/ns0:CompanyMetadata[1]/ns0:CompanyEmail[1]" w:storeItemID="{20B1C7BE-CC2E-41B2-B1D5-B0B8F36428EB}"/>
               <w15:color w:val="808080"/>
               <w:text/>
             </w:sdtPr>
@@ -614,7 +614,7 @@
               <w:placeholder>
                 <w:docPart w:val="F516A79C846145FC9D415B74108B15BA"/>
               </w:placeholder>
-              <w:dataBinding w:prefixMappings="&lt;xmlns:ns0='urn:microsoft-dynamics-nav/reports/Tenant_Report_Defaults/2000000001/' " w:xpath="/ns0:NavWordReportXmlPart[1]/ns0:BCReportInformation[1]/ns0:CompanyMetadata[1]/ns0:CompanyFaxNo[1]" w:storeItemID="{00000000-0000-0000-0000-000000000000}"/>
+              <w:dataBinding w:prefixMappings="xmlns:ns0='urn:microsoft-dynamics-nav/reports/Tenant_Report_Defaults/2000000001/' " w:xpath="/ns0:NavWordReportXmlPart[1]/ns0:BCReportInformation[1]/ns0:CompanyMetadata[1]/ns0:CompanyFaxNo[1]" w:storeItemID="{20B1C7BE-CC2E-41B2-B1D5-B0B8F36428EB}"/>
               <w15:color w:val="808080"/>
               <w:text/>
             </w:sdtPr>
@@ -690,7 +690,7 @@
               <w:placeholder>
                 <w:docPart w:val="1FBF8F7D7F3D41FC8253C041E23D4142"/>
               </w:placeholder>
-              <w:dataBinding w:prefixMappings="&lt;xmlns:ns0='urn:microsoft-dynamics-nav/reports/Tenant_Report_Defaults/2000000001/' " w:xpath="/ns0:NavWordReportXmlPart[1]/ns0:BCReportInformation[1]/ns0:CompanyMetadata[1]/ns0:CompanyHomePageCaption[1]" w:storeItemID="{00000000-0000-0000-0000-000000000000}"/>
+              <w:dataBinding w:prefixMappings="xmlns:ns0='urn:microsoft-dynamics-nav/reports/Tenant_Report_Defaults/2000000001/' " w:xpath="/ns0:NavWordReportXmlPart[1]/ns0:BCReportInformation[1]/ns0:CompanyMetadata[1]/ns0:CompanyHomePageCaption[1]" w:storeItemID="{20B1C7BE-CC2E-41B2-B1D5-B0B8F36428EB}"/>
               <w15:color w:val="808080"/>
               <w:text/>
             </w:sdtPr>
@@ -734,7 +734,7 @@
               <w:placeholder>
                 <w:docPart w:val="568E8CB4D7A94ED2BC0C28819883F940"/>
               </w:placeholder>
-              <w:dataBinding w:prefixMappings="&lt;xmlns:ns0='urn:microsoft-dynamics-nav/reports/Tenant_Report_Defaults/2000000001/' " w:xpath="/ns0:NavWordReportXmlPart[1]/ns0:BCReportInformation[1]/ns0:CompanyMetadata[1]/ns0:CompanyPhoneCaption[1]" w:storeItemID="{00000000-0000-0000-0000-000000000000}"/>
+              <w:dataBinding w:prefixMappings="xmlns:ns0='urn:microsoft-dynamics-nav/reports/Tenant_Report_Defaults/2000000001/' " w:xpath="/ns0:NavWordReportXmlPart[1]/ns0:BCReportInformation[1]/ns0:CompanyMetadata[1]/ns0:CompanyPhoneCaption[1]" w:storeItemID="{20B1C7BE-CC2E-41B2-B1D5-B0B8F36428EB}"/>
               <w15:color w:val="808080"/>
               <w:text/>
             </w:sdtPr>
@@ -778,7 +778,7 @@
               <w:placeholder>
                 <w:docPart w:val="5C3D76560E30480198EB4582517B26B2"/>
               </w:placeholder>
-              <w:dataBinding w:prefixMappings="&lt;xmlns:ns0='urn:microsoft-dynamics-nav/reports/Tenant_Report_Defaults/2000000001/' " w:xpath="/ns0:NavWordReportXmlPart[1]/ns0:BCReportInformation[1]/ns0:CompanyMetadata[1]/ns0:CompanyEmailCaption[1]" w:storeItemID="{00000000-0000-0000-0000-000000000000}"/>
+              <w:dataBinding w:prefixMappings="xmlns:ns0='urn:microsoft-dynamics-nav/reports/Tenant_Report_Defaults/2000000001/' " w:xpath="/ns0:NavWordReportXmlPart[1]/ns0:BCReportInformation[1]/ns0:CompanyMetadata[1]/ns0:CompanyEmailCaption[1]" w:storeItemID="{20B1C7BE-CC2E-41B2-B1D5-B0B8F36428EB}"/>
               <w15:color w:val="808080"/>
               <w:text/>
             </w:sdtPr>
@@ -822,7 +822,7 @@
               <w:placeholder>
                 <w:docPart w:val="7FC184133E16445CA208F0E478AD45CD"/>
               </w:placeholder>
-              <w:dataBinding w:prefixMappings="&lt;xmlns:ns0='urn:microsoft-dynamics-nav/reports/Tenant_Report_Defaults/2000000001/' " w:xpath="/ns0:NavWordReportXmlPart[1]/ns0:BCReportInformation[1]/ns0:CompanyMetadata[1]/ns0:CompanyFaxNoCaption[1]" w:storeItemID="{00000000-0000-0000-0000-000000000000}"/>
+              <w:dataBinding w:prefixMappings="xmlns:ns0='urn:microsoft-dynamics-nav/reports/Tenant_Report_Defaults/2000000001/' " w:xpath="/ns0:NavWordReportXmlPart[1]/ns0:BCReportInformation[1]/ns0:CompanyMetadata[1]/ns0:CompanyFaxNoCaption[1]" w:storeItemID="{20B1C7BE-CC2E-41B2-B1D5-B0B8F36428EB}"/>
               <w15:color w:val="808080"/>
               <w:text/>
             </w:sdtPr>
@@ -869,7 +869,7 @@
               <w:placeholder>
                 <w:docPart w:val="F98289DC1B07416E88EB357F36F37515"/>
               </w:placeholder>
-              <w:dataBinding w:prefixMappings="&lt;xmlns:ns0='urn:microsoft-dynamics-nav/reports/Tenant_Report_Defaults/2000000001/' " w:xpath="/ns0:NavWordReportXmlPart[1]/ns0:BCReportInformation[1]/ns0:CompanyMetadata[1]/ns0:CompanyHomePage[1]" w:storeItemID="{00000000-0000-0000-0000-000000000000}"/>
+              <w:dataBinding w:prefixMappings="xmlns:ns0='urn:microsoft-dynamics-nav/reports/Tenant_Report_Defaults/2000000001/' " w:xpath="/ns0:NavWordReportXmlPart[1]/ns0:BCReportInformation[1]/ns0:CompanyMetadata[1]/ns0:CompanyHomePage[1]" w:storeItemID="{20B1C7BE-CC2E-41B2-B1D5-B0B8F36428EB}"/>
               <w15:color w:val="808080"/>
               <w:text/>
             </w:sdtPr>
@@ -923,7 +923,7 @@
               <w:placeholder>
                 <w:docPart w:val="A301B69A4BE243549FA223D25C10A903"/>
               </w:placeholder>
-              <w:dataBinding w:prefixMappings="&lt;xmlns:ns0='urn:microsoft-dynamics-nav/reports/Tenant_Report_Defaults/2000000001/' " w:xpath="/ns0:NavWordReportXmlPart[1]/ns0:BCReportInformation[1]/ns0:CompanyMetadata[1]/ns0:CompanyPhone[1]" w:storeItemID="{00000000-0000-0000-0000-000000000000}"/>
+              <w:dataBinding w:prefixMappings="xmlns:ns0='urn:microsoft-dynamics-nav/reports/Tenant_Report_Defaults/2000000001/' " w:xpath="/ns0:NavWordReportXmlPart[1]/ns0:BCReportInformation[1]/ns0:CompanyMetadata[1]/ns0:CompanyPhone[1]" w:storeItemID="{20B1C7BE-CC2E-41B2-B1D5-B0B8F36428EB}"/>
               <w15:color w:val="808080"/>
               <w:text/>
             </w:sdtPr>
@@ -963,7 +963,7 @@
               <w:placeholder>
                 <w:docPart w:val="15ABF776234C4BD4A165B0AD820449C3"/>
               </w:placeholder>
-              <w:dataBinding w:prefixMappings="&lt;xmlns:ns0='urn:microsoft-dynamics-nav/reports/Tenant_Report_Defaults/2000000001/' " w:xpath="/ns0:NavWordReportXmlPart[1]/ns0:BCReportInformation[1]/ns0:CompanyMetadata[1]/ns0:CompanyEmail[1]" w:storeItemID="{00000000-0000-0000-0000-000000000000}"/>
+              <w:dataBinding w:prefixMappings="xmlns:ns0='urn:microsoft-dynamics-nav/reports/Tenant_Report_Defaults/2000000001/' " w:xpath="/ns0:NavWordReportXmlPart[1]/ns0:BCReportInformation[1]/ns0:CompanyMetadata[1]/ns0:CompanyEmail[1]" w:storeItemID="{20B1C7BE-CC2E-41B2-B1D5-B0B8F36428EB}"/>
               <w15:color w:val="808080"/>
               <w:text/>
             </w:sdtPr>
@@ -1017,7 +1017,7 @@
               <w:placeholder>
                 <w:docPart w:val="1395E617A9584398BFA778306C1DF5A4"/>
               </w:placeholder>
-              <w:dataBinding w:prefixMappings="&lt;xmlns:ns0='urn:microsoft-dynamics-nav/reports/Tenant_Report_Defaults/2000000001/' " w:xpath="/ns0:NavWordReportXmlPart[1]/ns0:BCReportInformation[1]/ns0:CompanyMetadata[1]/ns0:CompanyFaxNo[1]" w:storeItemID="{00000000-0000-0000-0000-000000000000}"/>
+              <w:dataBinding w:prefixMappings="xmlns:ns0='urn:microsoft-dynamics-nav/reports/Tenant_Report_Defaults/2000000001/' " w:xpath="/ns0:NavWordReportXmlPart[1]/ns0:BCReportInformation[1]/ns0:CompanyMetadata[1]/ns0:CompanyFaxNo[1]" w:storeItemID="{20B1C7BE-CC2E-41B2-B1D5-B0B8F36428EB}"/>
               <w15:color w:val="808080"/>
               <w:text/>
             </w:sdtPr>
@@ -1080,7 +1080,7 @@
               <w:placeholder>
                 <w:docPart w:val="EEDAA83156C34A19AF28A27EC3E50274"/>
               </w:placeholder>
-              <w:dataBinding w:prefixMappings="&lt;xmlns:ns0='urn:microsoft-dynamics-nav/reports/Tenant_Report_Defaults/2000000001/' " w:xpath="/ns0:NavWordReportXmlPart[1]/ns0:BCReportInformation[1]/ns0:CompanyMetadata[1]/ns0:CompanyBankNameCaption[1]" w:storeItemID="{00000000-0000-0000-0000-000000000000}"/>
+              <w:dataBinding w:prefixMappings="xmlns:ns0='urn:microsoft-dynamics-nav/reports/Tenant_Report_Defaults/2000000001/' " w:xpath="/ns0:NavWordReportXmlPart[1]/ns0:BCReportInformation[1]/ns0:CompanyMetadata[1]/ns0:CompanyBankNameCaption[1]" w:storeItemID="{20B1C7BE-CC2E-41B2-B1D5-B0B8F36428EB}"/>
               <w15:color w:val="808080"/>
               <w:text/>
             </w:sdtPr>
@@ -1119,7 +1119,7 @@
               <w:placeholder>
                 <w:docPart w:val="27B31CA256C4433AA34A066338B8E9F0"/>
               </w:placeholder>
-              <w:dataBinding w:prefixMappings="&lt;xmlns:ns0='urn:microsoft-dynamics-nav/reports/Tenant_Report_Defaults/2000000001/' " w:xpath="/ns0:NavWordReportXmlPart[1]/ns0:BCReportInformation[1]/ns0:CompanyMetadata[1]/ns0:CompanyBankAccountNoCaption[1]" w:storeItemID="{00000000-0000-0000-0000-000000000000}"/>
+              <w:dataBinding w:prefixMappings="xmlns:ns0='urn:microsoft-dynamics-nav/reports/Tenant_Report_Defaults/2000000001/' " w:xpath="/ns0:NavWordReportXmlPart[1]/ns0:BCReportInformation[1]/ns0:CompanyMetadata[1]/ns0:CompanyBankAccountNoCaption[1]" w:storeItemID="{20B1C7BE-CC2E-41B2-B1D5-B0B8F36428EB}"/>
               <w15:color w:val="808080"/>
               <w:text/>
             </w:sdtPr>
@@ -1158,7 +1158,7 @@
               <w:placeholder>
                 <w:docPart w:val="08A73A4EE94545CEA9CFC4E4B9B3CEB4"/>
               </w:placeholder>
-              <w:dataBinding w:prefixMappings="&lt;xmlns:ns0='urn:microsoft-dynamics-nav/reports/Tenant_Report_Defaults/2000000001/' " w:xpath="/ns0:NavWordReportXmlPart[1]/ns0:BCReportInformation[1]/ns0:CompanyMetadata[1]/ns0:CompanyVATRegistrationNoCaption[1]" w:storeItemID="{00000000-0000-0000-0000-000000000000}"/>
+              <w:dataBinding w:prefixMappings="xmlns:ns0='urn:microsoft-dynamics-nav/reports/Tenant_Report_Defaults/2000000001/' " w:xpath="/ns0:NavWordReportXmlPart[1]/ns0:BCReportInformation[1]/ns0:CompanyMetadata[1]/ns0:CompanyVATRegistrationNoCaption[1]" w:storeItemID="{20B1C7BE-CC2E-41B2-B1D5-B0B8F36428EB}"/>
               <w15:color w:val="808080"/>
               <w:text/>
             </w:sdtPr>
@@ -1197,7 +1197,7 @@
               <w:placeholder>
                 <w:docPart w:val="F3A7F7CAE2C342238347F05722CB79DA"/>
               </w:placeholder>
-              <w:dataBinding w:prefixMappings="&lt;xmlns:ns0='urn:microsoft-dynamics-nav/reports/Tenant_Report_Defaults/2000000001/' " w:xpath="/ns0:NavWordReportXmlPart[1]/ns0:BCReportInformation[1]/ns0:CompanyMetadata[1]/ns0:CompanyGiroNoCaption[1]" w:storeItemID="{00000000-0000-0000-0000-000000000000}"/>
+              <w:dataBinding w:prefixMappings="xmlns:ns0='urn:microsoft-dynamics-nav/reports/Tenant_Report_Defaults/2000000001/' " w:xpath="/ns0:NavWordReportXmlPart[1]/ns0:BCReportInformation[1]/ns0:CompanyMetadata[1]/ns0:CompanyGiroNoCaption[1]" w:storeItemID="{20B1C7BE-CC2E-41B2-B1D5-B0B8F36428EB}"/>
               <w15:color w:val="808080"/>
               <w:text/>
             </w:sdtPr>
@@ -1238,7 +1238,7 @@
               <w:placeholder>
                 <w:docPart w:val="0AF97DBBD3F141538C70DBD7FC5E1315"/>
               </w:placeholder>
-              <w:dataBinding w:prefixMappings="&lt;xmlns:ns0='urn:microsoft-dynamics-nav/reports/Tenant_Report_Defaults/2000000001/' " w:xpath="/ns0:NavWordReportXmlPart[1]/ns0:BCReportInformation[1]/ns0:CompanyMetadata[1]/ns0:CompanyBankName[1]" w:storeItemID="{00000000-0000-0000-0000-000000000000}"/>
+              <w:dataBinding w:prefixMappings="xmlns:ns0='urn:microsoft-dynamics-nav/reports/Tenant_Report_Defaults/2000000001/' " w:xpath="/ns0:NavWordReportXmlPart[1]/ns0:BCReportInformation[1]/ns0:CompanyMetadata[1]/ns0:CompanyBankName[1]" w:storeItemID="{20B1C7BE-CC2E-41B2-B1D5-B0B8F36428EB}"/>
               <w15:color w:val="808080"/>
               <w:text/>
             </w:sdtPr>
@@ -1286,7 +1286,7 @@
               <w:placeholder>
                 <w:docPart w:val="FD66D3D774A44FD38570A0CD054BC21C"/>
               </w:placeholder>
-              <w:dataBinding w:prefixMappings="&lt;xmlns:ns0='urn:microsoft-dynamics-nav/reports/Tenant_Report_Defaults/2000000001/' " w:xpath="/ns0:NavWordReportXmlPart[1]/ns0:BCReportInformation[1]/ns0:CompanyMetadata[1]/ns0:CompanyBankAccountNo[1]" w:storeItemID="{00000000-0000-0000-0000-000000000000}"/>
+              <w:dataBinding w:prefixMappings="xmlns:ns0='urn:microsoft-dynamics-nav/reports/Tenant_Report_Defaults/2000000001/' " w:xpath="/ns0:NavWordReportXmlPart[1]/ns0:BCReportInformation[1]/ns0:CompanyMetadata[1]/ns0:CompanyBankAccountNo[1]" w:storeItemID="{20B1C7BE-CC2E-41B2-B1D5-B0B8F36428EB}"/>
               <w15:color w:val="808080"/>
               <w:text/>
             </w:sdtPr>
@@ -1325,7 +1325,7 @@
               <w:placeholder>
                 <w:docPart w:val="58917160BDCA48EEB7A28CF88DBFD9CE"/>
               </w:placeholder>
-              <w:dataBinding w:prefixMappings="&lt;xmlns:ns0='urn:microsoft-dynamics-nav/reports/Tenant_Report_Defaults/2000000001/' " w:xpath="/ns0:NavWordReportXmlPart[1]/ns0:BCReportInformation[1]/ns0:CompanyMetadata[1]/ns0:CompanyVATRegistrationNo[1]" w:storeItemID="{00000000-0000-0000-0000-000000000000}"/>
+              <w:dataBinding w:prefixMappings="xmlns:ns0='urn:microsoft-dynamics-nav/reports/Tenant_Report_Defaults/2000000001/' " w:xpath="/ns0:NavWordReportXmlPart[1]/ns0:BCReportInformation[1]/ns0:CompanyMetadata[1]/ns0:CompanyVATRegistrationNo[1]" w:storeItemID="{20B1C7BE-CC2E-41B2-B1D5-B0B8F36428EB}"/>
               <w15:color w:val="808080"/>
               <w:text/>
             </w:sdtPr>
@@ -1364,7 +1364,7 @@
               <w:placeholder>
                 <w:docPart w:val="6417B1B191E541D992FB68C190EA6705"/>
               </w:placeholder>
-              <w:dataBinding w:prefixMappings="&lt;xmlns:ns0='urn:microsoft-dynamics-nav/reports/Tenant_Report_Defaults/2000000001/' " w:xpath="/ns0:NavWordReportXmlPart[1]/ns0:BCReportInformation[1]/ns0:CompanyMetadata[1]/ns0:CompanyGiroNo[1]" w:storeItemID="{00000000-0000-0000-0000-000000000000}"/>
+              <w:dataBinding w:prefixMappings="xmlns:ns0='urn:microsoft-dynamics-nav/reports/Tenant_Report_Defaults/2000000001/' " w:xpath="/ns0:NavWordReportXmlPart[1]/ns0:BCReportInformation[1]/ns0:CompanyMetadata[1]/ns0:CompanyGiroNo[1]" w:storeItemID="{20B1C7BE-CC2E-41B2-B1D5-B0B8F36428EB}"/>
               <w15:color w:val="808080"/>
               <w:text/>
             </w:sdtPr>
@@ -1454,7 +1454,7 @@
             <w:placeholder>
               <w:docPart w:val="A470FFC2275947AF90A0CCF60903D2DE"/>
             </w:placeholder>
-            <w:dataBinding w:prefixMappings="&lt;xmlns:ns0='urn:microsoft-dynamics-nav/reports/Tenant_Report_Defaults/2000000001/' " w:xpath="/ns0:NavWordReportXmlPart[1]/ns0:BCReportInformation[1]/ns0:ReportMetadata[1]/ns0:ReportCaption[1]" w:storeItemID="{00000000-0000-0000-0000-000000000000}"/>
+            <w:dataBinding w:prefixMappings="xmlns:ns0='urn:microsoft-dynamics-nav/reports/Tenant_Report_Defaults/2000000001/' " w:xpath="/ns0:NavWordReportXmlPart[1]/ns0:BCReportInformation[1]/ns0:ReportMetadata[1]/ns0:ReportCaption[1]" w:storeItemID="{20B1C7BE-CC2E-41B2-B1D5-B0B8F36428EB}"/>
             <w15:color w:val="808080"/>
             <w:text/>
           </w:sdtPr>
@@ -1464,7 +1464,7 @@
                 <w:pStyle w:val="Title"/>
                 <w:spacing w:before="0" w:after="0"/>
                 <w:rPr>
-                  <w:rFonts w:ascii="Segoe UI" w:eastAsia="Times New Roman" w:hAnsi="Segoe UI" w:cs="Segoe UI"/>
+                  <w:rFonts w:ascii="Segoe UI" w:hAnsi="Segoe UI" w:eastAsia="Times New Roman" w:cs="Segoe UI"/>
                   <w:sz w:val="56"/>
                 </w:rPr>
               </w:pPr>
@@ -1557,7 +1557,7 @@
           <w:pPr>
             <w:spacing w:before="120"/>
             <w:rPr>
-              <w:rFonts w:ascii="Aptos" w:eastAsia="Aptos" w:hAnsi="Aptos" w:cs="Times New Roman"/>
+              <w:rFonts w:ascii="Aptos" w:hAnsi="Aptos" w:eastAsia="Aptos" w:cs="Times New Roman"/>
             </w:rPr>
           </w:pPr>
         </w:p>
@@ -1599,7 +1599,7 @@
           <w:pPr>
             <w:spacing w:before="120"/>
             <w:rPr>
-              <w:rFonts w:ascii="Aptos" w:eastAsia="Aptos" w:hAnsi="Aptos" w:cs="Times New Roman"/>
+              <w:rFonts w:ascii="Aptos" w:hAnsi="Aptos" w:eastAsia="Aptos" w:cs="Times New Roman"/>
             </w:rPr>
           </w:pPr>
         </w:p>
@@ -1621,7 +1621,7 @@
               <w:placeholder>
                 <w:docPart w:val="AD8251DE783341B48D89D00C46DFB6CF"/>
               </w:placeholder>
-              <w:dataBinding w:prefixMappings="&lt;xmlns:ns0='urn:microsoft-dynamics-nav/reports/Tenant_Report_Defaults/2000000001/' " w:xpath="/ns0:NavWordReportXmlPart[1]/ns0:BCReportInformation[1]/ns0:ReportRequest[1]/ns0:CompanyName[1]" w:storeItemID="{00000000-0000-0000-0000-000000000000}"/>
+              <w:dataBinding w:prefixMappings="xmlns:ns0='urn:microsoft-dynamics-nav/reports/Tenant_Report_Defaults/2000000001/' " w:xpath="/ns0:NavWordReportXmlPart[1]/ns0:BCReportInformation[1]/ns0:ReportRequest[1]/ns0:CompanyName[1]" w:storeItemID="{20B1C7BE-CC2E-41B2-B1D5-B0B8F36428EB}"/>
               <w15:color w:val="808080"/>
               <w:text/>
             </w:sdtPr>
@@ -1650,7 +1650,7 @@
 </file>
 
 <file path=word/header3.xml><?xml version="1.0" encoding="utf-8"?>
-<w:hdr xmlns:wpc="http://schemas.microsoft.com/office/word/2010/wordprocessingCanvas" xmlns:cx="http://schemas.microsoft.com/office/drawing/2014/chartex" xmlns:cx1="http://schemas.microsoft.com/office/drawing/2015/9/8/chartex" xmlns:cx2="http://schemas.microsoft.com/office/drawing/2015/10/21/chartex" xmlns:cx3="http://schemas.microsoft.com/office/drawing/2016/5/9/chartex" xmlns:cx4="http://schemas.microsoft.com/office/drawing/2016/5/10/chartex" xmlns:cx5="http://schemas.microsoft.com/office/drawing/2016/5/11/chartex" xmlns:cx6="http://schemas.microsoft.com/office/drawing/2016/5/12/chartex" xmlns:cx7="http://schemas.microsoft.com/office/drawing/2016/5/13/chartex" xmlns:cx8="http://schemas.microsoft.com/office/drawing/2016/5/14/chartex" xmlns:mc="http://schemas.openxmlformats.org/markup-compatibility/2006" xmlns:aink="http://schemas.microsoft.com/office/drawing/2016/ink" xmlns:am3d="http://schemas.microsoft.com/office/drawing/2017/model3d" xmlns:o="urn:schemas-microsoft-com:office:office" xmlns:oel="http://schemas.microsoft.com/office/2019/extlst" xmlns:r="http://schemas.openxmlformats.org/officeDocument/2006/relationships" xmlns:m="http://schemas.openxmlformats.org/officeDocument/2006/math" xmlns:v="urn:schemas-microsoft-com:vml" xmlns:wp14="http://schemas.microsoft.com/office/word/2010/wordprocessingDrawing" xmlns:wp="http://schemas.openxmlformats.org/drawingml/2006/wordprocessingDrawing" xmlns:w10="urn:schemas-microsoft-com:office:word" xmlns:w="http://schemas.openxmlformats.org/wordprocessingml/2006/main" xmlns:w14="http://schemas.microsoft.com/office/word/2010/wordml" xmlns:w15="http://schemas.microsoft.com/office/word/2012/wordml" xmlns:w16cex="http://schemas.microsoft.com/office/word/2018/wordml/cex" xmlns:w16cid="http://schemas.microsoft.com/office/word/2016/wordml/cid" xmlns:w16="http://schemas.microsoft.com/office/word/2018/wordml" xmlns:w16du="http://schemas.microsoft.com/office/word/2023/wordml/word16du" xmlns:w16sdtdh="http://schemas.microsoft.com/office/word/2020/wordml/sdtdatahash" xmlns:w16sdtfl="http://schemas.microsoft.com/office/word/2024/wordml/sdtformatlock" xmlns:w16se="http://schemas.microsoft.com/office/word/2015/wordml/symex" xmlns:wpg="http://schemas.microsoft.com/office/word/2010/wordprocessingGroup" xmlns:wpi="http://schemas.microsoft.com/office/word/2010/wordprocessingInk" xmlns:wne="http://schemas.microsoft.com/office/word/2006/wordml" xmlns:wps="http://schemas.microsoft.com/office/word/2010/wordprocessingShape" mc:Ignorable="w14 w15 w16se w16cid w16 w16cex w16sdtdh w16sdtfl w16du wp14">
+<w:hdr xmlns:a="http://schemas.openxmlformats.org/drawingml/2006/main" xmlns:pic="http://schemas.openxmlformats.org/drawingml/2006/picture" xmlns:a14="http://schemas.microsoft.com/office/drawing/2010/main" xmlns:wpc="http://schemas.microsoft.com/office/word/2010/wordprocessingCanvas" xmlns:cx="http://schemas.microsoft.com/office/drawing/2014/chartex" xmlns:cx1="http://schemas.microsoft.com/office/drawing/2015/9/8/chartex" xmlns:cx2="http://schemas.microsoft.com/office/drawing/2015/10/21/chartex" xmlns:cx3="http://schemas.microsoft.com/office/drawing/2016/5/9/chartex" xmlns:cx4="http://schemas.microsoft.com/office/drawing/2016/5/10/chartex" xmlns:cx5="http://schemas.microsoft.com/office/drawing/2016/5/11/chartex" xmlns:cx6="http://schemas.microsoft.com/office/drawing/2016/5/12/chartex" xmlns:cx7="http://schemas.microsoft.com/office/drawing/2016/5/13/chartex" xmlns:cx8="http://schemas.microsoft.com/office/drawing/2016/5/14/chartex" xmlns:mc="http://schemas.openxmlformats.org/markup-compatibility/2006" xmlns:aink="http://schemas.microsoft.com/office/drawing/2016/ink" xmlns:am3d="http://schemas.microsoft.com/office/drawing/2017/model3d" xmlns:o="urn:schemas-microsoft-com:office:office" xmlns:oel="http://schemas.microsoft.com/office/2019/extlst" xmlns:r="http://schemas.openxmlformats.org/officeDocument/2006/relationships" xmlns:m="http://schemas.openxmlformats.org/officeDocument/2006/math" xmlns:v="urn:schemas-microsoft-com:vml" xmlns:wp14="http://schemas.microsoft.com/office/word/2010/wordprocessingDrawing" xmlns:wp="http://schemas.openxmlformats.org/drawingml/2006/wordprocessingDrawing" xmlns:w10="urn:schemas-microsoft-com:office:word" xmlns:w="http://schemas.openxmlformats.org/wordprocessingml/2006/main" xmlns:w14="http://schemas.microsoft.com/office/word/2010/wordml" xmlns:w15="http://schemas.microsoft.com/office/word/2012/wordml" xmlns:w16cex="http://schemas.microsoft.com/office/word/2018/wordml/cex" xmlns:w16cid="http://schemas.microsoft.com/office/word/2016/wordml/cid" xmlns:w16="http://schemas.microsoft.com/office/word/2018/wordml" xmlns:w16du="http://schemas.microsoft.com/office/word/2023/wordml/word16du" xmlns:w16sdtdh="http://schemas.microsoft.com/office/word/2020/wordml/sdtdatahash" xmlns:w16sdtfl="http://schemas.microsoft.com/office/word/2024/wordml/sdtformatlock" xmlns:w16se="http://schemas.microsoft.com/office/word/2015/wordml/symex" xmlns:wpg="http://schemas.microsoft.com/office/word/2010/wordprocessingGroup" xmlns:wpi="http://schemas.microsoft.com/office/word/2010/wordprocessingInk" xmlns:wne="http://schemas.microsoft.com/office/word/2006/wordml" xmlns:wps="http://schemas.microsoft.com/office/word/2010/wordprocessingShape" mc:Ignorable="w14 w15 w16se w16cid w16 w16cex w16sdtdh w16sdtfl w16du wp14">
   <w:tbl>
     <w:tblPr>
       <w:tblStyle w:val="BCBlockTable"/>
@@ -1677,7 +1677,7 @@
           <w:placeholder>
             <w:docPart w:val="EF2EB8C2EA3A41718BECF7229E45343A"/>
           </w:placeholder>
-          <w:dataBinding w:prefixMappings="&lt;xmlns:ns0='urn:microsoft-dynamics-nav/reports/Tenant_Report_Defaults/2000000001/' " w:xpath="/ns0:NavWordReportXmlPart[1]/ns0:BCReportInformation[1]/ns0:ReportMetadata[1]/ns0:ReportCaption[1]" w:storeItemID="{00000000-0000-0000-0000-000000000000}"/>
+          <w:dataBinding w:prefixMappings="xmlns:ns0='urn:microsoft-dynamics-nav/reports/Tenant_Report_Defaults/2000000001/' " w:xpath="/ns0:NavWordReportXmlPart[1]/ns0:BCReportInformation[1]/ns0:ReportMetadata[1]/ns0:ReportCaption[1]" w:storeItemID="{20B1C7BE-CC2E-41B2-B1D5-B0B8F36428EB}"/>
           <w15:color w:val="808080"/>
           <w:text/>
         </w:sdtPr>
@@ -1822,7 +1822,7 @@
               <w:alias w:val="CompanyLogo"/>
               <w:tag w:val="#BC:InsertDataItem,BCReportInformation/CompanyMetadata/CompanyLogo"/>
               <w:id w:val="943343575"/>
-              <w:dataBinding w:prefixMappings="&lt;xmlns:ns0='urn:microsoft-dynamics-nav/reports/Tenant_Report_Defaults/2000000001/' " w:xpath="/ns0:NavWordReportXmlPart[1]/ns0:BCReportInformation[1]/ns0:CompanyMetadata[1]/ns0:CompanyLogo[1]" w:storeItemID="{00000000-0000-0000-0000-000000000000}"/>
+              <w:dataBinding w:prefixMappings="xmlns:ns0='urn:microsoft-dynamics-nav/reports/Tenant_Report_Defaults/2000000001/' " w:xpath="/ns0:NavWordReportXmlPart[1]/ns0:BCReportInformation[1]/ns0:CompanyMetadata[1]/ns0:CompanyLogo[1]" w:storeItemID="{20B1C7BE-CC2E-41B2-B1D5-B0B8F36428EB}"/>
               <w:picture/>
             </w:sdtPr>
             <w:sdtContent>
@@ -1893,7 +1893,7 @@
               <w:placeholder>
                 <w:docPart w:val="94B40CB58FEE4E1D8671ACB461A74096"/>
               </w:placeholder>
-              <w:dataBinding w:prefixMappings="&lt;xmlns:ns0='urn:microsoft-dynamics-nav/reports/Tenant_Report_Defaults/2000000001/' " w:xpath="/ns0:NavWordReportXmlPart[1]/ns0:BCReportInformation[1]/ns0:ReportRequest[1]/ns0:DateAndTime[1]" w:storeItemID="{00000000-0000-0000-0000-000000000000}"/>
+              <w:dataBinding w:prefixMappings="xmlns:ns0='urn:microsoft-dynamics-nav/reports/Tenant_Report_Defaults/2000000001/' " w:xpath="/ns0:NavWordReportXmlPart[1]/ns0:BCReportInformation[1]/ns0:ReportRequest[1]/ns0:DateAndTime[1]" w:storeItemID="{20B1C7BE-CC2E-41B2-B1D5-B0B8F36428EB}"/>
               <w15:color w:val="808080"/>
               <w:text/>
             </w:sdtPr>

--- a/src/Layers/W1/BaseApp/Foundation/Reporting/ReportParts/HeaderFooterDesign/ExternalDefaultDetailed.docx
+++ b/src/Layers/W1/BaseApp/Foundation/Reporting/ReportParts/HeaderFooterDesign/ExternalDefaultDetailed.docx
@@ -4,198 +4,13 @@
   <w:body>
     <w:p>
       <w:pPr>
-        <w:rPr>
-          <w:lang w:val="da-DK"/>
-        </w:rPr>
-      </w:pPr>
-    </w:p>
-    <w:p>
-      <w:pPr>
-        <w:rPr>
-          <w:lang w:val="da-DK"/>
-        </w:rPr>
-      </w:pPr>
-    </w:p>
-    <w:p>
-      <w:pPr>
-        <w:rPr>
-          <w:lang w:val="da-DK"/>
-        </w:rPr>
-      </w:pPr>
-    </w:p>
-    <w:p>
-      <w:pPr>
-        <w:rPr>
-          <w:lang w:val="da-DK"/>
-        </w:rPr>
-      </w:pPr>
-    </w:p>
-    <w:p>
-      <w:pPr>
-        <w:rPr>
-          <w:lang w:val="da-DK"/>
-        </w:rPr>
-      </w:pPr>
-    </w:p>
-    <w:p>
-      <w:pPr>
-        <w:rPr>
-          <w:lang w:val="da-DK"/>
-        </w:rPr>
-      </w:pPr>
-    </w:p>
-    <w:p>
-      <w:pPr>
-        <w:rPr>
-          <w:lang w:val="da-DK"/>
-        </w:rPr>
-      </w:pPr>
-    </w:p>
-    <w:p>
-      <w:pPr>
-        <w:rPr>
-          <w:lang w:val="da-DK"/>
-        </w:rPr>
-      </w:pPr>
-    </w:p>
-    <w:p>
-      <w:pPr>
-        <w:rPr>
-          <w:lang w:val="da-DK"/>
-        </w:rPr>
-      </w:pPr>
-    </w:p>
-    <w:p>
-      <w:pPr>
-        <w:rPr>
-          <w:lang w:val="da-DK"/>
-        </w:rPr>
-      </w:pPr>
-    </w:p>
-    <w:p>
-      <w:pPr>
-        <w:rPr>
-          <w:lang w:val="da-DK"/>
-        </w:rPr>
-      </w:pPr>
-    </w:p>
-    <w:p>
-      <w:pPr>
-        <w:rPr>
-          <w:lang w:val="da-DK"/>
-        </w:rPr>
-      </w:pPr>
-    </w:p>
-    <w:p>
-      <w:pPr>
-        <w:rPr>
-          <w:lang w:val="da-DK"/>
-        </w:rPr>
-      </w:pPr>
-    </w:p>
-    <w:p>
-      <w:pPr>
-        <w:rPr>
-          <w:lang w:val="da-DK"/>
-        </w:rPr>
-      </w:pPr>
-    </w:p>
-    <w:p>
-      <w:pPr>
-        <w:rPr>
-          <w:lang w:val="da-DK"/>
-        </w:rPr>
-      </w:pPr>
-    </w:p>
-    <w:p>
-      <w:pPr>
-        <w:rPr>
-          <w:lang w:val="da-DK"/>
-        </w:rPr>
-      </w:pPr>
-    </w:p>
-    <w:p>
-      <w:pPr>
-        <w:rPr>
-          <w:lang w:val="da-DK"/>
-        </w:rPr>
-      </w:pPr>
-    </w:p>
-    <w:p>
-      <w:pPr>
-        <w:rPr>
-          <w:lang w:val="da-DK"/>
-        </w:rPr>
-      </w:pPr>
-    </w:p>
-    <w:p>
-      <w:pPr>
-        <w:rPr>
-          <w:lang w:val="da-DK"/>
-        </w:rPr>
-      </w:pPr>
-    </w:p>
-    <w:p>
-      <w:pPr>
-        <w:rPr>
-          <w:lang w:val="da-DK"/>
-        </w:rPr>
-      </w:pPr>
-    </w:p>
-    <w:p>
-      <w:pPr>
-        <w:rPr>
-          <w:lang w:val="da-DK"/>
-        </w:rPr>
-      </w:pPr>
-    </w:p>
-    <w:p>
-      <w:pPr>
-        <w:rPr>
-          <w:lang w:val="da-DK"/>
-        </w:rPr>
-      </w:pPr>
-    </w:p>
-    <w:p>
-      <w:pPr>
-        <w:tabs>
-          <w:tab w:val="left" w:pos="6471"/>
-        </w:tabs>
-        <w:rPr>
-          <w:lang w:val="da-DK"/>
-        </w:rPr>
+        <w:spacing w:line="259" w:lineRule="auto"/>
       </w:pPr>
       <w:r>
-        <w:rPr>
-          <w:lang w:val="da-DK"/>
-        </w:rPr>
-        <w:tab/>
-      </w:r>
-    </w:p>
-    <w:p>
-      <w:pPr>
-        <w:spacing w:line="259" w:lineRule="auto"/>
-        <w:rPr>
-          <w:lang w:val="da-DK"/>
-        </w:rPr>
-      </w:pPr>
-      <w:r>
-        <w:rPr>
-          <w:lang w:val="da-DK"/>
-        </w:rPr>
         <w:br w:type="page"/>
       </w:r>
     </w:p>
-    <w:p>
-      <w:pPr>
-        <w:tabs>
-          <w:tab w:val="left" w:pos="6471"/>
-        </w:tabs>
-        <w:rPr>
-          <w:lang w:val="da-DK"/>
-        </w:rPr>
-      </w:pPr>
-    </w:p>
+    <w:p/>
     <w:sectPr>
       <w:headerReference w:type="even" r:id="rId13"/>
       <w:headerReference w:type="default" r:id="rId14"/>
@@ -274,20 +89,8 @@
           <w:tcW w:w="2624" w:type="dxa"/>
         </w:tcPr>
         <w:p>
-          <w:pPr>
-            <w:spacing w:before="120"/>
-            <w:rPr>
-              <w:rFonts w:cs="Segoe UI"/>
-              <w:color w:val="242424"/>
-            </w:rPr>
-          </w:pPr>
           <w:sdt>
             <w:sdtPr>
-              <w:rPr>
-                <w:rFonts w:cstheme="majorHAnsi"/>
-                <w:b/>
-                <w:bCs/>
-              </w:rPr>
               <w:alias w:val="CompanyHomePageCaption"/>
               <w:tag w:val="#BC:InsertDataItem,BCReportInformation/CompanyMetadata/CompanyHomePageCaption"/>
               <w:id w:val="-1682502564"/>
@@ -300,11 +103,6 @@
             </w:sdtPr>
             <w:sdtContent>
               <w:r>
-                <w:rPr>
-                  <w:rFonts w:cstheme="majorHAnsi"/>
-                  <w:b/>
-                  <w:bCs/>
-                </w:rPr>
                 <w:t>Homepage</w:t>
               </w:r>
             </w:sdtContent>
@@ -316,20 +114,8 @@
           <w:tcW w:w="2624" w:type="dxa"/>
         </w:tcPr>
         <w:p>
-          <w:pPr>
-            <w:spacing w:before="120"/>
-            <w:rPr>
-              <w:rFonts w:cs="Segoe UI"/>
-              <w:color w:val="242424"/>
-            </w:rPr>
-          </w:pPr>
           <w:sdt>
             <w:sdtPr>
-              <w:rPr>
-                <w:rFonts w:cstheme="majorHAnsi"/>
-                <w:b/>
-                <w:bCs/>
-              </w:rPr>
               <w:alias w:val="CompanyPhoneCaption"/>
               <w:tag w:val="#BC:InsertDataItem,BCReportInformation/CompanyMetadata/CompanyPhoneCaption"/>
               <w:id w:val="2075771276"/>
@@ -342,11 +128,6 @@
             </w:sdtPr>
             <w:sdtContent>
               <w:r>
-                <w:rPr>
-                  <w:rFonts w:cstheme="majorHAnsi"/>
-                  <w:b/>
-                  <w:bCs/>
-                </w:rPr>
                 <w:t>Phone No</w:t>
               </w:r>
             </w:sdtContent>
@@ -358,20 +139,8 @@
           <w:tcW w:w="2623" w:type="dxa"/>
         </w:tcPr>
         <w:p>
-          <w:pPr>
-            <w:spacing w:before="120"/>
-            <w:rPr>
-              <w:rFonts w:cs="Segoe UI"/>
-              <w:color w:val="242424"/>
-            </w:rPr>
-          </w:pPr>
           <w:sdt>
             <w:sdtPr>
-              <w:rPr>
-                <w:rFonts w:cstheme="majorHAnsi"/>
-                <w:b/>
-                <w:bCs/>
-              </w:rPr>
               <w:alias w:val="CompanyEmailCaption"/>
               <w:tag w:val="#BC:InsertDataItem,BCReportInformation/CompanyMetadata/CompanyEmailCaption"/>
               <w:id w:val="1958524774"/>
@@ -384,11 +153,6 @@
             </w:sdtPr>
             <w:sdtContent>
               <w:r>
-                <w:rPr>
-                  <w:rFonts w:cstheme="majorHAnsi"/>
-                  <w:b/>
-                  <w:bCs/>
-                </w:rPr>
                 <w:t>Email</w:t>
               </w:r>
             </w:sdtContent>
@@ -400,20 +164,8 @@
           <w:tcW w:w="2624" w:type="dxa"/>
         </w:tcPr>
         <w:p>
-          <w:pPr>
-            <w:spacing w:before="120"/>
-            <w:rPr>
-              <w:rFonts w:cs="Segoe UI"/>
-              <w:color w:val="242424"/>
-            </w:rPr>
-          </w:pPr>
           <w:sdt>
             <w:sdtPr>
-              <w:rPr>
-                <w:rFonts w:cstheme="majorHAnsi"/>
-                <w:b/>
-                <w:bCs/>
-              </w:rPr>
               <w:alias w:val="CompanyFaxNoCaption"/>
               <w:tag w:val="#BC:InsertDataItem,BCReportInformation/CompanyMetadata/CompanyFaxNoCaption"/>
               <w:id w:val="572320326"/>
@@ -426,11 +178,6 @@
             </w:sdtPr>
             <w:sdtContent>
               <w:r>
-                <w:rPr>
-                  <w:rFonts w:cstheme="majorHAnsi"/>
-                  <w:b/>
-                  <w:bCs/>
-                </w:rPr>
                 <w:t>Fax No.</w:t>
               </w:r>
             </w:sdtContent>
@@ -448,18 +195,8 @@
           <w:vAlign w:val="bottom"/>
         </w:tcPr>
         <w:p>
-          <w:pPr>
-            <w:rPr>
-              <w:rFonts w:cs="Segoe UI"/>
-              <w:color w:val="242424"/>
-            </w:rPr>
-          </w:pPr>
           <w:sdt>
             <w:sdtPr>
-              <w:rPr>
-                <w:rFonts w:cs="Segoe UI"/>
-                <w:color w:val="242424"/>
-              </w:rPr>
               <w:alias w:val="CompanyHomePage"/>
               <w:tag w:val="#BC:InsertDataItem,BCReportInformation/CompanyMetadata/CompanyHomePage"/>
               <w:id w:val="-158002511"/>
@@ -472,24 +209,12 @@
             </w:sdtPr>
             <w:sdtContent>
               <w:r>
-                <w:rPr>
-                  <w:rFonts w:cs="Segoe UI"/>
-                  <w:color w:val="242424"/>
-                </w:rPr>
                 <w:t>www.</w:t>
               </w:r>
               <w:r>
-                <w:rPr>
-                  <w:rFonts w:cs="Segoe UI"/>
-                  <w:color w:val="242424"/>
-                </w:rPr>
                 <w:t>cronus</w:t>
               </w:r>
               <w:r>
-                <w:rPr>
-                  <w:rFonts w:cs="Segoe UI"/>
-                  <w:color w:val="242424"/>
-                </w:rPr>
                 <w:t>.dk</w:t>
               </w:r>
             </w:sdtContent>
@@ -502,18 +227,8 @@
           <w:vAlign w:val="bottom"/>
         </w:tcPr>
         <w:p>
-          <w:pPr>
-            <w:rPr>
-              <w:rFonts w:cs="Segoe UI"/>
-              <w:color w:val="242424"/>
-            </w:rPr>
-          </w:pPr>
           <w:sdt>
             <w:sdtPr>
-              <w:rPr>
-                <w:rFonts w:cs="Segoe UI"/>
-                <w:color w:val="242424"/>
-              </w:rPr>
               <w:alias w:val="CompanyPhone"/>
               <w:tag w:val="#BC:InsertDataItem,BCReportInformation/CompanyMetadata/CompanyPhone"/>
               <w:id w:val="1545786500"/>
@@ -526,10 +241,6 @@
             </w:sdtPr>
             <w:sdtContent>
               <w:r>
-                <w:rPr>
-                  <w:rFonts w:cs="Segoe UI"/>
-                  <w:color w:val="242424"/>
-                </w:rPr>
                 <w:t>34-2345667</w:t>
               </w:r>
             </w:sdtContent>
@@ -542,18 +253,8 @@
           <w:vAlign w:val="bottom"/>
         </w:tcPr>
         <w:p>
-          <w:pPr>
-            <w:rPr>
-              <w:rFonts w:cs="Segoe UI"/>
-              <w:color w:val="242424"/>
-            </w:rPr>
-          </w:pPr>
           <w:sdt>
             <w:sdtPr>
-              <w:rPr>
-                <w:rFonts w:cs="Segoe UI"/>
-                <w:color w:val="242424"/>
-              </w:rPr>
               <w:alias w:val="CompanyEmail"/>
               <w:tag w:val="#BC:InsertDataItem,BCReportInformation/CompanyMetadata/CompanyEmail"/>
               <w:id w:val="897626596"/>
@@ -566,24 +267,12 @@
             </w:sdtPr>
             <w:sdtContent>
               <w:r>
-                <w:rPr>
-                  <w:rFonts w:cs="Segoe UI"/>
-                  <w:color w:val="242424"/>
-                </w:rPr>
                 <w:t>John.doe</w:t>
               </w:r>
               <w:r>
-                <w:rPr>
-                  <w:rFonts w:cs="Segoe UI"/>
-                  <w:color w:val="242424"/>
-                </w:rPr>
                 <w:t>@</w:t>
               </w:r>
               <w:r>
-                <w:rPr>
-                  <w:rFonts w:cs="Segoe UI"/>
-                  <w:color w:val="242424"/>
-                </w:rPr>
                 <w:t>cronus.com</w:t>
               </w:r>
             </w:sdtContent>
@@ -596,18 +285,8 @@
           <w:vAlign w:val="bottom"/>
         </w:tcPr>
         <w:p>
-          <w:pPr>
-            <w:rPr>
-              <w:rFonts w:cs="Segoe UI"/>
-              <w:color w:val="242424"/>
-            </w:rPr>
-          </w:pPr>
           <w:sdt>
             <w:sdtPr>
-              <w:rPr>
-                <w:rFonts w:cs="Segoe UI"/>
-                <w:color w:val="242424"/>
-              </w:rPr>
               <w:alias w:val="CompanyFaxNo"/>
               <w:tag w:val="#BC:InsertDataItem,BCReportInformation/CompanyMetadata/CompanyFaxNo"/>
               <w:id w:val="-852795988"/>
@@ -620,10 +299,6 @@
             </w:sdtPr>
             <w:sdtContent>
               <w:r>
-                <w:rPr>
-                  <w:rFonts w:cs="Segoe UI"/>
-                  <w:color w:val="242424"/>
-                </w:rPr>
                 <w:t>12345678</w:t>
               </w:r>
             </w:sdtContent>
@@ -650,7 +325,7 @@
       <w:tblStyle w:val="BCBlockTable"/>
       <w:tblW w:w="5000" w:type="pct"/>
       <w:tblLayout w:type="fixed"/>
-      <w:tblLook w:val="0600" w:firstRow="0" w:lastRow="0" w:firstColumn="0" w:lastColumn="0" w:noHBand="1" w:noVBand="1"/>
+      <w:tblLook w:val="0620" w:firstRow="1" w:lastRow="0" w:firstColumn="0" w:lastColumn="0" w:noHBand="1" w:noVBand="1"/>
       <w:tblCaption w:val="Document Information Block"/>
     </w:tblPr>
     <w:tblGrid>
@@ -661,6 +336,7 @@
     </w:tblGrid>
     <w:tr>
       <w:trPr>
+        <w:cnfStyle w:val="100000000000" w:firstRow="1" w:lastRow="0" w:firstColumn="0" w:lastColumn="0" w:oddVBand="0" w:evenVBand="0" w:oddHBand="0" w:evenHBand="0" w:firstRowFirstColumn="0" w:firstRowLastColumn="0" w:lastRowFirstColumn="0" w:lastRowLastColumn="0"/>
         <w:trHeight w:val="266"/>
       </w:trPr>
       <w:tc>
@@ -668,22 +344,8 @@
           <w:tcW w:w="2624" w:type="dxa"/>
         </w:tcPr>
         <w:p>
-          <w:pPr>
-            <w:pStyle w:val="BCLabel"/>
-            <w:spacing w:before="120"/>
-            <w:rPr>
-              <w:rFonts w:cstheme="majorHAnsi"/>
-              <w:b/>
-              <w:bCs/>
-            </w:rPr>
-          </w:pPr>
           <w:sdt>
             <w:sdtPr>
-              <w:rPr>
-                <w:rFonts w:cstheme="majorHAnsi"/>
-                <w:b/>
-                <w:bCs/>
-              </w:rPr>
               <w:alias w:val="CompanyHomePageCaption"/>
               <w:tag w:val="#BC:InsertDataItem,BCReportInformation/CompanyMetadata/CompanyHomePageCaption"/>
               <w:id w:val="1678854013"/>
@@ -696,11 +358,6 @@
             </w:sdtPr>
             <w:sdtContent>
               <w:r>
-                <w:rPr>
-                  <w:rFonts w:cstheme="majorHAnsi"/>
-                  <w:b/>
-                  <w:bCs/>
-                </w:rPr>
                 <w:t>Homepage</w:t>
               </w:r>
             </w:sdtContent>
@@ -712,22 +369,8 @@
           <w:tcW w:w="2624" w:type="dxa"/>
         </w:tcPr>
         <w:p>
-          <w:pPr>
-            <w:spacing w:before="120"/>
-            <w:rPr>
-              <w:rFonts w:cs="Segoe UI"/>
-              <w:b/>
-              <w:bCs/>
-              <w:color w:val="242424"/>
-            </w:rPr>
-          </w:pPr>
           <w:sdt>
             <w:sdtPr>
-              <w:rPr>
-                <w:rFonts w:cstheme="majorHAnsi"/>
-                <w:b/>
-                <w:bCs/>
-              </w:rPr>
               <w:alias w:val="CompanyPhoneCaption"/>
               <w:tag w:val="#BC:InsertDataItem,BCReportInformation/CompanyMetadata/CompanyPhoneCaption"/>
               <w:id w:val="-761982136"/>
@@ -740,11 +383,6 @@
             </w:sdtPr>
             <w:sdtContent>
               <w:r>
-                <w:rPr>
-                  <w:rFonts w:cstheme="majorHAnsi"/>
-                  <w:b/>
-                  <w:bCs/>
-                </w:rPr>
                 <w:t>Phone No</w:t>
               </w:r>
             </w:sdtContent>
@@ -756,22 +394,8 @@
           <w:tcW w:w="2623" w:type="dxa"/>
         </w:tcPr>
         <w:p>
-          <w:pPr>
-            <w:spacing w:before="120"/>
-            <w:rPr>
-              <w:rFonts w:cs="Segoe UI"/>
-              <w:b/>
-              <w:bCs/>
-              <w:color w:val="242424"/>
-            </w:rPr>
-          </w:pPr>
           <w:sdt>
             <w:sdtPr>
-              <w:rPr>
-                <w:rFonts w:cstheme="majorHAnsi"/>
-                <w:b/>
-                <w:bCs/>
-              </w:rPr>
               <w:alias w:val="CompanyEmailCaption"/>
               <w:tag w:val="#BC:InsertDataItem,BCReportInformation/CompanyMetadata/CompanyEmailCaption"/>
               <w:id w:val="-1580515425"/>
@@ -784,11 +408,6 @@
             </w:sdtPr>
             <w:sdtContent>
               <w:r>
-                <w:rPr>
-                  <w:rFonts w:cstheme="majorHAnsi"/>
-                  <w:b/>
-                  <w:bCs/>
-                </w:rPr>
                 <w:t>Email</w:t>
               </w:r>
             </w:sdtContent>
@@ -800,22 +419,8 @@
           <w:tcW w:w="2624" w:type="dxa"/>
         </w:tcPr>
         <w:p>
-          <w:pPr>
-            <w:spacing w:before="120"/>
-            <w:rPr>
-              <w:rFonts w:cs="Segoe UI"/>
-              <w:b/>
-              <w:bCs/>
-              <w:color w:val="242424"/>
-            </w:rPr>
-          </w:pPr>
           <w:sdt>
             <w:sdtPr>
-              <w:rPr>
-                <w:rFonts w:cstheme="majorHAnsi"/>
-                <w:b/>
-                <w:bCs/>
-              </w:rPr>
               <w:alias w:val="CompanyFaxNoCaption"/>
               <w:tag w:val="#BC:InsertDataItem,BCReportInformation/CompanyMetadata/CompanyFaxNoCaption"/>
               <w:id w:val="-1376304818"/>
@@ -828,11 +433,6 @@
             </w:sdtPr>
             <w:sdtContent>
               <w:r>
-                <w:rPr>
-                  <w:rFonts w:cstheme="majorHAnsi"/>
-                  <w:b/>
-                  <w:bCs/>
-                </w:rPr>
                 <w:t>Fax No.</w:t>
               </w:r>
             </w:sdtContent>
@@ -849,20 +449,8 @@
           <w:tcW w:w="2624" w:type="dxa"/>
         </w:tcPr>
         <w:p>
-          <w:pPr>
-            <w:pStyle w:val="BCLabel"/>
-            <w:rPr>
-              <w:rFonts w:cstheme="majorHAnsi"/>
-              <w:b/>
-              <w:bCs/>
-            </w:rPr>
-          </w:pPr>
           <w:sdt>
             <w:sdtPr>
-              <w:rPr>
-                <w:rFonts w:cs="Segoe UI"/>
-                <w:color w:val="242424"/>
-              </w:rPr>
               <w:alias w:val="CompanyHomePage"/>
               <w:tag w:val="#BC:InsertDataItem,BCReportInformation/CompanyMetadata/CompanyHomePage"/>
               <w:id w:val="1281847385"/>
@@ -875,25 +463,7 @@
             </w:sdtPr>
             <w:sdtContent>
               <w:r>
-                <w:rPr>
-                  <w:rFonts w:cs="Segoe UI"/>
-                  <w:color w:val="242424"/>
-                </w:rPr>
-                <w:t>www.</w:t>
-              </w:r>
-              <w:r>
-                <w:rPr>
-                  <w:rFonts w:cs="Segoe UI"/>
-                  <w:color w:val="242424"/>
-                </w:rPr>
-                <w:t>cronus</w:t>
-              </w:r>
-              <w:r>
-                <w:rPr>
-                  <w:rFonts w:cs="Segoe UI"/>
-                  <w:color w:val="242424"/>
-                </w:rPr>
-                <w:t>.dk</w:t>
+                <w:t>www.cronus.dk</w:t>
               </w:r>
             </w:sdtContent>
           </w:sdt>
@@ -904,19 +474,8 @@
           <w:tcW w:w="2624" w:type="dxa"/>
         </w:tcPr>
         <w:p>
-          <w:pPr>
-            <w:rPr>
-              <w:rFonts w:cstheme="majorHAnsi"/>
-              <w:b/>
-              <w:bCs/>
-            </w:rPr>
-          </w:pPr>
           <w:sdt>
             <w:sdtPr>
-              <w:rPr>
-                <w:rFonts w:cs="Segoe UI"/>
-                <w:color w:val="242424"/>
-              </w:rPr>
               <w:alias w:val="CompanyPhone"/>
               <w:tag w:val="#BC:InsertDataItem,BCReportInformation/CompanyMetadata/CompanyPhone"/>
               <w:id w:val="1539546610"/>
@@ -929,10 +488,6 @@
             </w:sdtPr>
             <w:sdtContent>
               <w:r>
-                <w:rPr>
-                  <w:rFonts w:cs="Segoe UI"/>
-                  <w:color w:val="242424"/>
-                </w:rPr>
                 <w:t>34-2345667</w:t>
               </w:r>
             </w:sdtContent>
@@ -944,19 +499,8 @@
           <w:tcW w:w="2623" w:type="dxa"/>
         </w:tcPr>
         <w:p>
-          <w:pPr>
-            <w:rPr>
-              <w:rFonts w:cstheme="majorHAnsi"/>
-              <w:b/>
-              <w:bCs/>
-            </w:rPr>
-          </w:pPr>
           <w:sdt>
             <w:sdtPr>
-              <w:rPr>
-                <w:rFonts w:cs="Segoe UI"/>
-                <w:color w:val="242424"/>
-              </w:rPr>
               <w:alias w:val="CompanyEmail"/>
               <w:tag w:val="#BC:InsertDataItem,BCReportInformation/CompanyMetadata/CompanyEmail"/>
               <w:id w:val="-1579896313"/>
@@ -969,25 +513,7 @@
             </w:sdtPr>
             <w:sdtContent>
               <w:r>
-                <w:rPr>
-                  <w:rFonts w:cs="Segoe UI"/>
-                  <w:color w:val="242424"/>
-                </w:rPr>
-                <w:t>John.doe</w:t>
-              </w:r>
-              <w:r>
-                <w:rPr>
-                  <w:rFonts w:cs="Segoe UI"/>
-                  <w:color w:val="242424"/>
-                </w:rPr>
-                <w:t>@</w:t>
-              </w:r>
-              <w:r>
-                <w:rPr>
-                  <w:rFonts w:cs="Segoe UI"/>
-                  <w:color w:val="242424"/>
-                </w:rPr>
-                <w:t>cronus.com</w:t>
+                <w:t>John.doe@cronus.com</w:t>
               </w:r>
             </w:sdtContent>
           </w:sdt>
@@ -998,19 +524,8 @@
           <w:tcW w:w="2624" w:type="dxa"/>
         </w:tcPr>
         <w:p>
-          <w:pPr>
-            <w:rPr>
-              <w:rFonts w:cstheme="majorHAnsi"/>
-              <w:b/>
-              <w:bCs/>
-            </w:rPr>
-          </w:pPr>
           <w:sdt>
             <w:sdtPr>
-              <w:rPr>
-                <w:rFonts w:cs="Segoe UI"/>
-                <w:color w:val="242424"/>
-              </w:rPr>
               <w:alias w:val="CompanyFaxNo"/>
               <w:tag w:val="#BC:InsertDataItem,BCReportInformation/CompanyMetadata/CompanyFaxNo"/>
               <w:id w:val="-1719971171"/>
@@ -1023,10 +538,6 @@
             </w:sdtPr>
             <w:sdtContent>
               <w:r>
-                <w:rPr>
-                  <w:rFonts w:cs="Segoe UI"/>
-                  <w:color w:val="242424"/>
-                </w:rPr>
                 <w:t>12345678</w:t>
               </w:r>
             </w:sdtContent>
@@ -1034,46 +545,37 @@
         </w:p>
       </w:tc>
     </w:tr>
+  </w:tbl>
+  <w:p>
+    <w:pPr>
+      <w:spacing w:after="0" w:line="58" w:lineRule="exact"/>
+    </w:pPr>
+  </w:p>
+  <w:tbl>
+    <w:tblPr>
+      <w:tblStyle w:val="BCBlockTable"/>
+      <w:tblW w:w="5000" w:type="pct"/>
+      <w:tblLayout w:type="fixed"/>
+      <w:tblLook w:val="0620" w:firstRow="1" w:lastRow="0" w:firstColumn="0" w:lastColumn="0" w:noHBand="1" w:noVBand="1"/>
+      <w:tblCaption w:val="Document Information Block"/>
+    </w:tblPr>
+    <w:tblGrid>
+      <w:gridCol w:w="2624"/>
+      <w:gridCol w:w="2624"/>
+      <w:gridCol w:w="2623"/>
+      <w:gridCol w:w="2624"/>
+    </w:tblGrid>
     <w:tr>
       <w:trPr>
-        <w:trHeight w:val="52"/>
+        <w:cnfStyle w:val="100000000000" w:firstRow="1" w:lastRow="0" w:firstColumn="0" w:lastColumn="0" w:oddVBand="0" w:evenVBand="0" w:oddHBand="0" w:evenHBand="0" w:firstRowFirstColumn="0" w:firstRowLastColumn="0" w:lastRowFirstColumn="0" w:lastRowLastColumn="0"/>
       </w:trPr>
-      <w:tc>
-        <w:tcPr>
-          <w:tcW w:w="10495" w:type="dxa"/>
-          <w:gridSpan w:val="4"/>
-        </w:tcPr>
-        <w:p>
-          <w:pPr>
-            <w:spacing w:line="240" w:lineRule="auto"/>
-            <w:rPr>
-              <w:rFonts w:cs="Segoe UI"/>
-              <w:color w:val="242424"/>
-              <w:sz w:val="8"/>
-              <w:szCs w:val="8"/>
-            </w:rPr>
-          </w:pPr>
-        </w:p>
-      </w:tc>
-    </w:tr>
-    <w:tr>
       <w:tc>
         <w:tcPr>
           <w:tcW w:w="2624" w:type="dxa"/>
         </w:tcPr>
         <w:p>
-          <w:pPr>
-            <w:rPr>
-              <w:rFonts w:cs="Segoe UI"/>
-              <w:color w:val="242424"/>
-            </w:rPr>
-          </w:pPr>
           <w:sdt>
             <w:sdtPr>
-              <w:rPr>
-                <w:b/>
-                <w:bCs/>
-              </w:rPr>
               <w:alias w:val="CompanyBankCaption"/>
               <w:tag w:val="#BC:InsertDataItem,BCReportInformation/CompanyMetadata/CompanyBankNameCaption"/>
               <w:id w:val="178654436"/>
@@ -1086,10 +588,6 @@
             </w:sdtPr>
             <w:sdtContent>
               <w:r>
-                <w:rPr>
-                  <w:b/>
-                  <w:bCs/>
-                </w:rPr>
                 <w:t>Bank</w:t>
               </w:r>
             </w:sdtContent>
@@ -1101,18 +599,8 @@
           <w:tcW w:w="2624" w:type="dxa"/>
         </w:tcPr>
         <w:p>
-          <w:pPr>
-            <w:rPr>
-              <w:rFonts w:cs="Segoe UI"/>
-              <w:color w:val="242424"/>
-            </w:rPr>
-          </w:pPr>
           <w:sdt>
             <w:sdtPr>
-              <w:rPr>
-                <w:b/>
-                <w:bCs/>
-              </w:rPr>
               <w:alias w:val="CompanyBankAccountNoCaption"/>
               <w:tag w:val="#BC:InsertDataItem,BCReportInformation/CompanyMetadata/CompanyBankAccountNoCaption"/>
               <w:id w:val="1798629997"/>
@@ -1125,10 +613,6 @@
             </w:sdtPr>
             <w:sdtContent>
               <w:r>
-                <w:rPr>
-                  <w:b/>
-                  <w:bCs/>
-                </w:rPr>
                 <w:t>Bank Account No</w:t>
               </w:r>
             </w:sdtContent>
@@ -1140,18 +624,8 @@
           <w:tcW w:w="2623" w:type="dxa"/>
         </w:tcPr>
         <w:p>
-          <w:pPr>
-            <w:rPr>
-              <w:rFonts w:cs="Segoe UI"/>
-              <w:color w:val="242424"/>
-            </w:rPr>
-          </w:pPr>
           <w:sdt>
             <w:sdtPr>
-              <w:rPr>
-                <w:b/>
-                <w:bCs/>
-              </w:rPr>
               <w:alias w:val="CompanyVATRegistrationNoCaption"/>
               <w:tag w:val="#BC:InsertDataItem,BCReportInformation/CompanyMetadata/CompanyVATRegistrationNoCaption"/>
               <w:id w:val="1790313455"/>
@@ -1164,10 +638,6 @@
             </w:sdtPr>
             <w:sdtContent>
               <w:r>
-                <w:rPr>
-                  <w:b/>
-                  <w:bCs/>
-                </w:rPr>
                 <w:t>VAT Registration No.</w:t>
               </w:r>
             </w:sdtContent>
@@ -1179,18 +649,8 @@
           <w:tcW w:w="2624" w:type="dxa"/>
         </w:tcPr>
         <w:p>
-          <w:pPr>
-            <w:rPr>
-              <w:rFonts w:cs="Segoe UI"/>
-              <w:color w:val="242424"/>
-            </w:rPr>
-          </w:pPr>
           <w:sdt>
             <w:sdtPr>
-              <w:rPr>
-                <w:b/>
-                <w:bCs/>
-              </w:rPr>
               <w:alias w:val="CompanyGiroNoCaption"/>
               <w:tag w:val="#BC:InsertDataItem,BCReportInformation/CompanyMetadata/CompanyGiroNoCaption"/>
               <w:id w:val="1930309519"/>
@@ -1203,10 +663,6 @@
             </w:sdtPr>
             <w:sdtContent>
               <w:r>
-                <w:rPr>
-                  <w:b/>
-                  <w:bCs/>
-                </w:rPr>
                 <w:t>Giro No.</w:t>
               </w:r>
             </w:sdtContent>
@@ -1220,18 +676,8 @@
           <w:tcW w:w="2624" w:type="dxa"/>
         </w:tcPr>
         <w:p>
-          <w:pPr>
-            <w:rPr>
-              <w:b/>
-              <w:bCs/>
-            </w:rPr>
-          </w:pPr>
           <w:sdt>
             <w:sdtPr>
-              <w:rPr>
-                <w:rFonts w:cs="Segoe UI"/>
-                <w:color w:val="242424"/>
-              </w:rPr>
               <w:alias w:val="CompanyBankName"/>
               <w:tag w:val="#BC:InsertDataItem,BCReportInformation/CompanyMetadata/CompanyBankName"/>
               <w:id w:val="873055285"/>
@@ -1245,18 +691,10 @@
             <w:sdtContent>
               <w:proofErr w:type="gramStart"/>
               <w:r>
-                <w:rPr>
-                  <w:rFonts w:cs="Segoe UI"/>
-                  <w:color w:val="242424"/>
-                </w:rPr>
                 <w:t>World Wide</w:t>
               </w:r>
               <w:proofErr w:type="gramEnd"/>
               <w:r>
-                <w:rPr>
-                  <w:rFonts w:cs="Segoe UI"/>
-                  <w:color w:val="242424"/>
-                </w:rPr>
                 <w:t xml:space="preserve"> Bank</w:t>
               </w:r>
             </w:sdtContent>
@@ -1268,18 +706,8 @@
           <w:tcW w:w="2624" w:type="dxa"/>
         </w:tcPr>
         <w:p>
-          <w:pPr>
-            <w:rPr>
-              <w:b/>
-              <w:bCs/>
-            </w:rPr>
-          </w:pPr>
           <w:sdt>
             <w:sdtPr>
-              <w:rPr>
-                <w:rFonts w:cs="Segoe UI"/>
-                <w:color w:val="242424"/>
-              </w:rPr>
               <w:alias w:val="CompanyBankAccountNo"/>
               <w:tag w:val="#BC:InsertDataItem,BCReportInformation/CompanyMetadata/CompanyBankAccountNo"/>
               <w:id w:val="924229950"/>
@@ -1292,10 +720,6 @@
             </w:sdtPr>
             <w:sdtContent>
               <w:r>
-                <w:rPr>
-                  <w:rFonts w:cs="Segoe UI"/>
-                  <w:color w:val="242424"/>
-                </w:rPr>
                 <w:t>99-99-888</w:t>
               </w:r>
             </w:sdtContent>
@@ -1307,18 +731,8 @@
           <w:tcW w:w="2623" w:type="dxa"/>
         </w:tcPr>
         <w:p>
-          <w:pPr>
-            <w:rPr>
-              <w:b/>
-              <w:bCs/>
-            </w:rPr>
-          </w:pPr>
           <w:sdt>
             <w:sdtPr>
-              <w:rPr>
-                <w:rFonts w:cs="Segoe UI"/>
-                <w:color w:val="242424"/>
-              </w:rPr>
               <w:alias w:val="CompanyVATRegistrationNo"/>
               <w:tag w:val="#BC:InsertDataItem,BCReportInformation/CompanyMetadata/CompanyVATRegistrationNo"/>
               <w:id w:val="1467208291"/>
@@ -1331,10 +745,6 @@
             </w:sdtPr>
             <w:sdtContent>
               <w:r>
-                <w:rPr>
-                  <w:rFonts w:cs="Segoe UI"/>
-                  <w:color w:val="242424"/>
-                </w:rPr>
                 <w:t>777777777</w:t>
               </w:r>
             </w:sdtContent>
@@ -1346,18 +756,8 @@
           <w:tcW w:w="2624" w:type="dxa"/>
         </w:tcPr>
         <w:p>
-          <w:pPr>
-            <w:rPr>
-              <w:b/>
-              <w:bCs/>
-            </w:rPr>
-          </w:pPr>
           <w:sdt>
             <w:sdtPr>
-              <w:rPr>
-                <w:rFonts w:cs="Segoe UI"/>
-                <w:color w:val="242424"/>
-              </w:rPr>
               <w:alias w:val="CompanyGiroNo"/>
               <w:tag w:val="#BC:InsertDataItem,BCReportInformation/CompanyMetadata/CompanyGiroNo"/>
               <w:id w:val="1402009403"/>
@@ -1370,10 +770,6 @@
             </w:sdtPr>
             <w:sdtContent>
               <w:r>
-                <w:rPr>
-                  <w:rFonts w:cs="Segoe UI"/>
-                  <w:color w:val="242424"/>
-                </w:rPr>
                 <w:t>888-9999</w:t>
               </w:r>
             </w:sdtContent>
@@ -1439,7 +835,7 @@
     </w:tblGrid>
     <w:tr>
       <w:trPr>
-        <w:trHeight w:val="513"/>
+        <w:trHeight w:val="605"/>
       </w:trPr>
       <w:tc>
         <w:tcPr>
@@ -1448,11 +844,16 @@
         </w:tcPr>
         <w:sdt>
           <w:sdtPr>
+            <w:rPr>
+              <w:rFonts w:asciiTheme="majorHAnsi" w:hAnsiTheme="majorHAnsi" w:cstheme="majorHAnsi"/>
+              <w:sz w:val="40"/>
+              <w:szCs w:val="40"/>
+            </w:rPr>
             <w:alias w:val="ReportCaption"/>
             <w:tag w:val="#BC:InsertDataItem,BCReportInformation/ReportMetadata/ReportCaption"/>
             <w:id w:val="-1105262526"/>
             <w:placeholder>
-              <w:docPart w:val="A470FFC2275947AF90A0CCF60903D2DE"/>
+              <w:docPart w:val="6F2B754814DA41899C9E8E7EC1B6DA12"/>
             </w:placeholder>
             <w:dataBinding w:prefixMappings="&lt;xmlns:ns0='urn:microsoft-dynamics-nav/reports/Tenant_Report_Defaults/2000000001/' " w:xpath="/ns0:NavWordReportXmlPart[1]/ns0:BCReportInformation[1]/ns0:ReportMetadata[1]/ns0:ReportCaption[1]" w:storeItemID="{00000000-0000-0000-0000-000000000000}"/>
             <w15:color w:val="808080"/>
@@ -1461,14 +862,16 @@
           <w:sdtContent>
             <w:p>
               <w:pPr>
-                <w:pStyle w:val="Title"/>
-                <w:spacing w:before="0" w:after="0"/>
                 <w:rPr>
-                  <w:rFonts w:ascii="Segoe UI" w:eastAsia="Times New Roman" w:hAnsi="Segoe UI" w:cs="Segoe UI"/>
                   <w:sz w:val="56"/>
                 </w:rPr>
               </w:pPr>
               <w:r>
+                <w:rPr>
+                  <w:rFonts w:asciiTheme="majorHAnsi" w:hAnsiTheme="majorHAnsi" w:cstheme="majorHAnsi"/>
+                  <w:sz w:val="40"/>
+                  <w:szCs w:val="40"/>
+                </w:rPr>
                 <w:t>Report Caption</w:t>
               </w:r>
             </w:p>
@@ -1481,62 +884,102 @@
         </w:tcPr>
         <w:sdt>
           <w:sdtPr>
+            <w:rPr>
+              <w:sz w:val="16"/>
+              <w:szCs w:val="16"/>
+            </w:rPr>
             <w:id w:val="-494566964"/>
             <w:docPartObj>
               <w:docPartGallery w:val="Page Numbers (Top of Page)"/>
               <w:docPartUnique/>
             </w:docPartObj>
           </w:sdtPr>
-          <w:sdtEndPr>
-            <w:rPr>
-              <w:rFonts w:ascii="Segoe UI Semibold" w:hAnsi="Segoe UI Semibold"/>
-              <w:color w:val="242424"/>
-            </w:rPr>
-          </w:sdtEndPr>
           <w:sdtContent>
             <w:p>
               <w:pPr>
-                <w:pStyle w:val="BCNumber"/>
-                <w:spacing w:before="60"/>
                 <w:jc w:val="right"/>
+                <w:rPr>
+                  <w:sz w:val="16"/>
+                  <w:szCs w:val="16"/>
+                </w:rPr>
               </w:pPr>
               <w:r>
+                <w:rPr>
+                  <w:sz w:val="16"/>
+                  <w:szCs w:val="16"/>
+                </w:rPr>
                 <w:fldChar w:fldCharType="begin"/>
               </w:r>
               <w:r>
+                <w:rPr>
+                  <w:sz w:val="16"/>
+                  <w:szCs w:val="16"/>
+                </w:rPr>
                 <w:instrText xml:space="preserve"> PAGE </w:instrText>
               </w:r>
               <w:r>
+                <w:rPr>
+                  <w:sz w:val="16"/>
+                  <w:szCs w:val="16"/>
+                </w:rPr>
                 <w:fldChar w:fldCharType="separate"/>
               </w:r>
               <w:r>
                 <w:rPr>
                   <w:noProof/>
+                  <w:sz w:val="16"/>
+                  <w:szCs w:val="16"/>
                 </w:rPr>
                 <w:t>2</w:t>
               </w:r>
               <w:r>
+                <w:rPr>
+                  <w:sz w:val="16"/>
+                  <w:szCs w:val="16"/>
+                </w:rPr>
                 <w:fldChar w:fldCharType="end"/>
               </w:r>
               <w:r>
+                <w:rPr>
+                  <w:sz w:val="16"/>
+                  <w:szCs w:val="16"/>
+                </w:rPr>
                 <w:t>/</w:t>
               </w:r>
               <w:r>
+                <w:rPr>
+                  <w:sz w:val="16"/>
+                  <w:szCs w:val="16"/>
+                </w:rPr>
                 <w:fldChar w:fldCharType="begin"/>
               </w:r>
               <w:r>
+                <w:rPr>
+                  <w:sz w:val="16"/>
+                  <w:szCs w:val="16"/>
+                </w:rPr>
                 <w:instrText>NUMPAGES</w:instrText>
               </w:r>
               <w:r>
+                <w:rPr>
+                  <w:sz w:val="16"/>
+                  <w:szCs w:val="16"/>
+                </w:rPr>
                 <w:fldChar w:fldCharType="separate"/>
               </w:r>
               <w:r>
                 <w:rPr>
                   <w:noProof/>
+                  <w:sz w:val="16"/>
+                  <w:szCs w:val="16"/>
                 </w:rPr>
                 <w:t>2</w:t>
               </w:r>
               <w:r>
+                <w:rPr>
+                  <w:sz w:val="16"/>
+                  <w:szCs w:val="16"/>
+                </w:rPr>
                 <w:fldChar w:fldCharType="end"/>
               </w:r>
             </w:p>
@@ -1546,21 +989,14 @@
     </w:tr>
     <w:tr>
       <w:trPr>
-        <w:trHeight w:val="80"/>
+        <w:trHeight w:val="173"/>
       </w:trPr>
       <w:tc>
         <w:tcPr>
           <w:tcW w:w="3302" w:type="pct"/>
           <w:vMerge/>
         </w:tcPr>
-        <w:p>
-          <w:pPr>
-            <w:spacing w:before="120"/>
-            <w:rPr>
-              <w:rFonts w:ascii="Aptos" w:eastAsia="Aptos" w:hAnsi="Aptos" w:cs="Times New Roman"/>
-            </w:rPr>
-          </w:pPr>
-        </w:p>
+        <w:p/>
       </w:tc>
       <w:tc>
         <w:tcPr>
@@ -1568,58 +1004,23 @@
         </w:tcPr>
         <w:p>
           <w:pPr>
-            <w:pStyle w:val="NoSpacing"/>
             <w:jc w:val="right"/>
-          </w:pPr>
-          <w:r>
-            <w:t>Friday</w:t>
-          </w:r>
-          <w:r>
-            <w:t>,</w:t>
-          </w:r>
-          <w:r>
-            <w:t xml:space="preserve"> September </w:t>
-          </w:r>
-          <w:r>
-            <w:t>23, 2026</w:t>
-          </w:r>
-        </w:p>
-      </w:tc>
-    </w:tr>
-    <w:tr>
-      <w:trPr>
-        <w:trHeight w:val="80"/>
-      </w:trPr>
-      <w:tc>
-        <w:tcPr>
-          <w:tcW w:w="3302" w:type="pct"/>
-          <w:vMerge/>
-        </w:tcPr>
-        <w:p>
-          <w:pPr>
-            <w:spacing w:before="120"/>
             <w:rPr>
-              <w:rFonts w:ascii="Aptos" w:eastAsia="Aptos" w:hAnsi="Aptos" w:cs="Times New Roman"/>
+              <w:sz w:val="16"/>
+              <w:szCs w:val="16"/>
             </w:rPr>
-          </w:pPr>
-        </w:p>
-      </w:tc>
-      <w:tc>
-        <w:tcPr>
-          <w:tcW w:w="1698" w:type="pct"/>
-        </w:tcPr>
-        <w:p>
-          <w:pPr>
-            <w:pStyle w:val="NoSpacing"/>
-            <w:jc w:val="right"/>
           </w:pPr>
           <w:sdt>
             <w:sdtPr>
+              <w:rPr>
+                <w:sz w:val="16"/>
+                <w:szCs w:val="16"/>
+              </w:rPr>
               <w:alias w:val="CompanyName"/>
               <w:tag w:val="#BC:InsertDataItem,BCReportInformation/ReportRequest/CompanyName"/>
               <w:id w:val="1327564643"/>
               <w:placeholder>
-                <w:docPart w:val="AD8251DE783341B48D89D00C46DFB6CF"/>
+                <w:docPart w:val="9DD6433A02EB4B53AF5FB658A73C9F33"/>
               </w:placeholder>
               <w:dataBinding w:prefixMappings="&lt;xmlns:ns0='urn:microsoft-dynamics-nav/reports/Tenant_Report_Defaults/2000000001/' " w:xpath="/ns0:NavWordReportXmlPart[1]/ns0:BCReportInformation[1]/ns0:ReportRequest[1]/ns0:CompanyName[1]" w:storeItemID="{00000000-0000-0000-0000-000000000000}"/>
               <w15:color w:val="808080"/>
@@ -1627,6 +1028,10 @@
             </w:sdtPr>
             <w:sdtContent>
               <w:r>
+                <w:rPr>
+                  <w:sz w:val="16"/>
+                  <w:szCs w:val="16"/>
+                </w:rPr>
                 <w:t>Company Name</w:t>
               </w:r>
             </w:sdtContent>
@@ -1637,8 +1042,6 @@
   </w:tbl>
   <w:p>
     <w:pPr>
-      <w:pStyle w:val="NoSpacing"/>
-      <w:ind w:right="141"/>
       <w:rPr>
         <w:b/>
         <w:sz w:val="12"/>
@@ -1688,14 +1091,7 @@
             </w:tcPr>
             <w:p>
               <w:pPr>
-                <w:pStyle w:val="NoSpacing"/>
-                <w:tabs>
-                  <w:tab w:val="left" w:pos="0"/>
-                  <w:tab w:val="center" w:pos="5310"/>
-                  <w:tab w:val="right" w:pos="10440"/>
-                </w:tabs>
                 <w:rPr>
-                  <w:color w:val="242424"/>
                   <w:sz w:val="36"/>
                   <w:szCs w:val="36"/>
                 </w:rPr>
@@ -1722,20 +1118,10 @@
               <w:docPartUnique/>
             </w:docPartObj>
           </w:sdtPr>
-          <w:sdtEndPr>
-            <w:rPr>
-              <w:rFonts w:ascii="Segoe UI Semibold" w:hAnsi="Segoe UI Semibold"/>
-              <w:color w:val="242424"/>
-            </w:rPr>
-          </w:sdtEndPr>
           <w:sdtContent>
             <w:p>
               <w:pPr>
-                <w:spacing w:before="60"/>
                 <w:jc w:val="right"/>
-                <w:rPr>
-                  <w:color w:val="242424"/>
-                </w:rPr>
               </w:pPr>
               <w:r>
                 <w:fldChar w:fldCharType="begin"/>
@@ -1786,14 +1172,7 @@
         <w:tcPr>
           <w:tcW w:w="6930" w:type="dxa"/>
         </w:tcPr>
-        <w:p>
-          <w:pPr>
-            <w:spacing w:before="120"/>
-            <w:rPr>
-              <w:color w:val="242424"/>
-            </w:rPr>
-          </w:pPr>
-        </w:p>
+        <w:p/>
       </w:tc>
       <w:tc>
         <w:tcPr>
@@ -1801,23 +1180,12 @@
         </w:tcPr>
         <w:p>
           <w:pPr>
-            <w:pStyle w:val="NoSpacing"/>
-            <w:tabs>
-              <w:tab w:val="left" w:pos="0"/>
-              <w:tab w:val="center" w:pos="5310"/>
-              <w:tab w:val="right" w:pos="10440"/>
-            </w:tabs>
-            <w:ind w:right="26"/>
-            <w:jc w:val="right"/>
-            <w:rPr>
-              <w:color w:val="242424"/>
-            </w:rPr>
+            <w:pStyle w:val="BCLabel"/>
           </w:pPr>
           <w:sdt>
             <w:sdtPr>
               <w:rPr>
                 <w:noProof/>
-                <w:color w:val="44546A" w:themeColor="text2"/>
               </w:rPr>
               <w:alias w:val="CompanyLogo"/>
               <w:tag w:val="#BC:InsertDataItem,BCReportInformation/CompanyMetadata/CompanyLogo"/>
@@ -1829,7 +1197,6 @@
               <w:r>
                 <w:rPr>
                   <w:noProof/>
-                  <w:color w:val="44546A" w:themeColor="text2"/>
                 </w:rPr>
                 <w:drawing>
                   <wp:inline distT="0" distB="0" distL="0" distR="0" wp14:anchorId="229DEBE4" wp14:editId="1F6F61CC">
@@ -1881,23 +1248,6 @@
                 </w:drawing>
               </w:r>
             </w:sdtContent>
-          </w:sdt>
-          <w:sdt>
-            <w:sdtPr>
-              <w:rPr>
-                <w:color w:val="242424"/>
-              </w:rPr>
-              <w:alias w:val="DateAndTime"/>
-              <w:tag w:val="#BC:InsertDataItem,BCReportInformation/ReportRequest/DateAndTime"/>
-              <w:id w:val="-83535483"/>
-              <w:placeholder>
-                <w:docPart w:val="94B40CB58FEE4E1D8671ACB461A74096"/>
-              </w:placeholder>
-              <w:dataBinding w:prefixMappings="&lt;xmlns:ns0='urn:microsoft-dynamics-nav/reports/Tenant_Report_Defaults/2000000001/' " w:xpath="/ns0:NavWordReportXmlPart[1]/ns0:BCReportInformation[1]/ns0:ReportRequest[1]/ns0:DateAndTime[1]" w:storeItemID="{00000000-0000-0000-0000-000000000000}"/>
-              <w15:color w:val="808080"/>
-              <w:text/>
-            </w:sdtPr>
-            <w:sdtContent/>
           </w:sdt>
         </w:p>
       </w:tc>
@@ -3115,15 +2465,14 @@
   <w:style w:type="paragraph" w:default="1" w:styleId="Normal">
     <w:name w:val="Normal"/>
     <w:qFormat/>
-    <w:rsid w:val="008C78C0"/>
+    <w:rsid w:val="000F190C"/>
     <w:pPr>
       <w:spacing w:line="278" w:lineRule="auto"/>
     </w:pPr>
     <w:rPr>
-      <w:color w:val="000000" w:themeColor="text1"/>
       <w:kern w:val="2"/>
-      <w:sz w:val="16"/>
-      <w:szCs w:val="16"/>
+      <w:sz w:val="24"/>
+      <w:szCs w:val="24"/>
       <w14:ligatures w14:val="standardContextual"/>
     </w:rPr>
   </w:style>
@@ -3324,6 +2673,7 @@
     <w:uiPriority w:val="1"/>
     <w:semiHidden/>
     <w:unhideWhenUsed/>
+    <w:rsid w:val="000F190C"/>
   </w:style>
   <w:style w:type="table" w:default="1" w:styleId="TableNormal">
     <w:name w:val="Normal Table"/>
@@ -3345,6 +2695,7 @@
     <w:uiPriority w:val="99"/>
     <w:semiHidden/>
     <w:unhideWhenUsed/>
+    <w:rsid w:val="000F190C"/>
   </w:style>
   <w:style w:type="table" w:styleId="TableGrid">
     <w:name w:val="Table Grid"/>
@@ -3682,7 +3033,6 @@
     <w:rPr>
       <w:rFonts w:ascii="Segoe UI" w:hAnsi="Segoe UI"/>
       <w:sz w:val="18"/>
-      <w:szCs w:val="24"/>
     </w:rPr>
   </w:style>
   <w:style w:type="character" w:customStyle="1" w:styleId="PaginaChar">
@@ -3702,7 +3052,6 @@
     <w:basedOn w:val="NoSpacing"/>
     <w:next w:val="Normal"/>
     <w:uiPriority w:val="2"/>
-    <w:qFormat/>
     <w:rsid w:val="008C78C0"/>
     <w:pPr>
       <w:keepNext/>
@@ -3716,7 +3065,6 @@
     <w:basedOn w:val="BCLabel"/>
     <w:next w:val="Normal"/>
     <w:uiPriority w:val="2"/>
-    <w:qFormat/>
     <w:rsid w:val="008C78C0"/>
     <w:rPr>
       <w14:numSpacing w14:val="tabular"/>
@@ -3727,7 +3075,6 @@
     <w:basedOn w:val="NoSpacing"/>
     <w:next w:val="Normal"/>
     <w:uiPriority w:val="2"/>
-    <w:qFormat/>
     <w:rsid w:val="008C78C0"/>
     <w:rPr>
       <w14:numSpacing w14:val="tabular"/>
@@ -29921,7 +29268,6 @@
     <w:basedOn w:val="Quote"/>
     <w:next w:val="Normal"/>
     <w:uiPriority w:val="2"/>
-    <w:qFormat/>
     <w:rsid w:val="008C78C0"/>
     <w:pPr>
       <w:numPr>
@@ -30199,35 +29545,6 @@
         <w:p>
           <w:pPr>
             <w:pStyle w:val="EF2EB8C2EA3A41718BECF7229E45343A"/>
-          </w:pPr>
-          <w:r>
-            <w:rPr>
-              <w:rStyle w:val="PlaceholderText"/>
-            </w:rPr>
-            <w:t>Click or tap here to enter text.</w:t>
-          </w:r>
-        </w:p>
-      </w:docPartBody>
-    </w:docPart>
-    <w:docPart>
-      <w:docPartPr>
-        <w:name w:val="94B40CB58FEE4E1D8671ACB461A74096"/>
-        <w:category>
-          <w:name w:val="Generelt"/>
-          <w:gallery w:val="placeholder"/>
-        </w:category>
-        <w:types>
-          <w:type w:val="bbPlcHdr"/>
-        </w:types>
-        <w:behaviors>
-          <w:behavior w:val="content"/>
-        </w:behaviors>
-        <w:guid w:val="{74F756FC-5247-4424-B411-EC0A4429F0EE}"/>
-      </w:docPartPr>
-      <w:docPartBody>
-        <w:p>
-          <w:pPr>
-            <w:pStyle w:val="94B40CB58FEE4E1D8671ACB461A74096"/>
           </w:pPr>
           <w:r>
             <w:rPr>
@@ -30866,7 +30183,7 @@
     </w:docPart>
     <w:docPart>
       <w:docPartPr>
-        <w:name w:val="A470FFC2275947AF90A0CCF60903D2DE"/>
+        <w:name w:val="6F2B754814DA41899C9E8E7EC1B6DA12"/>
         <w:category>
           <w:name w:val="General"/>
           <w:gallery w:val="placeholder"/>
@@ -30877,12 +30194,12 @@
         <w:behaviors>
           <w:behavior w:val="content"/>
         </w:behaviors>
-        <w:guid w:val="{691ECADA-FE98-48FD-ADAB-644415B52353}"/>
+        <w:guid w:val="{3A243396-AC57-47DE-B123-EDDF412443C1}"/>
       </w:docPartPr>
       <w:docPartBody>
         <w:p>
           <w:pPr>
-            <w:pStyle w:val="A470FFC2275947AF90A0CCF60903D2DE"/>
+            <w:pStyle w:val="6F2B754814DA41899C9E8E7EC1B6DA12"/>
           </w:pPr>
           <w:r>
             <w:rPr>
@@ -30895,7 +30212,7 @@
     </w:docPart>
     <w:docPart>
       <w:docPartPr>
-        <w:name w:val="AD8251DE783341B48D89D00C46DFB6CF"/>
+        <w:name w:val="9DD6433A02EB4B53AF5FB658A73C9F33"/>
         <w:category>
           <w:name w:val="General"/>
           <w:gallery w:val="placeholder"/>
@@ -30906,12 +30223,12 @@
         <w:behaviors>
           <w:behavior w:val="content"/>
         </w:behaviors>
-        <w:guid w:val="{9F453786-3631-4712-A661-F064FC2A4655}"/>
+        <w:guid w:val="{D0687624-87E3-4012-9899-EDBE4F8F6E1E}"/>
       </w:docPartPr>
       <w:docPartBody>
         <w:p>
           <w:pPr>
-            <w:pStyle w:val="AD8251DE783341B48D89D00C46DFB6CF"/>
+            <w:pStyle w:val="9DD6433A02EB4B53AF5FB658A73C9F33"/>
           </w:pPr>
           <w:r>
             <w:rPr>
@@ -30970,22 +30287,13 @@
     <w:pitch w:val="fixed"/>
     <w:sig w:usb0="E00006FF" w:usb1="0000FCFF" w:usb2="00000001" w:usb3="00000000" w:csb0="0000019F" w:csb1="00000000"/>
   </w:font>
-  <w:font w:name="Segoe UI Semibold">
-    <w:panose1 w:val="020B0702040204020203"/>
-    <w:charset w:val="00"/>
-    <w:family w:val="swiss"/>
-    <w:pitch w:val="variable"/>
-    <w:sig w:usb0="E4002EFF" w:usb1="C000E47F" w:usb2="00000009" w:usb3="00000000" w:csb0="000001FF" w:csb1="00000000"/>
-  </w:font>
   <w:font w:name="Aptos">
-    <w:panose1 w:val="020B0004020202020204"/>
     <w:charset w:val="00"/>
     <w:family w:val="swiss"/>
     <w:pitch w:val="variable"/>
     <w:sig w:usb0="20000287" w:usb1="00000003" w:usb2="00000000" w:usb3="00000000" w:csb0="0000019F" w:csb1="00000000"/>
   </w:font>
   <w:font w:name="Aptos Display">
-    <w:panose1 w:val="020B0004020202020204"/>
     <w:charset w:val="00"/>
     <w:family w:val="swiss"/>
     <w:pitch w:val="variable"/>
@@ -31012,6 +30320,7 @@
   <w:rsids>
     <w:rsidRoot w:val="005E35BE"/>
     <w:rsid w:val="00003B56"/>
+    <w:rsid w:val="00012658"/>
     <w:rsid w:val="0003303F"/>
     <w:rsid w:val="00073078"/>
     <w:rsid w:val="00082B18"/>
@@ -31020,8 +30329,10 @@
     <w:rsid w:val="001024F7"/>
     <w:rsid w:val="00107F6B"/>
     <w:rsid w:val="00133336"/>
+    <w:rsid w:val="00176BA5"/>
     <w:rsid w:val="00184BAF"/>
     <w:rsid w:val="001A2258"/>
+    <w:rsid w:val="001B63E6"/>
     <w:rsid w:val="001D6FE3"/>
     <w:rsid w:val="001F6C15"/>
     <w:rsid w:val="0027442B"/>
@@ -31041,6 +30352,7 @@
     <w:rsid w:val="003C7781"/>
     <w:rsid w:val="003D1B0C"/>
     <w:rsid w:val="003E037C"/>
+    <w:rsid w:val="003F51D0"/>
     <w:rsid w:val="003F5C4E"/>
     <w:rsid w:val="00401EE8"/>
     <w:rsid w:val="0042793B"/>
@@ -31053,6 +30365,7 @@
     <w:rsid w:val="005251EB"/>
     <w:rsid w:val="00547055"/>
     <w:rsid w:val="0055153E"/>
+    <w:rsid w:val="00555F27"/>
     <w:rsid w:val="00591BD2"/>
     <w:rsid w:val="005C4554"/>
     <w:rsid w:val="005E35BE"/>
@@ -31069,6 +30382,7 @@
     <w:rsid w:val="0080614B"/>
     <w:rsid w:val="00822ACB"/>
     <w:rsid w:val="00825186"/>
+    <w:rsid w:val="00827C01"/>
     <w:rsid w:val="0087642A"/>
     <w:rsid w:val="0089757A"/>
     <w:rsid w:val="008A720C"/>
@@ -31080,6 +30394,7 @@
     <w:rsid w:val="009717E3"/>
     <w:rsid w:val="009A5EC5"/>
     <w:rsid w:val="009C4954"/>
+    <w:rsid w:val="009E2CC1"/>
     <w:rsid w:val="00A01C7A"/>
     <w:rsid w:val="00A103E8"/>
     <w:rsid w:val="00A10449"/>
@@ -31106,6 +30421,7 @@
     <w:rsid w:val="00D52343"/>
     <w:rsid w:val="00E70BBF"/>
     <w:rsid w:val="00E82213"/>
+    <w:rsid w:val="00F60F28"/>
     <w:rsid w:val="00F635C5"/>
     <w:rsid w:val="00F64A28"/>
     <w:rsid w:val="00F7086D"/>
@@ -31568,7 +30884,7 @@
     <w:basedOn w:val="DefaultParagraphFont"/>
     <w:uiPriority w:val="99"/>
     <w:semiHidden/>
-    <w:rsid w:val="00C32F6B"/>
+    <w:rsid w:val="00F60F28"/>
     <w:rPr>
       <w:color w:val="808080"/>
     </w:rPr>
@@ -31586,9 +30902,9 @@
       <w14:ligatures w14:val="standardContextual"/>
     </w:rPr>
   </w:style>
-  <w:style w:type="paragraph" w:customStyle="1" w:styleId="9351E1828E2647B397589986DFAEE98B">
-    <w:name w:val="9351E1828E2647B397589986DFAEE98B"/>
-    <w:rsid w:val="0043381F"/>
+  <w:style w:type="paragraph" w:customStyle="1" w:styleId="1FBF8F7D7F3D41FC8253C041E23D4142">
+    <w:name w:val="1FBF8F7D7F3D41FC8253C041E23D4142"/>
+    <w:rsid w:val="00FC36D2"/>
     <w:pPr>
       <w:spacing w:line="278" w:lineRule="auto"/>
     </w:pPr>
@@ -31599,9 +30915,9 @@
       <w14:ligatures w14:val="standardContextual"/>
     </w:rPr>
   </w:style>
-  <w:style w:type="paragraph" w:customStyle="1" w:styleId="94B40CB58FEE4E1D8671ACB461A74096">
-    <w:name w:val="94B40CB58FEE4E1D8671ACB461A74096"/>
-    <w:rsid w:val="00E70BBF"/>
+  <w:style w:type="paragraph" w:customStyle="1" w:styleId="568E8CB4D7A94ED2BC0C28819883F940">
+    <w:name w:val="568E8CB4D7A94ED2BC0C28819883F940"/>
+    <w:rsid w:val="00FC36D2"/>
     <w:pPr>
       <w:spacing w:line="278" w:lineRule="auto"/>
     </w:pPr>
@@ -31612,9 +30928,9 @@
       <w14:ligatures w14:val="standardContextual"/>
     </w:rPr>
   </w:style>
-  <w:style w:type="paragraph" w:customStyle="1" w:styleId="1FBF8F7D7F3D41FC8253C041E23D4142">
-    <w:name w:val="1FBF8F7D7F3D41FC8253C041E23D4142"/>
-    <w:rsid w:val="00FC36D2"/>
+  <w:style w:type="paragraph" w:customStyle="1" w:styleId="F98289DC1B07416E88EB357F36F37515">
+    <w:name w:val="F98289DC1B07416E88EB357F36F37515"/>
+    <w:rsid w:val="003768EC"/>
     <w:pPr>
       <w:spacing w:line="278" w:lineRule="auto"/>
     </w:pPr>
@@ -31625,9 +30941,9 @@
       <w14:ligatures w14:val="standardContextual"/>
     </w:rPr>
   </w:style>
-  <w:style w:type="paragraph" w:customStyle="1" w:styleId="568E8CB4D7A94ED2BC0C28819883F940">
-    <w:name w:val="568E8CB4D7A94ED2BC0C28819883F940"/>
-    <w:rsid w:val="00FC36D2"/>
+  <w:style w:type="paragraph" w:customStyle="1" w:styleId="A301B69A4BE243549FA223D25C10A903">
+    <w:name w:val="A301B69A4BE243549FA223D25C10A903"/>
+    <w:rsid w:val="003768EC"/>
     <w:pPr>
       <w:spacing w:line="278" w:lineRule="auto"/>
     </w:pPr>
@@ -31638,8 +30954,8 @@
       <w14:ligatures w14:val="standardContextual"/>
     </w:rPr>
   </w:style>
-  <w:style w:type="paragraph" w:customStyle="1" w:styleId="F98289DC1B07416E88EB357F36F37515">
-    <w:name w:val="F98289DC1B07416E88EB357F36F37515"/>
+  <w:style w:type="paragraph" w:customStyle="1" w:styleId="15ABF776234C4BD4A165B0AD820449C3">
+    <w:name w:val="15ABF776234C4BD4A165B0AD820449C3"/>
     <w:rsid w:val="003768EC"/>
     <w:pPr>
       <w:spacing w:line="278" w:lineRule="auto"/>
@@ -31651,8 +30967,8 @@
       <w14:ligatures w14:val="standardContextual"/>
     </w:rPr>
   </w:style>
-  <w:style w:type="paragraph" w:customStyle="1" w:styleId="A301B69A4BE243549FA223D25C10A903">
-    <w:name w:val="A301B69A4BE243549FA223D25C10A903"/>
+  <w:style w:type="paragraph" w:customStyle="1" w:styleId="1395E617A9584398BFA778306C1DF5A4">
+    <w:name w:val="1395E617A9584398BFA778306C1DF5A4"/>
     <w:rsid w:val="003768EC"/>
     <w:pPr>
       <w:spacing w:line="278" w:lineRule="auto"/>
@@ -31664,8 +30980,8 @@
       <w14:ligatures w14:val="standardContextual"/>
     </w:rPr>
   </w:style>
-  <w:style w:type="paragraph" w:customStyle="1" w:styleId="15ABF776234C4BD4A165B0AD820449C3">
-    <w:name w:val="15ABF776234C4BD4A165B0AD820449C3"/>
+  <w:style w:type="paragraph" w:customStyle="1" w:styleId="0AF97DBBD3F141538C70DBD7FC5E1315">
+    <w:name w:val="0AF97DBBD3F141538C70DBD7FC5E1315"/>
     <w:rsid w:val="003768EC"/>
     <w:pPr>
       <w:spacing w:line="278" w:lineRule="auto"/>
@@ -31677,8 +30993,8 @@
       <w14:ligatures w14:val="standardContextual"/>
     </w:rPr>
   </w:style>
-  <w:style w:type="paragraph" w:customStyle="1" w:styleId="1395E617A9584398BFA778306C1DF5A4">
-    <w:name w:val="1395E617A9584398BFA778306C1DF5A4"/>
+  <w:style w:type="paragraph" w:customStyle="1" w:styleId="FD66D3D774A44FD38570A0CD054BC21C">
+    <w:name w:val="FD66D3D774A44FD38570A0CD054BC21C"/>
     <w:rsid w:val="003768EC"/>
     <w:pPr>
       <w:spacing w:line="278" w:lineRule="auto"/>
@@ -31690,8 +31006,8 @@
       <w14:ligatures w14:val="standardContextual"/>
     </w:rPr>
   </w:style>
-  <w:style w:type="paragraph" w:customStyle="1" w:styleId="0AF97DBBD3F141538C70DBD7FC5E1315">
-    <w:name w:val="0AF97DBBD3F141538C70DBD7FC5E1315"/>
+  <w:style w:type="paragraph" w:customStyle="1" w:styleId="58917160BDCA48EEB7A28CF88DBFD9CE">
+    <w:name w:val="58917160BDCA48EEB7A28CF88DBFD9CE"/>
     <w:rsid w:val="003768EC"/>
     <w:pPr>
       <w:spacing w:line="278" w:lineRule="auto"/>
@@ -31703,8 +31019,8 @@
       <w14:ligatures w14:val="standardContextual"/>
     </w:rPr>
   </w:style>
-  <w:style w:type="paragraph" w:customStyle="1" w:styleId="FD66D3D774A44FD38570A0CD054BC21C">
-    <w:name w:val="FD66D3D774A44FD38570A0CD054BC21C"/>
+  <w:style w:type="paragraph" w:customStyle="1" w:styleId="6417B1B191E541D992FB68C190EA6705">
+    <w:name w:val="6417B1B191E541D992FB68C190EA6705"/>
     <w:rsid w:val="003768EC"/>
     <w:pPr>
       <w:spacing w:line="278" w:lineRule="auto"/>
@@ -31716,8 +31032,8 @@
       <w14:ligatures w14:val="standardContextual"/>
     </w:rPr>
   </w:style>
-  <w:style w:type="paragraph" w:customStyle="1" w:styleId="58917160BDCA48EEB7A28CF88DBFD9CE">
-    <w:name w:val="58917160BDCA48EEB7A28CF88DBFD9CE"/>
+  <w:style w:type="paragraph" w:customStyle="1" w:styleId="5C3D76560E30480198EB4582517B26B2">
+    <w:name w:val="5C3D76560E30480198EB4582517B26B2"/>
     <w:rsid w:val="003768EC"/>
     <w:pPr>
       <w:spacing w:line="278" w:lineRule="auto"/>
@@ -31729,8 +31045,8 @@
       <w14:ligatures w14:val="standardContextual"/>
     </w:rPr>
   </w:style>
-  <w:style w:type="paragraph" w:customStyle="1" w:styleId="6417B1B191E541D992FB68C190EA6705">
-    <w:name w:val="6417B1B191E541D992FB68C190EA6705"/>
+  <w:style w:type="paragraph" w:customStyle="1" w:styleId="7FC184133E16445CA208F0E478AD45CD">
+    <w:name w:val="7FC184133E16445CA208F0E478AD45CD"/>
     <w:rsid w:val="003768EC"/>
     <w:pPr>
       <w:spacing w:line="278" w:lineRule="auto"/>
@@ -31742,9 +31058,9 @@
       <w14:ligatures w14:val="standardContextual"/>
     </w:rPr>
   </w:style>
-  <w:style w:type="paragraph" w:customStyle="1" w:styleId="5C3D76560E30480198EB4582517B26B2">
-    <w:name w:val="5C3D76560E30480198EB4582517B26B2"/>
-    <w:rsid w:val="003768EC"/>
+  <w:style w:type="paragraph" w:customStyle="1" w:styleId="85701054D69D41C2BD908C9148E6F4EB">
+    <w:name w:val="85701054D69D41C2BD908C9148E6F4EB"/>
+    <w:rsid w:val="0055153E"/>
     <w:pPr>
       <w:spacing w:line="278" w:lineRule="auto"/>
     </w:pPr>
@@ -31755,9 +31071,9 @@
       <w14:ligatures w14:val="standardContextual"/>
     </w:rPr>
   </w:style>
-  <w:style w:type="paragraph" w:customStyle="1" w:styleId="7FC184133E16445CA208F0E478AD45CD">
-    <w:name w:val="7FC184133E16445CA208F0E478AD45CD"/>
-    <w:rsid w:val="003768EC"/>
+  <w:style w:type="paragraph" w:customStyle="1" w:styleId="659AE933361246C8A828238DF52C987D">
+    <w:name w:val="659AE933361246C8A828238DF52C987D"/>
+    <w:rsid w:val="0055153E"/>
     <w:pPr>
       <w:spacing w:line="278" w:lineRule="auto"/>
     </w:pPr>
@@ -31768,8 +31084,9 @@
       <w14:ligatures w14:val="standardContextual"/>
     </w:rPr>
   </w:style>
-  <w:style w:type="paragraph" w:customStyle="1" w:styleId="EFC9E7A090A04250AD62E99527EC3400">
-    <w:name w:val="EFC9E7A090A04250AD62E99527EC3400"/>
+  <w:style w:type="paragraph" w:customStyle="1" w:styleId="09E5604B17EA485E8EA7A79A7FF673A9">
+    <w:name w:val="09E5604B17EA485E8EA7A79A7FF673A9"/>
+    <w:rsid w:val="0055153E"/>
     <w:pPr>
       <w:spacing w:line="278" w:lineRule="auto"/>
     </w:pPr>
@@ -31780,8 +31097,8 @@
       <w14:ligatures w14:val="standardContextual"/>
     </w:rPr>
   </w:style>
-  <w:style w:type="paragraph" w:customStyle="1" w:styleId="85701054D69D41C2BD908C9148E6F4EB">
-    <w:name w:val="85701054D69D41C2BD908C9148E6F4EB"/>
+  <w:style w:type="paragraph" w:customStyle="1" w:styleId="34E45D03839642CE93502D2A4DC11C14">
+    <w:name w:val="34E45D03839642CE93502D2A4DC11C14"/>
     <w:rsid w:val="0055153E"/>
     <w:pPr>
       <w:spacing w:line="278" w:lineRule="auto"/>
@@ -31793,8 +31110,8 @@
       <w14:ligatures w14:val="standardContextual"/>
     </w:rPr>
   </w:style>
-  <w:style w:type="paragraph" w:customStyle="1" w:styleId="659AE933361246C8A828238DF52C987D">
-    <w:name w:val="659AE933361246C8A828238DF52C987D"/>
+  <w:style w:type="paragraph" w:customStyle="1" w:styleId="F90E8D701C384C2CA81200342F77C4DC">
+    <w:name w:val="F90E8D701C384C2CA81200342F77C4DC"/>
     <w:rsid w:val="0055153E"/>
     <w:pPr>
       <w:spacing w:line="278" w:lineRule="auto"/>
@@ -31806,8 +31123,8 @@
       <w14:ligatures w14:val="standardContextual"/>
     </w:rPr>
   </w:style>
-  <w:style w:type="paragraph" w:customStyle="1" w:styleId="09E5604B17EA485E8EA7A79A7FF673A9">
-    <w:name w:val="09E5604B17EA485E8EA7A79A7FF673A9"/>
+  <w:style w:type="paragraph" w:customStyle="1" w:styleId="6F3F6DA25AE546BEB9DD51E23D3763A1">
+    <w:name w:val="6F3F6DA25AE546BEB9DD51E23D3763A1"/>
     <w:rsid w:val="0055153E"/>
     <w:pPr>
       <w:spacing w:line="278" w:lineRule="auto"/>
@@ -31819,8 +31136,8 @@
       <w14:ligatures w14:val="standardContextual"/>
     </w:rPr>
   </w:style>
-  <w:style w:type="paragraph" w:customStyle="1" w:styleId="34E45D03839642CE93502D2A4DC11C14">
-    <w:name w:val="34E45D03839642CE93502D2A4DC11C14"/>
+  <w:style w:type="paragraph" w:customStyle="1" w:styleId="91CBE31744304E739A7BFA8B577A4B1F">
+    <w:name w:val="91CBE31744304E739A7BFA8B577A4B1F"/>
     <w:rsid w:val="0055153E"/>
     <w:pPr>
       <w:spacing w:line="278" w:lineRule="auto"/>
@@ -31832,8 +31149,8 @@
       <w14:ligatures w14:val="standardContextual"/>
     </w:rPr>
   </w:style>
-  <w:style w:type="paragraph" w:customStyle="1" w:styleId="F90E8D701C384C2CA81200342F77C4DC">
-    <w:name w:val="F90E8D701C384C2CA81200342F77C4DC"/>
+  <w:style w:type="paragraph" w:customStyle="1" w:styleId="F516A79C846145FC9D415B74108B15BA">
+    <w:name w:val="F516A79C846145FC9D415B74108B15BA"/>
     <w:rsid w:val="0055153E"/>
     <w:pPr>
       <w:spacing w:line="278" w:lineRule="auto"/>
@@ -31845,9 +31162,9 @@
       <w14:ligatures w14:val="standardContextual"/>
     </w:rPr>
   </w:style>
-  <w:style w:type="paragraph" w:customStyle="1" w:styleId="6F3F6DA25AE546BEB9DD51E23D3763A1">
-    <w:name w:val="6F3F6DA25AE546BEB9DD51E23D3763A1"/>
-    <w:rsid w:val="0055153E"/>
+  <w:style w:type="paragraph" w:customStyle="1" w:styleId="6F2B754814DA41899C9E8E7EC1B6DA12">
+    <w:name w:val="6F2B754814DA41899C9E8E7EC1B6DA12"/>
+    <w:rsid w:val="00F60F28"/>
     <w:pPr>
       <w:spacing w:line="278" w:lineRule="auto"/>
     </w:pPr>
@@ -31858,9 +31175,9 @@
       <w14:ligatures w14:val="standardContextual"/>
     </w:rPr>
   </w:style>
-  <w:style w:type="paragraph" w:customStyle="1" w:styleId="91CBE31744304E739A7BFA8B577A4B1F">
-    <w:name w:val="91CBE31744304E739A7BFA8B577A4B1F"/>
-    <w:rsid w:val="0055153E"/>
+  <w:style w:type="paragraph" w:customStyle="1" w:styleId="9DD6433A02EB4B53AF5FB658A73C9F33">
+    <w:name w:val="9DD6433A02EB4B53AF5FB658A73C9F33"/>
+    <w:rsid w:val="00F60F28"/>
     <w:pPr>
       <w:spacing w:line="278" w:lineRule="auto"/>
     </w:pPr>
@@ -31868,75 +31185,6 @@
       <w:kern w:val="2"/>
       <w:sz w:val="24"/>
       <w:szCs w:val="24"/>
-      <w14:ligatures w14:val="standardContextual"/>
-    </w:rPr>
-  </w:style>
-  <w:style w:type="paragraph" w:customStyle="1" w:styleId="F516A79C846145FC9D415B74108B15BA">
-    <w:name w:val="F516A79C846145FC9D415B74108B15BA"/>
-    <w:rsid w:val="0055153E"/>
-    <w:pPr>
-      <w:spacing w:line="278" w:lineRule="auto"/>
-    </w:pPr>
-    <w:rPr>
-      <w:kern w:val="2"/>
-      <w:sz w:val="24"/>
-      <w:szCs w:val="24"/>
-      <w14:ligatures w14:val="standardContextual"/>
-    </w:rPr>
-  </w:style>
-  <w:style w:type="paragraph" w:customStyle="1" w:styleId="DA23F7B6FEFE4123804DF6120FC699C1">
-    <w:name w:val="DA23F7B6FEFE4123804DF6120FC699C1"/>
-    <w:rsid w:val="00C32F6B"/>
-    <w:pPr>
-      <w:spacing w:line="278" w:lineRule="auto"/>
-    </w:pPr>
-    <w:rPr>
-      <w:kern w:val="2"/>
-      <w:sz w:val="24"/>
-      <w:szCs w:val="24"/>
-      <w:lang w:val="en-DK" w:eastAsia="en-DK"/>
-      <w14:ligatures w14:val="standardContextual"/>
-    </w:rPr>
-  </w:style>
-  <w:style w:type="paragraph" w:customStyle="1" w:styleId="A470FFC2275947AF90A0CCF60903D2DE">
-    <w:name w:val="A470FFC2275947AF90A0CCF60903D2DE"/>
-    <w:rsid w:val="00C32F6B"/>
-    <w:pPr>
-      <w:spacing w:line="278" w:lineRule="auto"/>
-    </w:pPr>
-    <w:rPr>
-      <w:kern w:val="2"/>
-      <w:sz w:val="24"/>
-      <w:szCs w:val="24"/>
-      <w:lang w:val="en-DK" w:eastAsia="en-DK"/>
-      <w14:ligatures w14:val="standardContextual"/>
-    </w:rPr>
-  </w:style>
-  <w:style w:type="paragraph" w:customStyle="1" w:styleId="692B9BB1C04C471EB89905D584C97CF4">
-    <w:name w:val="692B9BB1C04C471EB89905D584C97CF4"/>
-    <w:rsid w:val="00C32F6B"/>
-    <w:pPr>
-      <w:spacing w:line="278" w:lineRule="auto"/>
-    </w:pPr>
-    <w:rPr>
-      <w:kern w:val="2"/>
-      <w:sz w:val="24"/>
-      <w:szCs w:val="24"/>
-      <w:lang w:val="en-DK" w:eastAsia="en-DK"/>
-      <w14:ligatures w14:val="standardContextual"/>
-    </w:rPr>
-  </w:style>
-  <w:style w:type="paragraph" w:customStyle="1" w:styleId="AD8251DE783341B48D89D00C46DFB6CF">
-    <w:name w:val="AD8251DE783341B48D89D00C46DFB6CF"/>
-    <w:rsid w:val="00C32F6B"/>
-    <w:pPr>
-      <w:spacing w:line="278" w:lineRule="auto"/>
-    </w:pPr>
-    <w:rPr>
-      <w:kern w:val="2"/>
-      <w:sz w:val="24"/>
-      <w:szCs w:val="24"/>
-      <w:lang w:val="en-DK" w:eastAsia="en-DK"/>
       <w14:ligatures w14:val="standardContextual"/>
     </w:rPr>
   </w:style>
@@ -32232,10 +31480,168 @@
 </file>
 
 <file path=customXml/item1.xml><?xml version="1.0" encoding="utf-8"?>
+<?mso-contentType ?>
+<FormTemplates xmlns="http://schemas.microsoft.com/sharepoint/v3/contenttype/forms">
+  <Display>DocumentLibraryForm</Display>
+  <Edit>DocumentLibraryForm</Edit>
+  <New>DocumentLibraryForm</New>
+</FormTemplates>
+</file>
+
+<file path=customXml/item2.xml>��< ? x m l   v e r s i o n = " 1 . 0 "   e n c o d i n g = " u t f - 1 6 " ? > < N a v W o r d R e p o r t X m l P a r t   x m l n s = " u r n : m i c r o s o f t - d y n a m i c s - n a v / r e p o r t s / T e n a n t _ R e p o r t _ D e f a u l t s / 2 0 0 0 0 0 0 0 0 1 / " > + 
+     < B C R e p o r t I n f o r m a t i o n > + 
+         < R e p o r t M e t a d a t a > + 
+             < E x t e n s i o n I d > E x t e n s i o n   I D < / E x t e n s i o n I d > + 
+             < E x t e n s i o n N a m e > E x t e n s i o n   N a m e < / E x t e n s i o n N a m e > + 
+             < E x t e n s i o n P u b l i s h e r > E x t e n s i o n   P u b l i s h e r < / E x t e n s i o n P u b l i s h e r > + 
+             < E x t e n s i o n V e r s i o n > E x t e n s i o n   V e r s i o n < / E x t e n s i o n V e r s i o n > + 
+             < R e p o r t I d > R e p o r t   I D < / R e p o r t I d > + 
+             < R e p o r t N a m e > R e p o r t   N a m e < / R e p o r t N a m e > + 
+             < R e p o r t C a p t i o n > R e p o r t   C a p t i o n < / R e p o r t C a p t i o n > + 
+             < A b o u t T h i s R e p o r t T i t l e > A b o u t   T h i s   R e p o r t   T i t l e < / A b o u t T h i s R e p o r t T i t l e > + 
+             < A b o u t T h i s R e p o r t T e x t > A b o u t   T h i s   R e p o r t   T e x t < / A b o u t T h i s R e p o r t T e x t > + 
+             < R e p o r t H e l p L i n k > R e p o r t   H e l p   L i n k < / R e p o r t H e l p L i n k > + 
+         < / R e p o r t M e t a d a t a > + 
+         < R e p o r t R e q u e s t > + 
+             < T e n a n t E n t r a I d > T e n a n t   E n t r a   I d < / T e n a n t E n t r a I d > + 
+             < E n v i r o n m e n t N a m e > E n v i r o n m e n t   N a m e < / E n v i r o n m e n t N a m e > + 
+             < E n v i r o n m e n t T y p e > E n v i r o n m e n t   T y p e < / E n v i r o n m e n t T y p e > + 
+             < C o m p a n y N a m e > C o m p a n y   N a m e < / C o m p a n y N a m e > + 
+             < C o m p a n y D i s p l a y N a m e > C o m p a n y   D i s p l a y   N a m e < / C o m p a n y D i s p l a y N a m e > + 
+             < C o m p a n y I d > C o m p a n y   I D < / C o m p a n y I d > + 
+             < U s e r N a m e > U s e r   N a m e < / U s e r N a m e > + 
+             < D a t e A n d T i m e > D a t e   a n d   T i m e < / D a t e A n d T i m e > + 
+             < L a n g u a g e > L a n g u a g e < / L a n g u a g e > + 
+             < F o r m a t R e g i o n > F o r m a t   R e g i o n < / F o r m a t R e g i o n > + 
+             < D a t e T i m e V a l u e s > + 
+                 < Y e a r > Y e a r < / Y e a r > + 
+                 < M o n t h N u m b e r > M o n t h   N u m b e r < / M o n t h N u m b e r > + 
+                 < D a y N u m b e r > D a y   N u m b e r < / D a y N u m b e r > + 
+                 < H o u r > H o u r < / H o u r > + 
+                 < M i n u t e > M i n u t e < / M i n u t e > + 
+             < / D a t e T i m e V a l u e s > + 
+         < / R e p o r t R e q u e s t > + 
+         < C o m p a n y M e t a d a t a > + 
+             < C o m p a n y N a m e > C o m p a n y   N a m e < / C o m p a n y N a m e > + 
+             < C o m p a n y D i s p l a y N a m e > C o m p a n y   D i s p l a y   N a m e < / C o m p a n y D i s p l a y N a m e > + 
+             < C o m p a n y A d d r e s s L i n e s > + 
+                 < C o m p a n y A d d r e s s L i n e 1 > C o m p a n y   A d d r e s s   L i n e   1 < / C o m p a n y A d d r e s s L i n e 1 > + 
+                 < C o m p a n y A d d r e s s L i n e 2 > C o m p a n y   A d d r e s s   L i n e   2 < / C o m p a n y A d d r e s s L i n e 2 > + 
+                 < C o m p a n y A d d r e s s L i n e 3 > C o m p a n y   A d d r e s s   L i n e   3 < / C o m p a n y A d d r e s s L i n e 3 > + 
+                 < C o m p a n y A d d r e s s L i n e 4 > C o m p a n y   A d d r e s s   L i n e   4 < / C o m p a n y A d d r e s s L i n e 4 > + 
+                 < C o m p a n y A d d r e s s L i n e 5 > C o m p a n y   A d d r e s s   L i n e   5 < / C o m p a n y A d d r e s s L i n e 5 > + 
+                 < C o m p a n y A d d r e s s L i n e 6 > C o m p a n y   A d d r e s s   L i n e   6 < / C o m p a n y A d d r e s s L i n e 6 > + 
+                 < C o m p a n y A d d r e s s L i n e 7 > C o m p a n y   A d d r e s s   L i n e   7 < / C o m p a n y A d d r e s s L i n e 7 > + 
+                 < C o m p a n y A d d r e s s L i n e 8 > C o m p a n y   A d d r e s s   L i n e   8 < / C o m p a n y A d d r e s s L i n e 8 > + 
+             < / C o m p a n y A d d r e s s L i n e s > + 
+             < C o m p a n y P h o n e > C o m p a n y   P h o n e < / C o m p a n y P h o n e > + 
+             < C o m p a n y P h o n e C a p t i o n > C o m p a n y   P h o n e   C a p t i o n < / C o m p a n y P h o n e C a p t i o n > + 
+             < C o m p a n y F a x N o > C o m p a n y   F a x   N o . < / C o m p a n y F a x N o > + 
+             < C o m p a n y F a x N o C a p t i o n > C o m p a n y   F a x   N o .   C a p t i o n < / C o m p a n y F a x N o C a p t i o n > + 
+             < C o m p a n y E m a i l > C o m p a n y   E m a i l < / C o m p a n y E m a i l > + 
+             < C o m p a n y E m a i l C a p t i o n > C o m p a n y   E m a i l   C a p t i o n < / C o m p a n y E m a i l C a p t i o n > + 
+             < C o m p a n y H o m e P a g e > C o m p a n y   H o m e   P a g e < / C o m p a n y H o m e P a g e > + 
+             < C o m p a n y H o m e P a g e C a p t i o n > C o m p a n y   H o m e   P a g e   C a p t i o n < / C o m p a n y H o m e P a g e C a p t i o n > + 
+             < C o m p a n y L o g o > C o m p a n y   L o g o < / C o m p a n y L o g o > + 
+             < C o m p a n y V A T R e g i s t r a t i o n N o > C o m p a n y   V A T   R e g i s t r a t i o n   N o . < / C o m p a n y V A T R e g i s t r a t i o n N o > + 
+             < C o m p a n y V A T R e g i s t r a t i o n N o C a p t i o n > C o m p a n y   V A T   R e g i s t r a t i o n   N o .   C a p t i o n < / C o m p a n y V A T R e g i s t r a t i o n N o C a p t i o n > + 
+             < C o m p a n y R e g i s t r a t i o n N o > C o m p a n y   R e g i s t r a t i o n   N o . < / C o m p a n y R e g i s t r a t i o n N o > + 
+             < C o m p a n y R e g i s t r a t i o n N o C a p t i o n > C o m p a n y   R e g i s t r a t i o n   N o .   C a p t i o n < / C o m p a n y R e g i s t r a t i o n N o C a p t i o n > + 
+             < C o m p a n y B a n k N a m e > C o m p a n y   B a n k   N a m e < / C o m p a n y B a n k N a m e > + 
+             < C o m p a n y B a n k N a m e C a p t i o n > C o m p a n y   B a n k   N a m e   C a p t i o n < / C o m p a n y B a n k N a m e C a p t i o n > + 
+             < C o m p a n y B a n k A c c o u n t N o > C o m p a n y   B a n k   A c c o u n t   N o . < / C o m p a n y B a n k A c c o u n t N o > + 
+             < C o m p a n y B a n k A c c o u n t N o C a p t i o n > C o m p a n y   B a n k   A c c o u n t   N o .   C a p t i o n < / C o m p a n y B a n k A c c o u n t N o C a p t i o n > + 
+             < C o m p a n y B a n k B r a n c h N o > C o m p a n y   B a n k   B r a n c h   N o . < / C o m p a n y B a n k B r a n c h N o > + 
+             < C o m p a n y B a n k B r a n c h N o C a p t i o n > C o m p a n y   B a n k   B r a n c h   N o .   C a p t i o n < / C o m p a n y B a n k B r a n c h N o C a p t i o n > + 
+             < C o m p a n y I B A N > C o m p a n y   I B A N < / C o m p a n y I B A N > + 
+             < C o m p a n y I B A N C a p t i o n > C o m p a n y   I B A N   C a p t i o n < / C o m p a n y I B A N C a p t i o n > + 
+             < C o m p a n y B a n k S W I F T > C o m p a n y   B a n k   S W I F T < / C o m p a n y B a n k S W I F T > + 
+             < C o m p a n y B a n k S W I F T C a p t i o n > C o m p a n y   B a n k   S W I F T   C a p t i o n < / C o m p a n y B a n k S W I F T C a p t i o n > + 
+             < C o m p a n y G i r o N o > C o m p a n y   G i r o   N o . < / C o m p a n y G i r o N o > + 
+             < C o m p a n y G i r o N o C a p t i o n > C o m p a n y   G i r o   N o .   C a p t i o n < / C o m p a n y G i r o N o C a p t i o n > + 
+         < / C o m p a n y M e t a d a t a > + 
+     < / B C R e p o r t I n f o r m a t i o n > + 
+ < / N a v W o r d R e p o r t X m l P a r t > 
+</file>
+
+<file path=customXml/item3.xml><?xml version="1.0" encoding="utf-8"?>
 <b:Sources xmlns:b="http://schemas.openxmlformats.org/officeDocument/2006/bibliography" xmlns="http://schemas.openxmlformats.org/officeDocument/2006/bibliography" SelectedStyle="\APASixthEditionOfficeOnline.xsl" StyleName="APA" Version="6"/>
 </file>
 
-<file path=customXml/item2.xml><?xml version="1.0" encoding="utf-8"?>
+<file path=customXml/item4.xml><?xml version="1.0" encoding="utf-8"?>
 <ct:contentTypeSchema xmlns:ct="http://schemas.microsoft.com/office/2006/metadata/contentType" xmlns:ma="http://schemas.microsoft.com/office/2006/metadata/properties/metaAttributes" ct:_="" ma:_="" ma:contentTypeName="Document" ma:contentTypeID="0x0101001DCAE6B6EBFA5442B0B9E84E60AFF245" ma:contentTypeVersion="18" ma:contentTypeDescription="Create a new document." ma:contentTypeScope="" ma:versionID="69eec3b24558e1297a79cd42e69b0397">
   <xsd:schema xmlns:xsd="http://www.w3.org/2001/XMLSchema" xmlns:xs="http://www.w3.org/2001/XMLSchema" xmlns:p="http://schemas.microsoft.com/office/2006/metadata/properties" xmlns:ns1="http://schemas.microsoft.com/sharepoint/v3" xmlns:ns2="178f68d8-b893-4efd-8406-fab0f21873e4" xmlns:ns3="b83e059f-de16-406c-a902-3d56d4e79ec8" targetNamespace="http://schemas.microsoft.com/office/2006/metadata/properties" ma:root="true" ma:fieldsID="0f52a3acd42ec0bd0d267ba89c916a39" ns1:_="" ns2:_="" ns3:_="">
     <xsd:import namespace="http://schemas.microsoft.com/sharepoint/v3"/>
@@ -32501,7 +31907,7 @@
 </ct:contentTypeSchema>
 </file>
 
-<file path=customXml/item3.xml><?xml version="1.0" encoding="utf-8"?>
+<file path=customXml/item5.xml><?xml version="1.0" encoding="utf-8"?>
 <p:properties xmlns:p="http://schemas.microsoft.com/office/2006/metadata/properties" xmlns:xsi="http://www.w3.org/2001/XMLSchema-instance" xmlns:pc="http://schemas.microsoft.com/office/infopath/2007/PartnerControls">
   <documentManagement>
     <Package xmlns="178f68d8-b893-4efd-8406-fab0f21873e4" xsi:nil="true"/>
@@ -32517,7 +31923,7 @@
 </p:properties>
 </file>
 
-<file path=customXml/item4.xml>��< ? x m l   v e r s i o n = " 1 . 0 "   e n c o d i n g = " u t f - 1 6 " ? > < N a v W o r d R e p o r t X m l P a r t   x m l n s = " u r n : m i c r o s o f t - d y n a m i c s - b u s i n e s s c e n t r a l / i n t e r n a l / e x t e n d e d / r e p o r t s / T e n a n t _ R e p o r t _ D e f a u l t s / 2 0 0 0 0 0 0 0 0 1 / " > +<file path=customXml/item6.xml>��< ? x m l   v e r s i o n = " 1 . 0 "   e n c o d i n g = " u t f - 1 6 " ? > < N a v W o r d R e p o r t X m l P a r t   x m l n s = " u r n : m i c r o s o f t - d y n a m i c s - b u s i n e s s c e n t r a l / i n t e r n a l / e x t e n d e d / r e p o r t s / T e n a n t _ R e p o r t _ D e f a u l t s / 2 0 0 0 0 0 0 0 0 1 / " >   
      < B C R e p o r t I n f o r m a t i o n >   
@@ -32668,165 +32074,23 @@
  < / N a v W o r d R e p o r t X m l P a r t > 
 </file>
 
-<file path=customXml/item5.xml><?xml version="1.0" encoding="utf-8"?>
-<?mso-contentType ?>
-<FormTemplates xmlns="http://schemas.microsoft.com/sharepoint/v3/contenttype/forms">
-  <Display>DocumentLibraryForm</Display>
-  <Edit>DocumentLibraryForm</Edit>
-  <New>DocumentLibraryForm</New>
-</FormTemplates>
+<file path=customXml/itemProps1.xml><?xml version="1.0" encoding="utf-8"?>
+<ds:datastoreItem xmlns:ds="http://schemas.openxmlformats.org/officeDocument/2006/customXml" ds:itemID="{7AEC2198-F042-4C71-9FA1-0766E4DE10D1}">
+  <ds:schemaRefs>
+    <ds:schemaRef ds:uri="http://schemas.microsoft.com/sharepoint/v3/contenttype/forms"/>
+  </ds:schemaRefs>
+</ds:datastoreItem>
 </file>
 
-<file path=customXml/item6.xml>��< ? x m l   v e r s i o n = " 1 . 0 "   e n c o d i n g = " u t f - 1 6 " ? > < N a v W o r d R e p o r t X m l P a r t   x m l n s = " u r n : m i c r o s o f t - d y n a m i c s - n a v / r e p o r t s / T e n a n t _ R e p o r t _ D e f a u l t s / 2 0 0 0 0 0 0 0 0 1 / " > - 
-     < B C R e p o r t I n f o r m a t i o n > - 
-         < R e p o r t M e t a d a t a > - 
-             < E x t e n s i o n I d > E x t e n s i o n   I D < / E x t e n s i o n I d > - 
-             < E x t e n s i o n N a m e > E x t e n s i o n   N a m e < / E x t e n s i o n N a m e > - 
-             < E x t e n s i o n P u b l i s h e r > E x t e n s i o n   P u b l i s h e r < / E x t e n s i o n P u b l i s h e r > - 
-             < E x t e n s i o n V e r s i o n > E x t e n s i o n   V e r s i o n < / E x t e n s i o n V e r s i o n > - 
-             < R e p o r t I d > R e p o r t   I D < / R e p o r t I d > - 
-             < R e p o r t N a m e > R e p o r t   N a m e < / R e p o r t N a m e > - 
-             < R e p o r t C a p t i o n > R e p o r t   C a p t i o n < / R e p o r t C a p t i o n > - 
-             < A b o u t T h i s R e p o r t T i t l e > A b o u t   T h i s   R e p o r t   T i t l e < / A b o u t T h i s R e p o r t T i t l e > - 
-             < A b o u t T h i s R e p o r t T e x t > A b o u t   T h i s   R e p o r t   T e x t < / A b o u t T h i s R e p o r t T e x t > - 
-             < R e p o r t H e l p L i n k > R e p o r t   H e l p   L i n k < / R e p o r t H e l p L i n k > - 
-         < / R e p o r t M e t a d a t a > - 
-         < R e p o r t R e q u e s t > - 
-             < T e n a n t E n t r a I d > T e n a n t   E n t r a   I d < / T e n a n t E n t r a I d > - 
-             < E n v i r o n m e n t N a m e > E n v i r o n m e n t   N a m e < / E n v i r o n m e n t N a m e > - 
-             < E n v i r o n m e n t T y p e > E n v i r o n m e n t   T y p e < / E n v i r o n m e n t T y p e > - 
-             < C o m p a n y N a m e > C o m p a n y   N a m e < / C o m p a n y N a m e > - 
-             < C o m p a n y D i s p l a y N a m e > C o m p a n y   D i s p l a y   N a m e < / C o m p a n y D i s p l a y N a m e > - 
-             < C o m p a n y I d > C o m p a n y   I D < / C o m p a n y I d > - 
-             < U s e r N a m e > U s e r   N a m e < / U s e r N a m e > - 
-             < D a t e A n d T i m e > D a t e   a n d   T i m e < / D a t e A n d T i m e > - 
-             < L a n g u a g e > L a n g u a g e < / L a n g u a g e > - 
-             < F o r m a t R e g i o n > F o r m a t   R e g i o n < / F o r m a t R e g i o n > - 
-             < D a t e T i m e V a l u e s > - 
-                 < Y e a r > Y e a r < / Y e a r > - 
-                 < M o n t h N u m b e r > M o n t h   N u m b e r < / M o n t h N u m b e r > - 
-                 < D a y N u m b e r > D a y   N u m b e r < / D a y N u m b e r > - 
-                 < H o u r > H o u r < / H o u r > - 
-                 < M i n u t e > M i n u t e < / M i n u t e > - 
-             < / D a t e T i m e V a l u e s > - 
-         < / R e p o r t R e q u e s t > - 
-         < C o m p a n y M e t a d a t a > - 
-             < C o m p a n y N a m e > C o m p a n y   N a m e < / C o m p a n y N a m e > - 
-             < C o m p a n y D i s p l a y N a m e > C o m p a n y   D i s p l a y   N a m e < / C o m p a n y D i s p l a y N a m e > - 
-             < C o m p a n y A d d r e s s L i n e s > - 
-                 < C o m p a n y A d d r e s s L i n e 1 > C o m p a n y   A d d r e s s   L i n e   1 < / C o m p a n y A d d r e s s L i n e 1 > - 
-                 < C o m p a n y A d d r e s s L i n e 2 > C o m p a n y   A d d r e s s   L i n e   2 < / C o m p a n y A d d r e s s L i n e 2 > - 
-                 < C o m p a n y A d d r e s s L i n e 3 > C o m p a n y   A d d r e s s   L i n e   3 < / C o m p a n y A d d r e s s L i n e 3 > - 
-                 < C o m p a n y A d d r e s s L i n e 4 > C o m p a n y   A d d r e s s   L i n e   4 < / C o m p a n y A d d r e s s L i n e 4 > - 
-                 < C o m p a n y A d d r e s s L i n e 5 > C o m p a n y   A d d r e s s   L i n e   5 < / C o m p a n y A d d r e s s L i n e 5 > - 
-                 < C o m p a n y A d d r e s s L i n e 6 > C o m p a n y   A d d r e s s   L i n e   6 < / C o m p a n y A d d r e s s L i n e 6 > - 
-                 < C o m p a n y A d d r e s s L i n e 7 > C o m p a n y   A d d r e s s   L i n e   7 < / C o m p a n y A d d r e s s L i n e 7 > - 
-                 < C o m p a n y A d d r e s s L i n e 8 > C o m p a n y   A d d r e s s   L i n e   8 < / C o m p a n y A d d r e s s L i n e 8 > - 
-             < / C o m p a n y A d d r e s s L i n e s > - 
-             < C o m p a n y P h o n e > C o m p a n y   P h o n e < / C o m p a n y P h o n e > - 
-             < C o m p a n y P h o n e C a p t i o n > C o m p a n y   P h o n e   C a p t i o n < / C o m p a n y P h o n e C a p t i o n > - 
-             < C o m p a n y F a x N o > C o m p a n y   F a x   N o . < / C o m p a n y F a x N o > - 
-             < C o m p a n y F a x N o C a p t i o n > C o m p a n y   F a x   N o .   C a p t i o n < / C o m p a n y F a x N o C a p t i o n > - 
-             < C o m p a n y E m a i l > C o m p a n y   E m a i l < / C o m p a n y E m a i l > - 
-             < C o m p a n y E m a i l C a p t i o n > C o m p a n y   E m a i l   C a p t i o n < / C o m p a n y E m a i l C a p t i o n > - 
-             < C o m p a n y H o m e P a g e > C o m p a n y   H o m e   P a g e < / C o m p a n y H o m e P a g e > - 
-             < C o m p a n y H o m e P a g e C a p t i o n > C o m p a n y   H o m e   P a g e   C a p t i o n < / C o m p a n y H o m e P a g e C a p t i o n > - 
-             < C o m p a n y L o g o > C o m p a n y   L o g o < / C o m p a n y L o g o > - 
-             < C o m p a n y V A T R e g i s t r a t i o n N o > C o m p a n y   V A T   R e g i s t r a t i o n   N o . < / C o m p a n y V A T R e g i s t r a t i o n N o > - 
-             < C o m p a n y V A T R e g i s t r a t i o n N o C a p t i o n > C o m p a n y   V A T   R e g i s t r a t i o n   N o .   C a p t i o n < / C o m p a n y V A T R e g i s t r a t i o n N o C a p t i o n > - 
-             < C o m p a n y R e g i s t r a t i o n N o > C o m p a n y   R e g i s t r a t i o n   N o . < / C o m p a n y R e g i s t r a t i o n N o > - 
-             < C o m p a n y R e g i s t r a t i o n N o C a p t i o n > C o m p a n y   R e g i s t r a t i o n   N o .   C a p t i o n < / C o m p a n y R e g i s t r a t i o n N o C a p t i o n > - 
-             < C o m p a n y B a n k N a m e > C o m p a n y   B a n k   N a m e < / C o m p a n y B a n k N a m e > - 
-             < C o m p a n y B a n k N a m e C a p t i o n > C o m p a n y   B a n k   N a m e   C a p t i o n < / C o m p a n y B a n k N a m e C a p t i o n > - 
-             < C o m p a n y B a n k A c c o u n t N o > C o m p a n y   B a n k   A c c o u n t   N o . < / C o m p a n y B a n k A c c o u n t N o > - 
-             < C o m p a n y B a n k A c c o u n t N o C a p t i o n > C o m p a n y   B a n k   A c c o u n t   N o .   C a p t i o n < / C o m p a n y B a n k A c c o u n t N o C a p t i o n > - 
-             < C o m p a n y B a n k B r a n c h N o > C o m p a n y   B a n k   B r a n c h   N o . < / C o m p a n y B a n k B r a n c h N o > - 
-             < C o m p a n y B a n k B r a n c h N o C a p t i o n > C o m p a n y   B a n k   B r a n c h   N o .   C a p t i o n < / C o m p a n y B a n k B r a n c h N o C a p t i o n > - 
-             < C o m p a n y I B A N > C o m p a n y   I B A N < / C o m p a n y I B A N > - 
-             < C o m p a n y I B A N C a p t i o n > C o m p a n y   I B A N   C a p t i o n < / C o m p a n y I B A N C a p t i o n > - 
-             < C o m p a n y B a n k S W I F T > C o m p a n y   B a n k   S W I F T < / C o m p a n y B a n k S W I F T > - 
-             < C o m p a n y B a n k S W I F T C a p t i o n > C o m p a n y   B a n k   S W I F T   C a p t i o n < / C o m p a n y B a n k S W I F T C a p t i o n > - 
-             < C o m p a n y G i r o N o > C o m p a n y   G i r o   N o . < / C o m p a n y G i r o N o > - 
-             < C o m p a n y G i r o N o C a p t i o n > C o m p a n y   G i r o   N o .   C a p t i o n < / C o m p a n y G i r o N o C a p t i o n > - 
-         < / C o m p a n y M e t a d a t a > - 
-     < / B C R e p o r t I n f o r m a t i o n > - 
- < / N a v W o r d R e p o r t X m l P a r t > 
+<file path=customXml/itemProps2.xml><?xml version="1.0" encoding="utf-8"?>
+<ds:datastoreItem xmlns:ds="http://schemas.openxmlformats.org/officeDocument/2006/customXml" ds:itemID="{20B1C7BE-CC2E-41B2-B1D5-B0B8F36428EB}">
+  <ds:schemaRefs>
+    <ds:schemaRef ds:uri="urn:microsoft-dynamics-nav/reports/Tenant_Report_Defaults/2000000001/"/>
+  </ds:schemaRefs>
+</ds:datastoreItem>
 </file>
 
-<file path=customXml/itemProps1.xml><?xml version="1.0" encoding="utf-8"?>
+<file path=customXml/itemProps3.xml><?xml version="1.0" encoding="utf-8"?>
 <ds:datastoreItem xmlns:ds="http://schemas.openxmlformats.org/officeDocument/2006/customXml" ds:itemID="{89DB96BF-8133-438A-AAD3-A3C21079AEB1}">
   <ds:schemaRefs>
     <ds:schemaRef ds:uri="http://schemas.openxmlformats.org/officeDocument/2006/bibliography"/>
@@ -32834,7 +32098,7 @@
 </ds:datastoreItem>
 </file>
 
-<file path=customXml/itemProps2.xml><?xml version="1.0" encoding="utf-8"?>
+<file path=customXml/itemProps4.xml><?xml version="1.0" encoding="utf-8"?>
 <ds:datastoreItem xmlns:ds="http://schemas.openxmlformats.org/officeDocument/2006/customXml" ds:itemID="{0FFE40E4-CA26-441C-A1D4-EB398D712217}">
   <ds:schemaRefs>
     <ds:schemaRef ds:uri="http://schemas.microsoft.com/office/2006/metadata/contentType"/>
@@ -32854,7 +32118,7 @@
 </ds:datastoreItem>
 </file>
 
-<file path=customXml/itemProps3.xml><?xml version="1.0" encoding="utf-8"?>
+<file path=customXml/itemProps5.xml><?xml version="1.0" encoding="utf-8"?>
 <ds:datastoreItem xmlns:ds="http://schemas.openxmlformats.org/officeDocument/2006/customXml" ds:itemID="{A86F1D83-C9A8-49B5-A7A4-4B754CFBD1D9}">
   <ds:schemaRefs>
     <ds:schemaRef ds:uri="http://schemas.microsoft.com/office/2006/metadata/properties"/>
@@ -32866,26 +32130,10 @@
 </ds:datastoreItem>
 </file>
 
-<file path=customXml/itemProps4.xml><?xml version="1.0" encoding="utf-8"?>
+<file path=customXml/itemProps6.xml><?xml version="1.0" encoding="utf-8"?>
 <ds:datastoreItem xmlns:ds="http://schemas.openxmlformats.org/officeDocument/2006/customXml" ds:itemID="{E02279C7-2801-4BF1-B032-710495FC8DAA}">
   <ds:schemaRefs>
     <ds:schemaRef ds:uri="urn:microsoft-dynamics-businesscentral/internal/extended/reports/Tenant_Report_Defaults/2000000001/"/>
-  </ds:schemaRefs>
-</ds:datastoreItem>
-</file>
-
-<file path=customXml/itemProps5.xml><?xml version="1.0" encoding="utf-8"?>
-<ds:datastoreItem xmlns:ds="http://schemas.openxmlformats.org/officeDocument/2006/customXml" ds:itemID="{7AEC2198-F042-4C71-9FA1-0766E4DE10D1}">
-  <ds:schemaRefs>
-    <ds:schemaRef ds:uri="http://schemas.microsoft.com/sharepoint/v3/contenttype/forms"/>
-  </ds:schemaRefs>
-</ds:datastoreItem>
-</file>
-
-<file path=customXml/itemProps6.xml><?xml version="1.0" encoding="utf-8"?>
-<ds:datastoreItem xmlns:ds="http://schemas.openxmlformats.org/officeDocument/2006/customXml" ds:itemID="{20B1C7BE-CC2E-41B2-B1D5-B0B8F36428EB}">
-  <ds:schemaRefs>
-    <ds:schemaRef ds:uri="urn:microsoft-dynamics-nav/reports/Tenant_Report_Defaults/2000000001/"/>
   </ds:schemaRefs>
 </ds:datastoreItem>
 </file>

--- a/src/Layers/W1/BaseApp/Foundation/Reporting/ReportParts/HeaderFooterDesign/ExternalDefaultDetailed.docx
+++ b/src/Layers/W1/BaseApp/Foundation/Reporting/ReportParts/HeaderFooterDesign/ExternalDefaultDetailed.docx
@@ -97,7 +97,7 @@
               <w:placeholder>
                 <w:docPart w:val="85701054D69D41C2BD908C9148E6F4EB"/>
               </w:placeholder>
-              <w:dataBinding w:prefixMappings="&lt;xmlns:ns0='urn:microsoft-dynamics-nav/reports/Tenant_Report_Defaults/2000000001/' " w:xpath="/ns0:NavWordReportXmlPart[1]/ns0:BCReportInformation[1]/ns0:CompanyMetadata[1]/ns0:CompanyHomePageCaption[1]" w:storeItemID="{00000000-0000-0000-0000-000000000000}"/>
+              <w:dataBinding w:prefixMappings="xmlns:ns0='urn:microsoft-dynamics-nav/reports/Tenant_Report_Defaults/2000000001/'" w:xpath="/ns0:NavWordReportXmlPart[1]/ns0:BCReportInformation[1]/ns0:CompanyMetadata[1]/ns0:CompanyHomePageCaption[1]" w:storeItemID="{00000000-0000-0000-0000-000000000000}"/>
               <w15:color w:val="808080"/>
               <w:text/>
             </w:sdtPr>
@@ -122,7 +122,7 @@
               <w:placeholder>
                 <w:docPart w:val="659AE933361246C8A828238DF52C987D"/>
               </w:placeholder>
-              <w:dataBinding w:prefixMappings="&lt;xmlns:ns0='urn:microsoft-dynamics-nav/reports/Tenant_Report_Defaults/2000000001/' " w:xpath="/ns0:NavWordReportXmlPart[1]/ns0:BCReportInformation[1]/ns0:CompanyMetadata[1]/ns0:CompanyPhoneCaption[1]" w:storeItemID="{00000000-0000-0000-0000-000000000000}"/>
+              <w:dataBinding w:prefixMappings="xmlns:ns0='urn:microsoft-dynamics-nav/reports/Tenant_Report_Defaults/2000000001/'" w:xpath="/ns0:NavWordReportXmlPart[1]/ns0:BCReportInformation[1]/ns0:CompanyMetadata[1]/ns0:CompanyPhoneCaption[1]" w:storeItemID="{00000000-0000-0000-0000-000000000000}"/>
               <w15:color w:val="808080"/>
               <w:text/>
             </w:sdtPr>
@@ -147,7 +147,7 @@
               <w:placeholder>
                 <w:docPart w:val="09E5604B17EA485E8EA7A79A7FF673A9"/>
               </w:placeholder>
-              <w:dataBinding w:prefixMappings="&lt;xmlns:ns0='urn:microsoft-dynamics-nav/reports/Tenant_Report_Defaults/2000000001/' " w:xpath="/ns0:NavWordReportXmlPart[1]/ns0:BCReportInformation[1]/ns0:CompanyMetadata[1]/ns0:CompanyEmailCaption[1]" w:storeItemID="{00000000-0000-0000-0000-000000000000}"/>
+              <w:dataBinding w:prefixMappings="xmlns:ns0='urn:microsoft-dynamics-nav/reports/Tenant_Report_Defaults/2000000001/'" w:xpath="/ns0:NavWordReportXmlPart[1]/ns0:BCReportInformation[1]/ns0:CompanyMetadata[1]/ns0:CompanyEmailCaption[1]" w:storeItemID="{00000000-0000-0000-0000-000000000000}"/>
               <w15:color w:val="808080"/>
               <w:text/>
             </w:sdtPr>
@@ -172,7 +172,7 @@
               <w:placeholder>
                 <w:docPart w:val="34E45D03839642CE93502D2A4DC11C14"/>
               </w:placeholder>
-              <w:dataBinding w:prefixMappings="&lt;xmlns:ns0='urn:microsoft-dynamics-nav/reports/Tenant_Report_Defaults/2000000001/' " w:xpath="/ns0:NavWordReportXmlPart[1]/ns0:BCReportInformation[1]/ns0:CompanyMetadata[1]/ns0:CompanyFaxNoCaption[1]" w:storeItemID="{00000000-0000-0000-0000-000000000000}"/>
+              <w:dataBinding w:prefixMappings="xmlns:ns0='urn:microsoft-dynamics-nav/reports/Tenant_Report_Defaults/2000000001/'" w:xpath="/ns0:NavWordReportXmlPart[1]/ns0:BCReportInformation[1]/ns0:CompanyMetadata[1]/ns0:CompanyFaxNoCaption[1]" w:storeItemID="{00000000-0000-0000-0000-000000000000}"/>
               <w15:color w:val="808080"/>
               <w:text/>
             </w:sdtPr>
@@ -203,7 +203,7 @@
               <w:placeholder>
                 <w:docPart w:val="F90E8D701C384C2CA81200342F77C4DC"/>
               </w:placeholder>
-              <w:dataBinding w:prefixMappings="&lt;xmlns:ns0='urn:microsoft-dynamics-nav/reports/Tenant_Report_Defaults/2000000001/' " w:xpath="/ns0:NavWordReportXmlPart[1]/ns0:BCReportInformation[1]/ns0:CompanyMetadata[1]/ns0:CompanyHomePage[1]" w:storeItemID="{00000000-0000-0000-0000-000000000000}"/>
+              <w:dataBinding w:prefixMappings="xmlns:ns0='urn:microsoft-dynamics-nav/reports/Tenant_Report_Defaults/2000000001/'" w:xpath="/ns0:NavWordReportXmlPart[1]/ns0:BCReportInformation[1]/ns0:CompanyMetadata[1]/ns0:CompanyHomePage[1]" w:storeItemID="{00000000-0000-0000-0000-000000000000}"/>
               <w15:color w:val="808080"/>
               <w:text/>
             </w:sdtPr>
@@ -235,7 +235,7 @@
               <w:placeholder>
                 <w:docPart w:val="6F3F6DA25AE546BEB9DD51E23D3763A1"/>
               </w:placeholder>
-              <w:dataBinding w:prefixMappings="&lt;xmlns:ns0='urn:microsoft-dynamics-nav/reports/Tenant_Report_Defaults/2000000001/' " w:xpath="/ns0:NavWordReportXmlPart[1]/ns0:BCReportInformation[1]/ns0:CompanyMetadata[1]/ns0:CompanyPhone[1]" w:storeItemID="{00000000-0000-0000-0000-000000000000}"/>
+              <w:dataBinding w:prefixMappings="xmlns:ns0='urn:microsoft-dynamics-nav/reports/Tenant_Report_Defaults/2000000001/'" w:xpath="/ns0:NavWordReportXmlPart[1]/ns0:BCReportInformation[1]/ns0:CompanyMetadata[1]/ns0:CompanyPhone[1]" w:storeItemID="{00000000-0000-0000-0000-000000000000}"/>
               <w15:color w:val="808080"/>
               <w:text/>
             </w:sdtPr>
@@ -261,7 +261,7 @@
               <w:placeholder>
                 <w:docPart w:val="91CBE31744304E739A7BFA8B577A4B1F"/>
               </w:placeholder>
-              <w:dataBinding w:prefixMappings="&lt;xmlns:ns0='urn:microsoft-dynamics-nav/reports/Tenant_Report_Defaults/2000000001/' " w:xpath="/ns0:NavWordReportXmlPart[1]/ns0:BCReportInformation[1]/ns0:CompanyMetadata[1]/ns0:CompanyEmail[1]" w:storeItemID="{00000000-0000-0000-0000-000000000000}"/>
+              <w:dataBinding w:prefixMappings="xmlns:ns0='urn:microsoft-dynamics-nav/reports/Tenant_Report_Defaults/2000000001/'" w:xpath="/ns0:NavWordReportXmlPart[1]/ns0:BCReportInformation[1]/ns0:CompanyMetadata[1]/ns0:CompanyEmail[1]" w:storeItemID="{00000000-0000-0000-0000-000000000000}"/>
               <w15:color w:val="808080"/>
               <w:text/>
             </w:sdtPr>
@@ -293,7 +293,7 @@
               <w:placeholder>
                 <w:docPart w:val="F516A79C846145FC9D415B74108B15BA"/>
               </w:placeholder>
-              <w:dataBinding w:prefixMappings="&lt;xmlns:ns0='urn:microsoft-dynamics-nav/reports/Tenant_Report_Defaults/2000000001/' " w:xpath="/ns0:NavWordReportXmlPart[1]/ns0:BCReportInformation[1]/ns0:CompanyMetadata[1]/ns0:CompanyFaxNo[1]" w:storeItemID="{00000000-0000-0000-0000-000000000000}"/>
+              <w:dataBinding w:prefixMappings="xmlns:ns0='urn:microsoft-dynamics-nav/reports/Tenant_Report_Defaults/2000000001/'" w:xpath="/ns0:NavWordReportXmlPart[1]/ns0:BCReportInformation[1]/ns0:CompanyMetadata[1]/ns0:CompanyFaxNo[1]" w:storeItemID="{00000000-0000-0000-0000-000000000000}"/>
               <w15:color w:val="808080"/>
               <w:text/>
             </w:sdtPr>
@@ -352,7 +352,7 @@
               <w:placeholder>
                 <w:docPart w:val="1FBF8F7D7F3D41FC8253C041E23D4142"/>
               </w:placeholder>
-              <w:dataBinding w:prefixMappings="&lt;xmlns:ns0='urn:microsoft-dynamics-nav/reports/Tenant_Report_Defaults/2000000001/' " w:xpath="/ns0:NavWordReportXmlPart[1]/ns0:BCReportInformation[1]/ns0:CompanyMetadata[1]/ns0:CompanyHomePageCaption[1]" w:storeItemID="{00000000-0000-0000-0000-000000000000}"/>
+              <w:dataBinding w:prefixMappings="xmlns:ns0='urn:microsoft-dynamics-nav/reports/Tenant_Report_Defaults/2000000001/'" w:xpath="/ns0:NavWordReportXmlPart[1]/ns0:BCReportInformation[1]/ns0:CompanyMetadata[1]/ns0:CompanyHomePageCaption[1]" w:storeItemID="{00000000-0000-0000-0000-000000000000}"/>
               <w15:color w:val="808080"/>
               <w:text/>
             </w:sdtPr>
@@ -377,7 +377,7 @@
               <w:placeholder>
                 <w:docPart w:val="568E8CB4D7A94ED2BC0C28819883F940"/>
               </w:placeholder>
-              <w:dataBinding w:prefixMappings="&lt;xmlns:ns0='urn:microsoft-dynamics-nav/reports/Tenant_Report_Defaults/2000000001/' " w:xpath="/ns0:NavWordReportXmlPart[1]/ns0:BCReportInformation[1]/ns0:CompanyMetadata[1]/ns0:CompanyPhoneCaption[1]" w:storeItemID="{00000000-0000-0000-0000-000000000000}"/>
+              <w:dataBinding w:prefixMappings="xmlns:ns0='urn:microsoft-dynamics-nav/reports/Tenant_Report_Defaults/2000000001/'" w:xpath="/ns0:NavWordReportXmlPart[1]/ns0:BCReportInformation[1]/ns0:CompanyMetadata[1]/ns0:CompanyPhoneCaption[1]" w:storeItemID="{00000000-0000-0000-0000-000000000000}"/>
               <w15:color w:val="808080"/>
               <w:text/>
             </w:sdtPr>
@@ -402,7 +402,7 @@
               <w:placeholder>
                 <w:docPart w:val="5C3D76560E30480198EB4582517B26B2"/>
               </w:placeholder>
-              <w:dataBinding w:prefixMappings="&lt;xmlns:ns0='urn:microsoft-dynamics-nav/reports/Tenant_Report_Defaults/2000000001/' " w:xpath="/ns0:NavWordReportXmlPart[1]/ns0:BCReportInformation[1]/ns0:CompanyMetadata[1]/ns0:CompanyEmailCaption[1]" w:storeItemID="{00000000-0000-0000-0000-000000000000}"/>
+              <w:dataBinding w:prefixMappings="xmlns:ns0='urn:microsoft-dynamics-nav/reports/Tenant_Report_Defaults/2000000001/'" w:xpath="/ns0:NavWordReportXmlPart[1]/ns0:BCReportInformation[1]/ns0:CompanyMetadata[1]/ns0:CompanyEmailCaption[1]" w:storeItemID="{00000000-0000-0000-0000-000000000000}"/>
               <w15:color w:val="808080"/>
               <w:text/>
             </w:sdtPr>
@@ -427,7 +427,7 @@
               <w:placeholder>
                 <w:docPart w:val="7FC184133E16445CA208F0E478AD45CD"/>
               </w:placeholder>
-              <w:dataBinding w:prefixMappings="&lt;xmlns:ns0='urn:microsoft-dynamics-nav/reports/Tenant_Report_Defaults/2000000001/' " w:xpath="/ns0:NavWordReportXmlPart[1]/ns0:BCReportInformation[1]/ns0:CompanyMetadata[1]/ns0:CompanyFaxNoCaption[1]" w:storeItemID="{00000000-0000-0000-0000-000000000000}"/>
+              <w:dataBinding w:prefixMappings="xmlns:ns0='urn:microsoft-dynamics-nav/reports/Tenant_Report_Defaults/2000000001/'" w:xpath="/ns0:NavWordReportXmlPart[1]/ns0:BCReportInformation[1]/ns0:CompanyMetadata[1]/ns0:CompanyFaxNoCaption[1]" w:storeItemID="{00000000-0000-0000-0000-000000000000}"/>
               <w15:color w:val="808080"/>
               <w:text/>
             </w:sdtPr>
@@ -457,7 +457,7 @@
               <w:placeholder>
                 <w:docPart w:val="F98289DC1B07416E88EB357F36F37515"/>
               </w:placeholder>
-              <w:dataBinding w:prefixMappings="&lt;xmlns:ns0='urn:microsoft-dynamics-nav/reports/Tenant_Report_Defaults/2000000001/' " w:xpath="/ns0:NavWordReportXmlPart[1]/ns0:BCReportInformation[1]/ns0:CompanyMetadata[1]/ns0:CompanyHomePage[1]" w:storeItemID="{00000000-0000-0000-0000-000000000000}"/>
+              <w:dataBinding w:prefixMappings="xmlns:ns0='urn:microsoft-dynamics-nav/reports/Tenant_Report_Defaults/2000000001/'" w:xpath="/ns0:NavWordReportXmlPart[1]/ns0:BCReportInformation[1]/ns0:CompanyMetadata[1]/ns0:CompanyHomePage[1]" w:storeItemID="{00000000-0000-0000-0000-000000000000}"/>
               <w15:color w:val="808080"/>
               <w:text/>
             </w:sdtPr>
@@ -482,7 +482,7 @@
               <w:placeholder>
                 <w:docPart w:val="A301B69A4BE243549FA223D25C10A903"/>
               </w:placeholder>
-              <w:dataBinding w:prefixMappings="&lt;xmlns:ns0='urn:microsoft-dynamics-nav/reports/Tenant_Report_Defaults/2000000001/' " w:xpath="/ns0:NavWordReportXmlPart[1]/ns0:BCReportInformation[1]/ns0:CompanyMetadata[1]/ns0:CompanyPhone[1]" w:storeItemID="{00000000-0000-0000-0000-000000000000}"/>
+              <w:dataBinding w:prefixMappings="xmlns:ns0='urn:microsoft-dynamics-nav/reports/Tenant_Report_Defaults/2000000001/'" w:xpath="/ns0:NavWordReportXmlPart[1]/ns0:BCReportInformation[1]/ns0:CompanyMetadata[1]/ns0:CompanyPhone[1]" w:storeItemID="{00000000-0000-0000-0000-000000000000}"/>
               <w15:color w:val="808080"/>
               <w:text/>
             </w:sdtPr>
@@ -507,7 +507,7 @@
               <w:placeholder>
                 <w:docPart w:val="15ABF776234C4BD4A165B0AD820449C3"/>
               </w:placeholder>
-              <w:dataBinding w:prefixMappings="&lt;xmlns:ns0='urn:microsoft-dynamics-nav/reports/Tenant_Report_Defaults/2000000001/' " w:xpath="/ns0:NavWordReportXmlPart[1]/ns0:BCReportInformation[1]/ns0:CompanyMetadata[1]/ns0:CompanyEmail[1]" w:storeItemID="{00000000-0000-0000-0000-000000000000}"/>
+              <w:dataBinding w:prefixMappings="xmlns:ns0='urn:microsoft-dynamics-nav/reports/Tenant_Report_Defaults/2000000001/'" w:xpath="/ns0:NavWordReportXmlPart[1]/ns0:BCReportInformation[1]/ns0:CompanyMetadata[1]/ns0:CompanyEmail[1]" w:storeItemID="{00000000-0000-0000-0000-000000000000}"/>
               <w15:color w:val="808080"/>
               <w:text/>
             </w:sdtPr>
@@ -532,7 +532,7 @@
               <w:placeholder>
                 <w:docPart w:val="1395E617A9584398BFA778306C1DF5A4"/>
               </w:placeholder>
-              <w:dataBinding w:prefixMappings="&lt;xmlns:ns0='urn:microsoft-dynamics-nav/reports/Tenant_Report_Defaults/2000000001/' " w:xpath="/ns0:NavWordReportXmlPart[1]/ns0:BCReportInformation[1]/ns0:CompanyMetadata[1]/ns0:CompanyFaxNo[1]" w:storeItemID="{00000000-0000-0000-0000-000000000000}"/>
+              <w:dataBinding w:prefixMappings="xmlns:ns0='urn:microsoft-dynamics-nav/reports/Tenant_Report_Defaults/2000000001/'" w:xpath="/ns0:NavWordReportXmlPart[1]/ns0:BCReportInformation[1]/ns0:CompanyMetadata[1]/ns0:CompanyFaxNo[1]" w:storeItemID="{00000000-0000-0000-0000-000000000000}"/>
               <w15:color w:val="808080"/>
               <w:text/>
             </w:sdtPr>
@@ -582,7 +582,7 @@
               <w:placeholder>
                 <w:docPart w:val="EEDAA83156C34A19AF28A27EC3E50274"/>
               </w:placeholder>
-              <w:dataBinding w:prefixMappings="&lt;xmlns:ns0='urn:microsoft-dynamics-nav/reports/Tenant_Report_Defaults/2000000001/' " w:xpath="/ns0:NavWordReportXmlPart[1]/ns0:BCReportInformation[1]/ns0:CompanyMetadata[1]/ns0:CompanyBankNameCaption[1]" w:storeItemID="{00000000-0000-0000-0000-000000000000}"/>
+              <w:dataBinding w:prefixMappings="xmlns:ns0='urn:microsoft-dynamics-nav/reports/Tenant_Report_Defaults/2000000001/'" w:xpath="/ns0:NavWordReportXmlPart[1]/ns0:BCReportInformation[1]/ns0:CompanyMetadata[1]/ns0:CompanyBankNameCaption[1]" w:storeItemID="{00000000-0000-0000-0000-000000000000}"/>
               <w15:color w:val="808080"/>
               <w:text/>
             </w:sdtPr>
@@ -607,7 +607,7 @@
               <w:placeholder>
                 <w:docPart w:val="27B31CA256C4433AA34A066338B8E9F0"/>
               </w:placeholder>
-              <w:dataBinding w:prefixMappings="&lt;xmlns:ns0='urn:microsoft-dynamics-nav/reports/Tenant_Report_Defaults/2000000001/' " w:xpath="/ns0:NavWordReportXmlPart[1]/ns0:BCReportInformation[1]/ns0:CompanyMetadata[1]/ns0:CompanyBankAccountNoCaption[1]" w:storeItemID="{00000000-0000-0000-0000-000000000000}"/>
+              <w:dataBinding w:prefixMappings="xmlns:ns0='urn:microsoft-dynamics-nav/reports/Tenant_Report_Defaults/2000000001/'" w:xpath="/ns0:NavWordReportXmlPart[1]/ns0:BCReportInformation[1]/ns0:CompanyMetadata[1]/ns0:CompanyBankAccountNoCaption[1]" w:storeItemID="{00000000-0000-0000-0000-000000000000}"/>
               <w15:color w:val="808080"/>
               <w:text/>
             </w:sdtPr>
@@ -632,7 +632,7 @@
               <w:placeholder>
                 <w:docPart w:val="08A73A4EE94545CEA9CFC4E4B9B3CEB4"/>
               </w:placeholder>
-              <w:dataBinding w:prefixMappings="&lt;xmlns:ns0='urn:microsoft-dynamics-nav/reports/Tenant_Report_Defaults/2000000001/' " w:xpath="/ns0:NavWordReportXmlPart[1]/ns0:BCReportInformation[1]/ns0:CompanyMetadata[1]/ns0:CompanyVATRegistrationNoCaption[1]" w:storeItemID="{00000000-0000-0000-0000-000000000000}"/>
+              <w:dataBinding w:prefixMappings="xmlns:ns0='urn:microsoft-dynamics-nav/reports/Tenant_Report_Defaults/2000000001/'" w:xpath="/ns0:NavWordReportXmlPart[1]/ns0:BCReportInformation[1]/ns0:CompanyMetadata[1]/ns0:CompanyVATRegistrationNoCaption[1]" w:storeItemID="{00000000-0000-0000-0000-000000000000}"/>
               <w15:color w:val="808080"/>
               <w:text/>
             </w:sdtPr>
@@ -657,7 +657,7 @@
               <w:placeholder>
                 <w:docPart w:val="F3A7F7CAE2C342238347F05722CB79DA"/>
               </w:placeholder>
-              <w:dataBinding w:prefixMappings="&lt;xmlns:ns0='urn:microsoft-dynamics-nav/reports/Tenant_Report_Defaults/2000000001/' " w:xpath="/ns0:NavWordReportXmlPart[1]/ns0:BCReportInformation[1]/ns0:CompanyMetadata[1]/ns0:CompanyGiroNoCaption[1]" w:storeItemID="{00000000-0000-0000-0000-000000000000}"/>
+              <w:dataBinding w:prefixMappings="xmlns:ns0='urn:microsoft-dynamics-nav/reports/Tenant_Report_Defaults/2000000001/'" w:xpath="/ns0:NavWordReportXmlPart[1]/ns0:BCReportInformation[1]/ns0:CompanyMetadata[1]/ns0:CompanyGiroNoCaption[1]" w:storeItemID="{00000000-0000-0000-0000-000000000000}"/>
               <w15:color w:val="808080"/>
               <w:text/>
             </w:sdtPr>
@@ -684,7 +684,7 @@
               <w:placeholder>
                 <w:docPart w:val="0AF97DBBD3F141538C70DBD7FC5E1315"/>
               </w:placeholder>
-              <w:dataBinding w:prefixMappings="&lt;xmlns:ns0='urn:microsoft-dynamics-nav/reports/Tenant_Report_Defaults/2000000001/' " w:xpath="/ns0:NavWordReportXmlPart[1]/ns0:BCReportInformation[1]/ns0:CompanyMetadata[1]/ns0:CompanyBankName[1]" w:storeItemID="{00000000-0000-0000-0000-000000000000}"/>
+              <w:dataBinding w:prefixMappings="xmlns:ns0='urn:microsoft-dynamics-nav/reports/Tenant_Report_Defaults/2000000001/'" w:xpath="/ns0:NavWordReportXmlPart[1]/ns0:BCReportInformation[1]/ns0:CompanyMetadata[1]/ns0:CompanyBankName[1]" w:storeItemID="{00000000-0000-0000-0000-000000000000}"/>
               <w15:color w:val="808080"/>
               <w:text/>
             </w:sdtPr>
@@ -714,7 +714,7 @@
               <w:placeholder>
                 <w:docPart w:val="FD66D3D774A44FD38570A0CD054BC21C"/>
               </w:placeholder>
-              <w:dataBinding w:prefixMappings="&lt;xmlns:ns0='urn:microsoft-dynamics-nav/reports/Tenant_Report_Defaults/2000000001/' " w:xpath="/ns0:NavWordReportXmlPart[1]/ns0:BCReportInformation[1]/ns0:CompanyMetadata[1]/ns0:CompanyBankAccountNo[1]" w:storeItemID="{00000000-0000-0000-0000-000000000000}"/>
+              <w:dataBinding w:prefixMappings="xmlns:ns0='urn:microsoft-dynamics-nav/reports/Tenant_Report_Defaults/2000000001/'" w:xpath="/ns0:NavWordReportXmlPart[1]/ns0:BCReportInformation[1]/ns0:CompanyMetadata[1]/ns0:CompanyBankAccountNo[1]" w:storeItemID="{00000000-0000-0000-0000-000000000000}"/>
               <w15:color w:val="808080"/>
               <w:text/>
             </w:sdtPr>
@@ -739,7 +739,7 @@
               <w:placeholder>
                 <w:docPart w:val="58917160BDCA48EEB7A28CF88DBFD9CE"/>
               </w:placeholder>
-              <w:dataBinding w:prefixMappings="&lt;xmlns:ns0='urn:microsoft-dynamics-nav/reports/Tenant_Report_Defaults/2000000001/' " w:xpath="/ns0:NavWordReportXmlPart[1]/ns0:BCReportInformation[1]/ns0:CompanyMetadata[1]/ns0:CompanyVATRegistrationNo[1]" w:storeItemID="{00000000-0000-0000-0000-000000000000}"/>
+              <w:dataBinding w:prefixMappings="xmlns:ns0='urn:microsoft-dynamics-nav/reports/Tenant_Report_Defaults/2000000001/'" w:xpath="/ns0:NavWordReportXmlPart[1]/ns0:BCReportInformation[1]/ns0:CompanyMetadata[1]/ns0:CompanyVATRegistrationNo[1]" w:storeItemID="{00000000-0000-0000-0000-000000000000}"/>
               <w15:color w:val="808080"/>
               <w:text/>
             </w:sdtPr>
@@ -764,7 +764,7 @@
               <w:placeholder>
                 <w:docPart w:val="6417B1B191E541D992FB68C190EA6705"/>
               </w:placeholder>
-              <w:dataBinding w:prefixMappings="&lt;xmlns:ns0='urn:microsoft-dynamics-nav/reports/Tenant_Report_Defaults/2000000001/' " w:xpath="/ns0:NavWordReportXmlPart[1]/ns0:BCReportInformation[1]/ns0:CompanyMetadata[1]/ns0:CompanyGiroNo[1]" w:storeItemID="{00000000-0000-0000-0000-000000000000}"/>
+              <w:dataBinding w:prefixMappings="xmlns:ns0='urn:microsoft-dynamics-nav/reports/Tenant_Report_Defaults/2000000001/'" w:xpath="/ns0:NavWordReportXmlPart[1]/ns0:BCReportInformation[1]/ns0:CompanyMetadata[1]/ns0:CompanyGiroNo[1]" w:storeItemID="{00000000-0000-0000-0000-000000000000}"/>
               <w15:color w:val="808080"/>
               <w:text/>
             </w:sdtPr>
@@ -855,7 +855,7 @@
             <w:placeholder>
               <w:docPart w:val="6F2B754814DA41899C9E8E7EC1B6DA12"/>
             </w:placeholder>
-            <w:dataBinding w:prefixMappings="&lt;xmlns:ns0='urn:microsoft-dynamics-nav/reports/Tenant_Report_Defaults/2000000001/' " w:xpath="/ns0:NavWordReportXmlPart[1]/ns0:BCReportInformation[1]/ns0:ReportMetadata[1]/ns0:ReportCaption[1]" w:storeItemID="{00000000-0000-0000-0000-000000000000}"/>
+            <w:dataBinding w:prefixMappings="xmlns:ns0='urn:microsoft-dynamics-nav/reports/Tenant_Report_Defaults/2000000001/'" w:xpath="/ns0:NavWordReportXmlPart[1]/ns0:BCReportInformation[1]/ns0:ReportMetadata[1]/ns0:ReportCaption[1]" w:storeItemID="{00000000-0000-0000-0000-000000000000}"/>
             <w15:color w:val="808080"/>
             <w:text/>
           </w:sdtPr>
@@ -1022,7 +1022,7 @@
               <w:placeholder>
                 <w:docPart w:val="9DD6433A02EB4B53AF5FB658A73C9F33"/>
               </w:placeholder>
-              <w:dataBinding w:prefixMappings="&lt;xmlns:ns0='urn:microsoft-dynamics-nav/reports/Tenant_Report_Defaults/2000000001/' " w:xpath="/ns0:NavWordReportXmlPart[1]/ns0:BCReportInformation[1]/ns0:ReportRequest[1]/ns0:CompanyName[1]" w:storeItemID="{00000000-0000-0000-0000-000000000000}"/>
+              <w:dataBinding w:prefixMappings="xmlns:ns0='urn:microsoft-dynamics-nav/reports/Tenant_Report_Defaults/2000000001/'" w:xpath="/ns0:NavWordReportXmlPart[1]/ns0:BCReportInformation[1]/ns0:ReportRequest[1]/ns0:CompanyName[1]" w:storeItemID="{00000000-0000-0000-0000-000000000000}"/>
               <w15:color w:val="808080"/>
               <w:text/>
             </w:sdtPr>
@@ -1053,7 +1053,7 @@
 </file>
 
 <file path=word/header3.xml><?xml version="1.0" encoding="utf-8"?>
-<w:hdr xmlns:wpc="http://schemas.microsoft.com/office/word/2010/wordprocessingCanvas" xmlns:cx="http://schemas.microsoft.com/office/drawing/2014/chartex" xmlns:cx1="http://schemas.microsoft.com/office/drawing/2015/9/8/chartex" xmlns:cx2="http://schemas.microsoft.com/office/drawing/2015/10/21/chartex" xmlns:cx3="http://schemas.microsoft.com/office/drawing/2016/5/9/chartex" xmlns:cx4="http://schemas.microsoft.com/office/drawing/2016/5/10/chartex" xmlns:cx5="http://schemas.microsoft.com/office/drawing/2016/5/11/chartex" xmlns:cx6="http://schemas.microsoft.com/office/drawing/2016/5/12/chartex" xmlns:cx7="http://schemas.microsoft.com/office/drawing/2016/5/13/chartex" xmlns:cx8="http://schemas.microsoft.com/office/drawing/2016/5/14/chartex" xmlns:mc="http://schemas.openxmlformats.org/markup-compatibility/2006" xmlns:aink="http://schemas.microsoft.com/office/drawing/2016/ink" xmlns:am3d="http://schemas.microsoft.com/office/drawing/2017/model3d" xmlns:o="urn:schemas-microsoft-com:office:office" xmlns:oel="http://schemas.microsoft.com/office/2019/extlst" xmlns:r="http://schemas.openxmlformats.org/officeDocument/2006/relationships" xmlns:m="http://schemas.openxmlformats.org/officeDocument/2006/math" xmlns:v="urn:schemas-microsoft-com:vml" xmlns:wp14="http://schemas.microsoft.com/office/word/2010/wordprocessingDrawing" xmlns:wp="http://schemas.openxmlformats.org/drawingml/2006/wordprocessingDrawing" xmlns:w10="urn:schemas-microsoft-com:office:word" xmlns:w="http://schemas.openxmlformats.org/wordprocessingml/2006/main" xmlns:w14="http://schemas.microsoft.com/office/word/2010/wordml" xmlns:w15="http://schemas.microsoft.com/office/word/2012/wordml" xmlns:w16cex="http://schemas.microsoft.com/office/word/2018/wordml/cex" xmlns:w16cid="http://schemas.microsoft.com/office/word/2016/wordml/cid" xmlns:w16="http://schemas.microsoft.com/office/word/2018/wordml" xmlns:w16du="http://schemas.microsoft.com/office/word/2023/wordml/word16du" xmlns:w16sdtdh="http://schemas.microsoft.com/office/word/2020/wordml/sdtdatahash" xmlns:w16sdtfl="http://schemas.microsoft.com/office/word/2024/wordml/sdtformatlock" xmlns:w16se="http://schemas.microsoft.com/office/word/2015/wordml/symex" xmlns:wpg="http://schemas.microsoft.com/office/word/2010/wordprocessingGroup" xmlns:wpi="http://schemas.microsoft.com/office/word/2010/wordprocessingInk" xmlns:wne="http://schemas.microsoft.com/office/word/2006/wordml" xmlns:wps="http://schemas.microsoft.com/office/word/2010/wordprocessingShape" mc:Ignorable="w14 w15 w16se w16cid w16 w16cex w16sdtdh w16sdtfl w16du wp14">
+<w:hdr xmlns:a="http://schemas.openxmlformats.org/drawingml/2006/main" xmlns:pic="http://schemas.openxmlformats.org/drawingml/2006/picture" xmlns:a14="http://schemas.microsoft.com/office/drawing/2010/main" xmlns:wpc="http://schemas.microsoft.com/office/word/2010/wordprocessingCanvas" xmlns:cx="http://schemas.microsoft.com/office/drawing/2014/chartex" xmlns:cx1="http://schemas.microsoft.com/office/drawing/2015/9/8/chartex" xmlns:cx2="http://schemas.microsoft.com/office/drawing/2015/10/21/chartex" xmlns:cx3="http://schemas.microsoft.com/office/drawing/2016/5/9/chartex" xmlns:cx4="http://schemas.microsoft.com/office/drawing/2016/5/10/chartex" xmlns:cx5="http://schemas.microsoft.com/office/drawing/2016/5/11/chartex" xmlns:cx6="http://schemas.microsoft.com/office/drawing/2016/5/12/chartex" xmlns:cx7="http://schemas.microsoft.com/office/drawing/2016/5/13/chartex" xmlns:cx8="http://schemas.microsoft.com/office/drawing/2016/5/14/chartex" xmlns:mc="http://schemas.openxmlformats.org/markup-compatibility/2006" xmlns:aink="http://schemas.microsoft.com/office/drawing/2016/ink" xmlns:am3d="http://schemas.microsoft.com/office/drawing/2017/model3d" xmlns:o="urn:schemas-microsoft-com:office:office" xmlns:oel="http://schemas.microsoft.com/office/2019/extlst" xmlns:r="http://schemas.openxmlformats.org/officeDocument/2006/relationships" xmlns:m="http://schemas.openxmlformats.org/officeDocument/2006/math" xmlns:v="urn:schemas-microsoft-com:vml" xmlns:wp14="http://schemas.microsoft.com/office/word/2010/wordprocessingDrawing" xmlns:wp="http://schemas.openxmlformats.org/drawingml/2006/wordprocessingDrawing" xmlns:w10="urn:schemas-microsoft-com:office:word" xmlns:w="http://schemas.openxmlformats.org/wordprocessingml/2006/main" xmlns:w14="http://schemas.microsoft.com/office/word/2010/wordml" xmlns:w15="http://schemas.microsoft.com/office/word/2012/wordml" xmlns:w16cex="http://schemas.microsoft.com/office/word/2018/wordml/cex" xmlns:w16cid="http://schemas.microsoft.com/office/word/2016/wordml/cid" xmlns:w16="http://schemas.microsoft.com/office/word/2018/wordml" xmlns:w16du="http://schemas.microsoft.com/office/word/2023/wordml/word16du" xmlns:w16sdtdh="http://schemas.microsoft.com/office/word/2020/wordml/sdtdatahash" xmlns:w16sdtfl="http://schemas.microsoft.com/office/word/2024/wordml/sdtformatlock" xmlns:w16se="http://schemas.microsoft.com/office/word/2015/wordml/symex" xmlns:wpg="http://schemas.microsoft.com/office/word/2010/wordprocessingGroup" xmlns:wpi="http://schemas.microsoft.com/office/word/2010/wordprocessingInk" xmlns:wne="http://schemas.microsoft.com/office/word/2006/wordml" xmlns:wps="http://schemas.microsoft.com/office/word/2010/wordprocessingShape" mc:Ignorable="w14 w15 w16se w16cid w16 w16cex w16sdtdh w16sdtfl w16du wp14">
   <w:tbl>
     <w:tblPr>
       <w:tblStyle w:val="BCBlockTable"/>
@@ -1080,7 +1080,7 @@
           <w:placeholder>
             <w:docPart w:val="EF2EB8C2EA3A41718BECF7229E45343A"/>
           </w:placeholder>
-          <w:dataBinding w:prefixMappings="&lt;xmlns:ns0='urn:microsoft-dynamics-nav/reports/Tenant_Report_Defaults/2000000001/' " w:xpath="/ns0:NavWordReportXmlPart[1]/ns0:BCReportInformation[1]/ns0:ReportMetadata[1]/ns0:ReportCaption[1]" w:storeItemID="{00000000-0000-0000-0000-000000000000}"/>
+          <w:dataBinding w:prefixMappings="xmlns:ns0='urn:microsoft-dynamics-nav/reports/Tenant_Report_Defaults/2000000001/'" w:xpath="/ns0:NavWordReportXmlPart[1]/ns0:BCReportInformation[1]/ns0:ReportMetadata[1]/ns0:ReportCaption[1]" w:storeItemID="{00000000-0000-0000-0000-000000000000}"/>
           <w15:color w:val="808080"/>
           <w:text/>
         </w:sdtPr>
@@ -1190,7 +1190,7 @@
               <w:alias w:val="CompanyLogo"/>
               <w:tag w:val="#BC:InsertDataItem,BCReportInformation/CompanyMetadata/CompanyLogo"/>
               <w:id w:val="943343575"/>
-              <w:dataBinding w:prefixMappings="&lt;xmlns:ns0='urn:microsoft-dynamics-nav/reports/Tenant_Report_Defaults/2000000001/' " w:xpath="/ns0:NavWordReportXmlPart[1]/ns0:BCReportInformation[1]/ns0:CompanyMetadata[1]/ns0:CompanyLogo[1]" w:storeItemID="{00000000-0000-0000-0000-000000000000}"/>
+              <w:dataBinding w:prefixMappings="xmlns:ns0='urn:microsoft-dynamics-nav/reports/Tenant_Report_Defaults/2000000001/'" w:xpath="/ns0:NavWordReportXmlPart[1]/ns0:BCReportInformation[1]/ns0:CompanyMetadata[1]/ns0:CompanyLogo[1]" w:storeItemID="{00000000-0000-0000-0000-000000000000}"/>
               <w:picture/>
             </w:sdtPr>
             <w:sdtContent>

--- a/src/Layers/W1/BaseApp/Foundation/Reporting/ReportParts/HeaderFooterDesign/ExternalDefaultDetailed.docx
+++ b/src/Layers/W1/BaseApp/Foundation/Reporting/ReportParts/HeaderFooterDesign/ExternalDefaultDetailed.docx
@@ -4,7 +4,7 @@
   <w:body>
     <w:p>
       <w:pPr>
-        <w:spacing w:line="259" w:lineRule="auto"/>
+        <w:pStyle w:val="NoSpacing"/>
       </w:pPr>
       <w:r>
         <w:br w:type="page"/>
@@ -97,13 +97,13 @@
               <w:placeholder>
                 <w:docPart w:val="85701054D69D41C2BD908C9148E6F4EB"/>
               </w:placeholder>
-              <w:dataBinding w:prefixMappings="xmlns:ns0='urn:microsoft-dynamics-nav/reports/Tenant_Report_Defaults/2000000001/'" w:xpath="/ns0:NavWordReportXmlPart[1]/ns0:BCReportInformation[1]/ns0:CompanyMetadata[1]/ns0:CompanyHomePageCaption[1]" w:storeItemID="{00000000-0000-0000-0000-000000000000}"/>
+              <w:dataBinding w:prefixMappings="xmlns:ns0='urn:microsoft-dynamics-nav/reports/Tenant_Report_Defaults/2000000001/'" w:xpath="/ns0:NavWordReportXmlPart[1]/ns0:BCReportInformation[1]/ns0:CompanyMetadata[1]/ns0:CompanyHomePageCaption[1]" w:storeItemID="{20B1C7BE-CC2E-41B2-B1D5-B0B8F36428EB}"/>
               <w15:color w:val="808080"/>
               <w:text/>
             </w:sdtPr>
             <w:sdtContent>
               <w:r>
-                <w:t>Homepage</w:t>
+                <w:t>Company Home Page Caption</w:t>
               </w:r>
             </w:sdtContent>
           </w:sdt>
@@ -122,13 +122,13 @@
               <w:placeholder>
                 <w:docPart w:val="659AE933361246C8A828238DF52C987D"/>
               </w:placeholder>
-              <w:dataBinding w:prefixMappings="xmlns:ns0='urn:microsoft-dynamics-nav/reports/Tenant_Report_Defaults/2000000001/'" w:xpath="/ns0:NavWordReportXmlPart[1]/ns0:BCReportInformation[1]/ns0:CompanyMetadata[1]/ns0:CompanyPhoneCaption[1]" w:storeItemID="{00000000-0000-0000-0000-000000000000}"/>
+              <w:dataBinding w:prefixMappings="xmlns:ns0='urn:microsoft-dynamics-nav/reports/Tenant_Report_Defaults/2000000001/'" w:xpath="/ns0:NavWordReportXmlPart[1]/ns0:BCReportInformation[1]/ns0:CompanyMetadata[1]/ns0:CompanyPhoneCaption[1]" w:storeItemID="{20B1C7BE-CC2E-41B2-B1D5-B0B8F36428EB}"/>
               <w15:color w:val="808080"/>
               <w:text/>
             </w:sdtPr>
             <w:sdtContent>
               <w:r>
-                <w:t>Phone No</w:t>
+                <w:t>Company Phone Caption</w:t>
               </w:r>
             </w:sdtContent>
           </w:sdt>
@@ -147,13 +147,13 @@
               <w:placeholder>
                 <w:docPart w:val="09E5604B17EA485E8EA7A79A7FF673A9"/>
               </w:placeholder>
-              <w:dataBinding w:prefixMappings="xmlns:ns0='urn:microsoft-dynamics-nav/reports/Tenant_Report_Defaults/2000000001/'" w:xpath="/ns0:NavWordReportXmlPart[1]/ns0:BCReportInformation[1]/ns0:CompanyMetadata[1]/ns0:CompanyEmailCaption[1]" w:storeItemID="{00000000-0000-0000-0000-000000000000}"/>
+              <w:dataBinding w:prefixMappings="xmlns:ns0='urn:microsoft-dynamics-nav/reports/Tenant_Report_Defaults/2000000001/'" w:xpath="/ns0:NavWordReportXmlPart[1]/ns0:BCReportInformation[1]/ns0:CompanyMetadata[1]/ns0:CompanyEmailCaption[1]" w:storeItemID="{20B1C7BE-CC2E-41B2-B1D5-B0B8F36428EB}"/>
               <w15:color w:val="808080"/>
               <w:text/>
             </w:sdtPr>
             <w:sdtContent>
               <w:r>
-                <w:t>Email</w:t>
+                <w:t>Company Email Caption</w:t>
               </w:r>
             </w:sdtContent>
           </w:sdt>
@@ -172,13 +172,13 @@
               <w:placeholder>
                 <w:docPart w:val="34E45D03839642CE93502D2A4DC11C14"/>
               </w:placeholder>
-              <w:dataBinding w:prefixMappings="xmlns:ns0='urn:microsoft-dynamics-nav/reports/Tenant_Report_Defaults/2000000001/'" w:xpath="/ns0:NavWordReportXmlPart[1]/ns0:BCReportInformation[1]/ns0:CompanyMetadata[1]/ns0:CompanyFaxNoCaption[1]" w:storeItemID="{00000000-0000-0000-0000-000000000000}"/>
+              <w:dataBinding w:prefixMappings="xmlns:ns0='urn:microsoft-dynamics-nav/reports/Tenant_Report_Defaults/2000000001/'" w:xpath="/ns0:NavWordReportXmlPart[1]/ns0:BCReportInformation[1]/ns0:CompanyMetadata[1]/ns0:CompanyFaxNoCaption[1]" w:storeItemID="{20B1C7BE-CC2E-41B2-B1D5-B0B8F36428EB}"/>
               <w15:color w:val="808080"/>
               <w:text/>
             </w:sdtPr>
             <w:sdtContent>
               <w:r>
-                <w:t>Fax No.</w:t>
+                <w:t>Company Fax No. Caption</w:t>
               </w:r>
             </w:sdtContent>
           </w:sdt>
@@ -203,19 +203,13 @@
               <w:placeholder>
                 <w:docPart w:val="F90E8D701C384C2CA81200342F77C4DC"/>
               </w:placeholder>
-              <w:dataBinding w:prefixMappings="xmlns:ns0='urn:microsoft-dynamics-nav/reports/Tenant_Report_Defaults/2000000001/'" w:xpath="/ns0:NavWordReportXmlPart[1]/ns0:BCReportInformation[1]/ns0:CompanyMetadata[1]/ns0:CompanyHomePage[1]" w:storeItemID="{00000000-0000-0000-0000-000000000000}"/>
+              <w:dataBinding w:prefixMappings="xmlns:ns0='urn:microsoft-dynamics-nav/reports/Tenant_Report_Defaults/2000000001/'" w:xpath="/ns0:NavWordReportXmlPart[1]/ns0:BCReportInformation[1]/ns0:CompanyMetadata[1]/ns0:CompanyHomePage[1]" w:storeItemID="{20B1C7BE-CC2E-41B2-B1D5-B0B8F36428EB}"/>
               <w15:color w:val="808080"/>
               <w:text/>
             </w:sdtPr>
             <w:sdtContent>
               <w:r>
-                <w:t>www.</w:t>
-              </w:r>
-              <w:r>
-                <w:t>cronus</w:t>
-              </w:r>
-              <w:r>
-                <w:t>.dk</w:t>
+                <w:t>Company Home Page</w:t>
               </w:r>
             </w:sdtContent>
           </w:sdt>
@@ -235,13 +229,13 @@
               <w:placeholder>
                 <w:docPart w:val="6F3F6DA25AE546BEB9DD51E23D3763A1"/>
               </w:placeholder>
-              <w:dataBinding w:prefixMappings="xmlns:ns0='urn:microsoft-dynamics-nav/reports/Tenant_Report_Defaults/2000000001/'" w:xpath="/ns0:NavWordReportXmlPart[1]/ns0:BCReportInformation[1]/ns0:CompanyMetadata[1]/ns0:CompanyPhone[1]" w:storeItemID="{00000000-0000-0000-0000-000000000000}"/>
+              <w:dataBinding w:prefixMappings="xmlns:ns0='urn:microsoft-dynamics-nav/reports/Tenant_Report_Defaults/2000000001/'" w:xpath="/ns0:NavWordReportXmlPart[1]/ns0:BCReportInformation[1]/ns0:CompanyMetadata[1]/ns0:CompanyPhone[1]" w:storeItemID="{20B1C7BE-CC2E-41B2-B1D5-B0B8F36428EB}"/>
               <w15:color w:val="808080"/>
               <w:text/>
             </w:sdtPr>
             <w:sdtContent>
               <w:r>
-                <w:t>34-2345667</w:t>
+                <w:t>Company Phone</w:t>
               </w:r>
             </w:sdtContent>
           </w:sdt>
@@ -261,19 +255,13 @@
               <w:placeholder>
                 <w:docPart w:val="91CBE31744304E739A7BFA8B577A4B1F"/>
               </w:placeholder>
-              <w:dataBinding w:prefixMappings="xmlns:ns0='urn:microsoft-dynamics-nav/reports/Tenant_Report_Defaults/2000000001/'" w:xpath="/ns0:NavWordReportXmlPart[1]/ns0:BCReportInformation[1]/ns0:CompanyMetadata[1]/ns0:CompanyEmail[1]" w:storeItemID="{00000000-0000-0000-0000-000000000000}"/>
+              <w:dataBinding w:prefixMappings="xmlns:ns0='urn:microsoft-dynamics-nav/reports/Tenant_Report_Defaults/2000000001/'" w:xpath="/ns0:NavWordReportXmlPart[1]/ns0:BCReportInformation[1]/ns0:CompanyMetadata[1]/ns0:CompanyEmail[1]" w:storeItemID="{20B1C7BE-CC2E-41B2-B1D5-B0B8F36428EB}"/>
               <w15:color w:val="808080"/>
               <w:text/>
             </w:sdtPr>
             <w:sdtContent>
               <w:r>
-                <w:t>John.doe</w:t>
-              </w:r>
-              <w:r>
-                <w:t>@</w:t>
-              </w:r>
-              <w:r>
-                <w:t>cronus.com</w:t>
+                <w:t>Company Email</w:t>
               </w:r>
             </w:sdtContent>
           </w:sdt>
@@ -293,13 +281,13 @@
               <w:placeholder>
                 <w:docPart w:val="F516A79C846145FC9D415B74108B15BA"/>
               </w:placeholder>
-              <w:dataBinding w:prefixMappings="xmlns:ns0='urn:microsoft-dynamics-nav/reports/Tenant_Report_Defaults/2000000001/'" w:xpath="/ns0:NavWordReportXmlPart[1]/ns0:BCReportInformation[1]/ns0:CompanyMetadata[1]/ns0:CompanyFaxNo[1]" w:storeItemID="{00000000-0000-0000-0000-000000000000}"/>
+              <w:dataBinding w:prefixMappings="xmlns:ns0='urn:microsoft-dynamics-nav/reports/Tenant_Report_Defaults/2000000001/'" w:xpath="/ns0:NavWordReportXmlPart[1]/ns0:BCReportInformation[1]/ns0:CompanyMetadata[1]/ns0:CompanyFaxNo[1]" w:storeItemID="{20B1C7BE-CC2E-41B2-B1D5-B0B8F36428EB}"/>
               <w15:color w:val="808080"/>
               <w:text/>
             </w:sdtPr>
             <w:sdtContent>
               <w:r>
-                <w:t>12345678</w:t>
+                <w:t>Company Fax No.</w:t>
               </w:r>
             </w:sdtContent>
           </w:sdt>
@@ -352,13 +340,13 @@
               <w:placeholder>
                 <w:docPart w:val="1FBF8F7D7F3D41FC8253C041E23D4142"/>
               </w:placeholder>
-              <w:dataBinding w:prefixMappings="xmlns:ns0='urn:microsoft-dynamics-nav/reports/Tenant_Report_Defaults/2000000001/'" w:xpath="/ns0:NavWordReportXmlPart[1]/ns0:BCReportInformation[1]/ns0:CompanyMetadata[1]/ns0:CompanyHomePageCaption[1]" w:storeItemID="{00000000-0000-0000-0000-000000000000}"/>
+              <w:dataBinding w:prefixMappings="xmlns:ns0='urn:microsoft-dynamics-nav/reports/Tenant_Report_Defaults/2000000001/'" w:xpath="/ns0:NavWordReportXmlPart[1]/ns0:BCReportInformation[1]/ns0:CompanyMetadata[1]/ns0:CompanyHomePageCaption[1]" w:storeItemID="{20B1C7BE-CC2E-41B2-B1D5-B0B8F36428EB}"/>
               <w15:color w:val="808080"/>
               <w:text/>
             </w:sdtPr>
             <w:sdtContent>
               <w:r>
-                <w:t>Homepage</w:t>
+                <w:t>Company Home Page Caption</w:t>
               </w:r>
             </w:sdtContent>
           </w:sdt>
@@ -377,13 +365,13 @@
               <w:placeholder>
                 <w:docPart w:val="568E8CB4D7A94ED2BC0C28819883F940"/>
               </w:placeholder>
-              <w:dataBinding w:prefixMappings="xmlns:ns0='urn:microsoft-dynamics-nav/reports/Tenant_Report_Defaults/2000000001/'" w:xpath="/ns0:NavWordReportXmlPart[1]/ns0:BCReportInformation[1]/ns0:CompanyMetadata[1]/ns0:CompanyPhoneCaption[1]" w:storeItemID="{00000000-0000-0000-0000-000000000000}"/>
+              <w:dataBinding w:prefixMappings="xmlns:ns0='urn:microsoft-dynamics-nav/reports/Tenant_Report_Defaults/2000000001/'" w:xpath="/ns0:NavWordReportXmlPart[1]/ns0:BCReportInformation[1]/ns0:CompanyMetadata[1]/ns0:CompanyPhoneCaption[1]" w:storeItemID="{20B1C7BE-CC2E-41B2-B1D5-B0B8F36428EB}"/>
               <w15:color w:val="808080"/>
               <w:text/>
             </w:sdtPr>
             <w:sdtContent>
               <w:r>
-                <w:t>Phone No</w:t>
+                <w:t>Company Phone Caption</w:t>
               </w:r>
             </w:sdtContent>
           </w:sdt>
@@ -402,13 +390,13 @@
               <w:placeholder>
                 <w:docPart w:val="5C3D76560E30480198EB4582517B26B2"/>
               </w:placeholder>
-              <w:dataBinding w:prefixMappings="xmlns:ns0='urn:microsoft-dynamics-nav/reports/Tenant_Report_Defaults/2000000001/'" w:xpath="/ns0:NavWordReportXmlPart[1]/ns0:BCReportInformation[1]/ns0:CompanyMetadata[1]/ns0:CompanyEmailCaption[1]" w:storeItemID="{00000000-0000-0000-0000-000000000000}"/>
+              <w:dataBinding w:prefixMappings="xmlns:ns0='urn:microsoft-dynamics-nav/reports/Tenant_Report_Defaults/2000000001/'" w:xpath="/ns0:NavWordReportXmlPart[1]/ns0:BCReportInformation[1]/ns0:CompanyMetadata[1]/ns0:CompanyEmailCaption[1]" w:storeItemID="{20B1C7BE-CC2E-41B2-B1D5-B0B8F36428EB}"/>
               <w15:color w:val="808080"/>
               <w:text/>
             </w:sdtPr>
             <w:sdtContent>
               <w:r>
-                <w:t>Email</w:t>
+                <w:t>Company Email Caption</w:t>
               </w:r>
             </w:sdtContent>
           </w:sdt>
@@ -427,13 +415,13 @@
               <w:placeholder>
                 <w:docPart w:val="7FC184133E16445CA208F0E478AD45CD"/>
               </w:placeholder>
-              <w:dataBinding w:prefixMappings="xmlns:ns0='urn:microsoft-dynamics-nav/reports/Tenant_Report_Defaults/2000000001/'" w:xpath="/ns0:NavWordReportXmlPart[1]/ns0:BCReportInformation[1]/ns0:CompanyMetadata[1]/ns0:CompanyFaxNoCaption[1]" w:storeItemID="{00000000-0000-0000-0000-000000000000}"/>
+              <w:dataBinding w:prefixMappings="xmlns:ns0='urn:microsoft-dynamics-nav/reports/Tenant_Report_Defaults/2000000001/'" w:xpath="/ns0:NavWordReportXmlPart[1]/ns0:BCReportInformation[1]/ns0:CompanyMetadata[1]/ns0:CompanyFaxNoCaption[1]" w:storeItemID="{20B1C7BE-CC2E-41B2-B1D5-B0B8F36428EB}"/>
               <w15:color w:val="808080"/>
               <w:text/>
             </w:sdtPr>
             <w:sdtContent>
               <w:r>
-                <w:t>Fax No.</w:t>
+                <w:t>Company Fax No. Caption</w:t>
               </w:r>
             </w:sdtContent>
           </w:sdt>
@@ -457,13 +445,13 @@
               <w:placeholder>
                 <w:docPart w:val="F98289DC1B07416E88EB357F36F37515"/>
               </w:placeholder>
-              <w:dataBinding w:prefixMappings="xmlns:ns0='urn:microsoft-dynamics-nav/reports/Tenant_Report_Defaults/2000000001/'" w:xpath="/ns0:NavWordReportXmlPart[1]/ns0:BCReportInformation[1]/ns0:CompanyMetadata[1]/ns0:CompanyHomePage[1]" w:storeItemID="{00000000-0000-0000-0000-000000000000}"/>
+              <w:dataBinding w:prefixMappings="xmlns:ns0='urn:microsoft-dynamics-nav/reports/Tenant_Report_Defaults/2000000001/'" w:xpath="/ns0:NavWordReportXmlPart[1]/ns0:BCReportInformation[1]/ns0:CompanyMetadata[1]/ns0:CompanyHomePage[1]" w:storeItemID="{20B1C7BE-CC2E-41B2-B1D5-B0B8F36428EB}"/>
               <w15:color w:val="808080"/>
               <w:text/>
             </w:sdtPr>
             <w:sdtContent>
               <w:r>
-                <w:t>www.cronus.dk</w:t>
+                <w:t>Company Home Page</w:t>
               </w:r>
             </w:sdtContent>
           </w:sdt>
@@ -482,13 +470,13 @@
               <w:placeholder>
                 <w:docPart w:val="A301B69A4BE243549FA223D25C10A903"/>
               </w:placeholder>
-              <w:dataBinding w:prefixMappings="xmlns:ns0='urn:microsoft-dynamics-nav/reports/Tenant_Report_Defaults/2000000001/'" w:xpath="/ns0:NavWordReportXmlPart[1]/ns0:BCReportInformation[1]/ns0:CompanyMetadata[1]/ns0:CompanyPhone[1]" w:storeItemID="{00000000-0000-0000-0000-000000000000}"/>
+              <w:dataBinding w:prefixMappings="xmlns:ns0='urn:microsoft-dynamics-nav/reports/Tenant_Report_Defaults/2000000001/'" w:xpath="/ns0:NavWordReportXmlPart[1]/ns0:BCReportInformation[1]/ns0:CompanyMetadata[1]/ns0:CompanyPhone[1]" w:storeItemID="{20B1C7BE-CC2E-41B2-B1D5-B0B8F36428EB}"/>
               <w15:color w:val="808080"/>
               <w:text/>
             </w:sdtPr>
             <w:sdtContent>
               <w:r>
-                <w:t>34-2345667</w:t>
+                <w:t>Company Phone</w:t>
               </w:r>
             </w:sdtContent>
           </w:sdt>
@@ -507,13 +495,13 @@
               <w:placeholder>
                 <w:docPart w:val="15ABF776234C4BD4A165B0AD820449C3"/>
               </w:placeholder>
-              <w:dataBinding w:prefixMappings="xmlns:ns0='urn:microsoft-dynamics-nav/reports/Tenant_Report_Defaults/2000000001/'" w:xpath="/ns0:NavWordReportXmlPart[1]/ns0:BCReportInformation[1]/ns0:CompanyMetadata[1]/ns0:CompanyEmail[1]" w:storeItemID="{00000000-0000-0000-0000-000000000000}"/>
+              <w:dataBinding w:prefixMappings="xmlns:ns0='urn:microsoft-dynamics-nav/reports/Tenant_Report_Defaults/2000000001/'" w:xpath="/ns0:NavWordReportXmlPart[1]/ns0:BCReportInformation[1]/ns0:CompanyMetadata[1]/ns0:CompanyEmail[1]" w:storeItemID="{20B1C7BE-CC2E-41B2-B1D5-B0B8F36428EB}"/>
               <w15:color w:val="808080"/>
               <w:text/>
             </w:sdtPr>
             <w:sdtContent>
               <w:r>
-                <w:t>John.doe@cronus.com</w:t>
+                <w:t>Company Email</w:t>
               </w:r>
             </w:sdtContent>
           </w:sdt>
@@ -532,13 +520,13 @@
               <w:placeholder>
                 <w:docPart w:val="1395E617A9584398BFA778306C1DF5A4"/>
               </w:placeholder>
-              <w:dataBinding w:prefixMappings="xmlns:ns0='urn:microsoft-dynamics-nav/reports/Tenant_Report_Defaults/2000000001/'" w:xpath="/ns0:NavWordReportXmlPart[1]/ns0:BCReportInformation[1]/ns0:CompanyMetadata[1]/ns0:CompanyFaxNo[1]" w:storeItemID="{00000000-0000-0000-0000-000000000000}"/>
+              <w:dataBinding w:prefixMappings="xmlns:ns0='urn:microsoft-dynamics-nav/reports/Tenant_Report_Defaults/2000000001/'" w:xpath="/ns0:NavWordReportXmlPart[1]/ns0:BCReportInformation[1]/ns0:CompanyMetadata[1]/ns0:CompanyFaxNo[1]" w:storeItemID="{20B1C7BE-CC2E-41B2-B1D5-B0B8F36428EB}"/>
               <w15:color w:val="808080"/>
               <w:text/>
             </w:sdtPr>
             <w:sdtContent>
               <w:r>
-                <w:t>12345678</w:t>
+                <w:t>Company Fax No.</w:t>
               </w:r>
             </w:sdtContent>
           </w:sdt>
@@ -582,13 +570,13 @@
               <w:placeholder>
                 <w:docPart w:val="EEDAA83156C34A19AF28A27EC3E50274"/>
               </w:placeholder>
-              <w:dataBinding w:prefixMappings="xmlns:ns0='urn:microsoft-dynamics-nav/reports/Tenant_Report_Defaults/2000000001/'" w:xpath="/ns0:NavWordReportXmlPart[1]/ns0:BCReportInformation[1]/ns0:CompanyMetadata[1]/ns0:CompanyBankNameCaption[1]" w:storeItemID="{00000000-0000-0000-0000-000000000000}"/>
+              <w:dataBinding w:prefixMappings="xmlns:ns0='urn:microsoft-dynamics-nav/reports/Tenant_Report_Defaults/2000000001/'" w:xpath="/ns0:NavWordReportXmlPart[1]/ns0:BCReportInformation[1]/ns0:CompanyMetadata[1]/ns0:CompanyBankNameCaption[1]" w:storeItemID="{20B1C7BE-CC2E-41B2-B1D5-B0B8F36428EB}"/>
               <w15:color w:val="808080"/>
               <w:text/>
             </w:sdtPr>
             <w:sdtContent>
               <w:r>
-                <w:t>Bank</w:t>
+                <w:t>Company Bank Name Caption</w:t>
               </w:r>
             </w:sdtContent>
           </w:sdt>
@@ -607,13 +595,13 @@
               <w:placeholder>
                 <w:docPart w:val="27B31CA256C4433AA34A066338B8E9F0"/>
               </w:placeholder>
-              <w:dataBinding w:prefixMappings="xmlns:ns0='urn:microsoft-dynamics-nav/reports/Tenant_Report_Defaults/2000000001/'" w:xpath="/ns0:NavWordReportXmlPart[1]/ns0:BCReportInformation[1]/ns0:CompanyMetadata[1]/ns0:CompanyBankAccountNoCaption[1]" w:storeItemID="{00000000-0000-0000-0000-000000000000}"/>
+              <w:dataBinding w:prefixMappings="xmlns:ns0='urn:microsoft-dynamics-nav/reports/Tenant_Report_Defaults/2000000001/'" w:xpath="/ns0:NavWordReportXmlPart[1]/ns0:BCReportInformation[1]/ns0:CompanyMetadata[1]/ns0:CompanyBankAccountNoCaption[1]" w:storeItemID="{20B1C7BE-CC2E-41B2-B1D5-B0B8F36428EB}"/>
               <w15:color w:val="808080"/>
               <w:text/>
             </w:sdtPr>
             <w:sdtContent>
               <w:r>
-                <w:t>Bank Account No</w:t>
+                <w:t>Company Bank Account No. Caption</w:t>
               </w:r>
             </w:sdtContent>
           </w:sdt>
@@ -632,13 +620,13 @@
               <w:placeholder>
                 <w:docPart w:val="08A73A4EE94545CEA9CFC4E4B9B3CEB4"/>
               </w:placeholder>
-              <w:dataBinding w:prefixMappings="xmlns:ns0='urn:microsoft-dynamics-nav/reports/Tenant_Report_Defaults/2000000001/'" w:xpath="/ns0:NavWordReportXmlPart[1]/ns0:BCReportInformation[1]/ns0:CompanyMetadata[1]/ns0:CompanyVATRegistrationNoCaption[1]" w:storeItemID="{00000000-0000-0000-0000-000000000000}"/>
+              <w:dataBinding w:prefixMappings="xmlns:ns0='urn:microsoft-dynamics-nav/reports/Tenant_Report_Defaults/2000000001/'" w:xpath="/ns0:NavWordReportXmlPart[1]/ns0:BCReportInformation[1]/ns0:CompanyMetadata[1]/ns0:CompanyVATRegistrationNoCaption[1]" w:storeItemID="{20B1C7BE-CC2E-41B2-B1D5-B0B8F36428EB}"/>
               <w15:color w:val="808080"/>
               <w:text/>
             </w:sdtPr>
             <w:sdtContent>
               <w:r>
-                <w:t>VAT Registration No.</w:t>
+                <w:t>Company VAT Registration No. Caption</w:t>
               </w:r>
             </w:sdtContent>
           </w:sdt>
@@ -657,13 +645,13 @@
               <w:placeholder>
                 <w:docPart w:val="F3A7F7CAE2C342238347F05722CB79DA"/>
               </w:placeholder>
-              <w:dataBinding w:prefixMappings="xmlns:ns0='urn:microsoft-dynamics-nav/reports/Tenant_Report_Defaults/2000000001/'" w:xpath="/ns0:NavWordReportXmlPart[1]/ns0:BCReportInformation[1]/ns0:CompanyMetadata[1]/ns0:CompanyGiroNoCaption[1]" w:storeItemID="{00000000-0000-0000-0000-000000000000}"/>
+              <w:dataBinding w:prefixMappings="xmlns:ns0='urn:microsoft-dynamics-nav/reports/Tenant_Report_Defaults/2000000001/'" w:xpath="/ns0:NavWordReportXmlPart[1]/ns0:BCReportInformation[1]/ns0:CompanyMetadata[1]/ns0:CompanyGiroNoCaption[1]" w:storeItemID="{20B1C7BE-CC2E-41B2-B1D5-B0B8F36428EB}"/>
               <w15:color w:val="808080"/>
               <w:text/>
             </w:sdtPr>
             <w:sdtContent>
               <w:r>
-                <w:t>Giro No.</w:t>
+                <w:t>Company Giro No. Caption</w:t>
               </w:r>
             </w:sdtContent>
           </w:sdt>
@@ -684,18 +672,13 @@
               <w:placeholder>
                 <w:docPart w:val="0AF97DBBD3F141538C70DBD7FC5E1315"/>
               </w:placeholder>
-              <w:dataBinding w:prefixMappings="xmlns:ns0='urn:microsoft-dynamics-nav/reports/Tenant_Report_Defaults/2000000001/'" w:xpath="/ns0:NavWordReportXmlPart[1]/ns0:BCReportInformation[1]/ns0:CompanyMetadata[1]/ns0:CompanyBankName[1]" w:storeItemID="{00000000-0000-0000-0000-000000000000}"/>
+              <w:dataBinding w:prefixMappings="xmlns:ns0='urn:microsoft-dynamics-nav/reports/Tenant_Report_Defaults/2000000001/'" w:xpath="/ns0:NavWordReportXmlPart[1]/ns0:BCReportInformation[1]/ns0:CompanyMetadata[1]/ns0:CompanyBankName[1]" w:storeItemID="{20B1C7BE-CC2E-41B2-B1D5-B0B8F36428EB}"/>
               <w15:color w:val="808080"/>
               <w:text/>
             </w:sdtPr>
             <w:sdtContent>
-              <w:proofErr w:type="gramStart"/>
               <w:r>
-                <w:t>World Wide</w:t>
-              </w:r>
-              <w:proofErr w:type="gramEnd"/>
-              <w:r>
-                <w:t xml:space="preserve"> Bank</w:t>
+                <w:t>Company Bank Name</w:t>
               </w:r>
             </w:sdtContent>
           </w:sdt>
@@ -714,13 +697,13 @@
               <w:placeholder>
                 <w:docPart w:val="FD66D3D774A44FD38570A0CD054BC21C"/>
               </w:placeholder>
-              <w:dataBinding w:prefixMappings="xmlns:ns0='urn:microsoft-dynamics-nav/reports/Tenant_Report_Defaults/2000000001/'" w:xpath="/ns0:NavWordReportXmlPart[1]/ns0:BCReportInformation[1]/ns0:CompanyMetadata[1]/ns0:CompanyBankAccountNo[1]" w:storeItemID="{00000000-0000-0000-0000-000000000000}"/>
+              <w:dataBinding w:prefixMappings="xmlns:ns0='urn:microsoft-dynamics-nav/reports/Tenant_Report_Defaults/2000000001/'" w:xpath="/ns0:NavWordReportXmlPart[1]/ns0:BCReportInformation[1]/ns0:CompanyMetadata[1]/ns0:CompanyBankAccountNo[1]" w:storeItemID="{20B1C7BE-CC2E-41B2-B1D5-B0B8F36428EB}"/>
               <w15:color w:val="808080"/>
               <w:text/>
             </w:sdtPr>
             <w:sdtContent>
               <w:r>
-                <w:t>99-99-888</w:t>
+                <w:t>Company Bank Account No.</w:t>
               </w:r>
             </w:sdtContent>
           </w:sdt>
@@ -739,13 +722,13 @@
               <w:placeholder>
                 <w:docPart w:val="58917160BDCA48EEB7A28CF88DBFD9CE"/>
               </w:placeholder>
-              <w:dataBinding w:prefixMappings="xmlns:ns0='urn:microsoft-dynamics-nav/reports/Tenant_Report_Defaults/2000000001/'" w:xpath="/ns0:NavWordReportXmlPart[1]/ns0:BCReportInformation[1]/ns0:CompanyMetadata[1]/ns0:CompanyVATRegistrationNo[1]" w:storeItemID="{00000000-0000-0000-0000-000000000000}"/>
+              <w:dataBinding w:prefixMappings="xmlns:ns0='urn:microsoft-dynamics-nav/reports/Tenant_Report_Defaults/2000000001/'" w:xpath="/ns0:NavWordReportXmlPart[1]/ns0:BCReportInformation[1]/ns0:CompanyMetadata[1]/ns0:CompanyVATRegistrationNo[1]" w:storeItemID="{20B1C7BE-CC2E-41B2-B1D5-B0B8F36428EB}"/>
               <w15:color w:val="808080"/>
               <w:text/>
             </w:sdtPr>
             <w:sdtContent>
               <w:r>
-                <w:t>777777777</w:t>
+                <w:t>Company VAT Registration No.</w:t>
               </w:r>
             </w:sdtContent>
           </w:sdt>
@@ -764,13 +747,13 @@
               <w:placeholder>
                 <w:docPart w:val="6417B1B191E541D992FB68C190EA6705"/>
               </w:placeholder>
-              <w:dataBinding w:prefixMappings="xmlns:ns0='urn:microsoft-dynamics-nav/reports/Tenant_Report_Defaults/2000000001/'" w:xpath="/ns0:NavWordReportXmlPart[1]/ns0:BCReportInformation[1]/ns0:CompanyMetadata[1]/ns0:CompanyGiroNo[1]" w:storeItemID="{00000000-0000-0000-0000-000000000000}"/>
+              <w:dataBinding w:prefixMappings="xmlns:ns0='urn:microsoft-dynamics-nav/reports/Tenant_Report_Defaults/2000000001/'" w:xpath="/ns0:NavWordReportXmlPart[1]/ns0:BCReportInformation[1]/ns0:CompanyMetadata[1]/ns0:CompanyGiroNo[1]" w:storeItemID="{20B1C7BE-CC2E-41B2-B1D5-B0B8F36428EB}"/>
               <w15:color w:val="808080"/>
               <w:text/>
             </w:sdtPr>
             <w:sdtContent>
               <w:r>
-                <w:t>888-9999</w:t>
+                <w:t>Company Giro No.</w:t>
               </w:r>
             </w:sdtContent>
           </w:sdt>
@@ -855,7 +838,7 @@
             <w:placeholder>
               <w:docPart w:val="6F2B754814DA41899C9E8E7EC1B6DA12"/>
             </w:placeholder>
-            <w:dataBinding w:prefixMappings="xmlns:ns0='urn:microsoft-dynamics-nav/reports/Tenant_Report_Defaults/2000000001/'" w:xpath="/ns0:NavWordReportXmlPart[1]/ns0:BCReportInformation[1]/ns0:ReportMetadata[1]/ns0:ReportCaption[1]" w:storeItemID="{00000000-0000-0000-0000-000000000000}"/>
+            <w:dataBinding w:prefixMappings="xmlns:ns0='urn:microsoft-dynamics-nav/reports/Tenant_Report_Defaults/2000000001/'" w:xpath="/ns0:NavWordReportXmlPart[1]/ns0:BCReportInformation[1]/ns0:ReportMetadata[1]/ns0:ReportCaption[1]" w:storeItemID="{20B1C7BE-CC2E-41B2-B1D5-B0B8F36428EB}"/>
             <w15:color w:val="808080"/>
             <w:text/>
           </w:sdtPr>
@@ -1022,7 +1005,7 @@
               <w:placeholder>
                 <w:docPart w:val="9DD6433A02EB4B53AF5FB658A73C9F33"/>
               </w:placeholder>
-              <w:dataBinding w:prefixMappings="xmlns:ns0='urn:microsoft-dynamics-nav/reports/Tenant_Report_Defaults/2000000001/'" w:xpath="/ns0:NavWordReportXmlPart[1]/ns0:BCReportInformation[1]/ns0:ReportRequest[1]/ns0:CompanyName[1]" w:storeItemID="{00000000-0000-0000-0000-000000000000}"/>
+              <w:dataBinding w:prefixMappings="xmlns:ns0='urn:microsoft-dynamics-nav/reports/Tenant_Report_Defaults/2000000001/'" w:xpath="/ns0:NavWordReportXmlPart[1]/ns0:BCReportInformation[1]/ns0:ReportRequest[1]/ns0:CompanyName[1]" w:storeItemID="{20B1C7BE-CC2E-41B2-B1D5-B0B8F36428EB}"/>
               <w15:color w:val="808080"/>
               <w:text/>
             </w:sdtPr>
@@ -1053,7 +1036,7 @@
 </file>
 
 <file path=word/header3.xml><?xml version="1.0" encoding="utf-8"?>
-<w:hdr xmlns:a="http://schemas.openxmlformats.org/drawingml/2006/main" xmlns:pic="http://schemas.openxmlformats.org/drawingml/2006/picture" xmlns:a14="http://schemas.microsoft.com/office/drawing/2010/main" xmlns:wpc="http://schemas.microsoft.com/office/word/2010/wordprocessingCanvas" xmlns:cx="http://schemas.microsoft.com/office/drawing/2014/chartex" xmlns:cx1="http://schemas.microsoft.com/office/drawing/2015/9/8/chartex" xmlns:cx2="http://schemas.microsoft.com/office/drawing/2015/10/21/chartex" xmlns:cx3="http://schemas.microsoft.com/office/drawing/2016/5/9/chartex" xmlns:cx4="http://schemas.microsoft.com/office/drawing/2016/5/10/chartex" xmlns:cx5="http://schemas.microsoft.com/office/drawing/2016/5/11/chartex" xmlns:cx6="http://schemas.microsoft.com/office/drawing/2016/5/12/chartex" xmlns:cx7="http://schemas.microsoft.com/office/drawing/2016/5/13/chartex" xmlns:cx8="http://schemas.microsoft.com/office/drawing/2016/5/14/chartex" xmlns:mc="http://schemas.openxmlformats.org/markup-compatibility/2006" xmlns:aink="http://schemas.microsoft.com/office/drawing/2016/ink" xmlns:am3d="http://schemas.microsoft.com/office/drawing/2017/model3d" xmlns:o="urn:schemas-microsoft-com:office:office" xmlns:oel="http://schemas.microsoft.com/office/2019/extlst" xmlns:r="http://schemas.openxmlformats.org/officeDocument/2006/relationships" xmlns:m="http://schemas.openxmlformats.org/officeDocument/2006/math" xmlns:v="urn:schemas-microsoft-com:vml" xmlns:wp14="http://schemas.microsoft.com/office/word/2010/wordprocessingDrawing" xmlns:wp="http://schemas.openxmlformats.org/drawingml/2006/wordprocessingDrawing" xmlns:w10="urn:schemas-microsoft-com:office:word" xmlns:w="http://schemas.openxmlformats.org/wordprocessingml/2006/main" xmlns:w14="http://schemas.microsoft.com/office/word/2010/wordml" xmlns:w15="http://schemas.microsoft.com/office/word/2012/wordml" xmlns:w16cex="http://schemas.microsoft.com/office/word/2018/wordml/cex" xmlns:w16cid="http://schemas.microsoft.com/office/word/2016/wordml/cid" xmlns:w16="http://schemas.microsoft.com/office/word/2018/wordml" xmlns:w16du="http://schemas.microsoft.com/office/word/2023/wordml/word16du" xmlns:w16sdtdh="http://schemas.microsoft.com/office/word/2020/wordml/sdtdatahash" xmlns:w16sdtfl="http://schemas.microsoft.com/office/word/2024/wordml/sdtformatlock" xmlns:w16se="http://schemas.microsoft.com/office/word/2015/wordml/symex" xmlns:wpg="http://schemas.microsoft.com/office/word/2010/wordprocessingGroup" xmlns:wpi="http://schemas.microsoft.com/office/word/2010/wordprocessingInk" xmlns:wne="http://schemas.microsoft.com/office/word/2006/wordml" xmlns:wps="http://schemas.microsoft.com/office/word/2010/wordprocessingShape" mc:Ignorable="w14 w15 w16se w16cid w16 w16cex w16sdtdh w16sdtfl w16du wp14">
+<w:hdr xmlns:wpc="http://schemas.microsoft.com/office/word/2010/wordprocessingCanvas" xmlns:cx="http://schemas.microsoft.com/office/drawing/2014/chartex" xmlns:cx1="http://schemas.microsoft.com/office/drawing/2015/9/8/chartex" xmlns:cx2="http://schemas.microsoft.com/office/drawing/2015/10/21/chartex" xmlns:cx3="http://schemas.microsoft.com/office/drawing/2016/5/9/chartex" xmlns:cx4="http://schemas.microsoft.com/office/drawing/2016/5/10/chartex" xmlns:cx5="http://schemas.microsoft.com/office/drawing/2016/5/11/chartex" xmlns:cx6="http://schemas.microsoft.com/office/drawing/2016/5/12/chartex" xmlns:cx7="http://schemas.microsoft.com/office/drawing/2016/5/13/chartex" xmlns:cx8="http://schemas.microsoft.com/office/drawing/2016/5/14/chartex" xmlns:mc="http://schemas.openxmlformats.org/markup-compatibility/2006" xmlns:aink="http://schemas.microsoft.com/office/drawing/2016/ink" xmlns:am3d="http://schemas.microsoft.com/office/drawing/2017/model3d" xmlns:o="urn:schemas-microsoft-com:office:office" xmlns:oel="http://schemas.microsoft.com/office/2019/extlst" xmlns:r="http://schemas.openxmlformats.org/officeDocument/2006/relationships" xmlns:m="http://schemas.openxmlformats.org/officeDocument/2006/math" xmlns:v="urn:schemas-microsoft-com:vml" xmlns:wp14="http://schemas.microsoft.com/office/word/2010/wordprocessingDrawing" xmlns:wp="http://schemas.openxmlformats.org/drawingml/2006/wordprocessingDrawing" xmlns:w10="urn:schemas-microsoft-com:office:word" xmlns:w="http://schemas.openxmlformats.org/wordprocessingml/2006/main" xmlns:w14="http://schemas.microsoft.com/office/word/2010/wordml" xmlns:w15="http://schemas.microsoft.com/office/word/2012/wordml" xmlns:w16cex="http://schemas.microsoft.com/office/word/2018/wordml/cex" xmlns:w16cid="http://schemas.microsoft.com/office/word/2016/wordml/cid" xmlns:w16="http://schemas.microsoft.com/office/word/2018/wordml" xmlns:w16du="http://schemas.microsoft.com/office/word/2023/wordml/word16du" xmlns:w16sdtdh="http://schemas.microsoft.com/office/word/2020/wordml/sdtdatahash" xmlns:w16sdtfl="http://schemas.microsoft.com/office/word/2024/wordml/sdtformatlock" xmlns:w16se="http://schemas.microsoft.com/office/word/2015/wordml/symex" xmlns:wpg="http://schemas.microsoft.com/office/word/2010/wordprocessingGroup" xmlns:wpi="http://schemas.microsoft.com/office/word/2010/wordprocessingInk" xmlns:wne="http://schemas.microsoft.com/office/word/2006/wordml" xmlns:wps="http://schemas.microsoft.com/office/word/2010/wordprocessingShape" mc:Ignorable="w14 w15 w16se w16cid w16 w16cex w16sdtdh w16sdtfl w16du wp14">
   <w:tbl>
     <w:tblPr>
       <w:tblStyle w:val="BCBlockTable"/>
@@ -1080,7 +1063,7 @@
           <w:placeholder>
             <w:docPart w:val="EF2EB8C2EA3A41718BECF7229E45343A"/>
           </w:placeholder>
-          <w:dataBinding w:prefixMappings="xmlns:ns0='urn:microsoft-dynamics-nav/reports/Tenant_Report_Defaults/2000000001/'" w:xpath="/ns0:NavWordReportXmlPart[1]/ns0:BCReportInformation[1]/ns0:ReportMetadata[1]/ns0:ReportCaption[1]" w:storeItemID="{00000000-0000-0000-0000-000000000000}"/>
+          <w:dataBinding w:prefixMappings="xmlns:ns0='urn:microsoft-dynamics-nav/reports/Tenant_Report_Defaults/2000000001/'" w:xpath="/ns0:NavWordReportXmlPart[1]/ns0:BCReportInformation[1]/ns0:ReportMetadata[1]/ns0:ReportCaption[1]" w:storeItemID="{20B1C7BE-CC2E-41B2-B1D5-B0B8F36428EB}"/>
           <w15:color w:val="808080"/>
           <w:text/>
         </w:sdtPr>
@@ -1180,7 +1163,7 @@
         </w:tcPr>
         <w:p>
           <w:pPr>
-            <w:pStyle w:val="BCLabel"/>
+            <w:pStyle w:val="NoSpacing"/>
           </w:pPr>
           <w:sdt>
             <w:sdtPr>
@@ -1190,7 +1173,7 @@
               <w:alias w:val="CompanyLogo"/>
               <w:tag w:val="#BC:InsertDataItem,BCReportInformation/CompanyMetadata/CompanyLogo"/>
               <w:id w:val="943343575"/>
-              <w:dataBinding w:prefixMappings="xmlns:ns0='urn:microsoft-dynamics-nav/reports/Tenant_Report_Defaults/2000000001/'" w:xpath="/ns0:NavWordReportXmlPart[1]/ns0:BCReportInformation[1]/ns0:CompanyMetadata[1]/ns0:CompanyLogo[1]" w:storeItemID="{00000000-0000-0000-0000-000000000000}"/>
+              <w:dataBinding w:prefixMappings="xmlns:ns0='urn:microsoft-dynamics-nav/reports/Tenant_Report_Defaults/2000000001/'" w:xpath="/ns0:NavWordReportXmlPart[1]/ns0:BCReportInformation[1]/ns0:CompanyMetadata[1]/ns0:CompanyLogo[1]" w:storeItemID="{20B1C7BE-CC2E-41B2-B1D5-B0B8F36428EB}"/>
               <w:picture/>
             </w:sdtPr>
             <w:sdtContent>
@@ -1200,9 +1183,9 @@
                 </w:rPr>
                 <w:drawing>
                   <wp:inline distT="0" distB="0" distL="0" distR="0" wp14:anchorId="229DEBE4" wp14:editId="1F6F61CC">
-                    <wp:extent cx="2185416" cy="530352"/>
-                    <wp:effectExtent l="0" t="0" r="5715" b="3175"/>
-                    <wp:docPr id="2" name="Billede 1" descr="The image is a plain white background with no additional elements or details.&#10;&#10;AI-generated content may be incorrect."/>
+                    <wp:extent cx="530352" cy="530352"/>
+                    <wp:effectExtent l="0" t="0" r="3175" b="3175"/>
+                    <wp:docPr id="2" name="Billede 1"/>
                     <wp:cNvGraphicFramePr>
                       <a:graphicFrameLocks xmlns:a="http://schemas.openxmlformats.org/drawingml/2006/main"/>
                     </wp:cNvGraphicFramePr>
@@ -1210,20 +1193,13 @@
                       <a:graphicData uri="http://schemas.openxmlformats.org/drawingml/2006/picture">
                         <pic:pic xmlns:pic="http://schemas.openxmlformats.org/drawingml/2006/picture">
                           <pic:nvPicPr>
-                            <pic:cNvPr id="2" name="Billede 1" descr="The image is a plain white background with no additional elements or details.&#10;&#10;AI-generated content may be incorrect."/>
+                            <pic:cNvPr id="2" name="Billede 1"/>
                             <pic:cNvPicPr>
                               <a:picLocks noChangeAspect="1" noChangeArrowheads="1"/>
                             </pic:cNvPicPr>
                           </pic:nvPicPr>
                           <pic:blipFill>
-                            <a:blip r:embed="rId1">
-                              <a:extLst>
-                                <a:ext uri="{28A0092B-C50C-407E-A947-70E740481C1C}">
-                                  <a14:useLocalDpi xmlns:a14="http://schemas.microsoft.com/office/drawing/2010/main" val="0"/>
-                                </a:ext>
-                              </a:extLst>
-                            </a:blip>
-                            <a:srcRect/>
+                            <a:blip r:embed="rId1"/>
                             <a:stretch>
                               <a:fillRect/>
                             </a:stretch>
@@ -1231,7 +1207,7 @@
                           <pic:spPr bwMode="auto">
                             <a:xfrm>
                               <a:off x="0" y="0"/>
-                              <a:ext cx="2185416" cy="530352"/>
+                              <a:ext cx="530352" cy="530352"/>
                             </a:xfrm>
                             <a:prstGeom prst="rect">
                               <a:avLst/>
@@ -1876,7 +1852,6 @@
     <w:lvl w:ilvl="0">
       <w:start w:val="1"/>
       <w:numFmt w:val="bullet"/>
-      <w:pStyle w:val="BCNoteBullet"/>
       <w:lvlText w:val=""/>
       <w:lvlJc w:val="left"/>
       <w:pPr>
@@ -2673,7 +2648,6 @@
     <w:uiPriority w:val="1"/>
     <w:semiHidden/>
     <w:unhideWhenUsed/>
-    <w:rsid w:val="000F190C"/>
   </w:style>
   <w:style w:type="table" w:default="1" w:styleId="TableNormal">
     <w:name w:val="Normal Table"/>
@@ -2695,7 +2669,6 @@
     <w:uiPriority w:val="99"/>
     <w:semiHidden/>
     <w:unhideWhenUsed/>
-    <w:rsid w:val="000F190C"/>
   </w:style>
   <w:style w:type="table" w:styleId="TableGrid">
     <w:name w:val="Table Grid"/>
@@ -3045,39 +3018,6 @@
       <w:sz w:val="18"/>
       <w:szCs w:val="24"/>
       <w14:ligatures w14:val="standardContextual"/>
-    </w:rPr>
-  </w:style>
-  <w:style w:type="paragraph" w:customStyle="1" w:styleId="BCLabel">
-    <w:name w:val="BC Label"/>
-    <w:basedOn w:val="NoSpacing"/>
-    <w:next w:val="Normal"/>
-    <w:uiPriority w:val="2"/>
-    <w:rsid w:val="008C78C0"/>
-    <w:pPr>
-      <w:keepNext/>
-    </w:pPr>
-    <w:rPr>
-      <w:rFonts w:asciiTheme="majorHAnsi" w:eastAsiaTheme="majorEastAsia" w:hAnsiTheme="majorHAnsi" w:cstheme="majorBidi"/>
-    </w:rPr>
-  </w:style>
-  <w:style w:type="paragraph" w:customStyle="1" w:styleId="BCLabelNumber">
-    <w:name w:val="BC Label Number"/>
-    <w:basedOn w:val="BCLabel"/>
-    <w:next w:val="Normal"/>
-    <w:uiPriority w:val="2"/>
-    <w:rsid w:val="008C78C0"/>
-    <w:rPr>
-      <w14:numSpacing w14:val="tabular"/>
-    </w:rPr>
-  </w:style>
-  <w:style w:type="paragraph" w:customStyle="1" w:styleId="BCNumber">
-    <w:name w:val="BC Number"/>
-    <w:basedOn w:val="NoSpacing"/>
-    <w:next w:val="Normal"/>
-    <w:uiPriority w:val="2"/>
-    <w:rsid w:val="008C78C0"/>
-    <w:rPr>
-      <w14:numSpacing w14:val="tabular"/>
     </w:rPr>
   </w:style>
   <w:style w:type="table" w:customStyle="1" w:styleId="BCBlockTable">
@@ -29262,23 +29202,6 @@
       <w:sz w:val="16"/>
       <w:shd w:val="clear" w:color="auto" w:fill="E1DFDD"/>
     </w:rPr>
-  </w:style>
-  <w:style w:type="paragraph" w:customStyle="1" w:styleId="BCNoteBullet">
-    <w:name w:val="BC Note Bullet"/>
-    <w:basedOn w:val="Quote"/>
-    <w:next w:val="Normal"/>
-    <w:uiPriority w:val="2"/>
-    <w:rsid w:val="008C78C0"/>
-    <w:pPr>
-      <w:numPr>
-        <w:numId w:val="1"/>
-      </w:numPr>
-      <w:tabs>
-        <w:tab w:val="clear" w:pos="720"/>
-      </w:tabs>
-      <w:spacing w:before="0" w:after="0" w:line="240" w:lineRule="auto"/>
-      <w:ind w:left="0" w:firstLine="0"/>
-    </w:pPr>
   </w:style>
   <w:style w:type="table" w:customStyle="1" w:styleId="BCDataTable">
     <w:name w:val="BC Data Table"/>
@@ -30358,6 +30281,7 @@
     <w:rsid w:val="0042793B"/>
     <w:rsid w:val="0043381F"/>
     <w:rsid w:val="00441283"/>
+    <w:rsid w:val="004823D6"/>
     <w:rsid w:val="004966EF"/>
     <w:rsid w:val="004E6849"/>
     <w:rsid w:val="005073E4"/>
@@ -30391,6 +30315,7 @@
     <w:rsid w:val="0090663E"/>
     <w:rsid w:val="00916429"/>
     <w:rsid w:val="00920D69"/>
+    <w:rsid w:val="00930FB4"/>
     <w:rsid w:val="009717E3"/>
     <w:rsid w:val="009A5EC5"/>
     <w:rsid w:val="009C4954"/>
@@ -31479,16 +31404,7 @@
 </we:webextension>
 </file>
 
-<file path=customXml/item1.xml><?xml version="1.0" encoding="utf-8"?>
-<?mso-contentType ?>
-<FormTemplates xmlns="http://schemas.microsoft.com/sharepoint/v3/contenttype/forms">
-  <Display>DocumentLibraryForm</Display>
-  <Edit>DocumentLibraryForm</Edit>
-  <New>DocumentLibraryForm</New>
-</FormTemplates>
-</file>
-
-<file path=customXml/item2.xml>��< ? x m l   v e r s i o n = " 1 . 0 "   e n c o d i n g = " u t f - 1 6 " ? > < N a v W o r d R e p o r t X m l P a r t   x m l n s = " u r n : m i c r o s o f t - d y n a m i c s - n a v / r e p o r t s / T e n a n t _ R e p o r t _ D e f a u l t s / 2 0 0 0 0 0 0 0 0 1 / " > +<file path=customXml/item1.xml>��< ? x m l   v e r s i o n = " 1 . 0 "   e n c o d i n g = " u t f - 1 6 " ? > < N a v W o r d R e p o r t X m l P a r t   x m l n s = " u r n : m i c r o s o f t - d y n a m i c s - n a v / r e p o r t s / T e n a n t _ R e p o r t _ D e f a u l t s / 2 0 0 0 0 0 0 0 0 1 / " >   
      < B C R e p o r t I n f o r m a t i o n >   
@@ -31637,11 +31553,183 @@
  < / N a v W o r d R e p o r t X m l P a r t > 
 </file>
 
-<file path=customXml/item3.xml><?xml version="1.0" encoding="utf-8"?>
-<b:Sources xmlns:b="http://schemas.openxmlformats.org/officeDocument/2006/bibliography" xmlns="http://schemas.openxmlformats.org/officeDocument/2006/bibliography" SelectedStyle="\APASixthEditionOfficeOnline.xsl" StyleName="APA" Version="6"/>
+<file path=customXml/item2.xml><?xml version="1.0" encoding="utf-8"?>
+<?mso-contentType ?>
+<FormTemplates xmlns="http://schemas.microsoft.com/sharepoint/v3/contenttype/forms">
+  <Display>DocumentLibraryForm</Display>
+  <Edit>DocumentLibraryForm</Edit>
+  <New>DocumentLibraryForm</New>
+</FormTemplates>
+</file>
+
+<file path=customXml/item3.xml>��< ? x m l   v e r s i o n = " 1 . 0 "   e n c o d i n g = " u t f - 1 6 " ? > < N a v W o r d R e p o r t X m l P a r t   x m l n s = " u r n : m i c r o s o f t - d y n a m i c s - b u s i n e s s c e n t r a l / i n t e r n a l / e x t e n d e d / r e p o r t s / T e n a n t _ R e p o r t _ D e f a u l t s / 2 0 0 0 0 0 0 0 0 1 / " > + 
+     < B C R e p o r t I n f o r m a t i o n > + 
+         < R e p o r t M e t a d a t a > + 
+             < E x t e n s i o n I d > E x t e n s i o n   I D < / E x t e n s i o n I d > + 
+             < E x t e n s i o n N a m e > E x t e n s i o n   N a m e < / E x t e n s i o n N a m e > + 
+             < E x t e n s i o n P u b l i s h e r > E x t e n s i o n   P u b l i s h e r < / E x t e n s i o n P u b l i s h e r > + 
+             < E x t e n s i o n V e r s i o n > E x t e n s i o n   V e r s i o n < / E x t e n s i o n V e r s i o n > + 
+             < R e p o r t I d > R e p o r t   I D < / R e p o r t I d > + 
+             < R e p o r t N a m e > R e p o r t   N a m e < / R e p o r t N a m e > + 
+             < R e p o r t C a p t i o n > R e p o r t   C a p t i o n < / R e p o r t C a p t i o n > + 
+             < A b o u t T h i s R e p o r t T i t l e > A b o u t   T h i s   R e p o r t   T i t l e < / A b o u t T h i s R e p o r t T i t l e > + 
+             < A b o u t T h i s R e p o r t T e x t > A b o u t   T h i s   R e p o r t   T e x t < / A b o u t T h i s R e p o r t T e x t > + 
+             < R e p o r t H e l p L i n k > R e p o r t   H e l p   L i n k < / R e p o r t H e l p L i n k > + 
+         < / R e p o r t M e t a d a t a > + 
+         < R e p o r t R e q u e s t > + 
+             < T e n a n t E n t r a I d > T e n a n t   E n t r a   I d < / T e n a n t E n t r a I d > + 
+             < E n v i r o n m e n t N a m e > E n v i r o n m e n t   N a m e < / E n v i r o n m e n t N a m e > + 
+             < E n v i r o n m e n t T y p e > E n v i r o n m e n t   T y p e < / E n v i r o n m e n t T y p e > + 
+             < C o m p a n y N a m e > C o m p a n y   N a m e < / C o m p a n y N a m e > + 
+             < C o m p a n y D i s p l a y N a m e > C o m p a n y   D i s p l a y   N a m e < / C o m p a n y D i s p l a y N a m e > + 
+             < C o m p a n y I d > C o m p a n y   I D < / C o m p a n y I d > + 
+             < U s e r N a m e > U s e r   N a m e < / U s e r N a m e > + 
+             < D a t e A n d T i m e > D a t e   a n d   T i m e < / D a t e A n d T i m e > + 
+             < L a n g u a g e > L a n g u a g e < / L a n g u a g e > + 
+             < F o r m a t R e g i o n > F o r m a t   R e g i o n < / F o r m a t R e g i o n > + 
+             < D a t e T i m e V a l u e s > + 
+                 < Y e a r > Y e a r < / Y e a r > + 
+                 < M o n t h N u m b e r > M o n t h   N u m b e r < / M o n t h N u m b e r > + 
+                 < D a y N u m b e r > D a y   N u m b e r < / D a y N u m b e r > + 
+                 < H o u r > H o u r < / H o u r > + 
+                 < M i n u t e > M i n u t e < / M i n u t e > + 
+             < / D a t e T i m e V a l u e s > + 
+         < / R e p o r t R e q u e s t > + 
+         < C o m p a n y M e t a d a t a > + 
+             < C o m p a n y N a m e > C o m p a n y   N a m e < / C o m p a n y N a m e > + 
+             < C o m p a n y D i s p l a y N a m e > C o m p a n y   D i s p l a y   N a m e < / C o m p a n y D i s p l a y N a m e > + 
+             < C o m p a n y A d d r e s s L i n e s > + 
+                 < C o m p a n y A d d r e s s L i n e 1 > C o m p a n y   A d d r e s s   L i n e   1 < / C o m p a n y A d d r e s s L i n e 1 > + 
+                 < C o m p a n y A d d r e s s L i n e 2 > C o m p a n y   A d d r e s s   L i n e   2 < / C o m p a n y A d d r e s s L i n e 2 > + 
+                 < C o m p a n y A d d r e s s L i n e 3 > C o m p a n y   A d d r e s s   L i n e   3 < / C o m p a n y A d d r e s s L i n e 3 > + 
+                 < C o m p a n y A d d r e s s L i n e 4 > C o m p a n y   A d d r e s s   L i n e   4 < / C o m p a n y A d d r e s s L i n e 4 > + 
+                 < C o m p a n y A d d r e s s L i n e 5 > C o m p a n y   A d d r e s s   L i n e   5 < / C o m p a n y A d d r e s s L i n e 5 > + 
+                 < C o m p a n y A d d r e s s L i n e 6 > C o m p a n y   A d d r e s s   L i n e   6 < / C o m p a n y A d d r e s s L i n e 6 > + 
+                 < C o m p a n y A d d r e s s L i n e 7 > C o m p a n y   A d d r e s s   L i n e   7 < / C o m p a n y A d d r e s s L i n e 7 > + 
+                 < C o m p a n y A d d r e s s L i n e 8 > C o m p a n y   A d d r e s s   L i n e   8 < / C o m p a n y A d d r e s s L i n e 8 > + 
+             < / C o m p a n y A d d r e s s L i n e s > + 
+             < C o m p a n y P h o n e > C o m p a n y   P h o n e < / C o m p a n y P h o n e > + 
+             < C o m p a n y P h o n e C a p t i o n > C o m p a n y   P h o n e   C a p t i o n < / C o m p a n y P h o n e C a p t i o n > + 
+             < C o m p a n y F a x N o > C o m p a n y   F a x   N o . < / C o m p a n y F a x N o > + 
+             < C o m p a n y F a x N o C a p t i o n > C o m p a n y   F a x   N o .   C a p t i o n < / C o m p a n y F a x N o C a p t i o n > + 
+             < C o m p a n y E m a i l > C o m p a n y   E m a i l < / C o m p a n y E m a i l > + 
+             < C o m p a n y E m a i l C a p t i o n > C o m p a n y   E m a i l   C a p t i o n < / C o m p a n y E m a i l C a p t i o n > + 
+             < C o m p a n y H o m e P a g e > C o m p a n y   H o m e   P a g e < / C o m p a n y H o m e P a g e > + 
+             < C o m p a n y H o m e P a g e C a p t i o n > C o m p a n y   H o m e   P a g e   C a p t i o n < / C o m p a n y H o m e P a g e C a p t i o n > + 
+             < C o m p a n y L o g o > C o m p a n y   L o g o < / C o m p a n y L o g o > + 
+             < C o m p a n y V A T R e g i s t r a t i o n N o > C o m p a n y   V A T   R e g i s t r a t i o n   N o . < / C o m p a n y V A T R e g i s t r a t i o n N o > + 
+             < C o m p a n y V A T R e g i s t r a t i o n N o C a p t i o n > C o m p a n y   V A T   R e g i s t r a t i o n   N o .   C a p t i o n < / C o m p a n y V A T R e g i s t r a t i o n N o C a p t i o n > + 
+             < C o m p a n y R e g i s t r a t i o n N o > C o m p a n y   R e g i s t r a t i o n   N o . < / C o m p a n y R e g i s t r a t i o n N o > + 
+             < C o m p a n y R e g i s t r a t i o n N o C a p t i o n > C o m p a n y   R e g i s t r a t i o n   N o .   C a p t i o n < / C o m p a n y R e g i s t r a t i o n N o C a p t i o n > + 
+             < C o m p a n y B a n k N a m e > C o m p a n y   B a n k   N a m e < / C o m p a n y B a n k N a m e > + 
+             < C o m p a n y B a n k N a m e C a p t i o n > C o m p a n y   B a n k   N a m e   C a p t i o n < / C o m p a n y B a n k N a m e C a p t i o n > + 
+             < C o m p a n y B a n k A c c o u n t N o > C o m p a n y   B a n k   A c c o u n t   N o . < / C o m p a n y B a n k A c c o u n t N o > + 
+             < C o m p a n y B a n k A c c o u n t N o C a p t i o n > C o m p a n y   B a n k   A c c o u n t   N o .   C a p t i o n < / C o m p a n y B a n k A c c o u n t N o C a p t i o n > + 
+             < C o m p a n y B a n k B r a n c h N o > C o m p a n y   B a n k   B r a n c h   N o . < / C o m p a n y B a n k B r a n c h N o > + 
+             < C o m p a n y B a n k B r a n c h N o C a p t i o n > C o m p a n y   B a n k   B r a n c h   N o .   C a p t i o n < / C o m p a n y B a n k B r a n c h N o C a p t i o n > + 
+             < C o m p a n y I B A N > C o m p a n y   I B A N < / C o m p a n y I B A N > + 
+             < C o m p a n y I B A N C a p t i o n > C o m p a n y   I B A N   C a p t i o n < / C o m p a n y I B A N C a p t i o n > + 
+             < C o m p a n y B a n k S W I F T > C o m p a n y   B a n k   S W I F T < / C o m p a n y B a n k S W I F T > + 
+             < C o m p a n y B a n k S W I F T C a p t i o n > C o m p a n y   B a n k   S W I F T   C a p t i o n < / C o m p a n y B a n k S W I F T C a p t i o n > + 
+             < C o m p a n y G i r o N o > C o m p a n y   G i r o   N o . < / C o m p a n y G i r o N o > + 
+             < C o m p a n y G i r o N o C a p t i o n > C o m p a n y   G i r o   N o .   C a p t i o n < / C o m p a n y G i r o N o C a p t i o n > + 
+         < / C o m p a n y M e t a d a t a > + 
+     < / B C R e p o r t I n f o r m a t i o n > + 
+     < T o o l t i p s / > + 
+ < / N a v W o r d R e p o r t X m l P a r t > 
 </file>
 
 <file path=customXml/item4.xml><?xml version="1.0" encoding="utf-8"?>
+<p:properties xmlns:p="http://schemas.microsoft.com/office/2006/metadata/properties" xmlns:xsi="http://www.w3.org/2001/XMLSchema-instance" xmlns:pc="http://schemas.microsoft.com/office/infopath/2007/PartnerControls">
+  <documentManagement>
+    <Package xmlns="178f68d8-b893-4efd-8406-fab0f21873e4" xsi:nil="true"/>
+    <lcf76f155ced4ddcb4097134ff3c332f xmlns="178f68d8-b893-4efd-8406-fab0f21873e4">
+      <Terms xmlns="http://schemas.microsoft.com/office/infopath/2007/PartnerControls"/>
+    </lcf76f155ced4ddcb4097134ff3c332f>
+    <_ip_UnifiedCompliancePolicyUIAction xmlns="http://schemas.microsoft.com/sharepoint/v3" xsi:nil="true"/>
+    <TaxCatchAll xmlns="b83e059f-de16-406c-a902-3d56d4e79ec8" xsi:nil="true"/>
+    <Audience xmlns="178f68d8-b893-4efd-8406-fab0f21873e4" xsi:nil="true"/>
+    <_ip_UnifiedCompliancePolicyProperties xmlns="http://schemas.microsoft.com/sharepoint/v3" xsi:nil="true"/>
+    <DocumentType xmlns="178f68d8-b893-4efd-8406-fab0f21873e4" xsi:nil="true"/>
+  </documentManagement>
+</p:properties>
+</file>
+
+<file path=customXml/item5.xml><?xml version="1.0" encoding="utf-8"?>
 <ct:contentTypeSchema xmlns:ct="http://schemas.microsoft.com/office/2006/metadata/contentType" xmlns:ma="http://schemas.microsoft.com/office/2006/metadata/properties/metaAttributes" ct:_="" ma:_="" ma:contentTypeName="Document" ma:contentTypeID="0x0101001DCAE6B6EBFA5442B0B9E84E60AFF245" ma:contentTypeVersion="18" ma:contentTypeDescription="Create a new document." ma:contentTypeScope="" ma:versionID="69eec3b24558e1297a79cd42e69b0397">
   <xsd:schema xmlns:xsd="http://www.w3.org/2001/XMLSchema" xmlns:xs="http://www.w3.org/2001/XMLSchema" xmlns:p="http://schemas.microsoft.com/office/2006/metadata/properties" xmlns:ns1="http://schemas.microsoft.com/sharepoint/v3" xmlns:ns2="178f68d8-b893-4efd-8406-fab0f21873e4" xmlns:ns3="b83e059f-de16-406c-a902-3d56d4e79ec8" targetNamespace="http://schemas.microsoft.com/office/2006/metadata/properties" ma:root="true" ma:fieldsID="0f52a3acd42ec0bd0d267ba89c916a39" ns1:_="" ns2:_="" ns3:_="">
     <xsd:import namespace="http://schemas.microsoft.com/sharepoint/v3"/>
@@ -31907,174 +31995,19 @@
 </ct:contentTypeSchema>
 </file>
 
-<file path=customXml/item5.xml><?xml version="1.0" encoding="utf-8"?>
-<p:properties xmlns:p="http://schemas.microsoft.com/office/2006/metadata/properties" xmlns:xsi="http://www.w3.org/2001/XMLSchema-instance" xmlns:pc="http://schemas.microsoft.com/office/infopath/2007/PartnerControls">
-  <documentManagement>
-    <Package xmlns="178f68d8-b893-4efd-8406-fab0f21873e4" xsi:nil="true"/>
-    <lcf76f155ced4ddcb4097134ff3c332f xmlns="178f68d8-b893-4efd-8406-fab0f21873e4">
-      <Terms xmlns="http://schemas.microsoft.com/office/infopath/2007/PartnerControls"/>
-    </lcf76f155ced4ddcb4097134ff3c332f>
-    <_ip_UnifiedCompliancePolicyUIAction xmlns="http://schemas.microsoft.com/sharepoint/v3" xsi:nil="true"/>
-    <TaxCatchAll xmlns="b83e059f-de16-406c-a902-3d56d4e79ec8" xsi:nil="true"/>
-    <Audience xmlns="178f68d8-b893-4efd-8406-fab0f21873e4" xsi:nil="true"/>
-    <_ip_UnifiedCompliancePolicyProperties xmlns="http://schemas.microsoft.com/sharepoint/v3" xsi:nil="true"/>
-    <DocumentType xmlns="178f68d8-b893-4efd-8406-fab0f21873e4" xsi:nil="true"/>
-  </documentManagement>
-</p:properties>
-</file>
-
-<file path=customXml/item6.xml>��< ? x m l   v e r s i o n = " 1 . 0 "   e n c o d i n g = " u t f - 1 6 " ? > < N a v W o r d R e p o r t X m l P a r t   x m l n s = " u r n : m i c r o s o f t - d y n a m i c s - b u s i n e s s c e n t r a l / i n t e r n a l / e x t e n d e d / r e p o r t s / T e n a n t _ R e p o r t _ D e f a u l t s / 2 0 0 0 0 0 0 0 0 1 / " > - 
-     < B C R e p o r t I n f o r m a t i o n > - 
-         < R e p o r t M e t a d a t a > - 
-             < E x t e n s i o n I d > E x t e n s i o n   I D < / E x t e n s i o n I d > - 
-             < E x t e n s i o n N a m e > E x t e n s i o n   N a m e < / E x t e n s i o n N a m e > - 
-             < E x t e n s i o n P u b l i s h e r > E x t e n s i o n   P u b l i s h e r < / E x t e n s i o n P u b l i s h e r > - 
-             < E x t e n s i o n V e r s i o n > E x t e n s i o n   V e r s i o n < / E x t e n s i o n V e r s i o n > - 
-             < R e p o r t I d > R e p o r t   I D < / R e p o r t I d > - 
-             < R e p o r t N a m e > R e p o r t   N a m e < / R e p o r t N a m e > - 
-             < R e p o r t C a p t i o n > R e p o r t   C a p t i o n < / R e p o r t C a p t i o n > - 
-             < A b o u t T h i s R e p o r t T i t l e > A b o u t   T h i s   R e p o r t   T i t l e < / A b o u t T h i s R e p o r t T i t l e > - 
-             < A b o u t T h i s R e p o r t T e x t > A b o u t   T h i s   R e p o r t   T e x t < / A b o u t T h i s R e p o r t T e x t > - 
-             < R e p o r t H e l p L i n k > R e p o r t   H e l p   L i n k < / R e p o r t H e l p L i n k > - 
-         < / R e p o r t M e t a d a t a > - 
-         < R e p o r t R e q u e s t > - 
-             < T e n a n t E n t r a I d > T e n a n t   E n t r a   I d < / T e n a n t E n t r a I d > - 
-             < E n v i r o n m e n t N a m e > E n v i r o n m e n t   N a m e < / E n v i r o n m e n t N a m e > - 
-             < E n v i r o n m e n t T y p e > E n v i r o n m e n t   T y p e < / E n v i r o n m e n t T y p e > - 
-             < C o m p a n y N a m e > C o m p a n y   N a m e < / C o m p a n y N a m e > - 
-             < C o m p a n y D i s p l a y N a m e > C o m p a n y   D i s p l a y   N a m e < / C o m p a n y D i s p l a y N a m e > - 
-             < C o m p a n y I d > C o m p a n y   I D < / C o m p a n y I d > - 
-             < U s e r N a m e > U s e r   N a m e < / U s e r N a m e > - 
-             < D a t e A n d T i m e > D a t e   a n d   T i m e < / D a t e A n d T i m e > - 
-             < L a n g u a g e > L a n g u a g e < / L a n g u a g e > - 
-             < F o r m a t R e g i o n > F o r m a t   R e g i o n < / F o r m a t R e g i o n > - 
-             < D a t e T i m e V a l u e s > - 
-                 < Y e a r > Y e a r < / Y e a r > - 
-                 < M o n t h N u m b e r > M o n t h   N u m b e r < / M o n t h N u m b e r > - 
-                 < D a y N u m b e r > D a y   N u m b e r < / D a y N u m b e r > - 
-                 < H o u r > H o u r < / H o u r > - 
-                 < M i n u t e > M i n u t e < / M i n u t e > - 
-             < / D a t e T i m e V a l u e s > - 
-         < / R e p o r t R e q u e s t > - 
-         < C o m p a n y M e t a d a t a > - 
-             < C o m p a n y N a m e > C o m p a n y   N a m e < / C o m p a n y N a m e > - 
-             < C o m p a n y D i s p l a y N a m e > C o m p a n y   D i s p l a y   N a m e < / C o m p a n y D i s p l a y N a m e > - 
-             < C o m p a n y A d d r e s s L i n e s > - 
-                 < C o m p a n y A d d r e s s L i n e 1 > C o m p a n y   A d d r e s s   L i n e   1 < / C o m p a n y A d d r e s s L i n e 1 > - 
-                 < C o m p a n y A d d r e s s L i n e 2 > C o m p a n y   A d d r e s s   L i n e   2 < / C o m p a n y A d d r e s s L i n e 2 > - 
-                 < C o m p a n y A d d r e s s L i n e 3 > C o m p a n y   A d d r e s s   L i n e   3 < / C o m p a n y A d d r e s s L i n e 3 > - 
-                 < C o m p a n y A d d r e s s L i n e 4 > C o m p a n y   A d d r e s s   L i n e   4 < / C o m p a n y A d d r e s s L i n e 4 > - 
-                 < C o m p a n y A d d r e s s L i n e 5 > C o m p a n y   A d d r e s s   L i n e   5 < / C o m p a n y A d d r e s s L i n e 5 > - 
-                 < C o m p a n y A d d r e s s L i n e 6 > C o m p a n y   A d d r e s s   L i n e   6 < / C o m p a n y A d d r e s s L i n e 6 > - 
-                 < C o m p a n y A d d r e s s L i n e 7 > C o m p a n y   A d d r e s s   L i n e   7 < / C o m p a n y A d d r e s s L i n e 7 > - 
-                 < C o m p a n y A d d r e s s L i n e 8 > C o m p a n y   A d d r e s s   L i n e   8 < / C o m p a n y A d d r e s s L i n e 8 > - 
-             < / C o m p a n y A d d r e s s L i n e s > - 
-             < C o m p a n y P h o n e > C o m p a n y   P h o n e < / C o m p a n y P h o n e > - 
-             < C o m p a n y P h o n e C a p t i o n > C o m p a n y   P h o n e   C a p t i o n < / C o m p a n y P h o n e C a p t i o n > - 
-             < C o m p a n y F a x N o > C o m p a n y   F a x   N o . < / C o m p a n y F a x N o > - 
-             < C o m p a n y F a x N o C a p t i o n > C o m p a n y   F a x   N o .   C a p t i o n < / C o m p a n y F a x N o C a p t i o n > - 
-             < C o m p a n y E m a i l > C o m p a n y   E m a i l < / C o m p a n y E m a i l > - 
-             < C o m p a n y E m a i l C a p t i o n > C o m p a n y   E m a i l   C a p t i o n < / C o m p a n y E m a i l C a p t i o n > - 
-             < C o m p a n y H o m e P a g e > C o m p a n y   H o m e   P a g e < / C o m p a n y H o m e P a g e > - 
-             < C o m p a n y H o m e P a g e C a p t i o n > C o m p a n y   H o m e   P a g e   C a p t i o n < / C o m p a n y H o m e P a g e C a p t i o n > - 
-             < C o m p a n y L o g o > C o m p a n y   L o g o < / C o m p a n y L o g o > - 
-             < C o m p a n y V A T R e g i s t r a t i o n N o > C o m p a n y   V A T   R e g i s t r a t i o n   N o . < / C o m p a n y V A T R e g i s t r a t i o n N o > - 
-             < C o m p a n y V A T R e g i s t r a t i o n N o C a p t i o n > C o m p a n y   V A T   R e g i s t r a t i o n   N o .   C a p t i o n < / C o m p a n y V A T R e g i s t r a t i o n N o C a p t i o n > - 
-             < C o m p a n y R e g i s t r a t i o n N o > C o m p a n y   R e g i s t r a t i o n   N o . < / C o m p a n y R e g i s t r a t i o n N o > - 
-             < C o m p a n y R e g i s t r a t i o n N o C a p t i o n > C o m p a n y   R e g i s t r a t i o n   N o .   C a p t i o n < / C o m p a n y R e g i s t r a t i o n N o C a p t i o n > - 
-             < C o m p a n y B a n k N a m e > C o m p a n y   B a n k   N a m e < / C o m p a n y B a n k N a m e > - 
-             < C o m p a n y B a n k N a m e C a p t i o n > C o m p a n y   B a n k   N a m e   C a p t i o n < / C o m p a n y B a n k N a m e C a p t i o n > - 
-             < C o m p a n y B a n k A c c o u n t N o > C o m p a n y   B a n k   A c c o u n t   N o . < / C o m p a n y B a n k A c c o u n t N o > - 
-             < C o m p a n y B a n k A c c o u n t N o C a p t i o n > C o m p a n y   B a n k   A c c o u n t   N o .   C a p t i o n < / C o m p a n y B a n k A c c o u n t N o C a p t i o n > - 
-             < C o m p a n y B a n k B r a n c h N o > C o m p a n y   B a n k   B r a n c h   N o . < / C o m p a n y B a n k B r a n c h N o > - 
-             < C o m p a n y B a n k B r a n c h N o C a p t i o n > C o m p a n y   B a n k   B r a n c h   N o .   C a p t i o n < / C o m p a n y B a n k B r a n c h N o C a p t i o n > - 
-             < C o m p a n y I B A N > C o m p a n y   I B A N < / C o m p a n y I B A N > - 
-             < C o m p a n y I B A N C a p t i o n > C o m p a n y   I B A N   C a p t i o n < / C o m p a n y I B A N C a p t i o n > - 
-             < C o m p a n y B a n k S W I F T > C o m p a n y   B a n k   S W I F T < / C o m p a n y B a n k S W I F T > - 
-             < C o m p a n y B a n k S W I F T C a p t i o n > C o m p a n y   B a n k   S W I F T   C a p t i o n < / C o m p a n y B a n k S W I F T C a p t i o n > - 
-             < C o m p a n y G i r o N o > C o m p a n y   G i r o   N o . < / C o m p a n y G i r o N o > - 
-             < C o m p a n y G i r o N o C a p t i o n > C o m p a n y   G i r o   N o .   C a p t i o n < / C o m p a n y G i r o N o C a p t i o n > - 
-         < / C o m p a n y M e t a d a t a > - 
-     < / B C R e p o r t I n f o r m a t i o n > - 
-     < T o o l t i p s / > - 
- < / N a v W o r d R e p o r t X m l P a r t > 
+<file path=customXml/item6.xml><?xml version="1.0" encoding="utf-8"?>
+<b:Sources xmlns:b="http://schemas.openxmlformats.org/officeDocument/2006/bibliography" xmlns="http://schemas.openxmlformats.org/officeDocument/2006/bibliography" SelectedStyle="\APASixthEditionOfficeOnline.xsl" StyleName="APA" Version="6"/>
 </file>
 
 <file path=customXml/itemProps1.xml><?xml version="1.0" encoding="utf-8"?>
+<ds:datastoreItem xmlns:ds="http://schemas.openxmlformats.org/officeDocument/2006/customXml" ds:itemID="{20B1C7BE-CC2E-41B2-B1D5-B0B8F36428EB}">
+  <ds:schemaRefs>
+    <ds:schemaRef ds:uri="urn:microsoft-dynamics-nav/reports/Tenant_Report_Defaults/2000000001/"/>
+  </ds:schemaRefs>
+</ds:datastoreItem>
+</file>
+
+<file path=customXml/itemProps2.xml><?xml version="1.0" encoding="utf-8"?>
 <ds:datastoreItem xmlns:ds="http://schemas.openxmlformats.org/officeDocument/2006/customXml" ds:itemID="{7AEC2198-F042-4C71-9FA1-0766E4DE10D1}">
   <ds:schemaRefs>
     <ds:schemaRef ds:uri="http://schemas.microsoft.com/sharepoint/v3/contenttype/forms"/>
@@ -32082,23 +32015,27 @@
 </ds:datastoreItem>
 </file>
 
-<file path=customXml/itemProps2.xml><?xml version="1.0" encoding="utf-8"?>
-<ds:datastoreItem xmlns:ds="http://schemas.openxmlformats.org/officeDocument/2006/customXml" ds:itemID="{20B1C7BE-CC2E-41B2-B1D5-B0B8F36428EB}">
+<file path=customXml/itemProps3.xml><?xml version="1.0" encoding="utf-8"?>
+<ds:datastoreItem xmlns:ds="http://schemas.openxmlformats.org/officeDocument/2006/customXml" ds:itemID="{E02279C7-2801-4BF1-B032-710495FC8DAA}">
   <ds:schemaRefs>
-    <ds:schemaRef ds:uri="urn:microsoft-dynamics-nav/reports/Tenant_Report_Defaults/2000000001/"/>
-  </ds:schemaRefs>
-</ds:datastoreItem>
-</file>
-
-<file path=customXml/itemProps3.xml><?xml version="1.0" encoding="utf-8"?>
-<ds:datastoreItem xmlns:ds="http://schemas.openxmlformats.org/officeDocument/2006/customXml" ds:itemID="{89DB96BF-8133-438A-AAD3-A3C21079AEB1}">
-  <ds:schemaRefs>
-    <ds:schemaRef ds:uri="http://schemas.openxmlformats.org/officeDocument/2006/bibliography"/>
+    <ds:schemaRef ds:uri="urn:microsoft-dynamics-businesscentral/internal/extended/reports/Tenant_Report_Defaults/2000000001/"/>
   </ds:schemaRefs>
 </ds:datastoreItem>
 </file>
 
 <file path=customXml/itemProps4.xml><?xml version="1.0" encoding="utf-8"?>
+<ds:datastoreItem xmlns:ds="http://schemas.openxmlformats.org/officeDocument/2006/customXml" ds:itemID="{A86F1D83-C9A8-49B5-A7A4-4B754CFBD1D9}">
+  <ds:schemaRefs>
+    <ds:schemaRef ds:uri="http://schemas.microsoft.com/office/2006/metadata/properties"/>
+    <ds:schemaRef ds:uri="http://schemas.microsoft.com/office/infopath/2007/PartnerControls"/>
+    <ds:schemaRef ds:uri="178f68d8-b893-4efd-8406-fab0f21873e4"/>
+    <ds:schemaRef ds:uri="http://schemas.microsoft.com/sharepoint/v3"/>
+    <ds:schemaRef ds:uri="b83e059f-de16-406c-a902-3d56d4e79ec8"/>
+  </ds:schemaRefs>
+</ds:datastoreItem>
+</file>
+
+<file path=customXml/itemProps5.xml><?xml version="1.0" encoding="utf-8"?>
 <ds:datastoreItem xmlns:ds="http://schemas.openxmlformats.org/officeDocument/2006/customXml" ds:itemID="{0FFE40E4-CA26-441C-A1D4-EB398D712217}">
   <ds:schemaRefs>
     <ds:schemaRef ds:uri="http://schemas.microsoft.com/office/2006/metadata/contentType"/>
@@ -32118,22 +32055,10 @@
 </ds:datastoreItem>
 </file>
 
-<file path=customXml/itemProps5.xml><?xml version="1.0" encoding="utf-8"?>
-<ds:datastoreItem xmlns:ds="http://schemas.openxmlformats.org/officeDocument/2006/customXml" ds:itemID="{A86F1D83-C9A8-49B5-A7A4-4B754CFBD1D9}">
+<file path=customXml/itemProps6.xml><?xml version="1.0" encoding="utf-8"?>
+<ds:datastoreItem xmlns:ds="http://schemas.openxmlformats.org/officeDocument/2006/customXml" ds:itemID="{89DB96BF-8133-438A-AAD3-A3C21079AEB1}">
   <ds:schemaRefs>
-    <ds:schemaRef ds:uri="http://schemas.microsoft.com/office/2006/metadata/properties"/>
-    <ds:schemaRef ds:uri="http://schemas.microsoft.com/office/infopath/2007/PartnerControls"/>
-    <ds:schemaRef ds:uri="178f68d8-b893-4efd-8406-fab0f21873e4"/>
-    <ds:schemaRef ds:uri="http://schemas.microsoft.com/sharepoint/v3"/>
-    <ds:schemaRef ds:uri="b83e059f-de16-406c-a902-3d56d4e79ec8"/>
-  </ds:schemaRefs>
-</ds:datastoreItem>
-</file>
-
-<file path=customXml/itemProps6.xml><?xml version="1.0" encoding="utf-8"?>
-<ds:datastoreItem xmlns:ds="http://schemas.openxmlformats.org/officeDocument/2006/customXml" ds:itemID="{E02279C7-2801-4BF1-B032-710495FC8DAA}">
-  <ds:schemaRefs>
-    <ds:schemaRef ds:uri="urn:microsoft-dynamics-businesscentral/internal/extended/reports/Tenant_Report_Defaults/2000000001/"/>
+    <ds:schemaRef ds:uri="http://schemas.openxmlformats.org/officeDocument/2006/bibliography"/>
   </ds:schemaRefs>
 </ds:datastoreItem>
 </file>

--- a/src/Layers/W1/BaseApp/Foundation/Reporting/ReportParts/HeaderFooterDesign/ExternalDefaultDetailed.docx
+++ b/src/Layers/W1/BaseApp/Foundation/Reporting/ReportParts/HeaderFooterDesign/ExternalDefaultDetailed.docx
@@ -1164,6 +1164,7 @@
         <w:p>
           <w:pPr>
             <w:pStyle w:val="NoSpacing"/>
+            <w:jc w:val="right"/>
           </w:pPr>
           <w:sdt>
             <w:sdtPr>
@@ -1183,11 +1184,11 @@
                 </w:rPr>
                 <w:drawing>
                   <wp:inline distT="0" distB="0" distL="0" distR="0" wp14:anchorId="229DEBE4" wp14:editId="1F6F61CC">
-                    <wp:extent cx="530352" cy="530352"/>
-                    <wp:effectExtent l="0" t="0" r="3175" b="3175"/>
+                    <wp:extent cx="1080000" cy="1080000"/>
+                    <wp:effectExtent l="0" t="0" r="6350" b="6350"/>
                     <wp:docPr id="2" name="Billede 1"/>
                     <wp:cNvGraphicFramePr>
-                      <a:graphicFrameLocks xmlns:a="http://schemas.openxmlformats.org/drawingml/2006/main"/>
+                      <a:graphicFrameLocks xmlns:a="http://schemas.openxmlformats.org/drawingml/2006/main" noChangeAspect="1"/>
                     </wp:cNvGraphicFramePr>
                     <a:graphic xmlns:a="http://schemas.openxmlformats.org/drawingml/2006/main">
                       <a:graphicData uri="http://schemas.openxmlformats.org/drawingml/2006/picture">
@@ -1207,7 +1208,7 @@
                           <pic:spPr bwMode="auto">
                             <a:xfrm>
                               <a:off x="0" y="0"/>
-                              <a:ext cx="530352" cy="530352"/>
+                              <a:ext cx="1080000" cy="1080000"/>
                             </a:xfrm>
                             <a:prstGeom prst="rect">
                               <a:avLst/>
@@ -30258,6 +30259,7 @@
     <w:rsid w:val="001B63E6"/>
     <w:rsid w:val="001D6FE3"/>
     <w:rsid w:val="001F6C15"/>
+    <w:rsid w:val="00262A53"/>
     <w:rsid w:val="0027442B"/>
     <w:rsid w:val="002839BD"/>
     <w:rsid w:val="002A6E8F"/>
@@ -30308,6 +30310,7 @@
     <w:rsid w:val="00825186"/>
     <w:rsid w:val="00827C01"/>
     <w:rsid w:val="0087642A"/>
+    <w:rsid w:val="0089120B"/>
     <w:rsid w:val="0089757A"/>
     <w:rsid w:val="008A720C"/>
     <w:rsid w:val="008C225B"/>
@@ -31404,7 +31407,16 @@
 </we:webextension>
 </file>
 
-<file path=customXml/item1.xml>��< ? x m l   v e r s i o n = " 1 . 0 "   e n c o d i n g = " u t f - 1 6 " ? > < N a v W o r d R e p o r t X m l P a r t   x m l n s = " u r n : m i c r o s o f t - d y n a m i c s - n a v / r e p o r t s / T e n a n t _ R e p o r t _ D e f a u l t s / 2 0 0 0 0 0 0 0 0 1 / " > +<file path=customXml/item1.xml><?xml version="1.0" encoding="utf-8"?>
+<?mso-contentType ?>
+<FormTemplates xmlns="http://schemas.microsoft.com/sharepoint/v3/contenttype/forms">
+  <Display>DocumentLibraryForm</Display>
+  <Edit>DocumentLibraryForm</Edit>
+  <New>DocumentLibraryForm</New>
+</FormTemplates>
+</file>
+
+<file path=customXml/item2.xml>��< ? x m l   v e r s i o n = " 1 . 0 "   e n c o d i n g = " u t f - 1 6 " ? > < N a v W o r d R e p o r t X m l P a r t   x m l n s = " u r n : m i c r o s o f t - d y n a m i c s - n a v / r e p o r t s / T e n a n t _ R e p o r t _ D e f a u l t s / 2 0 0 0 0 0 0 0 0 1 / " >   
      < B C R e p o r t I n f o r m a t i o n >   
@@ -31553,183 +31565,11 @@
  < / N a v W o r d R e p o r t X m l P a r t > 
 </file>
 
-<file path=customXml/item2.xml><?xml version="1.0" encoding="utf-8"?>
-<?mso-contentType ?>
-<FormTemplates xmlns="http://schemas.microsoft.com/sharepoint/v3/contenttype/forms">
-  <Display>DocumentLibraryForm</Display>
-  <Edit>DocumentLibraryForm</Edit>
-  <New>DocumentLibraryForm</New>
-</FormTemplates>
-</file>
-
-<file path=customXml/item3.xml>��< ? x m l   v e r s i o n = " 1 . 0 "   e n c o d i n g = " u t f - 1 6 " ? > < N a v W o r d R e p o r t X m l P a r t   x m l n s = " u r n : m i c r o s o f t - d y n a m i c s - b u s i n e s s c e n t r a l / i n t e r n a l / e x t e n d e d / r e p o r t s / T e n a n t _ R e p o r t _ D e f a u l t s / 2 0 0 0 0 0 0 0 0 1 / " > - 
-     < B C R e p o r t I n f o r m a t i o n > - 
-         < R e p o r t M e t a d a t a > - 
-             < E x t e n s i o n I d > E x t e n s i o n   I D < / E x t e n s i o n I d > - 
-             < E x t e n s i o n N a m e > E x t e n s i o n   N a m e < / E x t e n s i o n N a m e > - 
-             < E x t e n s i o n P u b l i s h e r > E x t e n s i o n   P u b l i s h e r < / E x t e n s i o n P u b l i s h e r > - 
-             < E x t e n s i o n V e r s i o n > E x t e n s i o n   V e r s i o n < / E x t e n s i o n V e r s i o n > - 
-             < R e p o r t I d > R e p o r t   I D < / R e p o r t I d > - 
-             < R e p o r t N a m e > R e p o r t   N a m e < / R e p o r t N a m e > - 
-             < R e p o r t C a p t i o n > R e p o r t   C a p t i o n < / R e p o r t C a p t i o n > - 
-             < A b o u t T h i s R e p o r t T i t l e > A b o u t   T h i s   R e p o r t   T i t l e < / A b o u t T h i s R e p o r t T i t l e > - 
-             < A b o u t T h i s R e p o r t T e x t > A b o u t   T h i s   R e p o r t   T e x t < / A b o u t T h i s R e p o r t T e x t > - 
-             < R e p o r t H e l p L i n k > R e p o r t   H e l p   L i n k < / R e p o r t H e l p L i n k > - 
-         < / R e p o r t M e t a d a t a > - 
-         < R e p o r t R e q u e s t > - 
-             < T e n a n t E n t r a I d > T e n a n t   E n t r a   I d < / T e n a n t E n t r a I d > - 
-             < E n v i r o n m e n t N a m e > E n v i r o n m e n t   N a m e < / E n v i r o n m e n t N a m e > - 
-             < E n v i r o n m e n t T y p e > E n v i r o n m e n t   T y p e < / E n v i r o n m e n t T y p e > - 
-             < C o m p a n y N a m e > C o m p a n y   N a m e < / C o m p a n y N a m e > - 
-             < C o m p a n y D i s p l a y N a m e > C o m p a n y   D i s p l a y   N a m e < / C o m p a n y D i s p l a y N a m e > - 
-             < C o m p a n y I d > C o m p a n y   I D < / C o m p a n y I d > - 
-             < U s e r N a m e > U s e r   N a m e < / U s e r N a m e > - 
-             < D a t e A n d T i m e > D a t e   a n d   T i m e < / D a t e A n d T i m e > - 
-             < L a n g u a g e > L a n g u a g e < / L a n g u a g e > - 
-             < F o r m a t R e g i o n > F o r m a t   R e g i o n < / F o r m a t R e g i o n > - 
-             < D a t e T i m e V a l u e s > - 
-                 < Y e a r > Y e a r < / Y e a r > - 
-                 < M o n t h N u m b e r > M o n t h   N u m b e r < / M o n t h N u m b e r > - 
-                 < D a y N u m b e r > D a y   N u m b e r < / D a y N u m b e r > - 
-                 < H o u r > H o u r < / H o u r > - 
-                 < M i n u t e > M i n u t e < / M i n u t e > - 
-             < / D a t e T i m e V a l u e s > - 
-         < / R e p o r t R e q u e s t > - 
-         < C o m p a n y M e t a d a t a > - 
-             < C o m p a n y N a m e > C o m p a n y   N a m e < / C o m p a n y N a m e > - 
-             < C o m p a n y D i s p l a y N a m e > C o m p a n y   D i s p l a y   N a m e < / C o m p a n y D i s p l a y N a m e > - 
-             < C o m p a n y A d d r e s s L i n e s > - 
-                 < C o m p a n y A d d r e s s L i n e 1 > C o m p a n y   A d d r e s s   L i n e   1 < / C o m p a n y A d d r e s s L i n e 1 > - 
-                 < C o m p a n y A d d r e s s L i n e 2 > C o m p a n y   A d d r e s s   L i n e   2 < / C o m p a n y A d d r e s s L i n e 2 > - 
-                 < C o m p a n y A d d r e s s L i n e 3 > C o m p a n y   A d d r e s s   L i n e   3 < / C o m p a n y A d d r e s s L i n e 3 > - 
-                 < C o m p a n y A d d r e s s L i n e 4 > C o m p a n y   A d d r e s s   L i n e   4 < / C o m p a n y A d d r e s s L i n e 4 > - 
-                 < C o m p a n y A d d r e s s L i n e 5 > C o m p a n y   A d d r e s s   L i n e   5 < / C o m p a n y A d d r e s s L i n e 5 > - 
-                 < C o m p a n y A d d r e s s L i n e 6 > C o m p a n y   A d d r e s s   L i n e   6 < / C o m p a n y A d d r e s s L i n e 6 > - 
-                 < C o m p a n y A d d r e s s L i n e 7 > C o m p a n y   A d d r e s s   L i n e   7 < / C o m p a n y A d d r e s s L i n e 7 > - 
-                 < C o m p a n y A d d r e s s L i n e 8 > C o m p a n y   A d d r e s s   L i n e   8 < / C o m p a n y A d d r e s s L i n e 8 > - 
-             < / C o m p a n y A d d r e s s L i n e s > - 
-             < C o m p a n y P h o n e > C o m p a n y   P h o n e < / C o m p a n y P h o n e > - 
-             < C o m p a n y P h o n e C a p t i o n > C o m p a n y   P h o n e   C a p t i o n < / C o m p a n y P h o n e C a p t i o n > - 
-             < C o m p a n y F a x N o > C o m p a n y   F a x   N o . < / C o m p a n y F a x N o > - 
-             < C o m p a n y F a x N o C a p t i o n > C o m p a n y   F a x   N o .   C a p t i o n < / C o m p a n y F a x N o C a p t i o n > - 
-             < C o m p a n y E m a i l > C o m p a n y   E m a i l < / C o m p a n y E m a i l > - 
-             < C o m p a n y E m a i l C a p t i o n > C o m p a n y   E m a i l   C a p t i o n < / C o m p a n y E m a i l C a p t i o n > - 
-             < C o m p a n y H o m e P a g e > C o m p a n y   H o m e   P a g e < / C o m p a n y H o m e P a g e > - 
-             < C o m p a n y H o m e P a g e C a p t i o n > C o m p a n y   H o m e   P a g e   C a p t i o n < / C o m p a n y H o m e P a g e C a p t i o n > - 
-             < C o m p a n y L o g o > C o m p a n y   L o g o < / C o m p a n y L o g o > - 
-             < C o m p a n y V A T R e g i s t r a t i o n N o > C o m p a n y   V A T   R e g i s t r a t i o n   N o . < / C o m p a n y V A T R e g i s t r a t i o n N o > - 
-             < C o m p a n y V A T R e g i s t r a t i o n N o C a p t i o n > C o m p a n y   V A T   R e g i s t r a t i o n   N o .   C a p t i o n < / C o m p a n y V A T R e g i s t r a t i o n N o C a p t i o n > - 
-             < C o m p a n y R e g i s t r a t i o n N o > C o m p a n y   R e g i s t r a t i o n   N o . < / C o m p a n y R e g i s t r a t i o n N o > - 
-             < C o m p a n y R e g i s t r a t i o n N o C a p t i o n > C o m p a n y   R e g i s t r a t i o n   N o .   C a p t i o n < / C o m p a n y R e g i s t r a t i o n N o C a p t i o n > - 
-             < C o m p a n y B a n k N a m e > C o m p a n y   B a n k   N a m e < / C o m p a n y B a n k N a m e > - 
-             < C o m p a n y B a n k N a m e C a p t i o n > C o m p a n y   B a n k   N a m e   C a p t i o n < / C o m p a n y B a n k N a m e C a p t i o n > - 
-             < C o m p a n y B a n k A c c o u n t N o > C o m p a n y   B a n k   A c c o u n t   N o . < / C o m p a n y B a n k A c c o u n t N o > - 
-             < C o m p a n y B a n k A c c o u n t N o C a p t i o n > C o m p a n y   B a n k   A c c o u n t   N o .   C a p t i o n < / C o m p a n y B a n k A c c o u n t N o C a p t i o n > - 
-             < C o m p a n y B a n k B r a n c h N o > C o m p a n y   B a n k   B r a n c h   N o . < / C o m p a n y B a n k B r a n c h N o > - 
-             < C o m p a n y B a n k B r a n c h N o C a p t i o n > C o m p a n y   B a n k   B r a n c h   N o .   C a p t i o n < / C o m p a n y B a n k B r a n c h N o C a p t i o n > - 
-             < C o m p a n y I B A N > C o m p a n y   I B A N < / C o m p a n y I B A N > - 
-             < C o m p a n y I B A N C a p t i o n > C o m p a n y   I B A N   C a p t i o n < / C o m p a n y I B A N C a p t i o n > - 
-             < C o m p a n y B a n k S W I F T > C o m p a n y   B a n k   S W I F T < / C o m p a n y B a n k S W I F T > - 
-             < C o m p a n y B a n k S W I F T C a p t i o n > C o m p a n y   B a n k   S W I F T   C a p t i o n < / C o m p a n y B a n k S W I F T C a p t i o n > - 
-             < C o m p a n y G i r o N o > C o m p a n y   G i r o   N o . < / C o m p a n y G i r o N o > - 
-             < C o m p a n y G i r o N o C a p t i o n > C o m p a n y   G i r o   N o .   C a p t i o n < / C o m p a n y G i r o N o C a p t i o n > - 
-         < / C o m p a n y M e t a d a t a > - 
-     < / B C R e p o r t I n f o r m a t i o n > - 
-     < T o o l t i p s / > - 
- < / N a v W o r d R e p o r t X m l P a r t > 
+<file path=customXml/item3.xml><?xml version="1.0" encoding="utf-8"?>
+<b:Sources xmlns:b="http://schemas.openxmlformats.org/officeDocument/2006/bibliography" xmlns="http://schemas.openxmlformats.org/officeDocument/2006/bibliography" SelectedStyle="\APASixthEditionOfficeOnline.xsl" StyleName="APA" Version="6"/>
 </file>
 
 <file path=customXml/item4.xml><?xml version="1.0" encoding="utf-8"?>
-<p:properties xmlns:p="http://schemas.microsoft.com/office/2006/metadata/properties" xmlns:xsi="http://www.w3.org/2001/XMLSchema-instance" xmlns:pc="http://schemas.microsoft.com/office/infopath/2007/PartnerControls">
-  <documentManagement>
-    <Package xmlns="178f68d8-b893-4efd-8406-fab0f21873e4" xsi:nil="true"/>
-    <lcf76f155ced4ddcb4097134ff3c332f xmlns="178f68d8-b893-4efd-8406-fab0f21873e4">
-      <Terms xmlns="http://schemas.microsoft.com/office/infopath/2007/PartnerControls"/>
-    </lcf76f155ced4ddcb4097134ff3c332f>
-    <_ip_UnifiedCompliancePolicyUIAction xmlns="http://schemas.microsoft.com/sharepoint/v3" xsi:nil="true"/>
-    <TaxCatchAll xmlns="b83e059f-de16-406c-a902-3d56d4e79ec8" xsi:nil="true"/>
-    <Audience xmlns="178f68d8-b893-4efd-8406-fab0f21873e4" xsi:nil="true"/>
-    <_ip_UnifiedCompliancePolicyProperties xmlns="http://schemas.microsoft.com/sharepoint/v3" xsi:nil="true"/>
-    <DocumentType xmlns="178f68d8-b893-4efd-8406-fab0f21873e4" xsi:nil="true"/>
-  </documentManagement>
-</p:properties>
-</file>
-
-<file path=customXml/item5.xml><?xml version="1.0" encoding="utf-8"?>
 <ct:contentTypeSchema xmlns:ct="http://schemas.microsoft.com/office/2006/metadata/contentType" xmlns:ma="http://schemas.microsoft.com/office/2006/metadata/properties/metaAttributes" ct:_="" ma:_="" ma:contentTypeName="Document" ma:contentTypeID="0x0101001DCAE6B6EBFA5442B0B9E84E60AFF245" ma:contentTypeVersion="18" ma:contentTypeDescription="Create a new document." ma:contentTypeScope="" ma:versionID="69eec3b24558e1297a79cd42e69b0397">
   <xsd:schema xmlns:xsd="http://www.w3.org/2001/XMLSchema" xmlns:xs="http://www.w3.org/2001/XMLSchema" xmlns:p="http://schemas.microsoft.com/office/2006/metadata/properties" xmlns:ns1="http://schemas.microsoft.com/sharepoint/v3" xmlns:ns2="178f68d8-b893-4efd-8406-fab0f21873e4" xmlns:ns3="b83e059f-de16-406c-a902-3d56d4e79ec8" targetNamespace="http://schemas.microsoft.com/office/2006/metadata/properties" ma:root="true" ma:fieldsID="0f52a3acd42ec0bd0d267ba89c916a39" ns1:_="" ns2:_="" ns3:_="">
     <xsd:import namespace="http://schemas.microsoft.com/sharepoint/v3"/>
@@ -31995,11 +31835,182 @@
 </ct:contentTypeSchema>
 </file>
 
-<file path=customXml/item6.xml><?xml version="1.0" encoding="utf-8"?>
-<b:Sources xmlns:b="http://schemas.openxmlformats.org/officeDocument/2006/bibliography" xmlns="http://schemas.openxmlformats.org/officeDocument/2006/bibliography" SelectedStyle="\APASixthEditionOfficeOnline.xsl" StyleName="APA" Version="6"/>
+<file path=customXml/item5.xml><?xml version="1.0" encoding="utf-8"?>
+<p:properties xmlns:p="http://schemas.microsoft.com/office/2006/metadata/properties" xmlns:xsi="http://www.w3.org/2001/XMLSchema-instance" xmlns:pc="http://schemas.microsoft.com/office/infopath/2007/PartnerControls">
+  <documentManagement>
+    <Package xmlns="178f68d8-b893-4efd-8406-fab0f21873e4" xsi:nil="true"/>
+    <lcf76f155ced4ddcb4097134ff3c332f xmlns="178f68d8-b893-4efd-8406-fab0f21873e4">
+      <Terms xmlns="http://schemas.microsoft.com/office/infopath/2007/PartnerControls"/>
+    </lcf76f155ced4ddcb4097134ff3c332f>
+    <_ip_UnifiedCompliancePolicyUIAction xmlns="http://schemas.microsoft.com/sharepoint/v3" xsi:nil="true"/>
+    <TaxCatchAll xmlns="b83e059f-de16-406c-a902-3d56d4e79ec8" xsi:nil="true"/>
+    <Audience xmlns="178f68d8-b893-4efd-8406-fab0f21873e4" xsi:nil="true"/>
+    <_ip_UnifiedCompliancePolicyProperties xmlns="http://schemas.microsoft.com/sharepoint/v3" xsi:nil="true"/>
+    <DocumentType xmlns="178f68d8-b893-4efd-8406-fab0f21873e4" xsi:nil="true"/>
+  </documentManagement>
+</p:properties>
+</file>
+
+<file path=customXml/item6.xml>��< ? x m l   v e r s i o n = " 1 . 0 "   e n c o d i n g = " u t f - 1 6 " ? > < N a v W o r d R e p o r t X m l P a r t   x m l n s = " u r n : m i c r o s o f t - d y n a m i c s - b u s i n e s s c e n t r a l / i n t e r n a l / e x t e n d e d / r e p o r t s / T e n a n t _ R e p o r t _ D e f a u l t s / 2 0 0 0 0 0 0 0 0 1 / " > + 
+     < B C R e p o r t I n f o r m a t i o n > + 
+         < R e p o r t M e t a d a t a > + 
+             < E x t e n s i o n I d > E x t e n s i o n   I D < / E x t e n s i o n I d > + 
+             < E x t e n s i o n N a m e > E x t e n s i o n   N a m e < / E x t e n s i o n N a m e > + 
+             < E x t e n s i o n P u b l i s h e r > E x t e n s i o n   P u b l i s h e r < / E x t e n s i o n P u b l i s h e r > + 
+             < E x t e n s i o n V e r s i o n > E x t e n s i o n   V e r s i o n < / E x t e n s i o n V e r s i o n > + 
+             < R e p o r t I d > R e p o r t   I D < / R e p o r t I d > + 
+             < R e p o r t N a m e > R e p o r t   N a m e < / R e p o r t N a m e > + 
+             < R e p o r t C a p t i o n > R e p o r t   C a p t i o n < / R e p o r t C a p t i o n > + 
+             < A b o u t T h i s R e p o r t T i t l e > A b o u t   T h i s   R e p o r t   T i t l e < / A b o u t T h i s R e p o r t T i t l e > + 
+             < A b o u t T h i s R e p o r t T e x t > A b o u t   T h i s   R e p o r t   T e x t < / A b o u t T h i s R e p o r t T e x t > + 
+             < R e p o r t H e l p L i n k > R e p o r t   H e l p   L i n k < / R e p o r t H e l p L i n k > + 
+         < / R e p o r t M e t a d a t a > + 
+         < R e p o r t R e q u e s t > + 
+             < T e n a n t E n t r a I d > T e n a n t   E n t r a   I d < / T e n a n t E n t r a I d > + 
+             < E n v i r o n m e n t N a m e > E n v i r o n m e n t   N a m e < / E n v i r o n m e n t N a m e > + 
+             < E n v i r o n m e n t T y p e > E n v i r o n m e n t   T y p e < / E n v i r o n m e n t T y p e > + 
+             < C o m p a n y N a m e > C o m p a n y   N a m e < / C o m p a n y N a m e > + 
+             < C o m p a n y D i s p l a y N a m e > C o m p a n y   D i s p l a y   N a m e < / C o m p a n y D i s p l a y N a m e > + 
+             < C o m p a n y I d > C o m p a n y   I D < / C o m p a n y I d > + 
+             < U s e r N a m e > U s e r   N a m e < / U s e r N a m e > + 
+             < D a t e A n d T i m e > D a t e   a n d   T i m e < / D a t e A n d T i m e > + 
+             < L a n g u a g e > L a n g u a g e < / L a n g u a g e > + 
+             < F o r m a t R e g i o n > F o r m a t   R e g i o n < / F o r m a t R e g i o n > + 
+             < D a t e T i m e V a l u e s > + 
+                 < Y e a r > Y e a r < / Y e a r > + 
+                 < M o n t h N u m b e r > M o n t h   N u m b e r < / M o n t h N u m b e r > + 
+                 < D a y N u m b e r > D a y   N u m b e r < / D a y N u m b e r > + 
+                 < H o u r > H o u r < / H o u r > + 
+                 < M i n u t e > M i n u t e < / M i n u t e > + 
+             < / D a t e T i m e V a l u e s > + 
+         < / R e p o r t R e q u e s t > + 
+         < C o m p a n y M e t a d a t a > + 
+             < C o m p a n y N a m e > C o m p a n y   N a m e < / C o m p a n y N a m e > + 
+             < C o m p a n y D i s p l a y N a m e > C o m p a n y   D i s p l a y   N a m e < / C o m p a n y D i s p l a y N a m e > + 
+             < C o m p a n y A d d r e s s L i n e s > + 
+                 < C o m p a n y A d d r e s s L i n e 1 > C o m p a n y   A d d r e s s   L i n e   1 < / C o m p a n y A d d r e s s L i n e 1 > + 
+                 < C o m p a n y A d d r e s s L i n e 2 > C o m p a n y   A d d r e s s   L i n e   2 < / C o m p a n y A d d r e s s L i n e 2 > + 
+                 < C o m p a n y A d d r e s s L i n e 3 > C o m p a n y   A d d r e s s   L i n e   3 < / C o m p a n y A d d r e s s L i n e 3 > + 
+                 < C o m p a n y A d d r e s s L i n e 4 > C o m p a n y   A d d r e s s   L i n e   4 < / C o m p a n y A d d r e s s L i n e 4 > + 
+                 < C o m p a n y A d d r e s s L i n e 5 > C o m p a n y   A d d r e s s   L i n e   5 < / C o m p a n y A d d r e s s L i n e 5 > + 
+                 < C o m p a n y A d d r e s s L i n e 6 > C o m p a n y   A d d r e s s   L i n e   6 < / C o m p a n y A d d r e s s L i n e 6 > + 
+                 < C o m p a n y A d d r e s s L i n e 7 > C o m p a n y   A d d r e s s   L i n e   7 < / C o m p a n y A d d r e s s L i n e 7 > + 
+                 < C o m p a n y A d d r e s s L i n e 8 > C o m p a n y   A d d r e s s   L i n e   8 < / C o m p a n y A d d r e s s L i n e 8 > + 
+             < / C o m p a n y A d d r e s s L i n e s > + 
+             < C o m p a n y P h o n e > C o m p a n y   P h o n e < / C o m p a n y P h o n e > + 
+             < C o m p a n y P h o n e C a p t i o n > C o m p a n y   P h o n e   C a p t i o n < / C o m p a n y P h o n e C a p t i o n > + 
+             < C o m p a n y F a x N o > C o m p a n y   F a x   N o . < / C o m p a n y F a x N o > + 
+             < C o m p a n y F a x N o C a p t i o n > C o m p a n y   F a x   N o .   C a p t i o n < / C o m p a n y F a x N o C a p t i o n > + 
+             < C o m p a n y E m a i l > C o m p a n y   E m a i l < / C o m p a n y E m a i l > + 
+             < C o m p a n y E m a i l C a p t i o n > C o m p a n y   E m a i l   C a p t i o n < / C o m p a n y E m a i l C a p t i o n > + 
+             < C o m p a n y H o m e P a g e > C o m p a n y   H o m e   P a g e < / C o m p a n y H o m e P a g e > + 
+             < C o m p a n y H o m e P a g e C a p t i o n > C o m p a n y   H o m e   P a g e   C a p t i o n < / C o m p a n y H o m e P a g e C a p t i o n > + 
+             < C o m p a n y L o g o > C o m p a n y   L o g o < / C o m p a n y L o g o > + 
+             < C o m p a n y V A T R e g i s t r a t i o n N o > C o m p a n y   V A T   R e g i s t r a t i o n   N o . < / C o m p a n y V A T R e g i s t r a t i o n N o > + 
+             < C o m p a n y V A T R e g i s t r a t i o n N o C a p t i o n > C o m p a n y   V A T   R e g i s t r a t i o n   N o .   C a p t i o n < / C o m p a n y V A T R e g i s t r a t i o n N o C a p t i o n > + 
+             < C o m p a n y R e g i s t r a t i o n N o > C o m p a n y   R e g i s t r a t i o n   N o . < / C o m p a n y R e g i s t r a t i o n N o > + 
+             < C o m p a n y R e g i s t r a t i o n N o C a p t i o n > C o m p a n y   R e g i s t r a t i o n   N o .   C a p t i o n < / C o m p a n y R e g i s t r a t i o n N o C a p t i o n > + 
+             < C o m p a n y B a n k N a m e > C o m p a n y   B a n k   N a m e < / C o m p a n y B a n k N a m e > + 
+             < C o m p a n y B a n k N a m e C a p t i o n > C o m p a n y   B a n k   N a m e   C a p t i o n < / C o m p a n y B a n k N a m e C a p t i o n > + 
+             < C o m p a n y B a n k A c c o u n t N o > C o m p a n y   B a n k   A c c o u n t   N o . < / C o m p a n y B a n k A c c o u n t N o > + 
+             < C o m p a n y B a n k A c c o u n t N o C a p t i o n > C o m p a n y   B a n k   A c c o u n t   N o .   C a p t i o n < / C o m p a n y B a n k A c c o u n t N o C a p t i o n > + 
+             < C o m p a n y B a n k B r a n c h N o > C o m p a n y   B a n k   B r a n c h   N o . < / C o m p a n y B a n k B r a n c h N o > + 
+             < C o m p a n y B a n k B r a n c h N o C a p t i o n > C o m p a n y   B a n k   B r a n c h   N o .   C a p t i o n < / C o m p a n y B a n k B r a n c h N o C a p t i o n > + 
+             < C o m p a n y I B A N > C o m p a n y   I B A N < / C o m p a n y I B A N > + 
+             < C o m p a n y I B A N C a p t i o n > C o m p a n y   I B A N   C a p t i o n < / C o m p a n y I B A N C a p t i o n > + 
+             < C o m p a n y B a n k S W I F T > C o m p a n y   B a n k   S W I F T < / C o m p a n y B a n k S W I F T > + 
+             < C o m p a n y B a n k S W I F T C a p t i o n > C o m p a n y   B a n k   S W I F T   C a p t i o n < / C o m p a n y B a n k S W I F T C a p t i o n > + 
+             < C o m p a n y G i r o N o > C o m p a n y   G i r o   N o . < / C o m p a n y G i r o N o > + 
+             < C o m p a n y G i r o N o C a p t i o n > C o m p a n y   G i r o   N o .   C a p t i o n < / C o m p a n y G i r o N o C a p t i o n > + 
+         < / C o m p a n y M e t a d a t a > + 
+     < / B C R e p o r t I n f o r m a t i o n > + 
+     < T o o l t i p s / > + 
+ < / N a v W o r d R e p o r t X m l P a r t > 
 </file>
 
 <file path=customXml/itemProps1.xml><?xml version="1.0" encoding="utf-8"?>
+<ds:datastoreItem xmlns:ds="http://schemas.openxmlformats.org/officeDocument/2006/customXml" ds:itemID="{7AEC2198-F042-4C71-9FA1-0766E4DE10D1}">
+  <ds:schemaRefs>
+    <ds:schemaRef ds:uri="http://schemas.microsoft.com/sharepoint/v3/contenttype/forms"/>
+  </ds:schemaRefs>
+</ds:datastoreItem>
+</file>
+
+<file path=customXml/itemProps2.xml><?xml version="1.0" encoding="utf-8"?>
 <ds:datastoreItem xmlns:ds="http://schemas.openxmlformats.org/officeDocument/2006/customXml" ds:itemID="{20B1C7BE-CC2E-41B2-B1D5-B0B8F36428EB}">
   <ds:schemaRefs>
     <ds:schemaRef ds:uri="urn:microsoft-dynamics-nav/reports/Tenant_Report_Defaults/2000000001/"/>
@@ -32007,35 +32018,15 @@
 </ds:datastoreItem>
 </file>
 
-<file path=customXml/itemProps2.xml><?xml version="1.0" encoding="utf-8"?>
-<ds:datastoreItem xmlns:ds="http://schemas.openxmlformats.org/officeDocument/2006/customXml" ds:itemID="{7AEC2198-F042-4C71-9FA1-0766E4DE10D1}">
+<file path=customXml/itemProps3.xml><?xml version="1.0" encoding="utf-8"?>
+<ds:datastoreItem xmlns:ds="http://schemas.openxmlformats.org/officeDocument/2006/customXml" ds:itemID="{89DB96BF-8133-438A-AAD3-A3C21079AEB1}">
   <ds:schemaRefs>
-    <ds:schemaRef ds:uri="http://schemas.microsoft.com/sharepoint/v3/contenttype/forms"/>
-  </ds:schemaRefs>
-</ds:datastoreItem>
-</file>
-
-<file path=customXml/itemProps3.xml><?xml version="1.0" encoding="utf-8"?>
-<ds:datastoreItem xmlns:ds="http://schemas.openxmlformats.org/officeDocument/2006/customXml" ds:itemID="{E02279C7-2801-4BF1-B032-710495FC8DAA}">
-  <ds:schemaRefs>
-    <ds:schemaRef ds:uri="urn:microsoft-dynamics-businesscentral/internal/extended/reports/Tenant_Report_Defaults/2000000001/"/>
+    <ds:schemaRef ds:uri="http://schemas.openxmlformats.org/officeDocument/2006/bibliography"/>
   </ds:schemaRefs>
 </ds:datastoreItem>
 </file>
 
 <file path=customXml/itemProps4.xml><?xml version="1.0" encoding="utf-8"?>
-<ds:datastoreItem xmlns:ds="http://schemas.openxmlformats.org/officeDocument/2006/customXml" ds:itemID="{A86F1D83-C9A8-49B5-A7A4-4B754CFBD1D9}">
-  <ds:schemaRefs>
-    <ds:schemaRef ds:uri="http://schemas.microsoft.com/office/2006/metadata/properties"/>
-    <ds:schemaRef ds:uri="http://schemas.microsoft.com/office/infopath/2007/PartnerControls"/>
-    <ds:schemaRef ds:uri="178f68d8-b893-4efd-8406-fab0f21873e4"/>
-    <ds:schemaRef ds:uri="http://schemas.microsoft.com/sharepoint/v3"/>
-    <ds:schemaRef ds:uri="b83e059f-de16-406c-a902-3d56d4e79ec8"/>
-  </ds:schemaRefs>
-</ds:datastoreItem>
-</file>
-
-<file path=customXml/itemProps5.xml><?xml version="1.0" encoding="utf-8"?>
 <ds:datastoreItem xmlns:ds="http://schemas.openxmlformats.org/officeDocument/2006/customXml" ds:itemID="{0FFE40E4-CA26-441C-A1D4-EB398D712217}">
   <ds:schemaRefs>
     <ds:schemaRef ds:uri="http://schemas.microsoft.com/office/2006/metadata/contentType"/>
@@ -32055,10 +32046,22 @@
 </ds:datastoreItem>
 </file>
 
+<file path=customXml/itemProps5.xml><?xml version="1.0" encoding="utf-8"?>
+<ds:datastoreItem xmlns:ds="http://schemas.openxmlformats.org/officeDocument/2006/customXml" ds:itemID="{A86F1D83-C9A8-49B5-A7A4-4B754CFBD1D9}">
+  <ds:schemaRefs>
+    <ds:schemaRef ds:uri="http://schemas.microsoft.com/office/2006/metadata/properties"/>
+    <ds:schemaRef ds:uri="http://schemas.microsoft.com/office/infopath/2007/PartnerControls"/>
+    <ds:schemaRef ds:uri="178f68d8-b893-4efd-8406-fab0f21873e4"/>
+    <ds:schemaRef ds:uri="http://schemas.microsoft.com/sharepoint/v3"/>
+    <ds:schemaRef ds:uri="b83e059f-de16-406c-a902-3d56d4e79ec8"/>
+  </ds:schemaRefs>
+</ds:datastoreItem>
+</file>
+
 <file path=customXml/itemProps6.xml><?xml version="1.0" encoding="utf-8"?>
-<ds:datastoreItem xmlns:ds="http://schemas.openxmlformats.org/officeDocument/2006/customXml" ds:itemID="{89DB96BF-8133-438A-AAD3-A3C21079AEB1}">
+<ds:datastoreItem xmlns:ds="http://schemas.openxmlformats.org/officeDocument/2006/customXml" ds:itemID="{E02279C7-2801-4BF1-B032-710495FC8DAA}">
   <ds:schemaRefs>
-    <ds:schemaRef ds:uri="http://schemas.openxmlformats.org/officeDocument/2006/bibliography"/>
+    <ds:schemaRef ds:uri="urn:microsoft-dynamics-businesscentral/internal/extended/reports/Tenant_Report_Defaults/2000000001/"/>
   </ds:schemaRefs>
 </ds:datastoreItem>
 </file>

--- a/src/Layers/W1/BaseApp/Foundation/Reporting/ReportParts/HeaderFooterDesign/ExternalDefaultDetailed.docx
+++ b/src/Layers/W1/BaseApp/Foundation/Reporting/ReportParts/HeaderFooterDesign/ExternalDefaultDetailed.docx
@@ -536,7 +536,7 @@
   </w:tbl>
   <w:p>
     <w:pPr>
-      <w:spacing w:after="0" w:line="58" w:lineRule="exact"/>
+      <w:spacing w:after="0" w:line="120" w:lineRule="exact"/>
     </w:pPr>
   </w:p>
   <w:tbl>
@@ -30265,6 +30265,7 @@
     <w:rsid w:val="002A6E8F"/>
     <w:rsid w:val="002B3B07"/>
     <w:rsid w:val="002B6532"/>
+    <w:rsid w:val="002F13FF"/>
     <w:rsid w:val="002F6AA1"/>
     <w:rsid w:val="00313CC3"/>
     <w:rsid w:val="003514EE"/>
@@ -30298,6 +30299,7 @@
     <w:rsid w:val="0061775E"/>
     <w:rsid w:val="006E220A"/>
     <w:rsid w:val="006F7175"/>
+    <w:rsid w:val="00710646"/>
     <w:rsid w:val="00781235"/>
     <w:rsid w:val="00784F9C"/>
     <w:rsid w:val="0078702A"/>
@@ -31408,12 +31410,7 @@
 </file>
 
 <file path=customXml/item1.xml><?xml version="1.0" encoding="utf-8"?>
-<?mso-contentType ?>
-<FormTemplates xmlns="http://schemas.microsoft.com/sharepoint/v3/contenttype/forms">
-  <Display>DocumentLibraryForm</Display>
-  <Edit>DocumentLibraryForm</Edit>
-  <New>DocumentLibraryForm</New>
-</FormTemplates>
+<b:Sources xmlns:b="http://schemas.openxmlformats.org/officeDocument/2006/bibliography" xmlns="http://schemas.openxmlformats.org/officeDocument/2006/bibliography" SelectedStyle="\APASixthEditionOfficeOnline.xsl" StyleName="APA" Version="6"/>
 </file>
 
 <file path=customXml/item2.xml>��< ? x m l   v e r s i o n = " 1 . 0 "   e n c o d i n g = " u t f - 1 6 " ? > < N a v W o r d R e p o r t X m l P a r t   x m l n s = " u r n : m i c r o s o f t - d y n a m i c s - n a v / r e p o r t s / T e n a n t _ R e p o r t _ D e f a u l t s / 2 0 0 0 0 0 0 0 0 1 / " > @@ -31566,10 +31563,182 @@
 </file>
 
 <file path=customXml/item3.xml><?xml version="1.0" encoding="utf-8"?>
-<b:Sources xmlns:b="http://schemas.openxmlformats.org/officeDocument/2006/bibliography" xmlns="http://schemas.openxmlformats.org/officeDocument/2006/bibliography" SelectedStyle="\APASixthEditionOfficeOnline.xsl" StyleName="APA" Version="6"/>
+<?mso-contentType ?>
+<FormTemplates xmlns="http://schemas.microsoft.com/sharepoint/v3/contenttype/forms">
+  <Display>DocumentLibraryForm</Display>
+  <Edit>DocumentLibraryForm</Edit>
+  <New>DocumentLibraryForm</New>
+</FormTemplates>
 </file>
 
-<file path=customXml/item4.xml><?xml version="1.0" encoding="utf-8"?>
+<file path=customXml/item4.xml>��< ? x m l   v e r s i o n = " 1 . 0 "   e n c o d i n g = " u t f - 1 6 " ? > < N a v W o r d R e p o r t X m l P a r t   x m l n s = " u r n : m i c r o s o f t - d y n a m i c s - b u s i n e s s c e n t r a l / i n t e r n a l / e x t e n d e d / r e p o r t s / T e n a n t _ R e p o r t _ D e f a u l t s / 2 0 0 0 0 0 0 0 0 1 / " > + 
+     < B C R e p o r t I n f o r m a t i o n > + 
+         < R e p o r t M e t a d a t a > + 
+             < E x t e n s i o n I d > E x t e n s i o n   I D < / E x t e n s i o n I d > + 
+             < E x t e n s i o n N a m e > E x t e n s i o n   N a m e < / E x t e n s i o n N a m e > + 
+             < E x t e n s i o n P u b l i s h e r > E x t e n s i o n   P u b l i s h e r < / E x t e n s i o n P u b l i s h e r > + 
+             < E x t e n s i o n V e r s i o n > E x t e n s i o n   V e r s i o n < / E x t e n s i o n V e r s i o n > + 
+             < R e p o r t I d > R e p o r t   I D < / R e p o r t I d > + 
+             < R e p o r t N a m e > R e p o r t   N a m e < / R e p o r t N a m e > + 
+             < R e p o r t C a p t i o n > R e p o r t   C a p t i o n < / R e p o r t C a p t i o n > + 
+             < A b o u t T h i s R e p o r t T i t l e > A b o u t   T h i s   R e p o r t   T i t l e < / A b o u t T h i s R e p o r t T i t l e > + 
+             < A b o u t T h i s R e p o r t T e x t > A b o u t   T h i s   R e p o r t   T e x t < / A b o u t T h i s R e p o r t T e x t > + 
+             < R e p o r t H e l p L i n k > R e p o r t   H e l p   L i n k < / R e p o r t H e l p L i n k > + 
+         < / R e p o r t M e t a d a t a > + 
+         < R e p o r t R e q u e s t > + 
+             < T e n a n t E n t r a I d > T e n a n t   E n t r a   I d < / T e n a n t E n t r a I d > + 
+             < E n v i r o n m e n t N a m e > E n v i r o n m e n t   N a m e < / E n v i r o n m e n t N a m e > + 
+             < E n v i r o n m e n t T y p e > E n v i r o n m e n t   T y p e < / E n v i r o n m e n t T y p e > + 
+             < C o m p a n y N a m e > C o m p a n y   N a m e < / C o m p a n y N a m e > + 
+             < C o m p a n y D i s p l a y N a m e > C o m p a n y   D i s p l a y   N a m e < / C o m p a n y D i s p l a y N a m e > + 
+             < C o m p a n y I d > C o m p a n y   I D < / C o m p a n y I d > + 
+             < U s e r N a m e > U s e r   N a m e < / U s e r N a m e > + 
+             < D a t e A n d T i m e > D a t e   a n d   T i m e < / D a t e A n d T i m e > + 
+             < L a n g u a g e > L a n g u a g e < / L a n g u a g e > + 
+             < F o r m a t R e g i o n > F o r m a t   R e g i o n < / F o r m a t R e g i o n > + 
+             < D a t e T i m e V a l u e s > + 
+                 < Y e a r > Y e a r < / Y e a r > + 
+                 < M o n t h N u m b e r > M o n t h   N u m b e r < / M o n t h N u m b e r > + 
+                 < D a y N u m b e r > D a y   N u m b e r < / D a y N u m b e r > + 
+                 < H o u r > H o u r < / H o u r > + 
+                 < M i n u t e > M i n u t e < / M i n u t e > + 
+             < / D a t e T i m e V a l u e s > + 
+         < / R e p o r t R e q u e s t > + 
+         < C o m p a n y M e t a d a t a > + 
+             < C o m p a n y N a m e > C o m p a n y   N a m e < / C o m p a n y N a m e > + 
+             < C o m p a n y D i s p l a y N a m e > C o m p a n y   D i s p l a y   N a m e < / C o m p a n y D i s p l a y N a m e > + 
+             < C o m p a n y A d d r e s s L i n e s > + 
+                 < C o m p a n y A d d r e s s L i n e 1 > C o m p a n y   A d d r e s s   L i n e   1 < / C o m p a n y A d d r e s s L i n e 1 > + 
+                 < C o m p a n y A d d r e s s L i n e 2 > C o m p a n y   A d d r e s s   L i n e   2 < / C o m p a n y A d d r e s s L i n e 2 > + 
+                 < C o m p a n y A d d r e s s L i n e 3 > C o m p a n y   A d d r e s s   L i n e   3 < / C o m p a n y A d d r e s s L i n e 3 > + 
+                 < C o m p a n y A d d r e s s L i n e 4 > C o m p a n y   A d d r e s s   L i n e   4 < / C o m p a n y A d d r e s s L i n e 4 > + 
+                 < C o m p a n y A d d r e s s L i n e 5 > C o m p a n y   A d d r e s s   L i n e   5 < / C o m p a n y A d d r e s s L i n e 5 > + 
+                 < C o m p a n y A d d r e s s L i n e 6 > C o m p a n y   A d d r e s s   L i n e   6 < / C o m p a n y A d d r e s s L i n e 6 > + 
+                 < C o m p a n y A d d r e s s L i n e 7 > C o m p a n y   A d d r e s s   L i n e   7 < / C o m p a n y A d d r e s s L i n e 7 > + 
+                 < C o m p a n y A d d r e s s L i n e 8 > C o m p a n y   A d d r e s s   L i n e   8 < / C o m p a n y A d d r e s s L i n e 8 > + 
+             < / C o m p a n y A d d r e s s L i n e s > + 
+             < C o m p a n y P h o n e > C o m p a n y   P h o n e < / C o m p a n y P h o n e > + 
+             < C o m p a n y P h o n e C a p t i o n > C o m p a n y   P h o n e   C a p t i o n < / C o m p a n y P h o n e C a p t i o n > + 
+             < C o m p a n y F a x N o > C o m p a n y   F a x   N o . < / C o m p a n y F a x N o > + 
+             < C o m p a n y F a x N o C a p t i o n > C o m p a n y   F a x   N o .   C a p t i o n < / C o m p a n y F a x N o C a p t i o n > + 
+             < C o m p a n y E m a i l > C o m p a n y   E m a i l < / C o m p a n y E m a i l > + 
+             < C o m p a n y E m a i l C a p t i o n > C o m p a n y   E m a i l   C a p t i o n < / C o m p a n y E m a i l C a p t i o n > + 
+             < C o m p a n y H o m e P a g e > C o m p a n y   H o m e   P a g e < / C o m p a n y H o m e P a g e > + 
+             < C o m p a n y H o m e P a g e C a p t i o n > C o m p a n y   H o m e   P a g e   C a p t i o n < / C o m p a n y H o m e P a g e C a p t i o n > + 
+             < C o m p a n y L o g o > C o m p a n y   L o g o < / C o m p a n y L o g o > + 
+             < C o m p a n y V A T R e g i s t r a t i o n N o > C o m p a n y   V A T   R e g i s t r a t i o n   N o . < / C o m p a n y V A T R e g i s t r a t i o n N o > + 
+             < C o m p a n y V A T R e g i s t r a t i o n N o C a p t i o n > C o m p a n y   V A T   R e g i s t r a t i o n   N o .   C a p t i o n < / C o m p a n y V A T R e g i s t r a t i o n N o C a p t i o n > + 
+             < C o m p a n y R e g i s t r a t i o n N o > C o m p a n y   R e g i s t r a t i o n   N o . < / C o m p a n y R e g i s t r a t i o n N o > + 
+             < C o m p a n y R e g i s t r a t i o n N o C a p t i o n > C o m p a n y   R e g i s t r a t i o n   N o .   C a p t i o n < / C o m p a n y R e g i s t r a t i o n N o C a p t i o n > + 
+             < C o m p a n y B a n k N a m e > C o m p a n y   B a n k   N a m e < / C o m p a n y B a n k N a m e > + 
+             < C o m p a n y B a n k N a m e C a p t i o n > C o m p a n y   B a n k   N a m e   C a p t i o n < / C o m p a n y B a n k N a m e C a p t i o n > + 
+             < C o m p a n y B a n k A c c o u n t N o > C o m p a n y   B a n k   A c c o u n t   N o . < / C o m p a n y B a n k A c c o u n t N o > + 
+             < C o m p a n y B a n k A c c o u n t N o C a p t i o n > C o m p a n y   B a n k   A c c o u n t   N o .   C a p t i o n < / C o m p a n y B a n k A c c o u n t N o C a p t i o n > + 
+             < C o m p a n y B a n k B r a n c h N o > C o m p a n y   B a n k   B r a n c h   N o . < / C o m p a n y B a n k B r a n c h N o > + 
+             < C o m p a n y B a n k B r a n c h N o C a p t i o n > C o m p a n y   B a n k   B r a n c h   N o .   C a p t i o n < / C o m p a n y B a n k B r a n c h N o C a p t i o n > + 
+             < C o m p a n y I B A N > C o m p a n y   I B A N < / C o m p a n y I B A N > + 
+             < C o m p a n y I B A N C a p t i o n > C o m p a n y   I B A N   C a p t i o n < / C o m p a n y I B A N C a p t i o n > + 
+             < C o m p a n y B a n k S W I F T > C o m p a n y   B a n k   S W I F T < / C o m p a n y B a n k S W I F T > + 
+             < C o m p a n y B a n k S W I F T C a p t i o n > C o m p a n y   B a n k   S W I F T   C a p t i o n < / C o m p a n y B a n k S W I F T C a p t i o n > + 
+             < C o m p a n y G i r o N o > C o m p a n y   G i r o   N o . < / C o m p a n y G i r o N o > + 
+             < C o m p a n y G i r o N o C a p t i o n > C o m p a n y   G i r o   N o .   C a p t i o n < / C o m p a n y G i r o N o C a p t i o n > + 
+         < / C o m p a n y M e t a d a t a > + 
+     < / B C R e p o r t I n f o r m a t i o n > + 
+     < T o o l t i p s / > + 
+ < / N a v W o r d R e p o r t X m l P a r t > 
+</file>
+
+<file path=customXml/item5.xml><?xml version="1.0" encoding="utf-8"?>
+<p:properties xmlns:p="http://schemas.microsoft.com/office/2006/metadata/properties" xmlns:xsi="http://www.w3.org/2001/XMLSchema-instance" xmlns:pc="http://schemas.microsoft.com/office/infopath/2007/PartnerControls">
+  <documentManagement>
+    <Package xmlns="178f68d8-b893-4efd-8406-fab0f21873e4" xsi:nil="true"/>
+    <lcf76f155ced4ddcb4097134ff3c332f xmlns="178f68d8-b893-4efd-8406-fab0f21873e4">
+      <Terms xmlns="http://schemas.microsoft.com/office/infopath/2007/PartnerControls"/>
+    </lcf76f155ced4ddcb4097134ff3c332f>
+    <_ip_UnifiedCompliancePolicyUIAction xmlns="http://schemas.microsoft.com/sharepoint/v3" xsi:nil="true"/>
+    <TaxCatchAll xmlns="b83e059f-de16-406c-a902-3d56d4e79ec8" xsi:nil="true"/>
+    <Audience xmlns="178f68d8-b893-4efd-8406-fab0f21873e4" xsi:nil="true"/>
+    <_ip_UnifiedCompliancePolicyProperties xmlns="http://schemas.microsoft.com/sharepoint/v3" xsi:nil="true"/>
+    <DocumentType xmlns="178f68d8-b893-4efd-8406-fab0f21873e4" xsi:nil="true"/>
+  </documentManagement>
+</p:properties>
+</file>
+
+<file path=customXml/item6.xml><?xml version="1.0" encoding="utf-8"?>
 <ct:contentTypeSchema xmlns:ct="http://schemas.microsoft.com/office/2006/metadata/contentType" xmlns:ma="http://schemas.microsoft.com/office/2006/metadata/properties/metaAttributes" ct:_="" ma:_="" ma:contentTypeName="Document" ma:contentTypeID="0x0101001DCAE6B6EBFA5442B0B9E84E60AFF245" ma:contentTypeVersion="18" ma:contentTypeDescription="Create a new document." ma:contentTypeScope="" ma:versionID="69eec3b24558e1297a79cd42e69b0397">
   <xsd:schema xmlns:xsd="http://www.w3.org/2001/XMLSchema" xmlns:xs="http://www.w3.org/2001/XMLSchema" xmlns:p="http://schemas.microsoft.com/office/2006/metadata/properties" xmlns:ns1="http://schemas.microsoft.com/sharepoint/v3" xmlns:ns2="178f68d8-b893-4efd-8406-fab0f21873e4" xmlns:ns3="b83e059f-de16-406c-a902-3d56d4e79ec8" targetNamespace="http://schemas.microsoft.com/office/2006/metadata/properties" ma:root="true" ma:fieldsID="0f52a3acd42ec0bd0d267ba89c916a39" ns1:_="" ns2:_="" ns3:_="">
     <xsd:import namespace="http://schemas.microsoft.com/sharepoint/v3"/>
@@ -31835,177 +32004,10 @@
 </ct:contentTypeSchema>
 </file>
 
-<file path=customXml/item5.xml><?xml version="1.0" encoding="utf-8"?>
-<p:properties xmlns:p="http://schemas.microsoft.com/office/2006/metadata/properties" xmlns:xsi="http://www.w3.org/2001/XMLSchema-instance" xmlns:pc="http://schemas.microsoft.com/office/infopath/2007/PartnerControls">
-  <documentManagement>
-    <Package xmlns="178f68d8-b893-4efd-8406-fab0f21873e4" xsi:nil="true"/>
-    <lcf76f155ced4ddcb4097134ff3c332f xmlns="178f68d8-b893-4efd-8406-fab0f21873e4">
-      <Terms xmlns="http://schemas.microsoft.com/office/infopath/2007/PartnerControls"/>
-    </lcf76f155ced4ddcb4097134ff3c332f>
-    <_ip_UnifiedCompliancePolicyUIAction xmlns="http://schemas.microsoft.com/sharepoint/v3" xsi:nil="true"/>
-    <TaxCatchAll xmlns="b83e059f-de16-406c-a902-3d56d4e79ec8" xsi:nil="true"/>
-    <Audience xmlns="178f68d8-b893-4efd-8406-fab0f21873e4" xsi:nil="true"/>
-    <_ip_UnifiedCompliancePolicyProperties xmlns="http://schemas.microsoft.com/sharepoint/v3" xsi:nil="true"/>
-    <DocumentType xmlns="178f68d8-b893-4efd-8406-fab0f21873e4" xsi:nil="true"/>
-  </documentManagement>
-</p:properties>
-</file>
-
-<file path=customXml/item6.xml>��< ? x m l   v e r s i o n = " 1 . 0 "   e n c o d i n g = " u t f - 1 6 " ? > < N a v W o r d R e p o r t X m l P a r t   x m l n s = " u r n : m i c r o s o f t - d y n a m i c s - b u s i n e s s c e n t r a l / i n t e r n a l / e x t e n d e d / r e p o r t s / T e n a n t _ R e p o r t _ D e f a u l t s / 2 0 0 0 0 0 0 0 0 1 / " > - 
-     < B C R e p o r t I n f o r m a t i o n > - 
-         < R e p o r t M e t a d a t a > - 
-             < E x t e n s i o n I d > E x t e n s i o n   I D < / E x t e n s i o n I d > - 
-             < E x t e n s i o n N a m e > E x t e n s i o n   N a m e < / E x t e n s i o n N a m e > - 
-             < E x t e n s i o n P u b l i s h e r > E x t e n s i o n   P u b l i s h e r < / E x t e n s i o n P u b l i s h e r > - 
-             < E x t e n s i o n V e r s i o n > E x t e n s i o n   V e r s i o n < / E x t e n s i o n V e r s i o n > - 
-             < R e p o r t I d > R e p o r t   I D < / R e p o r t I d > - 
-             < R e p o r t N a m e > R e p o r t   N a m e < / R e p o r t N a m e > - 
-             < R e p o r t C a p t i o n > R e p o r t   C a p t i o n < / R e p o r t C a p t i o n > - 
-             < A b o u t T h i s R e p o r t T i t l e > A b o u t   T h i s   R e p o r t   T i t l e < / A b o u t T h i s R e p o r t T i t l e > - 
-             < A b o u t T h i s R e p o r t T e x t > A b o u t   T h i s   R e p o r t   T e x t < / A b o u t T h i s R e p o r t T e x t > - 
-             < R e p o r t H e l p L i n k > R e p o r t   H e l p   L i n k < / R e p o r t H e l p L i n k > - 
-         < / R e p o r t M e t a d a t a > - 
-         < R e p o r t R e q u e s t > - 
-             < T e n a n t E n t r a I d > T e n a n t   E n t r a   I d < / T e n a n t E n t r a I d > - 
-             < E n v i r o n m e n t N a m e > E n v i r o n m e n t   N a m e < / E n v i r o n m e n t N a m e > - 
-             < E n v i r o n m e n t T y p e > E n v i r o n m e n t   T y p e < / E n v i r o n m e n t T y p e > - 
-             < C o m p a n y N a m e > C o m p a n y   N a m e < / C o m p a n y N a m e > - 
-             < C o m p a n y D i s p l a y N a m e > C o m p a n y   D i s p l a y   N a m e < / C o m p a n y D i s p l a y N a m e > - 
-             < C o m p a n y I d > C o m p a n y   I D < / C o m p a n y I d > - 
-             < U s e r N a m e > U s e r   N a m e < / U s e r N a m e > - 
-             < D a t e A n d T i m e > D a t e   a n d   T i m e < / D a t e A n d T i m e > - 
-             < L a n g u a g e > L a n g u a g e < / L a n g u a g e > - 
-             < F o r m a t R e g i o n > F o r m a t   R e g i o n < / F o r m a t R e g i o n > - 
-             < D a t e T i m e V a l u e s > - 
-                 < Y e a r > Y e a r < / Y e a r > - 
-                 < M o n t h N u m b e r > M o n t h   N u m b e r < / M o n t h N u m b e r > - 
-                 < D a y N u m b e r > D a y   N u m b e r < / D a y N u m b e r > - 
-                 < H o u r > H o u r < / H o u r > - 
-                 < M i n u t e > M i n u t e < / M i n u t e > - 
-             < / D a t e T i m e V a l u e s > - 
-         < / R e p o r t R e q u e s t > - 
-         < C o m p a n y M e t a d a t a > - 
-             < C o m p a n y N a m e > C o m p a n y   N a m e < / C o m p a n y N a m e > - 
-             < C o m p a n y D i s p l a y N a m e > C o m p a n y   D i s p l a y   N a m e < / C o m p a n y D i s p l a y N a m e > - 
-             < C o m p a n y A d d r e s s L i n e s > - 
-                 < C o m p a n y A d d r e s s L i n e 1 > C o m p a n y   A d d r e s s   L i n e   1 < / C o m p a n y A d d r e s s L i n e 1 > - 
-                 < C o m p a n y A d d r e s s L i n e 2 > C o m p a n y   A d d r e s s   L i n e   2 < / C o m p a n y A d d r e s s L i n e 2 > - 
-                 < C o m p a n y A d d r e s s L i n e 3 > C o m p a n y   A d d r e s s   L i n e   3 < / C o m p a n y A d d r e s s L i n e 3 > - 
-                 < C o m p a n y A d d r e s s L i n e 4 > C o m p a n y   A d d r e s s   L i n e   4 < / C o m p a n y A d d r e s s L i n e 4 > - 
-                 < C o m p a n y A d d r e s s L i n e 5 > C o m p a n y   A d d r e s s   L i n e   5 < / C o m p a n y A d d r e s s L i n e 5 > - 
-                 < C o m p a n y A d d r e s s L i n e 6 > C o m p a n y   A d d r e s s   L i n e   6 < / C o m p a n y A d d r e s s L i n e 6 > - 
-                 < C o m p a n y A d d r e s s L i n e 7 > C o m p a n y   A d d r e s s   L i n e   7 < / C o m p a n y A d d r e s s L i n e 7 > - 
-                 < C o m p a n y A d d r e s s L i n e 8 > C o m p a n y   A d d r e s s   L i n e   8 < / C o m p a n y A d d r e s s L i n e 8 > - 
-             < / C o m p a n y A d d r e s s L i n e s > - 
-             < C o m p a n y P h o n e > C o m p a n y   P h o n e < / C o m p a n y P h o n e > - 
-             < C o m p a n y P h o n e C a p t i o n > C o m p a n y   P h o n e   C a p t i o n < / C o m p a n y P h o n e C a p t i o n > - 
-             < C o m p a n y F a x N o > C o m p a n y   F a x   N o . < / C o m p a n y F a x N o > - 
-             < C o m p a n y F a x N o C a p t i o n > C o m p a n y   F a x   N o .   C a p t i o n < / C o m p a n y F a x N o C a p t i o n > - 
-             < C o m p a n y E m a i l > C o m p a n y   E m a i l < / C o m p a n y E m a i l > - 
-             < C o m p a n y E m a i l C a p t i o n > C o m p a n y   E m a i l   C a p t i o n < / C o m p a n y E m a i l C a p t i o n > - 
-             < C o m p a n y H o m e P a g e > C o m p a n y   H o m e   P a g e < / C o m p a n y H o m e P a g e > - 
-             < C o m p a n y H o m e P a g e C a p t i o n > C o m p a n y   H o m e   P a g e   C a p t i o n < / C o m p a n y H o m e P a g e C a p t i o n > - 
-             < C o m p a n y L o g o > C o m p a n y   L o g o < / C o m p a n y L o g o > - 
-             < C o m p a n y V A T R e g i s t r a t i o n N o > C o m p a n y   V A T   R e g i s t r a t i o n   N o . < / C o m p a n y V A T R e g i s t r a t i o n N o > - 
-             < C o m p a n y V A T R e g i s t r a t i o n N o C a p t i o n > C o m p a n y   V A T   R e g i s t r a t i o n   N o .   C a p t i o n < / C o m p a n y V A T R e g i s t r a t i o n N o C a p t i o n > - 
-             < C o m p a n y R e g i s t r a t i o n N o > C o m p a n y   R e g i s t r a t i o n   N o . < / C o m p a n y R e g i s t r a t i o n N o > - 
-             < C o m p a n y R e g i s t r a t i o n N o C a p t i o n > C o m p a n y   R e g i s t r a t i o n   N o .   C a p t i o n < / C o m p a n y R e g i s t r a t i o n N o C a p t i o n > - 
-             < C o m p a n y B a n k N a m e > C o m p a n y   B a n k   N a m e < / C o m p a n y B a n k N a m e > - 
-             < C o m p a n y B a n k N a m e C a p t i o n > C o m p a n y   B a n k   N a m e   C a p t i o n < / C o m p a n y B a n k N a m e C a p t i o n > - 
-             < C o m p a n y B a n k A c c o u n t N o > C o m p a n y   B a n k   A c c o u n t   N o . < / C o m p a n y B a n k A c c o u n t N o > - 
-             < C o m p a n y B a n k A c c o u n t N o C a p t i o n > C o m p a n y   B a n k   A c c o u n t   N o .   C a p t i o n < / C o m p a n y B a n k A c c o u n t N o C a p t i o n > - 
-             < C o m p a n y B a n k B r a n c h N o > C o m p a n y   B a n k   B r a n c h   N o . < / C o m p a n y B a n k B r a n c h N o > - 
-             < C o m p a n y B a n k B r a n c h N o C a p t i o n > C o m p a n y   B a n k   B r a n c h   N o .   C a p t i o n < / C o m p a n y B a n k B r a n c h N o C a p t i o n > - 
-             < C o m p a n y I B A N > C o m p a n y   I B A N < / C o m p a n y I B A N > - 
-             < C o m p a n y I B A N C a p t i o n > C o m p a n y   I B A N   C a p t i o n < / C o m p a n y I B A N C a p t i o n > - 
-             < C o m p a n y B a n k S W I F T > C o m p a n y   B a n k   S W I F T < / C o m p a n y B a n k S W I F T > - 
-             < C o m p a n y B a n k S W I F T C a p t i o n > C o m p a n y   B a n k   S W I F T   C a p t i o n < / C o m p a n y B a n k S W I F T C a p t i o n > - 
-             < C o m p a n y G i r o N o > C o m p a n y   G i r o   N o . < / C o m p a n y G i r o N o > - 
-             < C o m p a n y G i r o N o C a p t i o n > C o m p a n y   G i r o   N o .   C a p t i o n < / C o m p a n y G i r o N o C a p t i o n > - 
-         < / C o m p a n y M e t a d a t a > - 
-     < / B C R e p o r t I n f o r m a t i o n > - 
-     < T o o l t i p s / > - 
- < / N a v W o r d R e p o r t X m l P a r t > 
-</file>
-
 <file path=customXml/itemProps1.xml><?xml version="1.0" encoding="utf-8"?>
-<ds:datastoreItem xmlns:ds="http://schemas.openxmlformats.org/officeDocument/2006/customXml" ds:itemID="{7AEC2198-F042-4C71-9FA1-0766E4DE10D1}">
+<ds:datastoreItem xmlns:ds="http://schemas.openxmlformats.org/officeDocument/2006/customXml" ds:itemID="{89DB96BF-8133-438A-AAD3-A3C21079AEB1}">
   <ds:schemaRefs>
-    <ds:schemaRef ds:uri="http://schemas.microsoft.com/sharepoint/v3/contenttype/forms"/>
+    <ds:schemaRef ds:uri="http://schemas.openxmlformats.org/officeDocument/2006/bibliography"/>
   </ds:schemaRefs>
 </ds:datastoreItem>
 </file>
@@ -32019,14 +32021,34 @@
 </file>
 
 <file path=customXml/itemProps3.xml><?xml version="1.0" encoding="utf-8"?>
-<ds:datastoreItem xmlns:ds="http://schemas.openxmlformats.org/officeDocument/2006/customXml" ds:itemID="{89DB96BF-8133-438A-AAD3-A3C21079AEB1}">
+<ds:datastoreItem xmlns:ds="http://schemas.openxmlformats.org/officeDocument/2006/customXml" ds:itemID="{7AEC2198-F042-4C71-9FA1-0766E4DE10D1}">
   <ds:schemaRefs>
-    <ds:schemaRef ds:uri="http://schemas.openxmlformats.org/officeDocument/2006/bibliography"/>
+    <ds:schemaRef ds:uri="http://schemas.microsoft.com/sharepoint/v3/contenttype/forms"/>
   </ds:schemaRefs>
 </ds:datastoreItem>
 </file>
 
 <file path=customXml/itemProps4.xml><?xml version="1.0" encoding="utf-8"?>
+<ds:datastoreItem xmlns:ds="http://schemas.openxmlformats.org/officeDocument/2006/customXml" ds:itemID="{E02279C7-2801-4BF1-B032-710495FC8DAA}">
+  <ds:schemaRefs>
+    <ds:schemaRef ds:uri="urn:microsoft-dynamics-businesscentral/internal/extended/reports/Tenant_Report_Defaults/2000000001/"/>
+  </ds:schemaRefs>
+</ds:datastoreItem>
+</file>
+
+<file path=customXml/itemProps5.xml><?xml version="1.0" encoding="utf-8"?>
+<ds:datastoreItem xmlns:ds="http://schemas.openxmlformats.org/officeDocument/2006/customXml" ds:itemID="{A86F1D83-C9A8-49B5-A7A4-4B754CFBD1D9}">
+  <ds:schemaRefs>
+    <ds:schemaRef ds:uri="http://schemas.microsoft.com/office/2006/metadata/properties"/>
+    <ds:schemaRef ds:uri="http://schemas.microsoft.com/office/infopath/2007/PartnerControls"/>
+    <ds:schemaRef ds:uri="178f68d8-b893-4efd-8406-fab0f21873e4"/>
+    <ds:schemaRef ds:uri="http://schemas.microsoft.com/sharepoint/v3"/>
+    <ds:schemaRef ds:uri="b83e059f-de16-406c-a902-3d56d4e79ec8"/>
+  </ds:schemaRefs>
+</ds:datastoreItem>
+</file>
+
+<file path=customXml/itemProps6.xml><?xml version="1.0" encoding="utf-8"?>
 <ds:datastoreItem xmlns:ds="http://schemas.openxmlformats.org/officeDocument/2006/customXml" ds:itemID="{0FFE40E4-CA26-441C-A1D4-EB398D712217}">
   <ds:schemaRefs>
     <ds:schemaRef ds:uri="http://schemas.microsoft.com/office/2006/metadata/contentType"/>
@@ -32046,26 +32068,6 @@
 </ds:datastoreItem>
 </file>
 
-<file path=customXml/itemProps5.xml><?xml version="1.0" encoding="utf-8"?>
-<ds:datastoreItem xmlns:ds="http://schemas.openxmlformats.org/officeDocument/2006/customXml" ds:itemID="{A86F1D83-C9A8-49B5-A7A4-4B754CFBD1D9}">
-  <ds:schemaRefs>
-    <ds:schemaRef ds:uri="http://schemas.microsoft.com/office/2006/metadata/properties"/>
-    <ds:schemaRef ds:uri="http://schemas.microsoft.com/office/infopath/2007/PartnerControls"/>
-    <ds:schemaRef ds:uri="178f68d8-b893-4efd-8406-fab0f21873e4"/>
-    <ds:schemaRef ds:uri="http://schemas.microsoft.com/sharepoint/v3"/>
-    <ds:schemaRef ds:uri="b83e059f-de16-406c-a902-3d56d4e79ec8"/>
-  </ds:schemaRefs>
-</ds:datastoreItem>
-</file>
-
-<file path=customXml/itemProps6.xml><?xml version="1.0" encoding="utf-8"?>
-<ds:datastoreItem xmlns:ds="http://schemas.openxmlformats.org/officeDocument/2006/customXml" ds:itemID="{E02279C7-2801-4BF1-B032-710495FC8DAA}">
-  <ds:schemaRefs>
-    <ds:schemaRef ds:uri="urn:microsoft-dynamics-businesscentral/internal/extended/reports/Tenant_Report_Defaults/2000000001/"/>
-  </ds:schemaRefs>
-</ds:datastoreItem>
-</file>
-
 <file path=docMetadata/LabelInfo.xml><?xml version="1.0" encoding="utf-8"?>
 <clbl:labelList xmlns:clbl="http://schemas.microsoft.com/office/2020/mipLabelMetadata">
   <clbl:label id="{f42aa342-8706-4288-bd11-ebb85995028c}" enabled="1" method="Standard" siteId="{72f988bf-86f1-41af-91ab-2d7cd011db47}" contentBits="0" removed="0"/>

--- a/src/Layers/W1/BaseApp/Foundation/Reporting/ReportParts/HeaderFooterDesign/ExternalDefaultDetailed.docx
+++ b/src/Layers/W1/BaseApp/Foundation/Reporting/ReportParts/HeaderFooterDesign/ExternalDefaultDetailed.docx
@@ -30267,6 +30267,7 @@
     <w:rsid w:val="002B6532"/>
     <w:rsid w:val="002F13FF"/>
     <w:rsid w:val="002F6AA1"/>
+    <w:rsid w:val="0030183F"/>
     <w:rsid w:val="00313CC3"/>
     <w:rsid w:val="003514EE"/>
     <w:rsid w:val="00365A39"/>
@@ -30284,6 +30285,7 @@
     <w:rsid w:val="0042793B"/>
     <w:rsid w:val="0043381F"/>
     <w:rsid w:val="00441283"/>
+    <w:rsid w:val="00452554"/>
     <w:rsid w:val="004823D6"/>
     <w:rsid w:val="004966EF"/>
     <w:rsid w:val="004E6849"/>
@@ -31409,11 +31411,7 @@
 </we:webextension>
 </file>
 
-<file path=customXml/item1.xml><?xml version="1.0" encoding="utf-8"?>
-<b:Sources xmlns:b="http://schemas.openxmlformats.org/officeDocument/2006/bibliography" xmlns="http://schemas.openxmlformats.org/officeDocument/2006/bibliography" SelectedStyle="\APASixthEditionOfficeOnline.xsl" StyleName="APA" Version="6"/>
-</file>
-
-<file path=customXml/item2.xml>��< ? x m l   v e r s i o n = " 1 . 0 "   e n c o d i n g = " u t f - 1 6 " ? > < N a v W o r d R e p o r t X m l P a r t   x m l n s = " u r n : m i c r o s o f t - d y n a m i c s - n a v / r e p o r t s / T e n a n t _ R e p o r t _ D e f a u l t s / 2 0 0 0 0 0 0 0 0 1 / " > +<file path=customXml/item1.xml>��< ? x m l   v e r s i o n = " 1 . 0 "   e n c o d i n g = " u t f - 1 6 " ? > < N a v W o r d R e p o r t X m l P a r t   x m l n s = " u r n : m i c r o s o f t - d y n a m i c s - n a v / r e p o r t s / T e n a n t _ R e p o r t _ D e f a u l t s / 2 0 0 0 0 0 0 0 0 1 / " >   
      < B C R e p o r t I n f o r m a t i o n >   
@@ -31562,183 +31560,11 @@
  < / N a v W o r d R e p o r t X m l P a r t > 
 </file>
 
-<file path=customXml/item3.xml><?xml version="1.0" encoding="utf-8"?>
-<?mso-contentType ?>
-<FormTemplates xmlns="http://schemas.microsoft.com/sharepoint/v3/contenttype/forms">
-  <Display>DocumentLibraryForm</Display>
-  <Edit>DocumentLibraryForm</Edit>
-  <New>DocumentLibraryForm</New>
-</FormTemplates>
+<file path=customXml/item2.xml><?xml version="1.0" encoding="utf-8"?>
+<b:Sources xmlns:b="http://schemas.openxmlformats.org/officeDocument/2006/bibliography" xmlns="http://schemas.openxmlformats.org/officeDocument/2006/bibliography" SelectedStyle="\APASixthEditionOfficeOnline.xsl" StyleName="APA" Version="6"/>
 </file>
 
-<file path=customXml/item4.xml>��< ? x m l   v e r s i o n = " 1 . 0 "   e n c o d i n g = " u t f - 1 6 " ? > < N a v W o r d R e p o r t X m l P a r t   x m l n s = " u r n : m i c r o s o f t - d y n a m i c s - b u s i n e s s c e n t r a l / i n t e r n a l / e x t e n d e d / r e p o r t s / T e n a n t _ R e p o r t _ D e f a u l t s / 2 0 0 0 0 0 0 0 0 1 / " > - 
-     < B C R e p o r t I n f o r m a t i o n > - 
-         < R e p o r t M e t a d a t a > - 
-             < E x t e n s i o n I d > E x t e n s i o n   I D < / E x t e n s i o n I d > - 
-             < E x t e n s i o n N a m e > E x t e n s i o n   N a m e < / E x t e n s i o n N a m e > - 
-             < E x t e n s i o n P u b l i s h e r > E x t e n s i o n   P u b l i s h e r < / E x t e n s i o n P u b l i s h e r > - 
-             < E x t e n s i o n V e r s i o n > E x t e n s i o n   V e r s i o n < / E x t e n s i o n V e r s i o n > - 
-             < R e p o r t I d > R e p o r t   I D < / R e p o r t I d > - 
-             < R e p o r t N a m e > R e p o r t   N a m e < / R e p o r t N a m e > - 
-             < R e p o r t C a p t i o n > R e p o r t   C a p t i o n < / R e p o r t C a p t i o n > - 
-             < A b o u t T h i s R e p o r t T i t l e > A b o u t   T h i s   R e p o r t   T i t l e < / A b o u t T h i s R e p o r t T i t l e > - 
-             < A b o u t T h i s R e p o r t T e x t > A b o u t   T h i s   R e p o r t   T e x t < / A b o u t T h i s R e p o r t T e x t > - 
-             < R e p o r t H e l p L i n k > R e p o r t   H e l p   L i n k < / R e p o r t H e l p L i n k > - 
-         < / R e p o r t M e t a d a t a > - 
-         < R e p o r t R e q u e s t > - 
-             < T e n a n t E n t r a I d > T e n a n t   E n t r a   I d < / T e n a n t E n t r a I d > - 
-             < E n v i r o n m e n t N a m e > E n v i r o n m e n t   N a m e < / E n v i r o n m e n t N a m e > - 
-             < E n v i r o n m e n t T y p e > E n v i r o n m e n t   T y p e < / E n v i r o n m e n t T y p e > - 
-             < C o m p a n y N a m e > C o m p a n y   N a m e < / C o m p a n y N a m e > - 
-             < C o m p a n y D i s p l a y N a m e > C o m p a n y   D i s p l a y   N a m e < / C o m p a n y D i s p l a y N a m e > - 
-             < C o m p a n y I d > C o m p a n y   I D < / C o m p a n y I d > - 
-             < U s e r N a m e > U s e r   N a m e < / U s e r N a m e > - 
-             < D a t e A n d T i m e > D a t e   a n d   T i m e < / D a t e A n d T i m e > - 
-             < L a n g u a g e > L a n g u a g e < / L a n g u a g e > - 
-             < F o r m a t R e g i o n > F o r m a t   R e g i o n < / F o r m a t R e g i o n > - 
-             < D a t e T i m e V a l u e s > - 
-                 < Y e a r > Y e a r < / Y e a r > - 
-                 < M o n t h N u m b e r > M o n t h   N u m b e r < / M o n t h N u m b e r > - 
-                 < D a y N u m b e r > D a y   N u m b e r < / D a y N u m b e r > - 
-                 < H o u r > H o u r < / H o u r > - 
-                 < M i n u t e > M i n u t e < / M i n u t e > - 
-             < / D a t e T i m e V a l u e s > - 
-         < / R e p o r t R e q u e s t > - 
-         < C o m p a n y M e t a d a t a > - 
-             < C o m p a n y N a m e > C o m p a n y   N a m e < / C o m p a n y N a m e > - 
-             < C o m p a n y D i s p l a y N a m e > C o m p a n y   D i s p l a y   N a m e < / C o m p a n y D i s p l a y N a m e > - 
-             < C o m p a n y A d d r e s s L i n e s > - 
-                 < C o m p a n y A d d r e s s L i n e 1 > C o m p a n y   A d d r e s s   L i n e   1 < / C o m p a n y A d d r e s s L i n e 1 > - 
-                 < C o m p a n y A d d r e s s L i n e 2 > C o m p a n y   A d d r e s s   L i n e   2 < / C o m p a n y A d d r e s s L i n e 2 > - 
-                 < C o m p a n y A d d r e s s L i n e 3 > C o m p a n y   A d d r e s s   L i n e   3 < / C o m p a n y A d d r e s s L i n e 3 > - 
-                 < C o m p a n y A d d r e s s L i n e 4 > C o m p a n y   A d d r e s s   L i n e   4 < / C o m p a n y A d d r e s s L i n e 4 > - 
-                 < C o m p a n y A d d r e s s L i n e 5 > C o m p a n y   A d d r e s s   L i n e   5 < / C o m p a n y A d d r e s s L i n e 5 > - 
-                 < C o m p a n y A d d r e s s L i n e 6 > C o m p a n y   A d d r e s s   L i n e   6 < / C o m p a n y A d d r e s s L i n e 6 > - 
-                 < C o m p a n y A d d r e s s L i n e 7 > C o m p a n y   A d d r e s s   L i n e   7 < / C o m p a n y A d d r e s s L i n e 7 > - 
-                 < C o m p a n y A d d r e s s L i n e 8 > C o m p a n y   A d d r e s s   L i n e   8 < / C o m p a n y A d d r e s s L i n e 8 > - 
-             < / C o m p a n y A d d r e s s L i n e s > - 
-             < C o m p a n y P h o n e > C o m p a n y   P h o n e < / C o m p a n y P h o n e > - 
-             < C o m p a n y P h o n e C a p t i o n > C o m p a n y   P h o n e   C a p t i o n < / C o m p a n y P h o n e C a p t i o n > - 
-             < C o m p a n y F a x N o > C o m p a n y   F a x   N o . < / C o m p a n y F a x N o > - 
-             < C o m p a n y F a x N o C a p t i o n > C o m p a n y   F a x   N o .   C a p t i o n < / C o m p a n y F a x N o C a p t i o n > - 
-             < C o m p a n y E m a i l > C o m p a n y   E m a i l < / C o m p a n y E m a i l > - 
-             < C o m p a n y E m a i l C a p t i o n > C o m p a n y   E m a i l   C a p t i o n < / C o m p a n y E m a i l C a p t i o n > - 
-             < C o m p a n y H o m e P a g e > C o m p a n y   H o m e   P a g e < / C o m p a n y H o m e P a g e > - 
-             < C o m p a n y H o m e P a g e C a p t i o n > C o m p a n y   H o m e   P a g e   C a p t i o n < / C o m p a n y H o m e P a g e C a p t i o n > - 
-             < C o m p a n y L o g o > C o m p a n y   L o g o < / C o m p a n y L o g o > - 
-             < C o m p a n y V A T R e g i s t r a t i o n N o > C o m p a n y   V A T   R e g i s t r a t i o n   N o . < / C o m p a n y V A T R e g i s t r a t i o n N o > - 
-             < C o m p a n y V A T R e g i s t r a t i o n N o C a p t i o n > C o m p a n y   V A T   R e g i s t r a t i o n   N o .   C a p t i o n < / C o m p a n y V A T R e g i s t r a t i o n N o C a p t i o n > - 
-             < C o m p a n y R e g i s t r a t i o n N o > C o m p a n y   R e g i s t r a t i o n   N o . < / C o m p a n y R e g i s t r a t i o n N o > - 
-             < C o m p a n y R e g i s t r a t i o n N o C a p t i o n > C o m p a n y   R e g i s t r a t i o n   N o .   C a p t i o n < / C o m p a n y R e g i s t r a t i o n N o C a p t i o n > - 
-             < C o m p a n y B a n k N a m e > C o m p a n y   B a n k   N a m e < / C o m p a n y B a n k N a m e > - 
-             < C o m p a n y B a n k N a m e C a p t i o n > C o m p a n y   B a n k   N a m e   C a p t i o n < / C o m p a n y B a n k N a m e C a p t i o n > - 
-             < C o m p a n y B a n k A c c o u n t N o > C o m p a n y   B a n k   A c c o u n t   N o . < / C o m p a n y B a n k A c c o u n t N o > - 
-             < C o m p a n y B a n k A c c o u n t N o C a p t i o n > C o m p a n y   B a n k   A c c o u n t   N o .   C a p t i o n < / C o m p a n y B a n k A c c o u n t N o C a p t i o n > - 
-             < C o m p a n y B a n k B r a n c h N o > C o m p a n y   B a n k   B r a n c h   N o . < / C o m p a n y B a n k B r a n c h N o > - 
-             < C o m p a n y B a n k B r a n c h N o C a p t i o n > C o m p a n y   B a n k   B r a n c h   N o .   C a p t i o n < / C o m p a n y B a n k B r a n c h N o C a p t i o n > - 
-             < C o m p a n y I B A N > C o m p a n y   I B A N < / C o m p a n y I B A N > - 
-             < C o m p a n y I B A N C a p t i o n > C o m p a n y   I B A N   C a p t i o n < / C o m p a n y I B A N C a p t i o n > - 
-             < C o m p a n y B a n k S W I F T > C o m p a n y   B a n k   S W I F T < / C o m p a n y B a n k S W I F T > - 
-             < C o m p a n y B a n k S W I F T C a p t i o n > C o m p a n y   B a n k   S W I F T   C a p t i o n < / C o m p a n y B a n k S W I F T C a p t i o n > - 
-             < C o m p a n y G i r o N o > C o m p a n y   G i r o   N o . < / C o m p a n y G i r o N o > - 
-             < C o m p a n y G i r o N o C a p t i o n > C o m p a n y   G i r o   N o .   C a p t i o n < / C o m p a n y G i r o N o C a p t i o n > - 
-         < / C o m p a n y M e t a d a t a > - 
-     < / B C R e p o r t I n f o r m a t i o n > - 
-     < T o o l t i p s / > - 
- < / N a v W o r d R e p o r t X m l P a r t > 
-</file>
-
-<file path=customXml/item5.xml><?xml version="1.0" encoding="utf-8"?>
-<p:properties xmlns:p="http://schemas.microsoft.com/office/2006/metadata/properties" xmlns:xsi="http://www.w3.org/2001/XMLSchema-instance" xmlns:pc="http://schemas.microsoft.com/office/infopath/2007/PartnerControls">
-  <documentManagement>
-    <Package xmlns="178f68d8-b893-4efd-8406-fab0f21873e4" xsi:nil="true"/>
-    <lcf76f155ced4ddcb4097134ff3c332f xmlns="178f68d8-b893-4efd-8406-fab0f21873e4">
-      <Terms xmlns="http://schemas.microsoft.com/office/infopath/2007/PartnerControls"/>
-    </lcf76f155ced4ddcb4097134ff3c332f>
-    <_ip_UnifiedCompliancePolicyUIAction xmlns="http://schemas.microsoft.com/sharepoint/v3" xsi:nil="true"/>
-    <TaxCatchAll xmlns="b83e059f-de16-406c-a902-3d56d4e79ec8" xsi:nil="true"/>
-    <Audience xmlns="178f68d8-b893-4efd-8406-fab0f21873e4" xsi:nil="true"/>
-    <_ip_UnifiedCompliancePolicyProperties xmlns="http://schemas.microsoft.com/sharepoint/v3" xsi:nil="true"/>
-    <DocumentType xmlns="178f68d8-b893-4efd-8406-fab0f21873e4" xsi:nil="true"/>
-  </documentManagement>
-</p:properties>
-</file>
-
-<file path=customXml/item6.xml><?xml version="1.0" encoding="utf-8"?>
+<file path=customXml/item3.xml><?xml version="1.0" encoding="utf-8"?>
 <ct:contentTypeSchema xmlns:ct="http://schemas.microsoft.com/office/2006/metadata/contentType" xmlns:ma="http://schemas.microsoft.com/office/2006/metadata/properties/metaAttributes" ct:_="" ma:_="" ma:contentTypeName="Document" ma:contentTypeID="0x0101001DCAE6B6EBFA5442B0B9E84E60AFF245" ma:contentTypeVersion="18" ma:contentTypeDescription="Create a new document." ma:contentTypeScope="" ma:versionID="69eec3b24558e1297a79cd42e69b0397">
   <xsd:schema xmlns:xsd="http://www.w3.org/2001/XMLSchema" xmlns:xs="http://www.w3.org/2001/XMLSchema" xmlns:p="http://schemas.microsoft.com/office/2006/metadata/properties" xmlns:ns1="http://schemas.microsoft.com/sharepoint/v3" xmlns:ns2="178f68d8-b893-4efd-8406-fab0f21873e4" xmlns:ns3="b83e059f-de16-406c-a902-3d56d4e79ec8" targetNamespace="http://schemas.microsoft.com/office/2006/metadata/properties" ma:root="true" ma:fieldsID="0f52a3acd42ec0bd0d267ba89c916a39" ns1:_="" ns2:_="" ns3:_="">
     <xsd:import namespace="http://schemas.microsoft.com/sharepoint/v3"/>
@@ -32004,7 +31830,191 @@
 </ct:contentTypeSchema>
 </file>
 
+<file path=customXml/item4.xml><?xml version="1.0" encoding="utf-8"?>
+<p:properties xmlns:p="http://schemas.microsoft.com/office/2006/metadata/properties" xmlns:xsi="http://www.w3.org/2001/XMLSchema-instance" xmlns:pc="http://schemas.microsoft.com/office/infopath/2007/PartnerControls">
+  <documentManagement>
+    <Package xmlns="178f68d8-b893-4efd-8406-fab0f21873e4" xsi:nil="true"/>
+    <lcf76f155ced4ddcb4097134ff3c332f xmlns="178f68d8-b893-4efd-8406-fab0f21873e4">
+      <Terms xmlns="http://schemas.microsoft.com/office/infopath/2007/PartnerControls"/>
+    </lcf76f155ced4ddcb4097134ff3c332f>
+    <_ip_UnifiedCompliancePolicyUIAction xmlns="http://schemas.microsoft.com/sharepoint/v3" xsi:nil="true"/>
+    <TaxCatchAll xmlns="b83e059f-de16-406c-a902-3d56d4e79ec8" xsi:nil="true"/>
+    <Audience xmlns="178f68d8-b893-4efd-8406-fab0f21873e4" xsi:nil="true"/>
+    <_ip_UnifiedCompliancePolicyProperties xmlns="http://schemas.microsoft.com/sharepoint/v3" xsi:nil="true"/>
+    <DocumentType xmlns="178f68d8-b893-4efd-8406-fab0f21873e4" xsi:nil="true"/>
+  </documentManagement>
+</p:properties>
+</file>
+
+<file path=customXml/item5.xml>��< ? x m l   v e r s i o n = " 1 . 0 "   e n c o d i n g = " u t f - 1 6 " ? > < N a v W o r d R e p o r t X m l P a r t   x m l n s = " u r n : m i c r o s o f t - d y n a m i c s - b u s i n e s s c e n t r a l / i n t e r n a l / e x t e n d e d / r e p o r t s / T e n a n t _ R e p o r t _ D e f a u l t s / 2 0 0 0 0 0 0 0 0 1 / " > + 
+     < B C R e p o r t I n f o r m a t i o n > + 
+         < R e p o r t M e t a d a t a > + 
+             < E x t e n s i o n I d > E x t e n s i o n   I D < / E x t e n s i o n I d > + 
+             < E x t e n s i o n N a m e > E x t e n s i o n   N a m e < / E x t e n s i o n N a m e > + 
+             < E x t e n s i o n P u b l i s h e r > E x t e n s i o n   P u b l i s h e r < / E x t e n s i o n P u b l i s h e r > + 
+             < E x t e n s i o n V e r s i o n > E x t e n s i o n   V e r s i o n < / E x t e n s i o n V e r s i o n > + 
+             < R e p o r t I d > R e p o r t   I D < / R e p o r t I d > + 
+             < R e p o r t N a m e > R e p o r t   N a m e < / R e p o r t N a m e > + 
+             < R e p o r t C a p t i o n > R e p o r t   C a p t i o n < / R e p o r t C a p t i o n > + 
+             < A b o u t T h i s R e p o r t T i t l e > A b o u t   T h i s   R e p o r t   T i t l e < / A b o u t T h i s R e p o r t T i t l e > + 
+             < A b o u t T h i s R e p o r t T e x t > A b o u t   T h i s   R e p o r t   T e x t < / A b o u t T h i s R e p o r t T e x t > + 
+             < R e p o r t H e l p L i n k > R e p o r t   H e l p   L i n k < / R e p o r t H e l p L i n k > + 
+         < / R e p o r t M e t a d a t a > + 
+         < R e p o r t R e q u e s t > + 
+             < T e n a n t E n t r a I d > T e n a n t   E n t r a   I d < / T e n a n t E n t r a I d > + 
+             < E n v i r o n m e n t N a m e > E n v i r o n m e n t   N a m e < / E n v i r o n m e n t N a m e > + 
+             < E n v i r o n m e n t T y p e > E n v i r o n m e n t   T y p e < / E n v i r o n m e n t T y p e > + 
+             < C o m p a n y N a m e > C o m p a n y   N a m e < / C o m p a n y N a m e > + 
+             < C o m p a n y D i s p l a y N a m e > C o m p a n y   D i s p l a y   N a m e < / C o m p a n y D i s p l a y N a m e > + 
+             < C o m p a n y I d > C o m p a n y   I D < / C o m p a n y I d > + 
+             < U s e r N a m e > U s e r   N a m e < / U s e r N a m e > + 
+             < D a t e A n d T i m e > D a t e   a n d   T i m e < / D a t e A n d T i m e > + 
+             < L a n g u a g e > L a n g u a g e < / L a n g u a g e > + 
+             < F o r m a t R e g i o n > F o r m a t   R e g i o n < / F o r m a t R e g i o n > + 
+             < D a t e T i m e V a l u e s > + 
+                 < Y e a r > Y e a r < / Y e a r > + 
+                 < M o n t h N u m b e r > M o n t h   N u m b e r < / M o n t h N u m b e r > + 
+                 < D a y N u m b e r > D a y   N u m b e r < / D a y N u m b e r > + 
+                 < H o u r > H o u r < / H o u r > + 
+                 < M i n u t e > M i n u t e < / M i n u t e > + 
+             < / D a t e T i m e V a l u e s > + 
+         < / R e p o r t R e q u e s t > + 
+         < C o m p a n y M e t a d a t a > + 
+             < C o m p a n y N a m e > C o m p a n y   N a m e < / C o m p a n y N a m e > + 
+             < C o m p a n y D i s p l a y N a m e > C o m p a n y   D i s p l a y   N a m e < / C o m p a n y D i s p l a y N a m e > + 
+             < C o m p a n y A d d r e s s L i n e s > + 
+                 < C o m p a n y A d d r e s s L i n e 1 > C o m p a n y   A d d r e s s   L i n e   1 < / C o m p a n y A d d r e s s L i n e 1 > + 
+                 < C o m p a n y A d d r e s s L i n e 2 > C o m p a n y   A d d r e s s   L i n e   2 < / C o m p a n y A d d r e s s L i n e 2 > + 
+                 < C o m p a n y A d d r e s s L i n e 3 > C o m p a n y   A d d r e s s   L i n e   3 < / C o m p a n y A d d r e s s L i n e 3 > + 
+                 < C o m p a n y A d d r e s s L i n e 4 > C o m p a n y   A d d r e s s   L i n e   4 < / C o m p a n y A d d r e s s L i n e 4 > + 
+                 < C o m p a n y A d d r e s s L i n e 5 > C o m p a n y   A d d r e s s   L i n e   5 < / C o m p a n y A d d r e s s L i n e 5 > + 
+                 < C o m p a n y A d d r e s s L i n e 6 > C o m p a n y   A d d r e s s   L i n e   6 < / C o m p a n y A d d r e s s L i n e 6 > + 
+                 < C o m p a n y A d d r e s s L i n e 7 > C o m p a n y   A d d r e s s   L i n e   7 < / C o m p a n y A d d r e s s L i n e 7 > + 
+                 < C o m p a n y A d d r e s s L i n e 8 > C o m p a n y   A d d r e s s   L i n e   8 < / C o m p a n y A d d r e s s L i n e 8 > + 
+             < / C o m p a n y A d d r e s s L i n e s > + 
+             < C o m p a n y P h o n e > C o m p a n y   P h o n e < / C o m p a n y P h o n e > + 
+             < C o m p a n y P h o n e C a p t i o n > C o m p a n y   P h o n e   C a p t i o n < / C o m p a n y P h o n e C a p t i o n > + 
+             < C o m p a n y F a x N o > C o m p a n y   F a x   N o . < / C o m p a n y F a x N o > + 
+             < C o m p a n y F a x N o C a p t i o n > C o m p a n y   F a x   N o .   C a p t i o n < / C o m p a n y F a x N o C a p t i o n > + 
+             < C o m p a n y E m a i l > C o m p a n y   E m a i l < / C o m p a n y E m a i l > + 
+             < C o m p a n y E m a i l C a p t i o n > C o m p a n y   E m a i l   C a p t i o n < / C o m p a n y E m a i l C a p t i o n > + 
+             < C o m p a n y H o m e P a g e > C o m p a n y   H o m e   P a g e < / C o m p a n y H o m e P a g e > + 
+             < C o m p a n y H o m e P a g e C a p t i o n > C o m p a n y   H o m e   P a g e   C a p t i o n < / C o m p a n y H o m e P a g e C a p t i o n > + 
+             < C o m p a n y L o g o > C o m p a n y   L o g o < / C o m p a n y L o g o > + 
+             < C o m p a n y V A T R e g i s t r a t i o n N o > C o m p a n y   V A T   R e g i s t r a t i o n   N o . < / C o m p a n y V A T R e g i s t r a t i o n N o > + 
+             < C o m p a n y V A T R e g i s t r a t i o n N o C a p t i o n > C o m p a n y   V A T   R e g i s t r a t i o n   N o .   C a p t i o n < / C o m p a n y V A T R e g i s t r a t i o n N o C a p t i o n > + 
+             < C o m p a n y R e g i s t r a t i o n N o > C o m p a n y   R e g i s t r a t i o n   N o . < / C o m p a n y R e g i s t r a t i o n N o > + 
+             < C o m p a n y R e g i s t r a t i o n N o C a p t i o n > C o m p a n y   R e g i s t r a t i o n   N o .   C a p t i o n < / C o m p a n y R e g i s t r a t i o n N o C a p t i o n > + 
+             < C o m p a n y B a n k N a m e > C o m p a n y   B a n k   N a m e < / C o m p a n y B a n k N a m e > + 
+             < C o m p a n y B a n k N a m e C a p t i o n > C o m p a n y   B a n k   N a m e   C a p t i o n < / C o m p a n y B a n k N a m e C a p t i o n > + 
+             < C o m p a n y B a n k A c c o u n t N o > C o m p a n y   B a n k   A c c o u n t   N o . < / C o m p a n y B a n k A c c o u n t N o > + 
+             < C o m p a n y B a n k A c c o u n t N o C a p t i o n > C o m p a n y   B a n k   A c c o u n t   N o .   C a p t i o n < / C o m p a n y B a n k A c c o u n t N o C a p t i o n > + 
+             < C o m p a n y B a n k B r a n c h N o > C o m p a n y   B a n k   B r a n c h   N o . < / C o m p a n y B a n k B r a n c h N o > + 
+             < C o m p a n y B a n k B r a n c h N o C a p t i o n > C o m p a n y   B a n k   B r a n c h   N o .   C a p t i o n < / C o m p a n y B a n k B r a n c h N o C a p t i o n > + 
+             < C o m p a n y I B A N > C o m p a n y   I B A N < / C o m p a n y I B A N > + 
+             < C o m p a n y I B A N C a p t i o n > C o m p a n y   I B A N   C a p t i o n < / C o m p a n y I B A N C a p t i o n > + 
+             < C o m p a n y B a n k S W I F T > C o m p a n y   B a n k   S W I F T < / C o m p a n y B a n k S W I F T > + 
+             < C o m p a n y B a n k S W I F T C a p t i o n > C o m p a n y   B a n k   S W I F T   C a p t i o n < / C o m p a n y B a n k S W I F T C a p t i o n > + 
+             < C o m p a n y G i r o N o > C o m p a n y   G i r o   N o . < / C o m p a n y G i r o N o > + 
+             < C o m p a n y G i r o N o C a p t i o n > C o m p a n y   G i r o   N o .   C a p t i o n < / C o m p a n y G i r o N o C a p t i o n > + 
+         < / C o m p a n y M e t a d a t a > + 
+     < / B C R e p o r t I n f o r m a t i o n > + 
+     < T o o l t i p s / > + 
+ < / N a v W o r d R e p o r t X m l P a r t > 
+</file>
+
+<file path=customXml/item6.xml><?xml version="1.0" encoding="utf-8"?>
+<?mso-contentType ?>
+<FormTemplates xmlns="http://schemas.microsoft.com/sharepoint/v3/contenttype/forms">
+  <Display>DocumentLibraryForm</Display>
+  <Edit>DocumentLibraryForm</Edit>
+  <New>DocumentLibraryForm</New>
+</FormTemplates>
+</file>
+
 <file path=customXml/itemProps1.xml><?xml version="1.0" encoding="utf-8"?>
+<ds:datastoreItem xmlns:ds="http://schemas.openxmlformats.org/officeDocument/2006/customXml" ds:itemID="{20B1C7BE-CC2E-41B2-B1D5-B0B8F36428EB}">
+  <ds:schemaRefs>
+    <ds:schemaRef ds:uri="urn:microsoft-dynamics-nav/reports/Tenant_Report_Defaults/2000000001/"/>
+  </ds:schemaRefs>
+</ds:datastoreItem>
+</file>
+
+<file path=customXml/itemProps2.xml><?xml version="1.0" encoding="utf-8"?>
 <ds:datastoreItem xmlns:ds="http://schemas.openxmlformats.org/officeDocument/2006/customXml" ds:itemID="{89DB96BF-8133-438A-AAD3-A3C21079AEB1}">
   <ds:schemaRefs>
     <ds:schemaRef ds:uri="http://schemas.openxmlformats.org/officeDocument/2006/bibliography"/>
@@ -32012,43 +32022,7 @@
 </ds:datastoreItem>
 </file>
 
-<file path=customXml/itemProps2.xml><?xml version="1.0" encoding="utf-8"?>
-<ds:datastoreItem xmlns:ds="http://schemas.openxmlformats.org/officeDocument/2006/customXml" ds:itemID="{20B1C7BE-CC2E-41B2-B1D5-B0B8F36428EB}">
-  <ds:schemaRefs>
-    <ds:schemaRef ds:uri="urn:microsoft-dynamics-nav/reports/Tenant_Report_Defaults/2000000001/"/>
-  </ds:schemaRefs>
-</ds:datastoreItem>
-</file>
-
 <file path=customXml/itemProps3.xml><?xml version="1.0" encoding="utf-8"?>
-<ds:datastoreItem xmlns:ds="http://schemas.openxmlformats.org/officeDocument/2006/customXml" ds:itemID="{7AEC2198-F042-4C71-9FA1-0766E4DE10D1}">
-  <ds:schemaRefs>
-    <ds:schemaRef ds:uri="http://schemas.microsoft.com/sharepoint/v3/contenttype/forms"/>
-  </ds:schemaRefs>
-</ds:datastoreItem>
-</file>
-
-<file path=customXml/itemProps4.xml><?xml version="1.0" encoding="utf-8"?>
-<ds:datastoreItem xmlns:ds="http://schemas.openxmlformats.org/officeDocument/2006/customXml" ds:itemID="{E02279C7-2801-4BF1-B032-710495FC8DAA}">
-  <ds:schemaRefs>
-    <ds:schemaRef ds:uri="urn:microsoft-dynamics-businesscentral/internal/extended/reports/Tenant_Report_Defaults/2000000001/"/>
-  </ds:schemaRefs>
-</ds:datastoreItem>
-</file>
-
-<file path=customXml/itemProps5.xml><?xml version="1.0" encoding="utf-8"?>
-<ds:datastoreItem xmlns:ds="http://schemas.openxmlformats.org/officeDocument/2006/customXml" ds:itemID="{A86F1D83-C9A8-49B5-A7A4-4B754CFBD1D9}">
-  <ds:schemaRefs>
-    <ds:schemaRef ds:uri="http://schemas.microsoft.com/office/2006/metadata/properties"/>
-    <ds:schemaRef ds:uri="http://schemas.microsoft.com/office/infopath/2007/PartnerControls"/>
-    <ds:schemaRef ds:uri="178f68d8-b893-4efd-8406-fab0f21873e4"/>
-    <ds:schemaRef ds:uri="http://schemas.microsoft.com/sharepoint/v3"/>
-    <ds:schemaRef ds:uri="b83e059f-de16-406c-a902-3d56d4e79ec8"/>
-  </ds:schemaRefs>
-</ds:datastoreItem>
-</file>
-
-<file path=customXml/itemProps6.xml><?xml version="1.0" encoding="utf-8"?>
 <ds:datastoreItem xmlns:ds="http://schemas.openxmlformats.org/officeDocument/2006/customXml" ds:itemID="{0FFE40E4-CA26-441C-A1D4-EB398D712217}">
   <ds:schemaRefs>
     <ds:schemaRef ds:uri="http://schemas.microsoft.com/office/2006/metadata/contentType"/>
@@ -32068,6 +32042,34 @@
 </ds:datastoreItem>
 </file>
 
+<file path=customXml/itemProps4.xml><?xml version="1.0" encoding="utf-8"?>
+<ds:datastoreItem xmlns:ds="http://schemas.openxmlformats.org/officeDocument/2006/customXml" ds:itemID="{A86F1D83-C9A8-49B5-A7A4-4B754CFBD1D9}">
+  <ds:schemaRefs>
+    <ds:schemaRef ds:uri="http://schemas.microsoft.com/office/2006/metadata/properties"/>
+    <ds:schemaRef ds:uri="http://schemas.microsoft.com/office/infopath/2007/PartnerControls"/>
+    <ds:schemaRef ds:uri="178f68d8-b893-4efd-8406-fab0f21873e4"/>
+    <ds:schemaRef ds:uri="http://schemas.microsoft.com/sharepoint/v3"/>
+    <ds:schemaRef ds:uri="b83e059f-de16-406c-a902-3d56d4e79ec8"/>
+  </ds:schemaRefs>
+</ds:datastoreItem>
+</file>
+
+<file path=customXml/itemProps5.xml><?xml version="1.0" encoding="utf-8"?>
+<ds:datastoreItem xmlns:ds="http://schemas.openxmlformats.org/officeDocument/2006/customXml" ds:itemID="{E02279C7-2801-4BF1-B032-710495FC8DAA}">
+  <ds:schemaRefs>
+    <ds:schemaRef ds:uri="urn:microsoft-dynamics-businesscentral/internal/extended/reports/Tenant_Report_Defaults/2000000001/"/>
+  </ds:schemaRefs>
+</ds:datastoreItem>
+</file>
+
+<file path=customXml/itemProps6.xml><?xml version="1.0" encoding="utf-8"?>
+<ds:datastoreItem xmlns:ds="http://schemas.openxmlformats.org/officeDocument/2006/customXml" ds:itemID="{7AEC2198-F042-4C71-9FA1-0766E4DE10D1}">
+  <ds:schemaRefs>
+    <ds:schemaRef ds:uri="http://schemas.microsoft.com/sharepoint/v3/contenttype/forms"/>
+  </ds:schemaRefs>
+</ds:datastoreItem>
+</file>
+
 <file path=docMetadata/LabelInfo.xml><?xml version="1.0" encoding="utf-8"?>
 <clbl:labelList xmlns:clbl="http://schemas.microsoft.com/office/2020/mipLabelMetadata">
   <clbl:label id="{f42aa342-8706-4288-bd11-ebb85995028c}" enabled="1" method="Standard" siteId="{72f988bf-86f1-41af-91ab-2d7cd011db47}" contentBits="0" removed="0"/>

--- a/src/Layers/W1/BaseApp/Foundation/Reporting/ReportParts/HeaderFooterDesign/ExternalDefaultDetailed.docx
+++ b/src/Layers/W1/BaseApp/Foundation/Reporting/ReportParts/HeaderFooterDesign/ExternalDefaultDetailed.docx
@@ -19,7 +19,7 @@
       <w:headerReference w:type="first" r:id="rId17"/>
       <w:footerReference w:type="first" r:id="rId18"/>
       <w:pgSz w:w="11907" w:h="16839" w:code="9"/>
-      <w:pgMar w:top="576" w:right="706" w:bottom="576" w:left="706" w:header="567" w:footer="102" w:gutter="0"/>
+      <w:pgMar w:top="576" w:right="706" w:bottom="576" w:left="706" w:header="288" w:footer="288" w:gutter="0"/>
       <w:cols w:space="708"/>
       <w:titlePg/>
       <w:docGrid w:linePitch="360"/>
@@ -82,13 +82,16 @@
     <w:tr>
       <w:trPr>
         <w:cnfStyle w:val="100000000000" w:firstRow="1" w:lastRow="0" w:firstColumn="0" w:lastColumn="0" w:oddVBand="0" w:evenVBand="0" w:oddHBand="0" w:evenHBand="0" w:firstRowFirstColumn="0" w:firstRowLastColumn="0" w:lastRowFirstColumn="0" w:lastRowLastColumn="0"/>
-        <w:trHeight w:val="181"/>
+        <w:trHeight w:val="80"/>
       </w:trPr>
       <w:tc>
         <w:tcPr>
           <w:tcW w:w="2624" w:type="dxa"/>
         </w:tcPr>
         <w:p>
+          <w:pPr>
+            <w:spacing w:line="240" w:lineRule="auto"/>
+          </w:pPr>
           <w:sdt>
             <w:sdtPr>
               <w:alias w:val="CompanyHomePageCaption"/>
@@ -97,7 +100,7 @@
               <w:placeholder>
                 <w:docPart w:val="85701054D69D41C2BD908C9148E6F4EB"/>
               </w:placeholder>
-              <w:dataBinding w:prefixMappings="xmlns:ns0='urn:microsoft-dynamics-nav/reports/Tenant_Report_Defaults/2000000001/'" w:xpath="/ns0:NavWordReportXmlPart[1]/ns0:BCReportInformation[1]/ns0:CompanyMetadata[1]/ns0:CompanyHomePageCaption[1]" w:storeItemID="{20B1C7BE-CC2E-41B2-B1D5-B0B8F36428EB}"/>
+              <w:dataBinding w:prefixMappings="xmlns:ns0='urn:microsoft-dynamics-nav/reports/Tenant_Report_Defaults/2000000001/' " w:xpath="/ns0:NavWordReportXmlPart[1]/ns0:BCReportInformation[1]/ns0:CompanyMetadata[1]/ns0:CompanyHomePageCaption[1]" w:storeItemID="{20B1C7BE-CC2E-41B2-B1D5-B0B8F36428EB}"/>
               <w15:color w:val="808080"/>
               <w:text/>
             </w:sdtPr>
@@ -114,6 +117,9 @@
           <w:tcW w:w="2624" w:type="dxa"/>
         </w:tcPr>
         <w:p>
+          <w:pPr>
+            <w:spacing w:line="240" w:lineRule="auto"/>
+          </w:pPr>
           <w:sdt>
             <w:sdtPr>
               <w:alias w:val="CompanyPhoneCaption"/>
@@ -122,7 +128,7 @@
               <w:placeholder>
                 <w:docPart w:val="659AE933361246C8A828238DF52C987D"/>
               </w:placeholder>
-              <w:dataBinding w:prefixMappings="xmlns:ns0='urn:microsoft-dynamics-nav/reports/Tenant_Report_Defaults/2000000001/'" w:xpath="/ns0:NavWordReportXmlPart[1]/ns0:BCReportInformation[1]/ns0:CompanyMetadata[1]/ns0:CompanyPhoneCaption[1]" w:storeItemID="{20B1C7BE-CC2E-41B2-B1D5-B0B8F36428EB}"/>
+              <w:dataBinding w:prefixMappings="xmlns:ns0='urn:microsoft-dynamics-nav/reports/Tenant_Report_Defaults/2000000001/' " w:xpath="/ns0:NavWordReportXmlPart[1]/ns0:BCReportInformation[1]/ns0:CompanyMetadata[1]/ns0:CompanyPhoneCaption[1]" w:storeItemID="{20B1C7BE-CC2E-41B2-B1D5-B0B8F36428EB}"/>
               <w15:color w:val="808080"/>
               <w:text/>
             </w:sdtPr>
@@ -139,6 +145,9 @@
           <w:tcW w:w="2623" w:type="dxa"/>
         </w:tcPr>
         <w:p>
+          <w:pPr>
+            <w:spacing w:line="240" w:lineRule="auto"/>
+          </w:pPr>
           <w:sdt>
             <w:sdtPr>
               <w:alias w:val="CompanyEmailCaption"/>
@@ -147,7 +156,7 @@
               <w:placeholder>
                 <w:docPart w:val="09E5604B17EA485E8EA7A79A7FF673A9"/>
               </w:placeholder>
-              <w:dataBinding w:prefixMappings="xmlns:ns0='urn:microsoft-dynamics-nav/reports/Tenant_Report_Defaults/2000000001/'" w:xpath="/ns0:NavWordReportXmlPart[1]/ns0:BCReportInformation[1]/ns0:CompanyMetadata[1]/ns0:CompanyEmailCaption[1]" w:storeItemID="{20B1C7BE-CC2E-41B2-B1D5-B0B8F36428EB}"/>
+              <w:dataBinding w:prefixMappings="xmlns:ns0='urn:microsoft-dynamics-nav/reports/Tenant_Report_Defaults/2000000001/' " w:xpath="/ns0:NavWordReportXmlPart[1]/ns0:BCReportInformation[1]/ns0:CompanyMetadata[1]/ns0:CompanyEmailCaption[1]" w:storeItemID="{20B1C7BE-CC2E-41B2-B1D5-B0B8F36428EB}"/>
               <w15:color w:val="808080"/>
               <w:text/>
             </w:sdtPr>
@@ -164,6 +173,9 @@
           <w:tcW w:w="2624" w:type="dxa"/>
         </w:tcPr>
         <w:p>
+          <w:pPr>
+            <w:spacing w:line="240" w:lineRule="auto"/>
+          </w:pPr>
           <w:sdt>
             <w:sdtPr>
               <w:alias w:val="CompanyFaxNoCaption"/>
@@ -172,7 +184,7 @@
               <w:placeholder>
                 <w:docPart w:val="34E45D03839642CE93502D2A4DC11C14"/>
               </w:placeholder>
-              <w:dataBinding w:prefixMappings="xmlns:ns0='urn:microsoft-dynamics-nav/reports/Tenant_Report_Defaults/2000000001/'" w:xpath="/ns0:NavWordReportXmlPart[1]/ns0:BCReportInformation[1]/ns0:CompanyMetadata[1]/ns0:CompanyFaxNoCaption[1]" w:storeItemID="{20B1C7BE-CC2E-41B2-B1D5-B0B8F36428EB}"/>
+              <w:dataBinding w:prefixMappings="xmlns:ns0='urn:microsoft-dynamics-nav/reports/Tenant_Report_Defaults/2000000001/' " w:xpath="/ns0:NavWordReportXmlPart[1]/ns0:BCReportInformation[1]/ns0:CompanyMetadata[1]/ns0:CompanyFaxNoCaption[1]" w:storeItemID="{20B1C7BE-CC2E-41B2-B1D5-B0B8F36428EB}"/>
               <w15:color w:val="808080"/>
               <w:text/>
             </w:sdtPr>
@@ -187,7 +199,7 @@
     </w:tr>
     <w:tr>
       <w:trPr>
-        <w:trHeight w:val="284"/>
+        <w:trHeight w:val="52"/>
       </w:trPr>
       <w:tc>
         <w:tcPr>
@@ -195,6 +207,9 @@
           <w:vAlign w:val="bottom"/>
         </w:tcPr>
         <w:p>
+          <w:pPr>
+            <w:spacing w:line="240" w:lineRule="auto"/>
+          </w:pPr>
           <w:sdt>
             <w:sdtPr>
               <w:alias w:val="CompanyHomePage"/>
@@ -203,7 +218,7 @@
               <w:placeholder>
                 <w:docPart w:val="F90E8D701C384C2CA81200342F77C4DC"/>
               </w:placeholder>
-              <w:dataBinding w:prefixMappings="xmlns:ns0='urn:microsoft-dynamics-nav/reports/Tenant_Report_Defaults/2000000001/'" w:xpath="/ns0:NavWordReportXmlPart[1]/ns0:BCReportInformation[1]/ns0:CompanyMetadata[1]/ns0:CompanyHomePage[1]" w:storeItemID="{20B1C7BE-CC2E-41B2-B1D5-B0B8F36428EB}"/>
+              <w:dataBinding w:prefixMappings="xmlns:ns0='urn:microsoft-dynamics-nav/reports/Tenant_Report_Defaults/2000000001/' " w:xpath="/ns0:NavWordReportXmlPart[1]/ns0:BCReportInformation[1]/ns0:CompanyMetadata[1]/ns0:CompanyHomePage[1]" w:storeItemID="{20B1C7BE-CC2E-41B2-B1D5-B0B8F36428EB}"/>
               <w15:color w:val="808080"/>
               <w:text/>
             </w:sdtPr>
@@ -221,6 +236,9 @@
           <w:vAlign w:val="bottom"/>
         </w:tcPr>
         <w:p>
+          <w:pPr>
+            <w:spacing w:line="240" w:lineRule="auto"/>
+          </w:pPr>
           <w:sdt>
             <w:sdtPr>
               <w:alias w:val="CompanyPhone"/>
@@ -229,7 +247,7 @@
               <w:placeholder>
                 <w:docPart w:val="6F3F6DA25AE546BEB9DD51E23D3763A1"/>
               </w:placeholder>
-              <w:dataBinding w:prefixMappings="xmlns:ns0='urn:microsoft-dynamics-nav/reports/Tenant_Report_Defaults/2000000001/'" w:xpath="/ns0:NavWordReportXmlPart[1]/ns0:BCReportInformation[1]/ns0:CompanyMetadata[1]/ns0:CompanyPhone[1]" w:storeItemID="{20B1C7BE-CC2E-41B2-B1D5-B0B8F36428EB}"/>
+              <w:dataBinding w:prefixMappings="xmlns:ns0='urn:microsoft-dynamics-nav/reports/Tenant_Report_Defaults/2000000001/' " w:xpath="/ns0:NavWordReportXmlPart[1]/ns0:BCReportInformation[1]/ns0:CompanyMetadata[1]/ns0:CompanyPhone[1]" w:storeItemID="{20B1C7BE-CC2E-41B2-B1D5-B0B8F36428EB}"/>
               <w15:color w:val="808080"/>
               <w:text/>
             </w:sdtPr>
@@ -247,6 +265,9 @@
           <w:vAlign w:val="bottom"/>
         </w:tcPr>
         <w:p>
+          <w:pPr>
+            <w:spacing w:line="240" w:lineRule="auto"/>
+          </w:pPr>
           <w:sdt>
             <w:sdtPr>
               <w:alias w:val="CompanyEmail"/>
@@ -255,7 +276,7 @@
               <w:placeholder>
                 <w:docPart w:val="91CBE31744304E739A7BFA8B577A4B1F"/>
               </w:placeholder>
-              <w:dataBinding w:prefixMappings="xmlns:ns0='urn:microsoft-dynamics-nav/reports/Tenant_Report_Defaults/2000000001/'" w:xpath="/ns0:NavWordReportXmlPart[1]/ns0:BCReportInformation[1]/ns0:CompanyMetadata[1]/ns0:CompanyEmail[1]" w:storeItemID="{20B1C7BE-CC2E-41B2-B1D5-B0B8F36428EB}"/>
+              <w:dataBinding w:prefixMappings="xmlns:ns0='urn:microsoft-dynamics-nav/reports/Tenant_Report_Defaults/2000000001/' " w:xpath="/ns0:NavWordReportXmlPart[1]/ns0:BCReportInformation[1]/ns0:CompanyMetadata[1]/ns0:CompanyEmail[1]" w:storeItemID="{20B1C7BE-CC2E-41B2-B1D5-B0B8F36428EB}"/>
               <w15:color w:val="808080"/>
               <w:text/>
             </w:sdtPr>
@@ -273,6 +294,9 @@
           <w:vAlign w:val="bottom"/>
         </w:tcPr>
         <w:p>
+          <w:pPr>
+            <w:spacing w:line="240" w:lineRule="auto"/>
+          </w:pPr>
           <w:sdt>
             <w:sdtPr>
               <w:alias w:val="CompanyFaxNo"/>
@@ -281,7 +305,7 @@
               <w:placeholder>
                 <w:docPart w:val="F516A79C846145FC9D415B74108B15BA"/>
               </w:placeholder>
-              <w:dataBinding w:prefixMappings="xmlns:ns0='urn:microsoft-dynamics-nav/reports/Tenant_Report_Defaults/2000000001/'" w:xpath="/ns0:NavWordReportXmlPart[1]/ns0:BCReportInformation[1]/ns0:CompanyMetadata[1]/ns0:CompanyFaxNo[1]" w:storeItemID="{20B1C7BE-CC2E-41B2-B1D5-B0B8F36428EB}"/>
+              <w:dataBinding w:prefixMappings="xmlns:ns0='urn:microsoft-dynamics-nav/reports/Tenant_Report_Defaults/2000000001/' " w:xpath="/ns0:NavWordReportXmlPart[1]/ns0:BCReportInformation[1]/ns0:CompanyMetadata[1]/ns0:CompanyFaxNo[1]" w:storeItemID="{20B1C7BE-CC2E-41B2-B1D5-B0B8F36428EB}"/>
               <w15:color w:val="808080"/>
               <w:text/>
             </w:sdtPr>
@@ -325,13 +349,16 @@
     <w:tr>
       <w:trPr>
         <w:cnfStyle w:val="100000000000" w:firstRow="1" w:lastRow="0" w:firstColumn="0" w:lastColumn="0" w:oddVBand="0" w:evenVBand="0" w:oddHBand="0" w:evenHBand="0" w:firstRowFirstColumn="0" w:firstRowLastColumn="0" w:lastRowFirstColumn="0" w:lastRowLastColumn="0"/>
-        <w:trHeight w:val="266"/>
+        <w:trHeight w:val="80"/>
       </w:trPr>
       <w:tc>
         <w:tcPr>
           <w:tcW w:w="2624" w:type="dxa"/>
         </w:tcPr>
         <w:p>
+          <w:pPr>
+            <w:spacing w:line="240" w:lineRule="auto"/>
+          </w:pPr>
           <w:sdt>
             <w:sdtPr>
               <w:alias w:val="CompanyHomePageCaption"/>
@@ -340,7 +367,7 @@
               <w:placeholder>
                 <w:docPart w:val="1FBF8F7D7F3D41FC8253C041E23D4142"/>
               </w:placeholder>
-              <w:dataBinding w:prefixMappings="xmlns:ns0='urn:microsoft-dynamics-nav/reports/Tenant_Report_Defaults/2000000001/'" w:xpath="/ns0:NavWordReportXmlPart[1]/ns0:BCReportInformation[1]/ns0:CompanyMetadata[1]/ns0:CompanyHomePageCaption[1]" w:storeItemID="{20B1C7BE-CC2E-41B2-B1D5-B0B8F36428EB}"/>
+              <w:dataBinding w:prefixMappings="xmlns:ns0='urn:microsoft-dynamics-nav/reports/Tenant_Report_Defaults/2000000001/' " w:xpath="/ns0:NavWordReportXmlPart[1]/ns0:BCReportInformation[1]/ns0:CompanyMetadata[1]/ns0:CompanyHomePageCaption[1]" w:storeItemID="{20B1C7BE-CC2E-41B2-B1D5-B0B8F36428EB}"/>
               <w15:color w:val="808080"/>
               <w:text/>
             </w:sdtPr>
@@ -357,6 +384,9 @@
           <w:tcW w:w="2624" w:type="dxa"/>
         </w:tcPr>
         <w:p>
+          <w:pPr>
+            <w:spacing w:line="240" w:lineRule="auto"/>
+          </w:pPr>
           <w:sdt>
             <w:sdtPr>
               <w:alias w:val="CompanyPhoneCaption"/>
@@ -365,7 +395,7 @@
               <w:placeholder>
                 <w:docPart w:val="568E8CB4D7A94ED2BC0C28819883F940"/>
               </w:placeholder>
-              <w:dataBinding w:prefixMappings="xmlns:ns0='urn:microsoft-dynamics-nav/reports/Tenant_Report_Defaults/2000000001/'" w:xpath="/ns0:NavWordReportXmlPart[1]/ns0:BCReportInformation[1]/ns0:CompanyMetadata[1]/ns0:CompanyPhoneCaption[1]" w:storeItemID="{20B1C7BE-CC2E-41B2-B1D5-B0B8F36428EB}"/>
+              <w:dataBinding w:prefixMappings="xmlns:ns0='urn:microsoft-dynamics-nav/reports/Tenant_Report_Defaults/2000000001/' " w:xpath="/ns0:NavWordReportXmlPart[1]/ns0:BCReportInformation[1]/ns0:CompanyMetadata[1]/ns0:CompanyPhoneCaption[1]" w:storeItemID="{20B1C7BE-CC2E-41B2-B1D5-B0B8F36428EB}"/>
               <w15:color w:val="808080"/>
               <w:text/>
             </w:sdtPr>
@@ -382,6 +412,9 @@
           <w:tcW w:w="2623" w:type="dxa"/>
         </w:tcPr>
         <w:p>
+          <w:pPr>
+            <w:spacing w:line="240" w:lineRule="auto"/>
+          </w:pPr>
           <w:sdt>
             <w:sdtPr>
               <w:alias w:val="CompanyEmailCaption"/>
@@ -390,7 +423,7 @@
               <w:placeholder>
                 <w:docPart w:val="5C3D76560E30480198EB4582517B26B2"/>
               </w:placeholder>
-              <w:dataBinding w:prefixMappings="xmlns:ns0='urn:microsoft-dynamics-nav/reports/Tenant_Report_Defaults/2000000001/'" w:xpath="/ns0:NavWordReportXmlPart[1]/ns0:BCReportInformation[1]/ns0:CompanyMetadata[1]/ns0:CompanyEmailCaption[1]" w:storeItemID="{20B1C7BE-CC2E-41B2-B1D5-B0B8F36428EB}"/>
+              <w:dataBinding w:prefixMappings="xmlns:ns0='urn:microsoft-dynamics-nav/reports/Tenant_Report_Defaults/2000000001/' " w:xpath="/ns0:NavWordReportXmlPart[1]/ns0:BCReportInformation[1]/ns0:CompanyMetadata[1]/ns0:CompanyEmailCaption[1]" w:storeItemID="{20B1C7BE-CC2E-41B2-B1D5-B0B8F36428EB}"/>
               <w15:color w:val="808080"/>
               <w:text/>
             </w:sdtPr>
@@ -407,6 +440,9 @@
           <w:tcW w:w="2624" w:type="dxa"/>
         </w:tcPr>
         <w:p>
+          <w:pPr>
+            <w:spacing w:line="240" w:lineRule="auto"/>
+          </w:pPr>
           <w:sdt>
             <w:sdtPr>
               <w:alias w:val="CompanyFaxNoCaption"/>
@@ -415,7 +451,7 @@
               <w:placeholder>
                 <w:docPart w:val="7FC184133E16445CA208F0E478AD45CD"/>
               </w:placeholder>
-              <w:dataBinding w:prefixMappings="xmlns:ns0='urn:microsoft-dynamics-nav/reports/Tenant_Report_Defaults/2000000001/'" w:xpath="/ns0:NavWordReportXmlPart[1]/ns0:BCReportInformation[1]/ns0:CompanyMetadata[1]/ns0:CompanyFaxNoCaption[1]" w:storeItemID="{20B1C7BE-CC2E-41B2-B1D5-B0B8F36428EB}"/>
+              <w:dataBinding w:prefixMappings="xmlns:ns0='urn:microsoft-dynamics-nav/reports/Tenant_Report_Defaults/2000000001/' " w:xpath="/ns0:NavWordReportXmlPart[1]/ns0:BCReportInformation[1]/ns0:CompanyMetadata[1]/ns0:CompanyFaxNoCaption[1]" w:storeItemID="{20B1C7BE-CC2E-41B2-B1D5-B0B8F36428EB}"/>
               <w15:color w:val="808080"/>
               <w:text/>
             </w:sdtPr>
@@ -437,6 +473,9 @@
           <w:tcW w:w="2624" w:type="dxa"/>
         </w:tcPr>
         <w:p>
+          <w:pPr>
+            <w:spacing w:line="240" w:lineRule="auto"/>
+          </w:pPr>
           <w:sdt>
             <w:sdtPr>
               <w:alias w:val="CompanyHomePage"/>
@@ -445,7 +484,7 @@
               <w:placeholder>
                 <w:docPart w:val="F98289DC1B07416E88EB357F36F37515"/>
               </w:placeholder>
-              <w:dataBinding w:prefixMappings="xmlns:ns0='urn:microsoft-dynamics-nav/reports/Tenant_Report_Defaults/2000000001/'" w:xpath="/ns0:NavWordReportXmlPart[1]/ns0:BCReportInformation[1]/ns0:CompanyMetadata[1]/ns0:CompanyHomePage[1]" w:storeItemID="{20B1C7BE-CC2E-41B2-B1D5-B0B8F36428EB}"/>
+              <w:dataBinding w:prefixMappings="xmlns:ns0='urn:microsoft-dynamics-nav/reports/Tenant_Report_Defaults/2000000001/' " w:xpath="/ns0:NavWordReportXmlPart[1]/ns0:BCReportInformation[1]/ns0:CompanyMetadata[1]/ns0:CompanyHomePage[1]" w:storeItemID="{20B1C7BE-CC2E-41B2-B1D5-B0B8F36428EB}"/>
               <w15:color w:val="808080"/>
               <w:text/>
             </w:sdtPr>
@@ -462,6 +501,9 @@
           <w:tcW w:w="2624" w:type="dxa"/>
         </w:tcPr>
         <w:p>
+          <w:pPr>
+            <w:spacing w:line="240" w:lineRule="auto"/>
+          </w:pPr>
           <w:sdt>
             <w:sdtPr>
               <w:alias w:val="CompanyPhone"/>
@@ -470,7 +512,7 @@
               <w:placeholder>
                 <w:docPart w:val="A301B69A4BE243549FA223D25C10A903"/>
               </w:placeholder>
-              <w:dataBinding w:prefixMappings="xmlns:ns0='urn:microsoft-dynamics-nav/reports/Tenant_Report_Defaults/2000000001/'" w:xpath="/ns0:NavWordReportXmlPart[1]/ns0:BCReportInformation[1]/ns0:CompanyMetadata[1]/ns0:CompanyPhone[1]" w:storeItemID="{20B1C7BE-CC2E-41B2-B1D5-B0B8F36428EB}"/>
+              <w:dataBinding w:prefixMappings="xmlns:ns0='urn:microsoft-dynamics-nav/reports/Tenant_Report_Defaults/2000000001/' " w:xpath="/ns0:NavWordReportXmlPart[1]/ns0:BCReportInformation[1]/ns0:CompanyMetadata[1]/ns0:CompanyPhone[1]" w:storeItemID="{20B1C7BE-CC2E-41B2-B1D5-B0B8F36428EB}"/>
               <w15:color w:val="808080"/>
               <w:text/>
             </w:sdtPr>
@@ -487,6 +529,9 @@
           <w:tcW w:w="2623" w:type="dxa"/>
         </w:tcPr>
         <w:p>
+          <w:pPr>
+            <w:spacing w:line="240" w:lineRule="auto"/>
+          </w:pPr>
           <w:sdt>
             <w:sdtPr>
               <w:alias w:val="CompanyEmail"/>
@@ -495,7 +540,7 @@
               <w:placeholder>
                 <w:docPart w:val="15ABF776234C4BD4A165B0AD820449C3"/>
               </w:placeholder>
-              <w:dataBinding w:prefixMappings="xmlns:ns0='urn:microsoft-dynamics-nav/reports/Tenant_Report_Defaults/2000000001/'" w:xpath="/ns0:NavWordReportXmlPart[1]/ns0:BCReportInformation[1]/ns0:CompanyMetadata[1]/ns0:CompanyEmail[1]" w:storeItemID="{20B1C7BE-CC2E-41B2-B1D5-B0B8F36428EB}"/>
+              <w:dataBinding w:prefixMappings="xmlns:ns0='urn:microsoft-dynamics-nav/reports/Tenant_Report_Defaults/2000000001/' " w:xpath="/ns0:NavWordReportXmlPart[1]/ns0:BCReportInformation[1]/ns0:CompanyMetadata[1]/ns0:CompanyEmail[1]" w:storeItemID="{20B1C7BE-CC2E-41B2-B1D5-B0B8F36428EB}"/>
               <w15:color w:val="808080"/>
               <w:text/>
             </w:sdtPr>
@@ -512,6 +557,9 @@
           <w:tcW w:w="2624" w:type="dxa"/>
         </w:tcPr>
         <w:p>
+          <w:pPr>
+            <w:spacing w:line="240" w:lineRule="auto"/>
+          </w:pPr>
           <w:sdt>
             <w:sdtPr>
               <w:alias w:val="CompanyFaxNo"/>
@@ -520,7 +568,7 @@
               <w:placeholder>
                 <w:docPart w:val="1395E617A9584398BFA778306C1DF5A4"/>
               </w:placeholder>
-              <w:dataBinding w:prefixMappings="xmlns:ns0='urn:microsoft-dynamics-nav/reports/Tenant_Report_Defaults/2000000001/'" w:xpath="/ns0:NavWordReportXmlPart[1]/ns0:BCReportInformation[1]/ns0:CompanyMetadata[1]/ns0:CompanyFaxNo[1]" w:storeItemID="{20B1C7BE-CC2E-41B2-B1D5-B0B8F36428EB}"/>
+              <w:dataBinding w:prefixMappings="xmlns:ns0='urn:microsoft-dynamics-nav/reports/Tenant_Report_Defaults/2000000001/' " w:xpath="/ns0:NavWordReportXmlPart[1]/ns0:BCReportInformation[1]/ns0:CompanyMetadata[1]/ns0:CompanyFaxNo[1]" w:storeItemID="{20B1C7BE-CC2E-41B2-B1D5-B0B8F36428EB}"/>
               <w15:color w:val="808080"/>
               <w:text/>
             </w:sdtPr>
@@ -536,7 +584,11 @@
   </w:tbl>
   <w:p>
     <w:pPr>
-      <w:spacing w:after="0" w:line="120" w:lineRule="exact"/>
+      <w:spacing w:after="0" w:line="240" w:lineRule="auto"/>
+      <w:rPr>
+        <w:sz w:val="12"/>
+        <w:szCs w:val="12"/>
+      </w:rPr>
     </w:pPr>
   </w:p>
   <w:tbl>
@@ -556,12 +608,17 @@
     <w:tr>
       <w:trPr>
         <w:cnfStyle w:val="100000000000" w:firstRow="1" w:lastRow="0" w:firstColumn="0" w:lastColumn="0" w:oddVBand="0" w:evenVBand="0" w:oddHBand="0" w:evenHBand="0" w:firstRowFirstColumn="0" w:firstRowLastColumn="0" w:lastRowFirstColumn="0" w:lastRowLastColumn="0"/>
+        <w:trHeight w:val="80"/>
       </w:trPr>
       <w:tc>
         <w:tcPr>
           <w:tcW w:w="2624" w:type="dxa"/>
         </w:tcPr>
         <w:p>
+          <w:pPr>
+            <w:spacing w:line="240" w:lineRule="auto"/>
+            <w:contextualSpacing/>
+          </w:pPr>
           <w:sdt>
             <w:sdtPr>
               <w:alias w:val="CompanyBankCaption"/>
@@ -570,7 +627,7 @@
               <w:placeholder>
                 <w:docPart w:val="EEDAA83156C34A19AF28A27EC3E50274"/>
               </w:placeholder>
-              <w:dataBinding w:prefixMappings="xmlns:ns0='urn:microsoft-dynamics-nav/reports/Tenant_Report_Defaults/2000000001/'" w:xpath="/ns0:NavWordReportXmlPart[1]/ns0:BCReportInformation[1]/ns0:CompanyMetadata[1]/ns0:CompanyBankNameCaption[1]" w:storeItemID="{20B1C7BE-CC2E-41B2-B1D5-B0B8F36428EB}"/>
+              <w:dataBinding w:prefixMappings="xmlns:ns0='urn:microsoft-dynamics-nav/reports/Tenant_Report_Defaults/2000000001/' " w:xpath="/ns0:NavWordReportXmlPart[1]/ns0:BCReportInformation[1]/ns0:CompanyMetadata[1]/ns0:CompanyBankNameCaption[1]" w:storeItemID="{20B1C7BE-CC2E-41B2-B1D5-B0B8F36428EB}"/>
               <w15:color w:val="808080"/>
               <w:text/>
             </w:sdtPr>
@@ -587,6 +644,10 @@
           <w:tcW w:w="2624" w:type="dxa"/>
         </w:tcPr>
         <w:p>
+          <w:pPr>
+            <w:spacing w:line="240" w:lineRule="auto"/>
+            <w:contextualSpacing/>
+          </w:pPr>
           <w:sdt>
             <w:sdtPr>
               <w:alias w:val="CompanyBankAccountNoCaption"/>
@@ -595,7 +656,7 @@
               <w:placeholder>
                 <w:docPart w:val="27B31CA256C4433AA34A066338B8E9F0"/>
               </w:placeholder>
-              <w:dataBinding w:prefixMappings="xmlns:ns0='urn:microsoft-dynamics-nav/reports/Tenant_Report_Defaults/2000000001/'" w:xpath="/ns0:NavWordReportXmlPart[1]/ns0:BCReportInformation[1]/ns0:CompanyMetadata[1]/ns0:CompanyBankAccountNoCaption[1]" w:storeItemID="{20B1C7BE-CC2E-41B2-B1D5-B0B8F36428EB}"/>
+              <w:dataBinding w:prefixMappings="xmlns:ns0='urn:microsoft-dynamics-nav/reports/Tenant_Report_Defaults/2000000001/' " w:xpath="/ns0:NavWordReportXmlPart[1]/ns0:BCReportInformation[1]/ns0:CompanyMetadata[1]/ns0:CompanyBankAccountNoCaption[1]" w:storeItemID="{20B1C7BE-CC2E-41B2-B1D5-B0B8F36428EB}"/>
               <w15:color w:val="808080"/>
               <w:text/>
             </w:sdtPr>
@@ -612,6 +673,10 @@
           <w:tcW w:w="2623" w:type="dxa"/>
         </w:tcPr>
         <w:p>
+          <w:pPr>
+            <w:spacing w:line="240" w:lineRule="auto"/>
+            <w:contextualSpacing/>
+          </w:pPr>
           <w:sdt>
             <w:sdtPr>
               <w:alias w:val="CompanyVATRegistrationNoCaption"/>
@@ -620,7 +685,7 @@
               <w:placeholder>
                 <w:docPart w:val="08A73A4EE94545CEA9CFC4E4B9B3CEB4"/>
               </w:placeholder>
-              <w:dataBinding w:prefixMappings="xmlns:ns0='urn:microsoft-dynamics-nav/reports/Tenant_Report_Defaults/2000000001/'" w:xpath="/ns0:NavWordReportXmlPart[1]/ns0:BCReportInformation[1]/ns0:CompanyMetadata[1]/ns0:CompanyVATRegistrationNoCaption[1]" w:storeItemID="{20B1C7BE-CC2E-41B2-B1D5-B0B8F36428EB}"/>
+              <w:dataBinding w:prefixMappings="xmlns:ns0='urn:microsoft-dynamics-nav/reports/Tenant_Report_Defaults/2000000001/' " w:xpath="/ns0:NavWordReportXmlPart[1]/ns0:BCReportInformation[1]/ns0:CompanyMetadata[1]/ns0:CompanyVATRegistrationNoCaption[1]" w:storeItemID="{20B1C7BE-CC2E-41B2-B1D5-B0B8F36428EB}"/>
               <w15:color w:val="808080"/>
               <w:text/>
             </w:sdtPr>
@@ -637,6 +702,10 @@
           <w:tcW w:w="2624" w:type="dxa"/>
         </w:tcPr>
         <w:p>
+          <w:pPr>
+            <w:spacing w:line="240" w:lineRule="auto"/>
+            <w:contextualSpacing/>
+          </w:pPr>
           <w:sdt>
             <w:sdtPr>
               <w:alias w:val="CompanyGiroNoCaption"/>
@@ -645,7 +714,7 @@
               <w:placeholder>
                 <w:docPart w:val="F3A7F7CAE2C342238347F05722CB79DA"/>
               </w:placeholder>
-              <w:dataBinding w:prefixMappings="xmlns:ns0='urn:microsoft-dynamics-nav/reports/Tenant_Report_Defaults/2000000001/'" w:xpath="/ns0:NavWordReportXmlPart[1]/ns0:BCReportInformation[1]/ns0:CompanyMetadata[1]/ns0:CompanyGiroNoCaption[1]" w:storeItemID="{20B1C7BE-CC2E-41B2-B1D5-B0B8F36428EB}"/>
+              <w:dataBinding w:prefixMappings="xmlns:ns0='urn:microsoft-dynamics-nav/reports/Tenant_Report_Defaults/2000000001/' " w:xpath="/ns0:NavWordReportXmlPart[1]/ns0:BCReportInformation[1]/ns0:CompanyMetadata[1]/ns0:CompanyGiroNoCaption[1]" w:storeItemID="{20B1C7BE-CC2E-41B2-B1D5-B0B8F36428EB}"/>
               <w15:color w:val="808080"/>
               <w:text/>
             </w:sdtPr>
@@ -664,6 +733,9 @@
           <w:tcW w:w="2624" w:type="dxa"/>
         </w:tcPr>
         <w:p>
+          <w:pPr>
+            <w:spacing w:line="240" w:lineRule="auto"/>
+          </w:pPr>
           <w:sdt>
             <w:sdtPr>
               <w:alias w:val="CompanyBankName"/>
@@ -672,7 +744,7 @@
               <w:placeholder>
                 <w:docPart w:val="0AF97DBBD3F141538C70DBD7FC5E1315"/>
               </w:placeholder>
-              <w:dataBinding w:prefixMappings="xmlns:ns0='urn:microsoft-dynamics-nav/reports/Tenant_Report_Defaults/2000000001/'" w:xpath="/ns0:NavWordReportXmlPart[1]/ns0:BCReportInformation[1]/ns0:CompanyMetadata[1]/ns0:CompanyBankName[1]" w:storeItemID="{20B1C7BE-CC2E-41B2-B1D5-B0B8F36428EB}"/>
+              <w:dataBinding w:prefixMappings="xmlns:ns0='urn:microsoft-dynamics-nav/reports/Tenant_Report_Defaults/2000000001/' " w:xpath="/ns0:NavWordReportXmlPart[1]/ns0:BCReportInformation[1]/ns0:CompanyMetadata[1]/ns0:CompanyBankName[1]" w:storeItemID="{20B1C7BE-CC2E-41B2-B1D5-B0B8F36428EB}"/>
               <w15:color w:val="808080"/>
               <w:text/>
             </w:sdtPr>
@@ -689,6 +761,9 @@
           <w:tcW w:w="2624" w:type="dxa"/>
         </w:tcPr>
         <w:p>
+          <w:pPr>
+            <w:spacing w:line="240" w:lineRule="auto"/>
+          </w:pPr>
           <w:sdt>
             <w:sdtPr>
               <w:alias w:val="CompanyBankAccountNo"/>
@@ -697,7 +772,7 @@
               <w:placeholder>
                 <w:docPart w:val="FD66D3D774A44FD38570A0CD054BC21C"/>
               </w:placeholder>
-              <w:dataBinding w:prefixMappings="xmlns:ns0='urn:microsoft-dynamics-nav/reports/Tenant_Report_Defaults/2000000001/'" w:xpath="/ns0:NavWordReportXmlPart[1]/ns0:BCReportInformation[1]/ns0:CompanyMetadata[1]/ns0:CompanyBankAccountNo[1]" w:storeItemID="{20B1C7BE-CC2E-41B2-B1D5-B0B8F36428EB}"/>
+              <w:dataBinding w:prefixMappings="xmlns:ns0='urn:microsoft-dynamics-nav/reports/Tenant_Report_Defaults/2000000001/' " w:xpath="/ns0:NavWordReportXmlPart[1]/ns0:BCReportInformation[1]/ns0:CompanyMetadata[1]/ns0:CompanyBankAccountNo[1]" w:storeItemID="{20B1C7BE-CC2E-41B2-B1D5-B0B8F36428EB}"/>
               <w15:color w:val="808080"/>
               <w:text/>
             </w:sdtPr>
@@ -714,6 +789,9 @@
           <w:tcW w:w="2623" w:type="dxa"/>
         </w:tcPr>
         <w:p>
+          <w:pPr>
+            <w:spacing w:line="240" w:lineRule="auto"/>
+          </w:pPr>
           <w:sdt>
             <w:sdtPr>
               <w:alias w:val="CompanyVATRegistrationNo"/>
@@ -722,7 +800,7 @@
               <w:placeholder>
                 <w:docPart w:val="58917160BDCA48EEB7A28CF88DBFD9CE"/>
               </w:placeholder>
-              <w:dataBinding w:prefixMappings="xmlns:ns0='urn:microsoft-dynamics-nav/reports/Tenant_Report_Defaults/2000000001/'" w:xpath="/ns0:NavWordReportXmlPart[1]/ns0:BCReportInformation[1]/ns0:CompanyMetadata[1]/ns0:CompanyVATRegistrationNo[1]" w:storeItemID="{20B1C7BE-CC2E-41B2-B1D5-B0B8F36428EB}"/>
+              <w:dataBinding w:prefixMappings="xmlns:ns0='urn:microsoft-dynamics-nav/reports/Tenant_Report_Defaults/2000000001/' " w:xpath="/ns0:NavWordReportXmlPart[1]/ns0:BCReportInformation[1]/ns0:CompanyMetadata[1]/ns0:CompanyVATRegistrationNo[1]" w:storeItemID="{20B1C7BE-CC2E-41B2-B1D5-B0B8F36428EB}"/>
               <w15:color w:val="808080"/>
               <w:text/>
             </w:sdtPr>
@@ -739,6 +817,9 @@
           <w:tcW w:w="2624" w:type="dxa"/>
         </w:tcPr>
         <w:p>
+          <w:pPr>
+            <w:spacing w:line="240" w:lineRule="auto"/>
+          </w:pPr>
           <w:sdt>
             <w:sdtPr>
               <w:alias w:val="CompanyGiroNo"/>
@@ -747,7 +828,7 @@
               <w:placeholder>
                 <w:docPart w:val="6417B1B191E541D992FB68C190EA6705"/>
               </w:placeholder>
-              <w:dataBinding w:prefixMappings="xmlns:ns0='urn:microsoft-dynamics-nav/reports/Tenant_Report_Defaults/2000000001/'" w:xpath="/ns0:NavWordReportXmlPart[1]/ns0:BCReportInformation[1]/ns0:CompanyMetadata[1]/ns0:CompanyGiroNo[1]" w:storeItemID="{20B1C7BE-CC2E-41B2-B1D5-B0B8F36428EB}"/>
+              <w:dataBinding w:prefixMappings="xmlns:ns0='urn:microsoft-dynamics-nav/reports/Tenant_Report_Defaults/2000000001/' " w:xpath="/ns0:NavWordReportXmlPart[1]/ns0:BCReportInformation[1]/ns0:CompanyMetadata[1]/ns0:CompanyGiroNo[1]" w:storeItemID="{20B1C7BE-CC2E-41B2-B1D5-B0B8F36428EB}"/>
               <w15:color w:val="808080"/>
               <w:text/>
             </w:sdtPr>
@@ -838,7 +919,7 @@
             <w:placeholder>
               <w:docPart w:val="6F2B754814DA41899C9E8E7EC1B6DA12"/>
             </w:placeholder>
-            <w:dataBinding w:prefixMappings="xmlns:ns0='urn:microsoft-dynamics-nav/reports/Tenant_Report_Defaults/2000000001/'" w:xpath="/ns0:NavWordReportXmlPart[1]/ns0:BCReportInformation[1]/ns0:ReportMetadata[1]/ns0:ReportCaption[1]" w:storeItemID="{20B1C7BE-CC2E-41B2-B1D5-B0B8F36428EB}"/>
+            <w:dataBinding w:prefixMappings="xmlns:ns0='urn:microsoft-dynamics-nav/reports/Tenant_Report_Defaults/2000000001/' " w:xpath="/ns0:NavWordReportXmlPart[1]/ns0:BCReportInformation[1]/ns0:ReportMetadata[1]/ns0:ReportCaption[1]" w:storeItemID="{20B1C7BE-CC2E-41B2-B1D5-B0B8F36428EB}"/>
             <w15:color w:val="808080"/>
             <w:text/>
           </w:sdtPr>
@@ -1005,7 +1086,7 @@
               <w:placeholder>
                 <w:docPart w:val="9DD6433A02EB4B53AF5FB658A73C9F33"/>
               </w:placeholder>
-              <w:dataBinding w:prefixMappings="xmlns:ns0='urn:microsoft-dynamics-nav/reports/Tenant_Report_Defaults/2000000001/'" w:xpath="/ns0:NavWordReportXmlPart[1]/ns0:BCReportInformation[1]/ns0:ReportRequest[1]/ns0:CompanyName[1]" w:storeItemID="{20B1C7BE-CC2E-41B2-B1D5-B0B8F36428EB}"/>
+              <w:dataBinding w:prefixMappings="xmlns:ns0='urn:microsoft-dynamics-nav/reports/Tenant_Report_Defaults/2000000001/' " w:xpath="/ns0:NavWordReportXmlPart[1]/ns0:BCReportInformation[1]/ns0:ReportRequest[1]/ns0:CompanyName[1]" w:storeItemID="{20B1C7BE-CC2E-41B2-B1D5-B0B8F36428EB}"/>
               <w15:color w:val="808080"/>
               <w:text/>
             </w:sdtPr>
@@ -1063,7 +1144,7 @@
           <w:placeholder>
             <w:docPart w:val="EF2EB8C2EA3A41718BECF7229E45343A"/>
           </w:placeholder>
-          <w:dataBinding w:prefixMappings="xmlns:ns0='urn:microsoft-dynamics-nav/reports/Tenant_Report_Defaults/2000000001/'" w:xpath="/ns0:NavWordReportXmlPart[1]/ns0:BCReportInformation[1]/ns0:ReportMetadata[1]/ns0:ReportCaption[1]" w:storeItemID="{20B1C7BE-CC2E-41B2-B1D5-B0B8F36428EB}"/>
+          <w:dataBinding w:prefixMappings="xmlns:ns0='urn:microsoft-dynamics-nav/reports/Tenant_Report_Defaults/2000000001/' " w:xpath="/ns0:NavWordReportXmlPart[1]/ns0:BCReportInformation[1]/ns0:ReportMetadata[1]/ns0:ReportCaption[1]" w:storeItemID="{20B1C7BE-CC2E-41B2-B1D5-B0B8F36428EB}"/>
           <w15:color w:val="808080"/>
           <w:text/>
         </w:sdtPr>
@@ -1174,7 +1255,7 @@
               <w:alias w:val="CompanyLogo"/>
               <w:tag w:val="#BC:InsertDataItem,BCReportInformation/CompanyMetadata/CompanyLogo"/>
               <w:id w:val="943343575"/>
-              <w:dataBinding w:prefixMappings="xmlns:ns0='urn:microsoft-dynamics-nav/reports/Tenant_Report_Defaults/2000000001/'" w:xpath="/ns0:NavWordReportXmlPart[1]/ns0:BCReportInformation[1]/ns0:CompanyMetadata[1]/ns0:CompanyLogo[1]" w:storeItemID="{20B1C7BE-CC2E-41B2-B1D5-B0B8F36428EB}"/>
+              <w:dataBinding w:prefixMappings="xmlns:ns0='urn:microsoft-dynamics-nav/reports/Tenant_Report_Defaults/2000000001/' " w:xpath="/ns0:NavWordReportXmlPart[1]/ns0:BCReportInformation[1]/ns0:CompanyMetadata[1]/ns0:CompanyLogo[1]" w:storeItemID="{20B1C7BE-CC2E-41B2-B1D5-B0B8F36428EB}"/>
               <w:picture/>
             </w:sdtPr>
             <w:sdtContent>
@@ -30212,12 +30293,14 @@
     <w:sig w:usb0="E00006FF" w:usb1="0000FCFF" w:usb2="00000001" w:usb3="00000000" w:csb0="0000019F" w:csb1="00000000"/>
   </w:font>
   <w:font w:name="Aptos">
+    <w:panose1 w:val="020B0004020202020204"/>
     <w:charset w:val="00"/>
     <w:family w:val="swiss"/>
     <w:pitch w:val="variable"/>
     <w:sig w:usb0="20000287" w:usb1="00000003" w:usb2="00000000" w:usb3="00000000" w:csb0="0000019F" w:csb1="00000000"/>
   </w:font>
   <w:font w:name="Aptos Display">
+    <w:panose1 w:val="020B0004020202020204"/>
     <w:charset w:val="00"/>
     <w:family w:val="swiss"/>
     <w:pitch w:val="variable"/>
@@ -30246,6 +30329,7 @@
     <w:rsid w:val="00003B56"/>
     <w:rsid w:val="00012658"/>
     <w:rsid w:val="0003303F"/>
+    <w:rsid w:val="000617F1"/>
     <w:rsid w:val="00073078"/>
     <w:rsid w:val="00082B18"/>
     <w:rsid w:val="0009355D"/>
@@ -30267,13 +30351,13 @@
     <w:rsid w:val="002B6532"/>
     <w:rsid w:val="002F13FF"/>
     <w:rsid w:val="002F6AA1"/>
-    <w:rsid w:val="0030183F"/>
     <w:rsid w:val="00313CC3"/>
     <w:rsid w:val="003514EE"/>
     <w:rsid w:val="00365A39"/>
     <w:rsid w:val="003768EC"/>
     <w:rsid w:val="00377866"/>
     <w:rsid w:val="00396688"/>
+    <w:rsid w:val="003B0626"/>
     <w:rsid w:val="003C12CB"/>
     <w:rsid w:val="003C30A0"/>
     <w:rsid w:val="003C7781"/>
@@ -30285,7 +30369,6 @@
     <w:rsid w:val="0042793B"/>
     <w:rsid w:val="0043381F"/>
     <w:rsid w:val="00441283"/>
-    <w:rsid w:val="00452554"/>
     <w:rsid w:val="004823D6"/>
     <w:rsid w:val="004966EF"/>
     <w:rsid w:val="004E6849"/>
@@ -30299,6 +30382,7 @@
     <w:rsid w:val="005C4554"/>
     <w:rsid w:val="005E35BE"/>
     <w:rsid w:val="0061775E"/>
+    <w:rsid w:val="00636EC5"/>
     <w:rsid w:val="006E220A"/>
     <w:rsid w:val="006F7175"/>
     <w:rsid w:val="00710646"/>
@@ -30336,6 +30420,7 @@
     <w:rsid w:val="00AC48B9"/>
     <w:rsid w:val="00AE5EE7"/>
     <w:rsid w:val="00B06A1E"/>
+    <w:rsid w:val="00B22CA4"/>
     <w:rsid w:val="00B4682F"/>
     <w:rsid w:val="00B65328"/>
     <w:rsid w:val="00B95809"/>
@@ -31411,7 +31496,7 @@
 </we:webextension>
 </file>
 
-<file path=customXml/item1.xml>��< ? x m l   v e r s i o n = " 1 . 0 "   e n c o d i n g = " u t f - 1 6 " ? > < N a v W o r d R e p o r t X m l P a r t   x m l n s = " u r n : m i c r o s o f t - d y n a m i c s - n a v / r e p o r t s / T e n a n t _ R e p o r t _ D e f a u l t s / 2 0 0 0 0 0 0 0 0 1 / " > +<file path=customXml/item1.xml>��< ? x m l   v e r s i o n = " 1 . 0 "   e n c o d i n g = " u t f - 1 6 " ? > < N a v W o r d R e p o r t X m l P a r t   x m l n s = " u r n : m i c r o s o f t - d y n a m i c s - b u s i n e s s c e n t r a l / i n t e r n a l / e x t e n d e d / r e p o r t s / T e n a n t _ R e p o r t _ D e f a u l t s / 2 0 0 0 0 0 0 0 0 1 / " >   
      < B C R e p o r t I n f o r m a t i o n >   
@@ -31557,11 +31642,25 @@
  
      < / B C R e p o r t I n f o r m a t i o n >   
+     < T o o l t i p s / > + 
  < / N a v W o r d R e p o r t X m l P a r t > 
 </file>
 
 <file path=customXml/item2.xml><?xml version="1.0" encoding="utf-8"?>
-<b:Sources xmlns:b="http://schemas.openxmlformats.org/officeDocument/2006/bibliography" xmlns="http://schemas.openxmlformats.org/officeDocument/2006/bibliography" SelectedStyle="\APASixthEditionOfficeOnline.xsl" StyleName="APA" Version="6"/>
+<p:properties xmlns:p="http://schemas.microsoft.com/office/2006/metadata/properties" xmlns:xsi="http://www.w3.org/2001/XMLSchema-instance" xmlns:pc="http://schemas.microsoft.com/office/infopath/2007/PartnerControls">
+  <documentManagement>
+    <Package xmlns="178f68d8-b893-4efd-8406-fab0f21873e4" xsi:nil="true"/>
+    <lcf76f155ced4ddcb4097134ff3c332f xmlns="178f68d8-b893-4efd-8406-fab0f21873e4">
+      <Terms xmlns="http://schemas.microsoft.com/office/infopath/2007/PartnerControls"/>
+    </lcf76f155ced4ddcb4097134ff3c332f>
+    <_ip_UnifiedCompliancePolicyUIAction xmlns="http://schemas.microsoft.com/sharepoint/v3" xsi:nil="true"/>
+    <TaxCatchAll xmlns="b83e059f-de16-406c-a902-3d56d4e79ec8" xsi:nil="true"/>
+    <Audience xmlns="178f68d8-b893-4efd-8406-fab0f21873e4" xsi:nil="true"/>
+    <_ip_UnifiedCompliancePolicyProperties xmlns="http://schemas.microsoft.com/sharepoint/v3" xsi:nil="true"/>
+    <DocumentType xmlns="178f68d8-b893-4efd-8406-fab0f21873e4" xsi:nil="true"/>
+  </documentManagement>
+</p:properties>
 </file>
 
 <file path=customXml/item3.xml><?xml version="1.0" encoding="utf-8"?>
@@ -31831,22 +31930,10 @@
 </file>
 
 <file path=customXml/item4.xml><?xml version="1.0" encoding="utf-8"?>
-<p:properties xmlns:p="http://schemas.microsoft.com/office/2006/metadata/properties" xmlns:xsi="http://www.w3.org/2001/XMLSchema-instance" xmlns:pc="http://schemas.microsoft.com/office/infopath/2007/PartnerControls">
-  <documentManagement>
-    <Package xmlns="178f68d8-b893-4efd-8406-fab0f21873e4" xsi:nil="true"/>
-    <lcf76f155ced4ddcb4097134ff3c332f xmlns="178f68d8-b893-4efd-8406-fab0f21873e4">
-      <Terms xmlns="http://schemas.microsoft.com/office/infopath/2007/PartnerControls"/>
-    </lcf76f155ced4ddcb4097134ff3c332f>
-    <_ip_UnifiedCompliancePolicyUIAction xmlns="http://schemas.microsoft.com/sharepoint/v3" xsi:nil="true"/>
-    <TaxCatchAll xmlns="b83e059f-de16-406c-a902-3d56d4e79ec8" xsi:nil="true"/>
-    <Audience xmlns="178f68d8-b893-4efd-8406-fab0f21873e4" xsi:nil="true"/>
-    <_ip_UnifiedCompliancePolicyProperties xmlns="http://schemas.microsoft.com/sharepoint/v3" xsi:nil="true"/>
-    <DocumentType xmlns="178f68d8-b893-4efd-8406-fab0f21873e4" xsi:nil="true"/>
-  </documentManagement>
-</p:properties>
+<b:Sources xmlns:b="http://schemas.openxmlformats.org/officeDocument/2006/bibliography" xmlns="http://schemas.openxmlformats.org/officeDocument/2006/bibliography" SelectedStyle="\APASixthEditionOfficeOnline.xsl" StyleName="APA" Version="6"/>
 </file>
 
-<file path=customXml/item5.xml>��< ? x m l   v e r s i o n = " 1 . 0 "   e n c o d i n g = " u t f - 1 6 " ? > < N a v W o r d R e p o r t X m l P a r t   x m l n s = " u r n : m i c r o s o f t - d y n a m i c s - b u s i n e s s c e n t r a l / i n t e r n a l / e x t e n d e d / r e p o r t s / T e n a n t _ R e p o r t _ D e f a u l t s / 2 0 0 0 0 0 0 0 0 1 / " > +<file path=customXml/item5.xml>��< ? x m l   v e r s i o n = " 1 . 0 "   e n c o d i n g = " u t f - 1 6 " ? > < N a v W o r d R e p o r t X m l P a r t   x m l n s = " u r n : m i c r o s o f t - d y n a m i c s - n a v / r e p o r t s / T e n a n t _ R e p o r t _ D e f a u l t s / 2 0 0 0 0 0 0 0 0 1 / " >   
      < B C R e p o r t I n f o r m a t i o n >   
@@ -31992,8 +32079,6 @@
  
      < / B C R e p o r t I n f o r m a t i o n >   
-     < T o o l t i p s / > - 
  < / N a v W o r d R e p o r t X m l P a r t > 
 </file>
 
@@ -32007,17 +32092,21 @@
 </file>
 
 <file path=customXml/itemProps1.xml><?xml version="1.0" encoding="utf-8"?>
-<ds:datastoreItem xmlns:ds="http://schemas.openxmlformats.org/officeDocument/2006/customXml" ds:itemID="{20B1C7BE-CC2E-41B2-B1D5-B0B8F36428EB}">
+<ds:datastoreItem xmlns:ds="http://schemas.openxmlformats.org/officeDocument/2006/customXml" ds:itemID="{E02279C7-2801-4BF1-B032-710495FC8DAA}">
   <ds:schemaRefs>
-    <ds:schemaRef ds:uri="urn:microsoft-dynamics-nav/reports/Tenant_Report_Defaults/2000000001/"/>
+    <ds:schemaRef ds:uri="urn:microsoft-dynamics-businesscentral/internal/extended/reports/Tenant_Report_Defaults/2000000001/"/>
   </ds:schemaRefs>
 </ds:datastoreItem>
 </file>
 
 <file path=customXml/itemProps2.xml><?xml version="1.0" encoding="utf-8"?>
-<ds:datastoreItem xmlns:ds="http://schemas.openxmlformats.org/officeDocument/2006/customXml" ds:itemID="{89DB96BF-8133-438A-AAD3-A3C21079AEB1}">
+<ds:datastoreItem xmlns:ds="http://schemas.openxmlformats.org/officeDocument/2006/customXml" ds:itemID="{A86F1D83-C9A8-49B5-A7A4-4B754CFBD1D9}">
   <ds:schemaRefs>
-    <ds:schemaRef ds:uri="http://schemas.openxmlformats.org/officeDocument/2006/bibliography"/>
+    <ds:schemaRef ds:uri="http://schemas.microsoft.com/office/2006/metadata/properties"/>
+    <ds:schemaRef ds:uri="http://schemas.microsoft.com/office/infopath/2007/PartnerControls"/>
+    <ds:schemaRef ds:uri="178f68d8-b893-4efd-8406-fab0f21873e4"/>
+    <ds:schemaRef ds:uri="http://schemas.microsoft.com/sharepoint/v3"/>
+    <ds:schemaRef ds:uri="b83e059f-de16-406c-a902-3d56d4e79ec8"/>
   </ds:schemaRefs>
 </ds:datastoreItem>
 </file>
@@ -32043,21 +32132,17 @@
 </file>
 
 <file path=customXml/itemProps4.xml><?xml version="1.0" encoding="utf-8"?>
-<ds:datastoreItem xmlns:ds="http://schemas.openxmlformats.org/officeDocument/2006/customXml" ds:itemID="{A86F1D83-C9A8-49B5-A7A4-4B754CFBD1D9}">
+<ds:datastoreItem xmlns:ds="http://schemas.openxmlformats.org/officeDocument/2006/customXml" ds:itemID="{89DB96BF-8133-438A-AAD3-A3C21079AEB1}">
   <ds:schemaRefs>
-    <ds:schemaRef ds:uri="http://schemas.microsoft.com/office/2006/metadata/properties"/>
-    <ds:schemaRef ds:uri="http://schemas.microsoft.com/office/infopath/2007/PartnerControls"/>
-    <ds:schemaRef ds:uri="178f68d8-b893-4efd-8406-fab0f21873e4"/>
-    <ds:schemaRef ds:uri="http://schemas.microsoft.com/sharepoint/v3"/>
-    <ds:schemaRef ds:uri="b83e059f-de16-406c-a902-3d56d4e79ec8"/>
+    <ds:schemaRef ds:uri="http://schemas.openxmlformats.org/officeDocument/2006/bibliography"/>
   </ds:schemaRefs>
 </ds:datastoreItem>
 </file>
 
 <file path=customXml/itemProps5.xml><?xml version="1.0" encoding="utf-8"?>
-<ds:datastoreItem xmlns:ds="http://schemas.openxmlformats.org/officeDocument/2006/customXml" ds:itemID="{E02279C7-2801-4BF1-B032-710495FC8DAA}">
+<ds:datastoreItem xmlns:ds="http://schemas.openxmlformats.org/officeDocument/2006/customXml" ds:itemID="{20B1C7BE-CC2E-41B2-B1D5-B0B8F36428EB}">
   <ds:schemaRefs>
-    <ds:schemaRef ds:uri="urn:microsoft-dynamics-businesscentral/internal/extended/reports/Tenant_Report_Defaults/2000000001/"/>
+    <ds:schemaRef ds:uri="urn:microsoft-dynamics-nav/reports/Tenant_Report_Defaults/2000000001/"/>
   </ds:schemaRefs>
 </ds:datastoreItem>
 </file>
